--- a/TSVからpGen-SHMデータ作成仕様書_20260607.docx
+++ b/TSVからpGen-SHMデータ作成仕様書_20260607.docx
@@ -4,28 +4,27 @@
   <w:body>
     <w:p>
       <w:pPr>
-        <w:spacing w:after="80"/>
+        <w:jc w:val="center"/>
       </w:pPr>
       <w:r>
         <w:rPr>
-          <w:rFonts w:ascii="Calibri" w:hAnsi="Calibri" w:eastAsia="Yu Gothic"/>
+          <w:rFonts w:ascii="Yu Gothic" w:hAnsi="Yu Gothic"/>
           <w:b/>
-          <w:color w:val="1F4D78"/>
-          <w:sz w:val="40"/>
+          <w:sz w:val="36"/>
         </w:rPr>
         <w:t>TSVからpGen-SHMデータ作成仕様書</w:t>
       </w:r>
     </w:p>
     <w:p>
       <w:pPr>
-        <w:spacing w:after="200"/>
+        <w:jc w:val="center"/>
       </w:pPr>
       <w:r>
         <w:rPr>
-          <w:color w:val="666666"/>
+          <w:rFonts w:ascii="Yu Gothic" w:hAnsi="Yu Gothic"/>
           <w:sz w:val="20"/>
         </w:rPr>
-        <w:t>対象: pGen / SHM intermediate data -&gt; pGen-SHM points / KDE plot</w:t>
+        <w:t>対象: AIRR row-level pGen/SHM data -&gt; pGen-SHM scatter / KDE plot</w:t>
       </w:r>
     </w:p>
     <w:p>
@@ -38,61 +37,101 @@
     </w:p>
     <w:p>
       <w:r>
-        <w:t>本仕様書は、AIRR TSVから作成したpGenデータとSHMデータを統合し、pGen-SHM plotを作成する処理を定義する。pGen-SHM plotは、各unique junction(nt)について、生成確率の低さ/高さとV領域変異率を同時に見るための2次元可視化である。単独のpGen binsやSHM histogramでは見えにくい集団構造を確認することを目的とする。</w:t>
+        <w:t>本仕様書は、AIRR TSVから作成したrow-level pGenデータとSHMデータを統合し、pGen-SHM plotを作成する処理を定義する。現行仕様では、フィルタ後のAIRR各行を1点として扱い、同じjunction_aaでもSHMが異なるsequence_idを潰さずに可視化する。</w:t>
+      </w:r>
+    </w:p>
+    <w:p>
+      <w:pPr>
+        <w:pStyle w:val="Heading1"/>
+      </w:pPr>
+      <w:r>
+        <w:t>2. 解析単位</w:t>
+      </w:r>
+    </w:p>
+    <w:p>
+      <w:pPr>
+        <w:pStyle w:val="ListBullet"/>
+      </w:pPr>
+      <w:r>
+        <w:t>主解析の単位はフィルタ後のAIRR各行、すなわちsequence_idである。</w:t>
+      </w:r>
+    </w:p>
+    <w:p>
+      <w:pPr>
+        <w:pStyle w:val="ListBullet"/>
+      </w:pPr>
+      <w:r>
+        <w:t>採用行が10,000行であれば、中間Excelは10,000行となり、pGen-SHM scatterの基本点数も10,000点である。</w:t>
+      </w:r>
+    </w:p>
+    <w:p>
+      <w:pPr>
+        <w:pStyle w:val="ListBullet"/>
+      </w:pPr>
+      <w:r>
+        <w:t>pGenはjunction_aaから決まるため、同じjunction_aaを持つ行は同じx座標を持つ。</w:t>
+      </w:r>
+    </w:p>
+    <w:p>
+      <w:pPr>
+        <w:pStyle w:val="ListBullet"/>
+      </w:pPr>
+      <w:r>
+        <w:t>SHMは各行のv_identityから計算するため、同じjunction_aaでもy座標は行ごとに異なり得る。</w:t>
+      </w:r>
+    </w:p>
+    <w:p>
+      <w:pPr>
+        <w:pStyle w:val="Heading1"/>
+      </w:pPr>
+      <w:r>
+        <w:t>3. 中間Excel仕様</w:t>
+      </w:r>
+    </w:p>
+    <w:p>
+      <w:r>
+        <w:t>pGen-SHM plot作成前に、採用AIRR行だけを含む中間Excelを出力する。このExcelを図表作成の確認用データとする。</w:t>
       </w:r>
     </w:p>
     <w:tbl>
       <w:tblPr>
         <w:tblStyle w:val="TableGrid"/>
         <w:tblW w:type="auto" w:w="0"/>
-        <w:jc w:val="left"/>
-        <w:tblLayout w:type="fixed"/>
         <w:tblLook w:firstColumn="1" w:firstRow="1" w:lastColumn="0" w:lastRow="0" w:noHBand="0" w:noVBand="1" w:val="04A0"/>
       </w:tblPr>
       <w:tblGrid>
-        <w:gridCol w:w="4680"/>
-        <w:gridCol w:w="4680"/>
+        <w:gridCol w:w="2880"/>
+        <w:gridCol w:w="2880"/>
+        <w:gridCol w:w="2880"/>
       </w:tblGrid>
       <w:tr>
         <w:tc>
           <w:tcPr>
-            <w:tcW w:type="dxa" w:w="2304"/>
-            <w:shd w:fill="E8EEF5"/>
-            <w:tcMar>
-              <w:top w:w="80" w:type="dxa"/>
-              <w:start w:w="120" w:type="dxa"/>
-              <w:bottom w:w="80" w:type="dxa"/>
-              <w:end w:w="120" w:type="dxa"/>
-            </w:tcMar>
-            <w:vAlign w:val="center"/>
+            <w:tcW w:type="dxa" w:w="2880"/>
           </w:tcPr>
           <w:p>
             <w:r>
-              <w:rPr>
-                <w:b/>
-              </w:rPr>
-              <w:t>項目</w:t>
+              <w:t>列名</w:t>
             </w:r>
           </w:p>
         </w:tc>
         <w:tc>
           <w:tcPr>
-            <w:tcW w:type="dxa" w:w="7056"/>
-            <w:shd w:fill="E8EEF5"/>
-            <w:tcMar>
-              <w:top w:w="80" w:type="dxa"/>
-              <w:start w:w="120" w:type="dxa"/>
-              <w:bottom w:w="80" w:type="dxa"/>
-              <w:end w:w="120" w:type="dxa"/>
-            </w:tcMar>
-            <w:vAlign w:val="center"/>
+            <w:tcW w:type="dxa" w:w="2880"/>
           </w:tcPr>
           <w:p>
             <w:r>
-              <w:rPr>
-                <w:b/>
-              </w:rPr>
-              <w:t>仕様</w:t>
+              <w:t>区分</w:t>
+            </w:r>
+          </w:p>
+        </w:tc>
+        <w:tc>
+          <w:tcPr>
+            <w:tcW w:type="dxa" w:w="2880"/>
+          </w:tcPr>
+          <w:p>
+            <w:r>
+              <w:t>説明</w:t>
             </w:r>
           </w:p>
         </w:tc>
@@ -100,35 +139,31 @@
       <w:tr>
         <w:tc>
           <w:tcPr>
-            <w:tcW w:type="dxa" w:w="2304"/>
-            <w:tcMar>
-              <w:top w:w="80" w:type="dxa"/>
-              <w:start w:w="120" w:type="dxa"/>
-              <w:bottom w:w="80" w:type="dxa"/>
-              <w:end w:w="120" w:type="dxa"/>
-            </w:tcMar>
-            <w:vAlign w:val="center"/>
+            <w:tcW w:type="dxa" w:w="2880"/>
           </w:tcPr>
           <w:p>
             <w:r>
-              <w:t>入力</w:t>
+              <w:t>sequence_id</w:t>
             </w:r>
           </w:p>
         </w:tc>
         <w:tc>
           <w:tcPr>
-            <w:tcW w:type="dxa" w:w="7056"/>
-            <w:tcMar>
-              <w:top w:w="80" w:type="dxa"/>
-              <w:start w:w="120" w:type="dxa"/>
-              <w:bottom w:w="80" w:type="dxa"/>
-              <w:end w:w="120" w:type="dxa"/>
-            </w:tcMar>
-            <w:vAlign w:val="center"/>
+            <w:tcW w:type="dxa" w:w="2880"/>
           </w:tcPr>
           <w:p>
             <w:r>
-              <w:t>同一AIRR TSVから作成したpGenデータとSHMデータ。実装上は1回のTSV走査とOLGA計算で作る。</w:t>
+              <w:t>必要データ</w:t>
+            </w:r>
+          </w:p>
+        </w:tc>
+        <w:tc>
+          <w:tcPr>
+            <w:tcW w:type="dxa" w:w="2880"/>
+          </w:tcPr>
+          <w:p>
+            <w:r>
+              <w:t>AIRR TSVのsequence_id。</w:t>
             </w:r>
           </w:p>
         </w:tc>
@@ -136,35 +171,31 @@
       <w:tr>
         <w:tc>
           <w:tcPr>
-            <w:tcW w:type="dxa" w:w="2304"/>
-            <w:tcMar>
-              <w:top w:w="80" w:type="dxa"/>
-              <w:start w:w="120" w:type="dxa"/>
-              <w:bottom w:w="80" w:type="dxa"/>
-              <w:end w:w="120" w:type="dxa"/>
-            </w:tcMar>
-            <w:vAlign w:val="center"/>
+            <w:tcW w:type="dxa" w:w="2880"/>
           </w:tcPr>
           <w:p>
             <w:r>
-              <w:t>解析単位</w:t>
+              <w:t>junction_aa</w:t>
             </w:r>
           </w:p>
         </w:tc>
         <w:tc>
           <w:tcPr>
-            <w:tcW w:type="dxa" w:w="7056"/>
-            <w:tcMar>
-              <w:top w:w="80" w:type="dxa"/>
-              <w:start w:w="120" w:type="dxa"/>
-              <w:bottom w:w="80" w:type="dxa"/>
-              <w:end w:w="120" w:type="dxa"/>
-            </w:tcMar>
-            <w:vAlign w:val="center"/>
+            <w:tcW w:type="dxa" w:w="2880"/>
           </w:tcPr>
           <w:p>
             <w:r>
-              <w:t>unique junction(nt)。1つのjunction_ntを1点とする。</w:t>
+              <w:t>必要データ</w:t>
+            </w:r>
+          </w:p>
+        </w:tc>
+        <w:tc>
+          <w:tcPr>
+            <w:tcW w:type="dxa" w:w="2880"/>
+          </w:tcPr>
+          <w:p>
+            <w:r>
+              <w:t>pGen計算単位となるCDR3アミノ酸配列。</w:t>
             </w:r>
           </w:p>
         </w:tc>
@@ -172,35 +203,31 @@
       <w:tr>
         <w:tc>
           <w:tcPr>
-            <w:tcW w:type="dxa" w:w="2304"/>
-            <w:tcMar>
-              <w:top w:w="80" w:type="dxa"/>
-              <w:start w:w="120" w:type="dxa"/>
-              <w:bottom w:w="80" w:type="dxa"/>
-              <w:end w:w="120" w:type="dxa"/>
-            </w:tcMar>
-            <w:vAlign w:val="center"/>
+            <w:tcW w:type="dxa" w:w="2880"/>
           </w:tcPr>
           <w:p>
             <w:r>
-              <w:t>x軸</w:t>
+              <w:t>shm</w:t>
             </w:r>
           </w:p>
         </w:tc>
         <w:tc>
           <w:tcPr>
-            <w:tcW w:type="dxa" w:w="7056"/>
-            <w:tcMar>
-              <w:top w:w="80" w:type="dxa"/>
-              <w:start w:w="120" w:type="dxa"/>
-              <w:bottom w:w="80" w:type="dxa"/>
-              <w:end w:w="120" w:type="dxa"/>
-            </w:tcMar>
-            <w:vAlign w:val="center"/>
+            <w:tcW w:type="dxa" w:w="2880"/>
           </w:tcPr>
           <w:p>
             <w:r>
-              <w:t>代表junction_aaのlog10(pGen)。</w:t>
+              <w:t>必要データ</w:t>
+            </w:r>
+          </w:p>
+        </w:tc>
+        <w:tc>
+          <w:tcPr>
+            <w:tcW w:type="dxa" w:w="2880"/>
+          </w:tcPr>
+          <w:p>
+            <w:r>
+              <w:t>各行のv_identityから計算したSHM。</w:t>
             </w:r>
           </w:p>
         </w:tc>
@@ -208,35 +235,31 @@
       <w:tr>
         <w:tc>
           <w:tcPr>
-            <w:tcW w:type="dxa" w:w="2304"/>
-            <w:tcMar>
-              <w:top w:w="80" w:type="dxa"/>
-              <w:start w:w="120" w:type="dxa"/>
-              <w:bottom w:w="80" w:type="dxa"/>
-              <w:end w:w="120" w:type="dxa"/>
-            </w:tcMar>
-            <w:vAlign w:val="center"/>
+            <w:tcW w:type="dxa" w:w="2880"/>
           </w:tcPr>
           <w:p>
             <w:r>
-              <w:t>y軸</w:t>
+              <w:t>pgen</w:t>
             </w:r>
           </w:p>
         </w:tc>
         <w:tc>
           <w:tcPr>
-            <w:tcW w:type="dxa" w:w="7056"/>
-            <w:tcMar>
-              <w:top w:w="80" w:type="dxa"/>
-              <w:start w:w="120" w:type="dxa"/>
-              <w:bottom w:w="80" w:type="dxa"/>
-              <w:end w:w="120" w:type="dxa"/>
-            </w:tcMar>
-            <w:vAlign w:val="center"/>
+            <w:tcW w:type="dxa" w:w="2880"/>
           </w:tcPr>
           <w:p>
             <w:r>
-              <w:t>同じjunction_ntに属するreadのmedian SHM(%)。</w:t>
+              <w:t>必要データ</w:t>
+            </w:r>
+          </w:p>
+        </w:tc>
+        <w:tc>
+          <w:tcPr>
+            <w:tcW w:type="dxa" w:w="2880"/>
+          </w:tcPr>
+          <w:p>
+            <w:r>
+              <w:t>junction_aaから計算したpGen。</w:t>
             </w:r>
           </w:p>
         </w:tc>
@@ -244,35 +267,287 @@
       <w:tr>
         <w:tc>
           <w:tcPr>
-            <w:tcW w:type="dxa" w:w="2304"/>
-            <w:tcMar>
-              <w:top w:w="80" w:type="dxa"/>
-              <w:start w:w="120" w:type="dxa"/>
-              <w:bottom w:w="80" w:type="dxa"/>
-              <w:end w:w="120" w:type="dxa"/>
-            </w:tcMar>
-            <w:vAlign w:val="center"/>
+            <w:tcW w:type="dxa" w:w="2880"/>
           </w:tcPr>
           <w:p>
             <w:r>
-              <w:t>主出力</w:t>
+              <w:t>log10_pgen</w:t>
             </w:r>
           </w:p>
         </w:tc>
         <w:tc>
           <w:tcPr>
-            <w:tcW w:type="dxa" w:w="7056"/>
-            <w:tcMar>
-              <w:top w:w="80" w:type="dxa"/>
-              <w:start w:w="120" w:type="dxa"/>
-              <w:bottom w:w="80" w:type="dxa"/>
-              <w:end w:w="120" w:type="dxa"/>
-            </w:tcMar>
-            <w:vAlign w:val="center"/>
+            <w:tcW w:type="dxa" w:w="2880"/>
           </w:tcPr>
           <w:p>
             <w:r>
-              <w:t>&lt;sample&gt;_pgen_shm_points.tsv, &lt;sample&gt;_pgen_shm_kde_unweighted.png</w:t>
+              <w:t>必要データ</w:t>
+            </w:r>
+          </w:p>
+        </w:tc>
+        <w:tc>
+          <w:tcPr>
+            <w:tcW w:type="dxa" w:w="2880"/>
+          </w:tcPr>
+          <w:p>
+            <w:r>
+              <w:t>pGen&gt;0の場合のlog10(pGen)。</w:t>
+            </w:r>
+          </w:p>
+        </w:tc>
+      </w:tr>
+      <w:tr>
+        <w:tc>
+          <w:tcPr>
+            <w:tcW w:type="dxa" w:w="2880"/>
+          </w:tcPr>
+          <w:p>
+            <w:r>
+              <w:t>junction</w:t>
+            </w:r>
+          </w:p>
+        </w:tc>
+        <w:tc>
+          <w:tcPr>
+            <w:tcW w:type="dxa" w:w="2880"/>
+          </w:tcPr>
+          <w:p>
+            <w:r>
+              <w:t>参考データ</w:t>
+            </w:r>
+          </w:p>
+        </w:tc>
+        <w:tc>
+          <w:tcPr>
+            <w:tcW w:type="dxa" w:w="2880"/>
+          </w:tcPr>
+          <w:p>
+            <w:r>
+              <w:t>CDR3塩基配列。</w:t>
+            </w:r>
+          </w:p>
+        </w:tc>
+      </w:tr>
+      <w:tr>
+        <w:tc>
+          <w:tcPr>
+            <w:tcW w:type="dxa" w:w="2880"/>
+          </w:tcPr>
+          <w:p>
+            <w:r>
+              <w:t>v_identity</w:t>
+            </w:r>
+          </w:p>
+        </w:tc>
+        <w:tc>
+          <w:tcPr>
+            <w:tcW w:type="dxa" w:w="2880"/>
+          </w:tcPr>
+          <w:p>
+            <w:r>
+              <w:t>参考データ</w:t>
+            </w:r>
+          </w:p>
+        </w:tc>
+        <w:tc>
+          <w:tcPr>
+            <w:tcW w:type="dxa" w:w="2880"/>
+          </w:tcPr>
+          <w:p>
+            <w:r>
+              <w:t>SHM計算元。</w:t>
+            </w:r>
+          </w:p>
+        </w:tc>
+      </w:tr>
+      <w:tr>
+        <w:tc>
+          <w:tcPr>
+            <w:tcW w:type="dxa" w:w="2880"/>
+          </w:tcPr>
+          <w:p>
+            <w:r>
+              <w:t>locus</w:t>
+            </w:r>
+          </w:p>
+        </w:tc>
+        <w:tc>
+          <w:tcPr>
+            <w:tcW w:type="dxa" w:w="2880"/>
+          </w:tcPr>
+          <w:p>
+            <w:r>
+              <w:t>参考データ</w:t>
+            </w:r>
+          </w:p>
+        </w:tc>
+        <w:tc>
+          <w:tcPr>
+            <w:tcW w:type="dxa" w:w="2880"/>
+          </w:tcPr>
+          <w:p>
+            <w:r>
+              <w:t>IGHフィルタ確認用。</w:t>
+            </w:r>
+          </w:p>
+        </w:tc>
+      </w:tr>
+      <w:tr>
+        <w:tc>
+          <w:tcPr>
+            <w:tcW w:type="dxa" w:w="2880"/>
+          </w:tcPr>
+          <w:p>
+            <w:r>
+              <w:t>productive</w:t>
+            </w:r>
+          </w:p>
+        </w:tc>
+        <w:tc>
+          <w:tcPr>
+            <w:tcW w:type="dxa" w:w="2880"/>
+          </w:tcPr>
+          <w:p>
+            <w:r>
+              <w:t>参考データ</w:t>
+            </w:r>
+          </w:p>
+        </w:tc>
+        <w:tc>
+          <w:tcPr>
+            <w:tcW w:type="dxa" w:w="2880"/>
+          </w:tcPr>
+          <w:p>
+            <w:r>
+              <w:t>productiveフィルタ確認用。</w:t>
+            </w:r>
+          </w:p>
+        </w:tc>
+      </w:tr>
+      <w:tr>
+        <w:tc>
+          <w:tcPr>
+            <w:tcW w:type="dxa" w:w="2880"/>
+          </w:tcPr>
+          <w:p>
+            <w:r>
+              <w:t>v_call</w:t>
+            </w:r>
+          </w:p>
+        </w:tc>
+        <w:tc>
+          <w:tcPr>
+            <w:tcW w:type="dxa" w:w="2880"/>
+          </w:tcPr>
+          <w:p>
+            <w:r>
+              <w:t>参考データ</w:t>
+            </w:r>
+          </w:p>
+        </w:tc>
+        <w:tc>
+          <w:tcPr>
+            <w:tcW w:type="dxa" w:w="2880"/>
+          </w:tcPr>
+          <w:p>
+            <w:r>
+              <w:t>pGen計算には使わないが、解釈/QC用に保持。</w:t>
+            </w:r>
+          </w:p>
+        </w:tc>
+      </w:tr>
+      <w:tr>
+        <w:tc>
+          <w:tcPr>
+            <w:tcW w:type="dxa" w:w="2880"/>
+          </w:tcPr>
+          <w:p>
+            <w:r>
+              <w:t>j_call</w:t>
+            </w:r>
+          </w:p>
+        </w:tc>
+        <w:tc>
+          <w:tcPr>
+            <w:tcW w:type="dxa" w:w="2880"/>
+          </w:tcPr>
+          <w:p>
+            <w:r>
+              <w:t>参考データ</w:t>
+            </w:r>
+          </w:p>
+        </w:tc>
+        <w:tc>
+          <w:tcPr>
+            <w:tcW w:type="dxa" w:w="2880"/>
+          </w:tcPr>
+          <w:p>
+            <w:r>
+              <w:t>pGen計算には使わないが、解釈/QC用に保持。</w:t>
+            </w:r>
+          </w:p>
+        </w:tc>
+      </w:tr>
+      <w:tr>
+        <w:tc>
+          <w:tcPr>
+            <w:tcW w:type="dxa" w:w="2880"/>
+          </w:tcPr>
+          <w:p>
+            <w:r>
+              <w:t>same_xy_count</w:t>
+            </w:r>
+          </w:p>
+        </w:tc>
+        <w:tc>
+          <w:tcPr>
+            <w:tcW w:type="dxa" w:w="2880"/>
+          </w:tcPr>
+          <w:p>
+            <w:r>
+              <w:t>描画補助</w:t>
+            </w:r>
+          </w:p>
+        </w:tc>
+        <w:tc>
+          <w:tcPr>
+            <w:tcW w:type="dxa" w:w="2880"/>
+          </w:tcPr>
+          <w:p>
+            <w:r>
+              <w:t>同一log10_pgenかつ同一SHMの採用行数。</w:t>
+            </w:r>
+          </w:p>
+        </w:tc>
+      </w:tr>
+      <w:tr>
+        <w:tc>
+          <w:tcPr>
+            <w:tcW w:type="dxa" w:w="2880"/>
+          </w:tcPr>
+          <w:p>
+            <w:r>
+              <w:t>plot_weight</w:t>
+            </w:r>
+          </w:p>
+        </w:tc>
+        <w:tc>
+          <w:tcPr>
+            <w:tcW w:type="dxa" w:w="2880"/>
+          </w:tcPr>
+          <w:p>
+            <w:r>
+              <w:t>描画補助</w:t>
+            </w:r>
+          </w:p>
+        </w:tc>
+        <w:tc>
+          <w:tcPr>
+            <w:tcW w:type="dxa" w:w="2880"/>
+          </w:tcPr>
+          <w:p>
+            <w:r>
+              <w:t>scatter点サイズおよびKDE重みに用いる値。通常は1。</w:t>
             </w:r>
           </w:p>
         </w:tc>
@@ -284,137 +559,133 @@
         <w:pStyle w:val="Heading1"/>
       </w:pPr>
       <w:r>
-        <w:t>2. 統合点の作成仕様</w:t>
+        <w:t>4. pGen-SHM scatter仕様</w:t>
       </w:r>
     </w:p>
     <w:p>
       <w:pPr>
-        <w:pStyle w:val="ListNumber"/>
-        <w:spacing w:after="80"/>
+        <w:pStyle w:val="ListBullet"/>
       </w:pPr>
       <w:r>
-        <w:t>beta_1フィルタ後のreadをjunction(nt)完全一致でグループ化する。</w:t>
+        <w:t>x軸はlog10_pgen、y軸はshmとする。</w:t>
       </w:r>
     </w:p>
     <w:p>
       <w:pPr>
-        <w:pStyle w:val="ListNumber"/>
-        <w:spacing w:after="80"/>
+        <w:pStyle w:val="ListBullet"/>
       </w:pPr>
       <w:r>
-        <w:t>各junctionグループ内のSHM値から中央値を計算し、shm_medianとする。</w:t>
+        <w:t>基本的には採用AIRR 1行を1点として描画する。</w:t>
       </w:r>
     </w:p>
     <w:p>
       <w:pPr>
-        <w:pStyle w:val="ListNumber"/>
-        <w:spacing w:after="80"/>
+        <w:pStyle w:val="ListBullet"/>
       </w:pPr>
       <w:r>
-        <w:t>各junctionグループ内のjunction_aa候補を数え、最頻junction_aaを代表AAとして採用する。</w:t>
+        <w:t>同一のlog10_pgenとshmを持つ行が複数ある場合、Excelでは各sequence_id行を保持し、描画時だけ同一座標に集約する。</w:t>
       </w:r>
     </w:p>
     <w:p>
       <w:pPr>
-        <w:pStyle w:val="ListNumber"/>
-        <w:spacing w:after="80"/>
+        <w:pStyle w:val="ListBullet"/>
       </w:pPr>
       <w:r>
-        <w:t>代表junction_aaのpGenをpgen_cacheまたはOLGA計算結果から取得する。</w:t>
+        <w:t>同一座標に集約された点は、same_xy_countまたはplot_weightに応じて点サイズを大きくする。</w:t>
       </w:r>
     </w:p>
     <w:p>
       <w:pPr>
-        <w:pStyle w:val="ListNumber"/>
-        <w:spacing w:after="80"/>
+        <w:pStyle w:val="ListBullet"/>
       </w:pPr>
       <w:r>
-        <w:t>pGenが0より大きい場合のみlog10_pgenを計算する。pGen=0の場合はlog10_pgenを空欄相当にする。</w:t>
+        <w:t>pGen=0の行はlog10_pgenが定義できないため、Excel/points TSVには残すがscatterからは除外する。</w:t>
       </w:r>
     </w:p>
     <w:p>
       <w:pPr>
-        <w:pStyle w:val="ListNumber"/>
-        <w:spacing w:after="80"/>
+        <w:pStyle w:val="Heading1"/>
       </w:pPr>
       <w:r>
-        <w:t>V alignment長が取得できる場合はjunctionグループ内中央値をv_seq_len_medianとして保存する。</w:t>
+        <w:t>5. pGen-SHM KDE仕様</w:t>
+      </w:r>
+    </w:p>
+    <w:p>
+      <w:pPr>
+        <w:pStyle w:val="ListBullet"/>
+      </w:pPr>
+      <w:r>
+        <w:t>KDEはscatterと同じrow-levelデータを用いる。</w:t>
+      </w:r>
+    </w:p>
+    <w:p>
+      <w:pPr>
+        <w:pStyle w:val="ListBullet"/>
+      </w:pPr>
+      <w:r>
+        <w:t>同一座標の点は、KDE計算時に同一座標の重みとして反映する。これにより、完全に重なった点も密度に反映される。</w:t>
+      </w:r>
+    </w:p>
+    <w:p>
+      <w:pPr>
+        <w:pStyle w:val="ListBullet"/>
+      </w:pPr>
+      <w:r>
+        <w:t>非重み付きKDEでは、各sequence_id行を1として扱う。exact duplicate座標はsame_xy_count分の重みとなる。</w:t>
+      </w:r>
+    </w:p>
+    <w:p>
+      <w:pPr>
+        <w:pStyle w:val="ListBullet"/>
+      </w:pPr>
+      <w:r>
+        <w:t>weighted KDEでは、plot_weightを重みに用いる。duplicate_countを使わない通常設定では非重み付きKDEと同じになる。</w:t>
+      </w:r>
+    </w:p>
+    <w:p>
+      <w:pPr>
+        <w:pStyle w:val="ListBullet"/>
+      </w:pPr>
+      <w:r>
+        <w:t>pGen=0、log10_pgen欠損、KDE xlim/ylim範囲外の行はKDEから除外する。</w:t>
+      </w:r>
+    </w:p>
+    <w:p>
+      <w:pPr>
+        <w:pStyle w:val="Heading1"/>
+      </w:pPr>
+      <w:r>
+        <w:t>6. 出力仕様</w:t>
       </w:r>
     </w:p>
     <w:tbl>
       <w:tblPr>
         <w:tblStyle w:val="TableGrid"/>
         <w:tblW w:type="auto" w:w="0"/>
-        <w:jc w:val="left"/>
-        <w:tblLayout w:type="fixed"/>
         <w:tblLook w:firstColumn="1" w:firstRow="1" w:lastColumn="0" w:lastRow="0" w:noHBand="0" w:noVBand="1" w:val="04A0"/>
       </w:tblPr>
       <w:tblGrid>
-        <w:gridCol w:w="3120"/>
-        <w:gridCol w:w="3120"/>
-        <w:gridCol w:w="3120"/>
+        <w:gridCol w:w="4320"/>
+        <w:gridCol w:w="4320"/>
       </w:tblGrid>
       <w:tr>
         <w:tc>
           <w:tcPr>
-            <w:tcW w:type="dxa" w:w="2232"/>
-            <w:shd w:fill="E8EEF5"/>
-            <w:tcMar>
-              <w:top w:w="80" w:type="dxa"/>
-              <w:start w:w="120" w:type="dxa"/>
-              <w:bottom w:w="80" w:type="dxa"/>
-              <w:end w:w="120" w:type="dxa"/>
-            </w:tcMar>
-            <w:vAlign w:val="center"/>
+            <w:tcW w:type="dxa" w:w="4320"/>
           </w:tcPr>
           <w:p>
             <w:r>
-              <w:rPr>
-                <w:b/>
-              </w:rPr>
-              <w:t>points TSV列</w:t>
+              <w:t>出力</w:t>
             </w:r>
           </w:p>
         </w:tc>
         <w:tc>
           <w:tcPr>
-            <w:tcW w:type="dxa" w:w="1800"/>
-            <w:shd w:fill="E8EEF5"/>
-            <w:tcMar>
-              <w:top w:w="80" w:type="dxa"/>
-              <w:start w:w="120" w:type="dxa"/>
-              <w:bottom w:w="80" w:type="dxa"/>
-              <w:end w:w="120" w:type="dxa"/>
-            </w:tcMar>
-            <w:vAlign w:val="center"/>
+            <w:tcW w:type="dxa" w:w="4320"/>
           </w:tcPr>
           <w:p>
             <w:r>
-              <w:rPr>
-                <w:b/>
-              </w:rPr>
-              <w:t>型/形式</w:t>
-            </w:r>
-          </w:p>
-        </w:tc>
-        <w:tc>
-          <w:tcPr>
-            <w:tcW w:type="dxa" w:w="5328"/>
-            <w:shd w:fill="E8EEF5"/>
-            <w:tcMar>
-              <w:top w:w="80" w:type="dxa"/>
-              <w:start w:w="120" w:type="dxa"/>
-              <w:bottom w:w="80" w:type="dxa"/>
-              <w:end w:w="120" w:type="dxa"/>
-            </w:tcMar>
-            <w:vAlign w:val="center"/>
-          </w:tcPr>
-          <w:p>
-            <w:r>
-              <w:rPr>
-                <w:b/>
-              </w:rPr>
-              <w:t>意味</w:t>
+              <w:t>内容</w:t>
             </w:r>
           </w:p>
         </w:tc>
@@ -422,52 +693,21 @@
       <w:tr>
         <w:tc>
           <w:tcPr>
-            <w:tcW w:type="dxa" w:w="2232"/>
-            <w:tcMar>
-              <w:top w:w="80" w:type="dxa"/>
-              <w:start w:w="120" w:type="dxa"/>
-              <w:bottom w:w="80" w:type="dxa"/>
-              <w:end w:w="120" w:type="dxa"/>
-            </w:tcMar>
-            <w:vAlign w:val="center"/>
+            <w:tcW w:type="dxa" w:w="4320"/>
           </w:tcPr>
           <w:p>
             <w:r>
-              <w:t>junction_nt</w:t>
+              <w:t>&lt;sample&gt;_pgen_shm_rows.xlsx</w:t>
             </w:r>
           </w:p>
         </w:tc>
         <w:tc>
           <w:tcPr>
-            <w:tcW w:type="dxa" w:w="1800"/>
-            <w:tcMar>
-              <w:top w:w="80" w:type="dxa"/>
-              <w:start w:w="120" w:type="dxa"/>
-              <w:bottom w:w="80" w:type="dxa"/>
-              <w:end w:w="120" w:type="dxa"/>
-            </w:tcMar>
-            <w:vAlign w:val="center"/>
+            <w:tcW w:type="dxa" w:w="4320"/>
           </w:tcPr>
           <w:p>
             <w:r>
-              <w:t>文字列</w:t>
-            </w:r>
-          </w:p>
-        </w:tc>
-        <w:tc>
-          <w:tcPr>
-            <w:tcW w:type="dxa" w:w="5328"/>
-            <w:tcMar>
-              <w:top w:w="80" w:type="dxa"/>
-              <w:start w:w="120" w:type="dxa"/>
-              <w:bottom w:w="80" w:type="dxa"/>
-              <w:end w:w="120" w:type="dxa"/>
-            </w:tcMar>
-            <w:vAlign w:val="center"/>
-          </w:tcPr>
-          <w:p>
-            <w:r>
-              <w:t>AIRR junction列。unique pointのID。</w:t>
+              <w:t>採用AIRR行ごとの中間Excel。</w:t>
             </w:r>
           </w:p>
         </w:tc>
@@ -475,768 +715,7 @@
       <w:tr>
         <w:tc>
           <w:tcPr>
-            <w:tcW w:type="dxa" w:w="2232"/>
-            <w:tcMar>
-              <w:top w:w="80" w:type="dxa"/>
-              <w:start w:w="120" w:type="dxa"/>
-              <w:bottom w:w="80" w:type="dxa"/>
-              <w:end w:w="120" w:type="dxa"/>
-            </w:tcMar>
-            <w:vAlign w:val="center"/>
-          </w:tcPr>
-          <w:p>
-            <w:r>
-              <w:t>junction_aa</w:t>
-            </w:r>
-          </w:p>
-        </w:tc>
-        <w:tc>
-          <w:tcPr>
-            <w:tcW w:type="dxa" w:w="1800"/>
-            <w:tcMar>
-              <w:top w:w="80" w:type="dxa"/>
-              <w:start w:w="120" w:type="dxa"/>
-              <w:bottom w:w="80" w:type="dxa"/>
-              <w:end w:w="120" w:type="dxa"/>
-            </w:tcMar>
-            <w:vAlign w:val="center"/>
-          </w:tcPr>
-          <w:p>
-            <w:r>
-              <w:t>文字列</w:t>
-            </w:r>
-          </w:p>
-        </w:tc>
-        <w:tc>
-          <w:tcPr>
-            <w:tcW w:type="dxa" w:w="5328"/>
-            <w:tcMar>
-              <w:top w:w="80" w:type="dxa"/>
-              <w:start w:w="120" w:type="dxa"/>
-              <w:bottom w:w="80" w:type="dxa"/>
-              <w:end w:w="120" w:type="dxa"/>
-            </w:tcMar>
-            <w:vAlign w:val="center"/>
-          </w:tcPr>
-          <w:p>
-            <w:r>
-              <w:t>junction_nt内で最頻の代表AA配列。</w:t>
-            </w:r>
-          </w:p>
-        </w:tc>
-      </w:tr>
-      <w:tr>
-        <w:tc>
-          <w:tcPr>
-            <w:tcW w:type="dxa" w:w="2232"/>
-            <w:tcMar>
-              <w:top w:w="80" w:type="dxa"/>
-              <w:start w:w="120" w:type="dxa"/>
-              <w:bottom w:w="80" w:type="dxa"/>
-              <w:end w:w="120" w:type="dxa"/>
-            </w:tcMar>
-            <w:vAlign w:val="center"/>
-          </w:tcPr>
-          <w:p>
-            <w:r>
-              <w:t>read_count</w:t>
-            </w:r>
-          </w:p>
-        </w:tc>
-        <w:tc>
-          <w:tcPr>
-            <w:tcW w:type="dxa" w:w="1800"/>
-            <w:tcMar>
-              <w:top w:w="80" w:type="dxa"/>
-              <w:start w:w="120" w:type="dxa"/>
-              <w:bottom w:w="80" w:type="dxa"/>
-              <w:end w:w="120" w:type="dxa"/>
-            </w:tcMar>
-            <w:vAlign w:val="center"/>
-          </w:tcPr>
-          <w:p>
-            <w:r>
-              <w:t>整数</w:t>
-            </w:r>
-          </w:p>
-        </w:tc>
-        <w:tc>
-          <w:tcPr>
-            <w:tcW w:type="dxa" w:w="5328"/>
-            <w:tcMar>
-              <w:top w:w="80" w:type="dxa"/>
-              <w:start w:w="120" w:type="dxa"/>
-              <w:bottom w:w="80" w:type="dxa"/>
-              <w:end w:w="120" w:type="dxa"/>
-            </w:tcMar>
-            <w:vAlign w:val="center"/>
-          </w:tcPr>
-          <w:p>
-            <w:r>
-              <w:t>junction_ntに属するread数。</w:t>
-            </w:r>
-          </w:p>
-        </w:tc>
-      </w:tr>
-      <w:tr>
-        <w:tc>
-          <w:tcPr>
-            <w:tcW w:type="dxa" w:w="2232"/>
-            <w:tcMar>
-              <w:top w:w="80" w:type="dxa"/>
-              <w:start w:w="120" w:type="dxa"/>
-              <w:bottom w:w="80" w:type="dxa"/>
-              <w:end w:w="120" w:type="dxa"/>
-            </w:tcMar>
-            <w:vAlign w:val="center"/>
-          </w:tcPr>
-          <w:p>
-            <w:r>
-              <w:t>shm_median</w:t>
-            </w:r>
-          </w:p>
-        </w:tc>
-        <w:tc>
-          <w:tcPr>
-            <w:tcW w:type="dxa" w:w="1800"/>
-            <w:tcMar>
-              <w:top w:w="80" w:type="dxa"/>
-              <w:start w:w="120" w:type="dxa"/>
-              <w:bottom w:w="80" w:type="dxa"/>
-              <w:end w:w="120" w:type="dxa"/>
-            </w:tcMar>
-            <w:vAlign w:val="center"/>
-          </w:tcPr>
-          <w:p>
-            <w:r>
-              <w:t>数値</w:t>
-            </w:r>
-          </w:p>
-        </w:tc>
-        <w:tc>
-          <w:tcPr>
-            <w:tcW w:type="dxa" w:w="5328"/>
-            <w:tcMar>
-              <w:top w:w="80" w:type="dxa"/>
-              <w:start w:w="120" w:type="dxa"/>
-              <w:bottom w:w="80" w:type="dxa"/>
-              <w:end w:w="120" w:type="dxa"/>
-            </w:tcMar>
-            <w:vAlign w:val="center"/>
-          </w:tcPr>
-          <w:p>
-            <w:r>
-              <w:t>junction_nt内readのSHM中央値。</w:t>
-            </w:r>
-          </w:p>
-        </w:tc>
-      </w:tr>
-      <w:tr>
-        <w:tc>
-          <w:tcPr>
-            <w:tcW w:type="dxa" w:w="2232"/>
-            <w:tcMar>
-              <w:top w:w="80" w:type="dxa"/>
-              <w:start w:w="120" w:type="dxa"/>
-              <w:bottom w:w="80" w:type="dxa"/>
-              <w:end w:w="120" w:type="dxa"/>
-            </w:tcMar>
-            <w:vAlign w:val="center"/>
-          </w:tcPr>
-          <w:p>
-            <w:r>
-              <w:t>pgen</w:t>
-            </w:r>
-          </w:p>
-        </w:tc>
-        <w:tc>
-          <w:tcPr>
-            <w:tcW w:type="dxa" w:w="1800"/>
-            <w:tcMar>
-              <w:top w:w="80" w:type="dxa"/>
-              <w:start w:w="120" w:type="dxa"/>
-              <w:bottom w:w="80" w:type="dxa"/>
-              <w:end w:w="120" w:type="dxa"/>
-            </w:tcMar>
-            <w:vAlign w:val="center"/>
-          </w:tcPr>
-          <w:p>
-            <w:r>
-              <w:t>数値</w:t>
-            </w:r>
-          </w:p>
-        </w:tc>
-        <w:tc>
-          <w:tcPr>
-            <w:tcW w:type="dxa" w:w="5328"/>
-            <w:tcMar>
-              <w:top w:w="80" w:type="dxa"/>
-              <w:start w:w="120" w:type="dxa"/>
-              <w:bottom w:w="80" w:type="dxa"/>
-              <w:end w:w="120" w:type="dxa"/>
-            </w:tcMar>
-            <w:vAlign w:val="center"/>
-          </w:tcPr>
-          <w:p>
-            <w:r>
-              <w:t>代表junction_aaのpGen。0も保持する。</w:t>
-            </w:r>
-          </w:p>
-        </w:tc>
-      </w:tr>
-      <w:tr>
-        <w:tc>
-          <w:tcPr>
-            <w:tcW w:type="dxa" w:w="2232"/>
-            <w:tcMar>
-              <w:top w:w="80" w:type="dxa"/>
-              <w:start w:w="120" w:type="dxa"/>
-              <w:bottom w:w="80" w:type="dxa"/>
-              <w:end w:w="120" w:type="dxa"/>
-            </w:tcMar>
-            <w:vAlign w:val="center"/>
-          </w:tcPr>
-          <w:p>
-            <w:r>
-              <w:t>log10_pgen</w:t>
-            </w:r>
-          </w:p>
-        </w:tc>
-        <w:tc>
-          <w:tcPr>
-            <w:tcW w:type="dxa" w:w="1800"/>
-            <w:tcMar>
-              <w:top w:w="80" w:type="dxa"/>
-              <w:start w:w="120" w:type="dxa"/>
-              <w:bottom w:w="80" w:type="dxa"/>
-              <w:end w:w="120" w:type="dxa"/>
-            </w:tcMar>
-            <w:vAlign w:val="center"/>
-          </w:tcPr>
-          <w:p>
-            <w:r>
-              <w:t>数値または空欄</w:t>
-            </w:r>
-          </w:p>
-        </w:tc>
-        <w:tc>
-          <w:tcPr>
-            <w:tcW w:type="dxa" w:w="5328"/>
-            <w:tcMar>
-              <w:top w:w="80" w:type="dxa"/>
-              <w:start w:w="120" w:type="dxa"/>
-              <w:bottom w:w="80" w:type="dxa"/>
-              <w:end w:w="120" w:type="dxa"/>
-            </w:tcMar>
-            <w:vAlign w:val="center"/>
-          </w:tcPr>
-          <w:p>
-            <w:r>
-              <w:t>pGen&gt;0の場合のlog10(pGen)。KDEのx値。</w:t>
-            </w:r>
-          </w:p>
-        </w:tc>
-      </w:tr>
-      <w:tr>
-        <w:tc>
-          <w:tcPr>
-            <w:tcW w:type="dxa" w:w="2232"/>
-            <w:tcMar>
-              <w:top w:w="80" w:type="dxa"/>
-              <w:start w:w="120" w:type="dxa"/>
-              <w:bottom w:w="80" w:type="dxa"/>
-              <w:end w:w="120" w:type="dxa"/>
-            </w:tcMar>
-            <w:vAlign w:val="center"/>
-          </w:tcPr>
-          <w:p>
-            <w:r>
-              <w:t>v_seq_len_median</w:t>
-            </w:r>
-          </w:p>
-        </w:tc>
-        <w:tc>
-          <w:tcPr>
-            <w:tcW w:type="dxa" w:w="1800"/>
-            <w:tcMar>
-              <w:top w:w="80" w:type="dxa"/>
-              <w:start w:w="120" w:type="dxa"/>
-              <w:bottom w:w="80" w:type="dxa"/>
-              <w:end w:w="120" w:type="dxa"/>
-            </w:tcMar>
-            <w:vAlign w:val="center"/>
-          </w:tcPr>
-          <w:p>
-            <w:r>
-              <w:t>整数</w:t>
-            </w:r>
-          </w:p>
-        </w:tc>
-        <w:tc>
-          <w:tcPr>
-            <w:tcW w:type="dxa" w:w="5328"/>
-            <w:tcMar>
-              <w:top w:w="80" w:type="dxa"/>
-              <w:start w:w="120" w:type="dxa"/>
-              <w:bottom w:w="80" w:type="dxa"/>
-              <w:end w:w="120" w:type="dxa"/>
-            </w:tcMar>
-            <w:vAlign w:val="center"/>
-          </w:tcPr>
-          <w:p>
-            <w:r>
-              <w:t>V alignment長の中央値。品質診断用。</w:t>
-            </w:r>
-          </w:p>
-        </w:tc>
-      </w:tr>
-      <w:tr>
-        <w:tc>
-          <w:tcPr>
-            <w:tcW w:type="dxa" w:w="2232"/>
-            <w:tcMar>
-              <w:top w:w="80" w:type="dxa"/>
-              <w:start w:w="120" w:type="dxa"/>
-              <w:bottom w:w="80" w:type="dxa"/>
-              <w:end w:w="120" w:type="dxa"/>
-            </w:tcMar>
-            <w:vAlign w:val="center"/>
-          </w:tcPr>
-          <w:p>
-            <w:r>
-              <w:t>aa_candidate_count</w:t>
-            </w:r>
-          </w:p>
-        </w:tc>
-        <w:tc>
-          <w:tcPr>
-            <w:tcW w:type="dxa" w:w="1800"/>
-            <w:tcMar>
-              <w:top w:w="80" w:type="dxa"/>
-              <w:start w:w="120" w:type="dxa"/>
-              <w:bottom w:w="80" w:type="dxa"/>
-              <w:end w:w="120" w:type="dxa"/>
-            </w:tcMar>
-            <w:vAlign w:val="center"/>
-          </w:tcPr>
-          <w:p>
-            <w:r>
-              <w:t>整数</w:t>
-            </w:r>
-          </w:p>
-        </w:tc>
-        <w:tc>
-          <w:tcPr>
-            <w:tcW w:type="dxa" w:w="5328"/>
-            <w:tcMar>
-              <w:top w:w="80" w:type="dxa"/>
-              <w:start w:w="120" w:type="dxa"/>
-              <w:bottom w:w="80" w:type="dxa"/>
-              <w:end w:w="120" w:type="dxa"/>
-            </w:tcMar>
-            <w:vAlign w:val="center"/>
-          </w:tcPr>
-          <w:p>
-            <w:r>
-              <w:t>同じjunction_nt内に存在したjunction_aa候補数。</w:t>
-            </w:r>
-          </w:p>
-        </w:tc>
-      </w:tr>
-    </w:tbl>
-    <w:p/>
-    <w:p>
-      <w:pPr>
-        <w:pStyle w:val="Heading1"/>
-      </w:pPr>
-      <w:r>
-        <w:t>3. pGen-SHM KDE plot仕様</w:t>
-      </w:r>
-    </w:p>
-    <w:tbl>
-      <w:tblPr>
-        <w:tblStyle w:val="TableGrid"/>
-        <w:tblW w:type="auto" w:w="0"/>
-        <w:jc w:val="left"/>
-        <w:tblLayout w:type="fixed"/>
-        <w:tblLook w:firstColumn="1" w:firstRow="1" w:lastColumn="0" w:lastRow="0" w:noHBand="0" w:noVBand="1" w:val="04A0"/>
-      </w:tblPr>
-      <w:tblGrid>
-        <w:gridCol w:w="4680"/>
-        <w:gridCol w:w="4680"/>
-      </w:tblGrid>
-      <w:tr>
-        <w:tc>
-          <w:tcPr>
-            <w:tcW w:type="dxa" w:w="2304"/>
-            <w:shd w:fill="E8EEF5"/>
-            <w:tcMar>
-              <w:top w:w="80" w:type="dxa"/>
-              <w:start w:w="120" w:type="dxa"/>
-              <w:bottom w:w="80" w:type="dxa"/>
-              <w:end w:w="120" w:type="dxa"/>
-            </w:tcMar>
-            <w:vAlign w:val="center"/>
-          </w:tcPr>
-          <w:p>
-            <w:r>
-              <w:rPr>
-                <w:b/>
-              </w:rPr>
-              <w:t>項目</w:t>
-            </w:r>
-          </w:p>
-        </w:tc>
-        <w:tc>
-          <w:tcPr>
-            <w:tcW w:type="dxa" w:w="7056"/>
-            <w:shd w:fill="E8EEF5"/>
-            <w:tcMar>
-              <w:top w:w="80" w:type="dxa"/>
-              <w:start w:w="120" w:type="dxa"/>
-              <w:bottom w:w="80" w:type="dxa"/>
-              <w:end w:w="120" w:type="dxa"/>
-            </w:tcMar>
-            <w:vAlign w:val="center"/>
-          </w:tcPr>
-          <w:p>
-            <w:r>
-              <w:rPr>
-                <w:b/>
-              </w:rPr>
-              <w:t>仕様</w:t>
-            </w:r>
-          </w:p>
-        </w:tc>
-      </w:tr>
-      <w:tr>
-        <w:tc>
-          <w:tcPr>
-            <w:tcW w:type="dxa" w:w="2304"/>
-            <w:tcMar>
-              <w:top w:w="80" w:type="dxa"/>
-              <w:start w:w="120" w:type="dxa"/>
-              <w:bottom w:w="80" w:type="dxa"/>
-              <w:end w:w="120" w:type="dxa"/>
-            </w:tcMar>
-            <w:vAlign w:val="center"/>
-          </w:tcPr>
-          <w:p>
-            <w:r>
-              <w:t>入力点</w:t>
-            </w:r>
-          </w:p>
-        </w:tc>
-        <w:tc>
-          <w:tcPr>
-            <w:tcW w:type="dxa" w:w="7056"/>
-            <w:tcMar>
-              <w:top w:w="80" w:type="dxa"/>
-              <w:start w:w="120" w:type="dxa"/>
-              <w:bottom w:w="80" w:type="dxa"/>
-              <w:end w:w="120" w:type="dxa"/>
-            </w:tcMar>
-            <w:vAlign w:val="center"/>
-          </w:tcPr>
-          <w:p>
-            <w:r>
-              <w:t>&lt;sample&gt;_pgen_shm_points.tsvのうちpGen&gt;0かつlog10_pgenが計算できる点。</w:t>
-            </w:r>
-          </w:p>
-        </w:tc>
-      </w:tr>
-      <w:tr>
-        <w:tc>
-          <w:tcPr>
-            <w:tcW w:type="dxa" w:w="2304"/>
-            <w:tcMar>
-              <w:top w:w="80" w:type="dxa"/>
-              <w:start w:w="120" w:type="dxa"/>
-              <w:bottom w:w="80" w:type="dxa"/>
-              <w:end w:w="120" w:type="dxa"/>
-            </w:tcMar>
-            <w:vAlign w:val="center"/>
-          </w:tcPr>
-          <w:p>
-            <w:r>
-              <w:t>重み</w:t>
-            </w:r>
-          </w:p>
-        </w:tc>
-        <w:tc>
-          <w:tcPr>
-            <w:tcW w:type="dxa" w:w="7056"/>
-            <w:tcMar>
-              <w:top w:w="80" w:type="dxa"/>
-              <w:start w:w="120" w:type="dxa"/>
-              <w:bottom w:w="80" w:type="dxa"/>
-              <w:end w:w="120" w:type="dxa"/>
-            </w:tcMar>
-            <w:vAlign w:val="center"/>
-          </w:tcPr>
-          <w:p>
-            <w:r>
-              <w:t>unweighted。各unique junction(nt)を同じ重みで扱う。</w:t>
-            </w:r>
-          </w:p>
-        </w:tc>
-      </w:tr>
-      <w:tr>
-        <w:tc>
-          <w:tcPr>
-            <w:tcW w:type="dxa" w:w="2304"/>
-            <w:tcMar>
-              <w:top w:w="80" w:type="dxa"/>
-              <w:start w:w="120" w:type="dxa"/>
-              <w:bottom w:w="80" w:type="dxa"/>
-              <w:end w:w="120" w:type="dxa"/>
-            </w:tcMar>
-            <w:vAlign w:val="center"/>
-          </w:tcPr>
-          <w:p>
-            <w:r>
-              <w:t>x軸</w:t>
-            </w:r>
-          </w:p>
-        </w:tc>
-        <w:tc>
-          <w:tcPr>
-            <w:tcW w:type="dxa" w:w="7056"/>
-            <w:tcMar>
-              <w:top w:w="80" w:type="dxa"/>
-              <w:start w:w="120" w:type="dxa"/>
-              <w:bottom w:w="80" w:type="dxa"/>
-              <w:end w:w="120" w:type="dxa"/>
-            </w:tcMar>
-            <w:vAlign w:val="center"/>
-          </w:tcPr>
-          <w:p>
-            <w:r>
-              <w:t>pGen (log10)。既定範囲は-30から-5。</w:t>
-            </w:r>
-          </w:p>
-        </w:tc>
-      </w:tr>
-      <w:tr>
-        <w:tc>
-          <w:tcPr>
-            <w:tcW w:type="dxa" w:w="2304"/>
-            <w:tcMar>
-              <w:top w:w="80" w:type="dxa"/>
-              <w:start w:w="120" w:type="dxa"/>
-              <w:bottom w:w="80" w:type="dxa"/>
-              <w:end w:w="120" w:type="dxa"/>
-            </w:tcMar>
-            <w:vAlign w:val="center"/>
-          </w:tcPr>
-          <w:p>
-            <w:r>
-              <w:t>y軸</w:t>
-            </w:r>
-          </w:p>
-        </w:tc>
-        <w:tc>
-          <w:tcPr>
-            <w:tcW w:type="dxa" w:w="7056"/>
-            <w:tcMar>
-              <w:top w:w="80" w:type="dxa"/>
-              <w:start w:w="120" w:type="dxa"/>
-              <w:bottom w:w="80" w:type="dxa"/>
-              <w:end w:w="120" w:type="dxa"/>
-            </w:tcMar>
-            <w:vAlign w:val="center"/>
-          </w:tcPr>
-          <w:p>
-            <w:r>
-              <w:t>%Mutation。既定範囲は0から15。</w:t>
-            </w:r>
-          </w:p>
-        </w:tc>
-      </w:tr>
-      <w:tr>
-        <w:tc>
-          <w:tcPr>
-            <w:tcW w:type="dxa" w:w="2304"/>
-            <w:tcMar>
-              <w:top w:w="80" w:type="dxa"/>
-              <w:start w:w="120" w:type="dxa"/>
-              <w:bottom w:w="80" w:type="dxa"/>
-              <w:end w:w="120" w:type="dxa"/>
-            </w:tcMar>
-            <w:vAlign w:val="center"/>
-          </w:tcPr>
-          <w:p>
-            <w:r>
-              <w:t>KDE</w:t>
-            </w:r>
-          </w:p>
-        </w:tc>
-        <w:tc>
-          <w:tcPr>
-            <w:tcW w:type="dxa" w:w="7056"/>
-            <w:tcMar>
-              <w:top w:w="80" w:type="dxa"/>
-              <w:start w:w="120" w:type="dxa"/>
-              <w:bottom w:w="80" w:type="dxa"/>
-              <w:end w:w="120" w:type="dxa"/>
-            </w:tcMar>
-            <w:vAlign w:val="center"/>
-          </w:tcPr>
-          <w:p>
-            <w:r>
-              <w:t>scipy.stats.gaussian_kde。bandwidthはScott factor x 0.8が既定。</w:t>
-            </w:r>
-          </w:p>
-        </w:tc>
-      </w:tr>
-      <w:tr>
-        <w:tc>
-          <w:tcPr>
-            <w:tcW w:type="dxa" w:w="2304"/>
-            <w:tcMar>
-              <w:top w:w="80" w:type="dxa"/>
-              <w:start w:w="120" w:type="dxa"/>
-              <w:bottom w:w="80" w:type="dxa"/>
-              <w:end w:w="120" w:type="dxa"/>
-            </w:tcMar>
-            <w:vAlign w:val="center"/>
-          </w:tcPr>
-          <w:p>
-            <w:r>
-              <w:t>点数不足/失敗時</w:t>
-            </w:r>
-          </w:p>
-        </w:tc>
-        <w:tc>
-          <w:tcPr>
-            <w:tcW w:type="dxa" w:w="7056"/>
-            <w:tcMar>
-              <w:top w:w="80" w:type="dxa"/>
-              <w:start w:w="120" w:type="dxa"/>
-              <w:bottom w:w="80" w:type="dxa"/>
-              <w:end w:w="120" w:type="dxa"/>
-            </w:tcMar>
-            <w:vAlign w:val="center"/>
-          </w:tcPr>
-          <w:p>
-            <w:r>
-              <w:t>有効点が5未満またはKDE失敗時はscatter fallbackを同名PNGへ保存する。</w:t>
-            </w:r>
-          </w:p>
-        </w:tc>
-      </w:tr>
-    </w:tbl>
-    <w:p/>
-    <w:p>
-      <w:pPr>
-        <w:pStyle w:val="Heading1"/>
-      </w:pPr>
-      <w:r>
-        <w:t>4. pGen=0の扱い</w:t>
-      </w:r>
-    </w:p>
-    <w:p>
-      <w:r>
-        <w:t>pGen=0は、OLGAモデル上の生成不能、入力AA配列の特殊性、または計算例外を表す可能性がある。この点は解析から完全に捨てず、points TSVにはpgen=0として残す。ただしlog10(pGen)が定義できないため、KDE plotからは除外する。除外点数はrun logに記録する。</w:t>
-      </w:r>
-    </w:p>
-    <w:p>
-      <w:pPr>
-        <w:pStyle w:val="Heading1"/>
-      </w:pPr>
-      <w:r>
-        <w:t>5. 出力仕様</w:t>
-      </w:r>
-    </w:p>
-    <w:tbl>
-      <w:tblPr>
-        <w:tblStyle w:val="TableGrid"/>
-        <w:tblW w:type="auto" w:w="0"/>
-        <w:jc w:val="left"/>
-        <w:tblLayout w:type="fixed"/>
-        <w:tblLook w:firstColumn="1" w:firstRow="1" w:lastColumn="0" w:lastRow="0" w:noHBand="0" w:noVBand="1" w:val="04A0"/>
-      </w:tblPr>
-      <w:tblGrid>
-        <w:gridCol w:w="3120"/>
-        <w:gridCol w:w="3120"/>
-        <w:gridCol w:w="3120"/>
-      </w:tblGrid>
-      <w:tr>
-        <w:tc>
-          <w:tcPr>
-            <w:tcW w:type="dxa" w:w="3168"/>
-            <w:shd w:fill="E8EEF5"/>
-            <w:tcMar>
-              <w:top w:w="80" w:type="dxa"/>
-              <w:start w:w="120" w:type="dxa"/>
-              <w:bottom w:w="80" w:type="dxa"/>
-              <w:end w:w="120" w:type="dxa"/>
-            </w:tcMar>
-            <w:vAlign w:val="center"/>
-          </w:tcPr>
-          <w:p>
-            <w:r>
-              <w:rPr>
-                <w:b/>
-              </w:rPr>
-              <w:t>ファイル</w:t>
-            </w:r>
-          </w:p>
-        </w:tc>
-        <w:tc>
-          <w:tcPr>
-            <w:tcW w:type="dxa" w:w="3456"/>
-            <w:shd w:fill="E8EEF5"/>
-            <w:tcMar>
-              <w:top w:w="80" w:type="dxa"/>
-              <w:start w:w="120" w:type="dxa"/>
-              <w:bottom w:w="80" w:type="dxa"/>
-              <w:end w:w="120" w:type="dxa"/>
-            </w:tcMar>
-            <w:vAlign w:val="center"/>
-          </w:tcPr>
-          <w:p>
-            <w:r>
-              <w:rPr>
-                <w:b/>
-              </w:rPr>
-              <w:t>内容</w:t>
-            </w:r>
-          </w:p>
-        </w:tc>
-        <w:tc>
-          <w:tcPr>
-            <w:tcW w:type="dxa" w:w="2736"/>
-            <w:shd w:fill="E8EEF5"/>
-            <w:tcMar>
-              <w:top w:w="80" w:type="dxa"/>
-              <w:start w:w="120" w:type="dxa"/>
-              <w:bottom w:w="80" w:type="dxa"/>
-              <w:end w:w="120" w:type="dxa"/>
-            </w:tcMar>
-            <w:vAlign w:val="center"/>
-          </w:tcPr>
-          <w:p>
-            <w:r>
-              <w:rPr>
-                <w:b/>
-              </w:rPr>
-              <w:t>用途</w:t>
-            </w:r>
-          </w:p>
-        </w:tc>
-      </w:tr>
-      <w:tr>
-        <w:tc>
-          <w:tcPr>
-            <w:tcW w:type="dxa" w:w="3168"/>
-            <w:tcMar>
-              <w:top w:w="80" w:type="dxa"/>
-              <w:start w:w="120" w:type="dxa"/>
-              <w:bottom w:w="80" w:type="dxa"/>
-              <w:end w:w="120" w:type="dxa"/>
-            </w:tcMar>
-            <w:vAlign w:val="center"/>
+            <w:tcW w:type="dxa" w:w="4320"/>
           </w:tcPr>
           <w:p>
             <w:r>
@@ -1246,35 +725,11 @@
         </w:tc>
         <w:tc>
           <w:tcPr>
-            <w:tcW w:type="dxa" w:w="3456"/>
-            <w:tcMar>
-              <w:top w:w="80" w:type="dxa"/>
-              <w:start w:w="120" w:type="dxa"/>
-              <w:bottom w:w="80" w:type="dxa"/>
-              <w:end w:w="120" w:type="dxa"/>
-            </w:tcMar>
-            <w:vAlign w:val="center"/>
+            <w:tcW w:type="dxa" w:w="4320"/>
           </w:tcPr>
           <w:p>
             <w:r>
-              <w:t>unique junction(nt)単位の統合表。</w:t>
-            </w:r>
-          </w:p>
-        </w:tc>
-        <w:tc>
-          <w:tcPr>
-            <w:tcW w:type="dxa" w:w="2736"/>
-            <w:tcMar>
-              <w:top w:w="80" w:type="dxa"/>
-              <w:start w:w="120" w:type="dxa"/>
-              <w:bottom w:w="80" w:type="dxa"/>
-              <w:end w:w="120" w:type="dxa"/>
-            </w:tcMar>
-            <w:vAlign w:val="center"/>
-          </w:tcPr>
-          <w:p>
-            <w:r>
-              <w:t>途中確認、異常点抽出、再作図の元データ。</w:t>
+              <w:t>中間Excelと同じrow-level点データをTSVで出力。</w:t>
             </w:r>
           </w:p>
         </w:tc>
@@ -1282,14 +737,29 @@
       <w:tr>
         <w:tc>
           <w:tcPr>
-            <w:tcW w:type="dxa" w:w="3168"/>
-            <w:tcMar>
-              <w:top w:w="80" w:type="dxa"/>
-              <w:start w:w="120" w:type="dxa"/>
-              <w:bottom w:w="80" w:type="dxa"/>
-              <w:end w:w="120" w:type="dxa"/>
-            </w:tcMar>
-            <w:vAlign w:val="center"/>
+            <w:tcW w:type="dxa" w:w="4320"/>
+          </w:tcPr>
+          <w:p>
+            <w:r>
+              <w:t>&lt;sample&gt;_pgen_shm_scatter_reads.png</w:t>
+            </w:r>
+          </w:p>
+        </w:tc>
+        <w:tc>
+          <w:tcPr>
+            <w:tcW w:type="dxa" w:w="4320"/>
+          </w:tcPr>
+          <w:p>
+            <w:r>
+              <w:t>採用AIRR行を基本単位としたscatter plot。</w:t>
+            </w:r>
+          </w:p>
+        </w:tc>
+      </w:tr>
+      <w:tr>
+        <w:tc>
+          <w:tcPr>
+            <w:tcW w:type="dxa" w:w="4320"/>
           </w:tcPr>
           <w:p>
             <w:r>
@@ -1299,35 +769,11 @@
         </w:tc>
         <w:tc>
           <w:tcPr>
-            <w:tcW w:type="dxa" w:w="3456"/>
-            <w:tcMar>
-              <w:top w:w="80" w:type="dxa"/>
-              <w:start w:w="120" w:type="dxa"/>
-              <w:bottom w:w="80" w:type="dxa"/>
-              <w:end w:w="120" w:type="dxa"/>
-            </w:tcMar>
-            <w:vAlign w:val="center"/>
+            <w:tcW w:type="dxa" w:w="4320"/>
           </w:tcPr>
           <w:p>
             <w:r>
-              <w:t>pGen-SHM 2D KDE図。</w:t>
-            </w:r>
-          </w:p>
-        </w:tc>
-        <w:tc>
-          <w:tcPr>
-            <w:tcW w:type="dxa" w:w="2736"/>
-            <w:tcMar>
-              <w:top w:w="80" w:type="dxa"/>
-              <w:start w:w="120" w:type="dxa"/>
-              <w:bottom w:w="80" w:type="dxa"/>
-              <w:end w:w="120" w:type="dxa"/>
-            </w:tcMar>
-            <w:vAlign w:val="center"/>
-          </w:tcPr>
-          <w:p>
-            <w:r>
-              <w:t>pGenとSHMの関係を視覚的に確認する。</w:t>
+              <w:t>sequence_id単位のKDE plot。</w:t>
             </w:r>
           </w:p>
         </w:tc>
@@ -1335,52 +781,21 @@
       <w:tr>
         <w:tc>
           <w:tcPr>
-            <w:tcW w:type="dxa" w:w="3168"/>
-            <w:tcMar>
-              <w:top w:w="80" w:type="dxa"/>
-              <w:start w:w="120" w:type="dxa"/>
-              <w:bottom w:w="80" w:type="dxa"/>
-              <w:end w:w="120" w:type="dxa"/>
-            </w:tcMar>
-            <w:vAlign w:val="center"/>
+            <w:tcW w:type="dxa" w:w="4320"/>
           </w:tcPr>
           <w:p>
             <w:r>
-              <w:t>&lt;sample&gt;_run_log.txt</w:t>
+              <w:t>&lt;sample&gt;_pgen_shm_kde_weighted.png</w:t>
             </w:r>
           </w:p>
         </w:tc>
         <w:tc>
           <w:tcPr>
-            <w:tcW w:type="dxa" w:w="3456"/>
-            <w:tcMar>
-              <w:top w:w="80" w:type="dxa"/>
-              <w:start w:w="120" w:type="dxa"/>
-              <w:bottom w:w="80" w:type="dxa"/>
-              <w:end w:w="120" w:type="dxa"/>
-            </w:tcMar>
-            <w:vAlign w:val="center"/>
+            <w:tcW w:type="dxa" w:w="4320"/>
           </w:tcPr>
           <w:p>
             <w:r>
-              <w:t>入力、出力、フィルタ件数、pGen=0点数、KDE使用点数。</w:t>
-            </w:r>
-          </w:p>
-        </w:tc>
-        <w:tc>
-          <w:tcPr>
-            <w:tcW w:type="dxa" w:w="2736"/>
-            <w:tcMar>
-              <w:top w:w="80" w:type="dxa"/>
-              <w:start w:w="120" w:type="dxa"/>
-              <w:bottom w:w="80" w:type="dxa"/>
-              <w:end w:w="120" w:type="dxa"/>
-            </w:tcMar>
-            <w:vAlign w:val="center"/>
-          </w:tcPr>
-          <w:p>
-            <w:r>
-              <w:t>再現性とトラブルシュート。</w:t>
+              <w:t>plot_weightを重みにしたKDE plot。</w:t>
             </w:r>
           </w:p>
         </w:tc>
@@ -1388,262 +803,21 @@
       <w:tr>
         <w:tc>
           <w:tcPr>
-            <w:tcW w:type="dxa" w:w="3168"/>
-            <w:tcMar>
-              <w:top w:w="80" w:type="dxa"/>
-              <w:start w:w="120" w:type="dxa"/>
-              <w:bottom w:w="80" w:type="dxa"/>
-              <w:end w:w="120" w:type="dxa"/>
-            </w:tcMar>
-            <w:vAlign w:val="center"/>
+            <w:tcW w:type="dxa" w:w="4320"/>
           </w:tcPr>
           <w:p>
             <w:r>
-              <w:t>&lt;sample&gt;_qc_summary.tsv</w:t>
+              <w:t>&lt;sample&gt;_pgen_shm_scatter_weighted.png</w:t>
             </w:r>
           </w:p>
         </w:tc>
         <w:tc>
           <w:tcPr>
-            <w:tcW w:type="dxa" w:w="3456"/>
-            <w:tcMar>
-              <w:top w:w="80" w:type="dxa"/>
-              <w:start w:w="120" w:type="dxa"/>
-              <w:bottom w:w="80" w:type="dxa"/>
-              <w:end w:w="120" w:type="dxa"/>
-            </w:tcMar>
-            <w:vAlign w:val="center"/>
+            <w:tcW w:type="dxa" w:w="4320"/>
           </w:tcPr>
           <w:p>
             <w:r>
-              <w:t>採用/除外件数と列有無。</w:t>
-            </w:r>
-          </w:p>
-        </w:tc>
-        <w:tc>
-          <w:tcPr>
-            <w:tcW w:type="dxa" w:w="2736"/>
-            <w:tcMar>
-              <w:top w:w="80" w:type="dxa"/>
-              <w:start w:w="120" w:type="dxa"/>
-              <w:bottom w:w="80" w:type="dxa"/>
-              <w:end w:w="120" w:type="dxa"/>
-            </w:tcMar>
-            <w:vAlign w:val="center"/>
-          </w:tcPr>
-          <w:p>
-            <w:r>
-              <w:t>母集団の確認。</w:t>
-            </w:r>
-          </w:p>
-        </w:tc>
-      </w:tr>
-    </w:tbl>
-    <w:p/>
-    <w:p>
-      <w:pPr>
-        <w:pStyle w:val="Heading1"/>
-      </w:pPr>
-      <w:r>
-        <w:t>6. SHM/pGen単独出力との関係</w:t>
-      </w:r>
-    </w:p>
-    <w:tbl>
-      <w:tblPr>
-        <w:tblStyle w:val="TableGrid"/>
-        <w:tblW w:type="auto" w:w="0"/>
-        <w:jc w:val="left"/>
-        <w:tblLayout w:type="fixed"/>
-        <w:tblLook w:firstColumn="1" w:firstRow="1" w:lastColumn="0" w:lastRow="0" w:noHBand="0" w:noVBand="1" w:val="04A0"/>
-      </w:tblPr>
-      <w:tblGrid>
-        <w:gridCol w:w="4680"/>
-        <w:gridCol w:w="4680"/>
-      </w:tblGrid>
-      <w:tr>
-        <w:tc>
-          <w:tcPr>
-            <w:tcW w:type="dxa" w:w="2592"/>
-            <w:shd w:fill="E8EEF5"/>
-            <w:tcMar>
-              <w:top w:w="80" w:type="dxa"/>
-              <w:start w:w="120" w:type="dxa"/>
-              <w:bottom w:w="80" w:type="dxa"/>
-              <w:end w:w="120" w:type="dxa"/>
-            </w:tcMar>
-            <w:vAlign w:val="center"/>
-          </w:tcPr>
-          <w:p>
-            <w:r>
-              <w:rPr>
-                <w:b/>
-              </w:rPr>
-              <w:t>出力</w:t>
-            </w:r>
-          </w:p>
-        </w:tc>
-        <w:tc>
-          <w:tcPr>
-            <w:tcW w:type="dxa" w:w="6768"/>
-            <w:shd w:fill="E8EEF5"/>
-            <w:tcMar>
-              <w:top w:w="80" w:type="dxa"/>
-              <w:start w:w="120" w:type="dxa"/>
-              <w:bottom w:w="80" w:type="dxa"/>
-              <w:end w:w="120" w:type="dxa"/>
-            </w:tcMar>
-            <w:vAlign w:val="center"/>
-          </w:tcPr>
-          <w:p>
-            <w:r>
-              <w:rPr>
-                <w:b/>
-              </w:rPr>
-              <w:t>関係</w:t>
-            </w:r>
-          </w:p>
-        </w:tc>
-      </w:tr>
-      <w:tr>
-        <w:tc>
-          <w:tcPr>
-            <w:tcW w:type="dxa" w:w="2592"/>
-            <w:tcMar>
-              <w:top w:w="80" w:type="dxa"/>
-              <w:start w:w="120" w:type="dxa"/>
-              <w:bottom w:w="80" w:type="dxa"/>
-              <w:end w:w="120" w:type="dxa"/>
-            </w:tcMar>
-            <w:vAlign w:val="center"/>
-          </w:tcPr>
-          <w:p>
-            <w:r>
-              <w:t>SHM histogram</w:t>
-            </w:r>
-          </w:p>
-        </w:tc>
-        <w:tc>
-          <w:tcPr>
-            <w:tcW w:type="dxa" w:w="6768"/>
-            <w:tcMar>
-              <w:top w:w="80" w:type="dxa"/>
-              <w:start w:w="120" w:type="dxa"/>
-              <w:bottom w:w="80" w:type="dxa"/>
-              <w:end w:w="120" w:type="dxa"/>
-            </w:tcMar>
-            <w:vAlign w:val="center"/>
-          </w:tcPr>
-          <w:p>
-            <w:r>
-              <w:t>points TSVのshm_medianをbin化したもの。pGen-SHM plotのy軸分布を単独で確認する。</w:t>
-            </w:r>
-          </w:p>
-        </w:tc>
-      </w:tr>
-      <w:tr>
-        <w:tc>
-          <w:tcPr>
-            <w:tcW w:type="dxa" w:w="2592"/>
-            <w:tcMar>
-              <w:top w:w="80" w:type="dxa"/>
-              <w:start w:w="120" w:type="dxa"/>
-              <w:bottom w:w="80" w:type="dxa"/>
-              <w:end w:w="120" w:type="dxa"/>
-            </w:tcMar>
-            <w:vAlign w:val="center"/>
-          </w:tcPr>
-          <w:p>
-            <w:r>
-              <w:t>pGen bins</w:t>
-            </w:r>
-          </w:p>
-        </w:tc>
-        <w:tc>
-          <w:tcPr>
-            <w:tcW w:type="dxa" w:w="6768"/>
-            <w:tcMar>
-              <w:top w:w="80" w:type="dxa"/>
-              <w:start w:w="120" w:type="dxa"/>
-              <w:bottom w:w="80" w:type="dxa"/>
-              <w:end w:w="120" w:type="dxa"/>
-            </w:tcMar>
-            <w:vAlign w:val="center"/>
-          </w:tcPr>
-          <w:p>
-            <w:r>
-              <w:t>フィルタ後readのjunction_aaに対するpGen分布。pGen-SHM plotのx軸側の背景分布を確認する。</w:t>
-            </w:r>
-          </w:p>
-        </w:tc>
-      </w:tr>
-      <w:tr>
-        <w:tc>
-          <w:tcPr>
-            <w:tcW w:type="dxa" w:w="2592"/>
-            <w:tcMar>
-              <w:top w:w="80" w:type="dxa"/>
-              <w:start w:w="120" w:type="dxa"/>
-              <w:bottom w:w="80" w:type="dxa"/>
-              <w:end w:w="120" w:type="dxa"/>
-            </w:tcMar>
-            <w:vAlign w:val="center"/>
-          </w:tcPr>
-          <w:p>
-            <w:r>
-              <w:t>pGen-SHM points</w:t>
-            </w:r>
-          </w:p>
-        </w:tc>
-        <w:tc>
-          <w:tcPr>
-            <w:tcW w:type="dxa" w:w="6768"/>
-            <w:tcMar>
-              <w:top w:w="80" w:type="dxa"/>
-              <w:start w:w="120" w:type="dxa"/>
-              <w:bottom w:w="80" w:type="dxa"/>
-              <w:end w:w="120" w:type="dxa"/>
-            </w:tcMar>
-            <w:vAlign w:val="center"/>
-          </w:tcPr>
-          <w:p>
-            <w:r>
-              <w:t>SHMとpGenをunique junction(nt)単位で結合した主中間データ。</w:t>
-            </w:r>
-          </w:p>
-        </w:tc>
-      </w:tr>
-      <w:tr>
-        <w:tc>
-          <w:tcPr>
-            <w:tcW w:type="dxa" w:w="2592"/>
-            <w:tcMar>
-              <w:top w:w="80" w:type="dxa"/>
-              <w:start w:w="120" w:type="dxa"/>
-              <w:bottom w:w="80" w:type="dxa"/>
-              <w:end w:w="120" w:type="dxa"/>
-            </w:tcMar>
-            <w:vAlign w:val="center"/>
-          </w:tcPr>
-          <w:p>
-            <w:r>
-              <w:t>pGen-SHM KDE</w:t>
-            </w:r>
-          </w:p>
-        </w:tc>
-        <w:tc>
-          <w:tcPr>
-            <w:tcW w:type="dxa" w:w="6768"/>
-            <w:tcMar>
-              <w:top w:w="80" w:type="dxa"/>
-              <w:start w:w="120" w:type="dxa"/>
-              <w:bottom w:w="80" w:type="dxa"/>
-              <w:end w:w="120" w:type="dxa"/>
-            </w:tcMar>
-            <w:vAlign w:val="center"/>
-          </w:tcPr>
-          <w:p>
-            <w:r>
-              <w:t>pointsからpGen=0を除外し、指定範囲内の点で密度推定した最終図。</w:t>
+              <w:t>plot_weightを点サイズに反映したscatter plot。</w:t>
             </w:r>
           </w:p>
         </w:tc>
@@ -1661,119 +835,43 @@
     <w:p>
       <w:pPr>
         <w:pStyle w:val="ListBullet"/>
-        <w:spacing w:after="80"/>
       </w:pPr>
       <w:r>
-        <w:t>高SHM・低pGen領域は、変異が蓄積し生成確率が低い集団として見える可能性がある。</w:t>
+        <w:t>同じjunction_aaの点が縦に並ぶ場合、pGenは同じだがSHMがsequence_idごとに異なることを示す。</w:t>
       </w:r>
     </w:p>
     <w:p>
       <w:pPr>
         <w:pStyle w:val="ListBullet"/>
-        <w:spacing w:after="80"/>
+      </w:pPr>
+      <w:r>
+        <w:t>v_identityが小数3桁で出力される場合、SHMの完全一致は限定的と考えられるが、完全一致時はsame_xy_countで確認できる。</w:t>
+      </w:r>
+    </w:p>
+    <w:p>
+      <w:pPr>
+        <w:pStyle w:val="ListBullet"/>
+      </w:pPr>
+      <w:r>
+        <w:t>高SHM・低pGen領域は、変異蓄積が大きく生成確率が低い配列群として解釈できる可能性がある。</w:t>
+      </w:r>
+    </w:p>
+    <w:p>
+      <w:pPr>
+        <w:pStyle w:val="ListBullet"/>
       </w:pPr>
       <w:r>
         <w:t>低SHM・高pGen領域は、germlineに近い配列、V alignmentが短い点、または入力/アノテーション条件の影響を確認する。</w:t>
       </w:r>
     </w:p>
-    <w:p>
-      <w:pPr>
-        <w:pStyle w:val="ListBullet"/>
-        <w:spacing w:after="80"/>
-      </w:pPr>
-      <w:r>
-        <w:t>read_countが大きい点は、KDEでは重み付けしないが、points TSVで個別確認できる。</w:t>
-      </w:r>
-    </w:p>
-    <w:p>
-      <w:pPr>
-        <w:pStyle w:val="ListBullet"/>
-        <w:spacing w:after="80"/>
-      </w:pPr>
-      <w:r>
-        <w:t>aa_candidate_countが2以上のjunction_ntは、同じnt junction内でAA表現が揺れている可能性があるため、必要に応じて元TSVへ戻って確認する。</w:t>
-      </w:r>
-    </w:p>
-    <w:p>
-      <w:pPr>
-        <w:pStyle w:val="ListBullet"/>
-        <w:spacing w:after="80"/>
-      </w:pPr>
-      <w:r>
-        <w:t>KDE軸範囲外の点は図に出ない。必要ならGUIのxlim/ylimを変更して再実行する。</w:t>
-      </w:r>
-    </w:p>
-    <w:p>
-      <w:pPr>
-        <w:pStyle w:val="Heading1"/>
-      </w:pPr>
-      <w:r>
-        <w:t>8. 今後の拡張候補</w:t>
-      </w:r>
-    </w:p>
-    <w:p>
-      <w:pPr>
-        <w:pStyle w:val="ListBullet"/>
-        <w:spacing w:after="80"/>
-      </w:pPr>
-      <w:r>
-        <w:t>ROI機能: 指定したpGen-SHM範囲内のpoints/readをTSVへ抽出する。</w:t>
-      </w:r>
-    </w:p>
-    <w:p>
-      <w:pPr>
-        <w:pStyle w:val="ListBullet"/>
-        <w:spacing w:after="80"/>
-      </w:pPr>
-      <w:r>
-        <w:t>V alignment長フィルタ比較: v_seq_len_medianが短い点を除外した再作図を標準レポート化する。</w:t>
-      </w:r>
-    </w:p>
-    <w:p>
-      <w:pPr>
-        <w:pStyle w:val="ListBullet"/>
-        <w:spacing w:after="80"/>
-      </w:pPr>
-      <w:r>
-        <w:t>複数サンプル比較: サンプルごとのKDEまたはpoints分布を並べて確認する。</w:t>
-      </w:r>
-    </w:p>
-    <w:p>
-      <w:pPr>
-        <w:pStyle w:val="ListBullet"/>
-        <w:spacing w:after="80"/>
-      </w:pPr>
-      <w:r>
-        <w:t>IGH以外のモデル対応: IGK/IGLを解析する場合はOLGAモデルとフィルタ仕様を別途定義する。</w:t>
-      </w:r>
-    </w:p>
     <w:sectPr>
-      <w:footerReference w:type="default" r:id="rId9"/>
       <w:pgSz w:w="12240" w:h="15840"/>
-      <w:pgMar w:top="1440" w:right="1440" w:bottom="1440" w:left="1440" w:header="708" w:footer="708" w:gutter="0"/>
+      <w:pgMar w:top="1440" w:right="1800" w:bottom="1440" w:left="1800" w:header="720" w:footer="720" w:gutter="0"/>
       <w:cols w:space="720"/>
       <w:docGrid w:linePitch="360"/>
     </w:sectPr>
   </w:body>
 </w:document>
-</file>
-
-<file path=word/footer1.xml><?xml version="1.0" encoding="utf-8"?>
-<w:ftr xmlns:m="http://schemas.openxmlformats.org/officeDocument/2006/math" xmlns:mc="http://schemas.openxmlformats.org/markup-compatibility/2006" xmlns:mo="http://schemas.microsoft.com/office/mac/office/2008/main" xmlns:mv="urn:schemas-microsoft-com:mac:vml" xmlns:o="urn:schemas-microsoft-com:office:office" xmlns:r="http://schemas.openxmlformats.org/officeDocument/2006/relationships" xmlns:v="urn:schemas-microsoft-com:vml" xmlns:w10="urn:schemas-microsoft-com:office:word" xmlns:w14="http://schemas.microsoft.com/office/word/2010/wordml" xmlns:w="http://schemas.openxmlformats.org/wordprocessingml/2006/main" xmlns:wne="http://schemas.microsoft.com/office/word/2006/wordml" xmlns:wp14="http://schemas.microsoft.com/office/word/2010/wordprocessingDrawing" xmlns:wp="http://schemas.openxmlformats.org/drawingml/2006/wordprocessingDrawing" xmlns:wpc="http://schemas.microsoft.com/office/word/2010/wordprocessingCanvas" xmlns:wpg="http://schemas.microsoft.com/office/word/2010/wordprocessingGroup" xmlns:wpi="http://schemas.microsoft.com/office/word/2010/wordprocessingInk" xmlns:wps="http://schemas.microsoft.com/office/word/2010/wordprocessingShape" mc:Ignorable="w14 wp14">
-  <w:p>
-    <w:pPr>
-      <w:pStyle w:val="Footer"/>
-      <w:jc w:val="right"/>
-    </w:pPr>
-    <w:r>
-      <w:rPr>
-        <w:color w:val="666666"/>
-        <w:sz w:val="16"/>
-      </w:rPr>
-      <w:t>RG AIRR TSV pGen-SHM plot specifications | 2026-06-07</w:t>
-    </w:r>
-  </w:p>
-</w:ftr>
 </file>
 
 <file path=word/numbering.xml><?xml version="1.0" encoding="utf-8"?>
@@ -2139,12 +1237,9 @@
     <w:name w:val="Normal"/>
     <w:qFormat/>
     <w:rsid w:val="00FC693F"/>
-    <w:pPr>
-      <w:spacing w:after="120" w:line="300" w:lineRule="auto"/>
-    </w:pPr>
     <w:rPr>
-      <w:rFonts w:ascii="Calibri" w:hAnsi="Calibri" w:eastAsia="Yu Gothic"/>
-      <w:sz w:val="22"/>
+      <w:rFonts w:ascii="Yu Gothic" w:hAnsi="Yu Gothic"/>
+      <w:sz w:val="21"/>
     </w:rPr>
   </w:style>
   <w:style w:type="paragraph" w:styleId="Header">
@@ -2202,15 +1297,15 @@
     <w:pPr>
       <w:keepNext/>
       <w:keepLines/>
-      <w:spacing w:before="360" w:after="200"/>
+      <w:spacing w:before="480" w:after="0"/>
       <w:outlineLvl w:val="0"/>
     </w:pPr>
     <w:rPr>
-      <w:rFonts w:asciiTheme="majorHAnsi" w:eastAsiaTheme="majorEastAsia" w:hAnsiTheme="majorHAnsi" w:cstheme="majorBidi" w:ascii="Calibri" w:hAnsi="Calibri" w:eastAsia="Yu Gothic"/>
+      <w:rFonts w:asciiTheme="majorHAnsi" w:eastAsiaTheme="majorEastAsia" w:hAnsiTheme="majorHAnsi" w:cstheme="majorBidi" w:ascii="Yu Gothic" w:hAnsi="Yu Gothic"/>
       <w:b/>
       <w:bCs/>
-      <w:color w:val="2E74B5"/>
-      <w:sz w:val="32"/>
+      <w:color w:val="365F91" w:themeColor="accent1" w:themeShade="BF"/>
+      <w:sz w:val="28"/>
       <w:szCs w:val="28"/>
     </w:rPr>
   </w:style>
@@ -2226,14 +1321,14 @@
     <w:pPr>
       <w:keepNext/>
       <w:keepLines/>
-      <w:spacing w:before="280" w:after="140"/>
+      <w:spacing w:before="200" w:after="0"/>
       <w:outlineLvl w:val="1"/>
     </w:pPr>
     <w:rPr>
-      <w:rFonts w:asciiTheme="majorHAnsi" w:eastAsiaTheme="majorEastAsia" w:hAnsiTheme="majorHAnsi" w:cstheme="majorBidi" w:ascii="Calibri" w:hAnsi="Calibri" w:eastAsia="Yu Gothic"/>
+      <w:rFonts w:asciiTheme="majorHAnsi" w:eastAsiaTheme="majorEastAsia" w:hAnsiTheme="majorHAnsi" w:cstheme="majorBidi" w:ascii="Yu Gothic" w:hAnsi="Yu Gothic"/>
       <w:b/>
       <w:bCs/>
-      <w:color w:val="2E74B5"/>
+      <w:color w:val="4F81BD" w:themeColor="accent1"/>
       <w:sz w:val="26"/>
       <w:szCs w:val="26"/>
     </w:rPr>
@@ -2250,15 +1345,14 @@
     <w:pPr>
       <w:keepNext/>
       <w:keepLines/>
-      <w:spacing w:before="200" w:after="100"/>
+      <w:spacing w:before="200" w:after="0"/>
       <w:outlineLvl w:val="2"/>
     </w:pPr>
     <w:rPr>
-      <w:rFonts w:asciiTheme="majorHAnsi" w:eastAsiaTheme="majorEastAsia" w:hAnsiTheme="majorHAnsi" w:cstheme="majorBidi" w:ascii="Calibri" w:hAnsi="Calibri" w:eastAsia="Yu Gothic"/>
+      <w:rFonts w:asciiTheme="majorHAnsi" w:eastAsiaTheme="majorEastAsia" w:hAnsiTheme="majorHAnsi" w:cstheme="majorBidi" w:ascii="Yu Gothic" w:hAnsi="Yu Gothic"/>
       <w:b/>
       <w:bCs/>
-      <w:color w:val="1F4D78"/>
-      <w:sz w:val="24"/>
+      <w:color w:val="4F81BD" w:themeColor="accent1"/>
     </w:rPr>
   </w:style>
   <w:style w:type="paragraph" w:styleId="Heading4">

--- a/TSVからpGen-SHMデータ作成仕様書_20260607.docx
+++ b/TSVからpGen-SHMデータ作成仕様書_20260607.docx
@@ -4,550 +4,68 @@
   <w:body>
     <w:p>
       <w:pPr>
-        <w:jc w:val="center"/>
+        <w:spacing w:after="80"/>
       </w:pPr>
       <w:r>
         <w:rPr>
-          <w:rFonts w:ascii="Yu Gothic" w:hAnsi="Yu Gothic"/>
+          <w:rFonts w:ascii="Calibri" w:hAnsi="Calibri"/>
           <w:b/>
-          <w:sz w:val="36"/>
+          <w:color w:val="0B2545"/>
+          <w:sz w:val="40"/>
         </w:rPr>
         <w:t>TSVからpGen-SHMデータ作成仕様書</w:t>
       </w:r>
     </w:p>
     <w:p>
       <w:pPr>
-        <w:jc w:val="center"/>
+        <w:spacing w:after="240"/>
       </w:pPr>
       <w:r>
         <w:rPr>
-          <w:rFonts w:ascii="Yu Gothic" w:hAnsi="Yu Gothic"/>
+          <w:rFonts w:ascii="Calibri" w:hAnsi="Calibri"/>
+          <w:color w:val="555555"/>
           <w:sz w:val="20"/>
         </w:rPr>
-        <w:t>対象: AIRR row-level pGen/SHM data -&gt; pGen-SHM scatter / KDE plot</w:t>
-      </w:r>
-    </w:p>
-    <w:p>
-      <w:pPr>
-        <w:pStyle w:val="Heading1"/>
-      </w:pPr>
-      <w:r>
-        <w:t>1. 目的</w:t>
-      </w:r>
-    </w:p>
-    <w:p>
-      <w:r>
-        <w:t>本仕様書は、AIRR TSVから作成したrow-level pGenデータとSHMデータを統合し、pGen-SHM plotを作成する処理を定義する。現行仕様では、フィルタ後のAIRR各行を1点として扱い、同じjunction_aaでもSHMが異なるsequence_idを潰さずに可視化する。</w:t>
-      </w:r>
-    </w:p>
-    <w:p>
-      <w:pPr>
-        <w:pStyle w:val="Heading1"/>
-      </w:pPr>
-      <w:r>
-        <w:t>2. 解析単位</w:t>
-      </w:r>
-    </w:p>
-    <w:p>
-      <w:pPr>
-        <w:pStyle w:val="ListBullet"/>
-      </w:pPr>
-      <w:r>
-        <w:t>主解析の単位はフィルタ後のAIRR各行、すなわちsequence_idである。</w:t>
-      </w:r>
-    </w:p>
-    <w:p>
-      <w:pPr>
-        <w:pStyle w:val="ListBullet"/>
-      </w:pPr>
-      <w:r>
-        <w:t>採用行が10,000行であれば、中間Excelは10,000行となり、pGen-SHM scatterの基本点数も10,000点である。</w:t>
-      </w:r>
-    </w:p>
-    <w:p>
-      <w:pPr>
-        <w:pStyle w:val="ListBullet"/>
-      </w:pPr>
-      <w:r>
-        <w:t>pGenはjunction_aaから決まるため、同じjunction_aaを持つ行は同じx座標を持つ。</w:t>
-      </w:r>
-    </w:p>
-    <w:p>
-      <w:pPr>
-        <w:pStyle w:val="ListBullet"/>
-      </w:pPr>
-      <w:r>
-        <w:t>SHMは各行のv_identityから計算するため、同じjunction_aaでもy座標は行ごとに異なり得る。</w:t>
-      </w:r>
-    </w:p>
-    <w:p>
-      <w:pPr>
-        <w:pStyle w:val="Heading1"/>
-      </w:pPr>
-      <w:r>
-        <w:t>3. 中間Excel仕様</w:t>
-      </w:r>
-    </w:p>
-    <w:p>
-      <w:r>
-        <w:t>pGen-SHM plot作成前に、採用AIRR行だけを含む中間Excelを出力する。このExcelを図表作成の確認用データとする。</w:t>
+        <w:t>対象: IgBLAST AIRR outfmt 19 TSV / 更新日: 2026-06-08 / 目的: pGen-SHM plotと複数視点出力の引継ぎ</w:t>
       </w:r>
     </w:p>
     <w:tbl>
       <w:tblPr>
         <w:tblStyle w:val="TableGrid"/>
-        <w:tblW w:type="auto" w:w="0"/>
+        <w:tblW w:type="dxa" w:w="9360"/>
+        <w:tblLayout w:type="fixed"/>
         <w:tblLook w:firstColumn="1" w:firstRow="1" w:lastColumn="0" w:lastRow="0" w:noHBand="0" w:noVBand="1" w:val="04A0"/>
+        <w:tblInd w:w="120" w:type="dxa"/>
+        <w:tblCellMar>
+          <w:top w:w="80" w:type="dxa"/>
+          <w:start w:w="120" w:type="dxa"/>
+          <w:bottom w:w="80" w:type="dxa"/>
+          <w:end w:w="120" w:type="dxa"/>
+        </w:tblCellMar>
       </w:tblPr>
       <w:tblGrid>
-        <w:gridCol w:w="2880"/>
-        <w:gridCol w:w="2880"/>
-        <w:gridCol w:w="2880"/>
+        <w:gridCol w:w="9360"/>
       </w:tblGrid>
       <w:tr>
         <w:tc>
           <w:tcPr>
-            <w:tcW w:type="dxa" w:w="2880"/>
+            <w:tcW w:type="dxa" w:w="9360"/>
+            <w:vAlign w:val="center"/>
+            <w:shd w:fill="F4F6F9"/>
           </w:tcPr>
           <w:p>
+            <w:pPr>
+              <w:spacing w:after="60"/>
+            </w:pPr>
             <w:r>
-              <w:t>列名</w:t>
+              <w:rPr>
+                <w:b/>
+                <w:color w:val="1F4D78"/>
+              </w:rPr>
+              <w:t>引継ぎ上の要点</w:t>
             </w:r>
-          </w:p>
-        </w:tc>
-        <w:tc>
-          <w:tcPr>
-            <w:tcW w:type="dxa" w:w="2880"/>
-          </w:tcPr>
-          <w:p>
             <w:r>
-              <w:t>区分</w:t>
-            </w:r>
-          </w:p>
-        </w:tc>
-        <w:tc>
-          <w:tcPr>
-            <w:tcW w:type="dxa" w:w="2880"/>
-          </w:tcPr>
-          <w:p>
-            <w:r>
-              <w:t>説明</w:t>
-            </w:r>
-          </w:p>
-        </w:tc>
-      </w:tr>
-      <w:tr>
-        <w:tc>
-          <w:tcPr>
-            <w:tcW w:type="dxa" w:w="2880"/>
-          </w:tcPr>
-          <w:p>
-            <w:r>
-              <w:t>sequence_id</w:t>
-            </w:r>
-          </w:p>
-        </w:tc>
-        <w:tc>
-          <w:tcPr>
-            <w:tcW w:type="dxa" w:w="2880"/>
-          </w:tcPr>
-          <w:p>
-            <w:r>
-              <w:t>必要データ</w:t>
-            </w:r>
-          </w:p>
-        </w:tc>
-        <w:tc>
-          <w:tcPr>
-            <w:tcW w:type="dxa" w:w="2880"/>
-          </w:tcPr>
-          <w:p>
-            <w:r>
-              <w:t>AIRR TSVのsequence_id。</w:t>
-            </w:r>
-          </w:p>
-        </w:tc>
-      </w:tr>
-      <w:tr>
-        <w:tc>
-          <w:tcPr>
-            <w:tcW w:type="dxa" w:w="2880"/>
-          </w:tcPr>
-          <w:p>
-            <w:r>
-              <w:t>junction_aa</w:t>
-            </w:r>
-          </w:p>
-        </w:tc>
-        <w:tc>
-          <w:tcPr>
-            <w:tcW w:type="dxa" w:w="2880"/>
-          </w:tcPr>
-          <w:p>
-            <w:r>
-              <w:t>必要データ</w:t>
-            </w:r>
-          </w:p>
-        </w:tc>
-        <w:tc>
-          <w:tcPr>
-            <w:tcW w:type="dxa" w:w="2880"/>
-          </w:tcPr>
-          <w:p>
-            <w:r>
-              <w:t>pGen計算単位となるCDR3アミノ酸配列。</w:t>
-            </w:r>
-          </w:p>
-        </w:tc>
-      </w:tr>
-      <w:tr>
-        <w:tc>
-          <w:tcPr>
-            <w:tcW w:type="dxa" w:w="2880"/>
-          </w:tcPr>
-          <w:p>
-            <w:r>
-              <w:t>shm</w:t>
-            </w:r>
-          </w:p>
-        </w:tc>
-        <w:tc>
-          <w:tcPr>
-            <w:tcW w:type="dxa" w:w="2880"/>
-          </w:tcPr>
-          <w:p>
-            <w:r>
-              <w:t>必要データ</w:t>
-            </w:r>
-          </w:p>
-        </w:tc>
-        <w:tc>
-          <w:tcPr>
-            <w:tcW w:type="dxa" w:w="2880"/>
-          </w:tcPr>
-          <w:p>
-            <w:r>
-              <w:t>各行のv_identityから計算したSHM。</w:t>
-            </w:r>
-          </w:p>
-        </w:tc>
-      </w:tr>
-      <w:tr>
-        <w:tc>
-          <w:tcPr>
-            <w:tcW w:type="dxa" w:w="2880"/>
-          </w:tcPr>
-          <w:p>
-            <w:r>
-              <w:t>pgen</w:t>
-            </w:r>
-          </w:p>
-        </w:tc>
-        <w:tc>
-          <w:tcPr>
-            <w:tcW w:type="dxa" w:w="2880"/>
-          </w:tcPr>
-          <w:p>
-            <w:r>
-              <w:t>必要データ</w:t>
-            </w:r>
-          </w:p>
-        </w:tc>
-        <w:tc>
-          <w:tcPr>
-            <w:tcW w:type="dxa" w:w="2880"/>
-          </w:tcPr>
-          <w:p>
-            <w:r>
-              <w:t>junction_aaから計算したpGen。</w:t>
-            </w:r>
-          </w:p>
-        </w:tc>
-      </w:tr>
-      <w:tr>
-        <w:tc>
-          <w:tcPr>
-            <w:tcW w:type="dxa" w:w="2880"/>
-          </w:tcPr>
-          <w:p>
-            <w:r>
-              <w:t>log10_pgen</w:t>
-            </w:r>
-          </w:p>
-        </w:tc>
-        <w:tc>
-          <w:tcPr>
-            <w:tcW w:type="dxa" w:w="2880"/>
-          </w:tcPr>
-          <w:p>
-            <w:r>
-              <w:t>必要データ</w:t>
-            </w:r>
-          </w:p>
-        </w:tc>
-        <w:tc>
-          <w:tcPr>
-            <w:tcW w:type="dxa" w:w="2880"/>
-          </w:tcPr>
-          <w:p>
-            <w:r>
-              <w:t>pGen&gt;0の場合のlog10(pGen)。</w:t>
-            </w:r>
-          </w:p>
-        </w:tc>
-      </w:tr>
-      <w:tr>
-        <w:tc>
-          <w:tcPr>
-            <w:tcW w:type="dxa" w:w="2880"/>
-          </w:tcPr>
-          <w:p>
-            <w:r>
-              <w:t>junction</w:t>
-            </w:r>
-          </w:p>
-        </w:tc>
-        <w:tc>
-          <w:tcPr>
-            <w:tcW w:type="dxa" w:w="2880"/>
-          </w:tcPr>
-          <w:p>
-            <w:r>
-              <w:t>参考データ</w:t>
-            </w:r>
-          </w:p>
-        </w:tc>
-        <w:tc>
-          <w:tcPr>
-            <w:tcW w:type="dxa" w:w="2880"/>
-          </w:tcPr>
-          <w:p>
-            <w:r>
-              <w:t>CDR3塩基配列。</w:t>
-            </w:r>
-          </w:p>
-        </w:tc>
-      </w:tr>
-      <w:tr>
-        <w:tc>
-          <w:tcPr>
-            <w:tcW w:type="dxa" w:w="2880"/>
-          </w:tcPr>
-          <w:p>
-            <w:r>
-              <w:t>v_identity</w:t>
-            </w:r>
-          </w:p>
-        </w:tc>
-        <w:tc>
-          <w:tcPr>
-            <w:tcW w:type="dxa" w:w="2880"/>
-          </w:tcPr>
-          <w:p>
-            <w:r>
-              <w:t>参考データ</w:t>
-            </w:r>
-          </w:p>
-        </w:tc>
-        <w:tc>
-          <w:tcPr>
-            <w:tcW w:type="dxa" w:w="2880"/>
-          </w:tcPr>
-          <w:p>
-            <w:r>
-              <w:t>SHM計算元。</w:t>
-            </w:r>
-          </w:p>
-        </w:tc>
-      </w:tr>
-      <w:tr>
-        <w:tc>
-          <w:tcPr>
-            <w:tcW w:type="dxa" w:w="2880"/>
-          </w:tcPr>
-          <w:p>
-            <w:r>
-              <w:t>locus</w:t>
-            </w:r>
-          </w:p>
-        </w:tc>
-        <w:tc>
-          <w:tcPr>
-            <w:tcW w:type="dxa" w:w="2880"/>
-          </w:tcPr>
-          <w:p>
-            <w:r>
-              <w:t>参考データ</w:t>
-            </w:r>
-          </w:p>
-        </w:tc>
-        <w:tc>
-          <w:tcPr>
-            <w:tcW w:type="dxa" w:w="2880"/>
-          </w:tcPr>
-          <w:p>
-            <w:r>
-              <w:t>IGHフィルタ確認用。</w:t>
-            </w:r>
-          </w:p>
-        </w:tc>
-      </w:tr>
-      <w:tr>
-        <w:tc>
-          <w:tcPr>
-            <w:tcW w:type="dxa" w:w="2880"/>
-          </w:tcPr>
-          <w:p>
-            <w:r>
-              <w:t>productive</w:t>
-            </w:r>
-          </w:p>
-        </w:tc>
-        <w:tc>
-          <w:tcPr>
-            <w:tcW w:type="dxa" w:w="2880"/>
-          </w:tcPr>
-          <w:p>
-            <w:r>
-              <w:t>参考データ</w:t>
-            </w:r>
-          </w:p>
-        </w:tc>
-        <w:tc>
-          <w:tcPr>
-            <w:tcW w:type="dxa" w:w="2880"/>
-          </w:tcPr>
-          <w:p>
-            <w:r>
-              <w:t>productiveフィルタ確認用。</w:t>
-            </w:r>
-          </w:p>
-        </w:tc>
-      </w:tr>
-      <w:tr>
-        <w:tc>
-          <w:tcPr>
-            <w:tcW w:type="dxa" w:w="2880"/>
-          </w:tcPr>
-          <w:p>
-            <w:r>
-              <w:t>v_call</w:t>
-            </w:r>
-          </w:p>
-        </w:tc>
-        <w:tc>
-          <w:tcPr>
-            <w:tcW w:type="dxa" w:w="2880"/>
-          </w:tcPr>
-          <w:p>
-            <w:r>
-              <w:t>参考データ</w:t>
-            </w:r>
-          </w:p>
-        </w:tc>
-        <w:tc>
-          <w:tcPr>
-            <w:tcW w:type="dxa" w:w="2880"/>
-          </w:tcPr>
-          <w:p>
-            <w:r>
-              <w:t>pGen計算には使わないが、解釈/QC用に保持。</w:t>
-            </w:r>
-          </w:p>
-        </w:tc>
-      </w:tr>
-      <w:tr>
-        <w:tc>
-          <w:tcPr>
-            <w:tcW w:type="dxa" w:w="2880"/>
-          </w:tcPr>
-          <w:p>
-            <w:r>
-              <w:t>j_call</w:t>
-            </w:r>
-          </w:p>
-        </w:tc>
-        <w:tc>
-          <w:tcPr>
-            <w:tcW w:type="dxa" w:w="2880"/>
-          </w:tcPr>
-          <w:p>
-            <w:r>
-              <w:t>参考データ</w:t>
-            </w:r>
-          </w:p>
-        </w:tc>
-        <w:tc>
-          <w:tcPr>
-            <w:tcW w:type="dxa" w:w="2880"/>
-          </w:tcPr>
-          <w:p>
-            <w:r>
-              <w:t>pGen計算には使わないが、解釈/QC用に保持。</w:t>
-            </w:r>
-          </w:p>
-        </w:tc>
-      </w:tr>
-      <w:tr>
-        <w:tc>
-          <w:tcPr>
-            <w:tcW w:type="dxa" w:w="2880"/>
-          </w:tcPr>
-          <w:p>
-            <w:r>
-              <w:t>same_xy_count</w:t>
-            </w:r>
-          </w:p>
-        </w:tc>
-        <w:tc>
-          <w:tcPr>
-            <w:tcW w:type="dxa" w:w="2880"/>
-          </w:tcPr>
-          <w:p>
-            <w:r>
-              <w:t>描画補助</w:t>
-            </w:r>
-          </w:p>
-        </w:tc>
-        <w:tc>
-          <w:tcPr>
-            <w:tcW w:type="dxa" w:w="2880"/>
-          </w:tcPr>
-          <w:p>
-            <w:r>
-              <w:t>同一log10_pgenかつ同一SHMの採用行数。</w:t>
-            </w:r>
-          </w:p>
-        </w:tc>
-      </w:tr>
-      <w:tr>
-        <w:tc>
-          <w:tcPr>
-            <w:tcW w:type="dxa" w:w="2880"/>
-          </w:tcPr>
-          <w:p>
-            <w:r>
-              <w:t>plot_weight</w:t>
-            </w:r>
-          </w:p>
-        </w:tc>
-        <w:tc>
-          <w:tcPr>
-            <w:tcW w:type="dxa" w:w="2880"/>
-          </w:tcPr>
-          <w:p>
-            <w:r>
-              <w:t>描画補助</w:t>
-            </w:r>
-          </w:p>
-        </w:tc>
-        <w:tc>
-          <w:tcPr>
-            <w:tcW w:type="dxa" w:w="2880"/>
-          </w:tcPr>
-          <w:p>
-            <w:r>
-              <w:t>scatter点サイズおよびKDE重みに用いる値。通常は1。</w:t>
+              <w:t xml:space="preserve">  元データを潰さない row-level Excel/TSV を中心データとして保存し、目的に応じて複数の図表を出力する方針とする。</w:t>
             </w:r>
           </w:p>
         </w:tc>
@@ -559,133 +77,111 @@
         <w:pStyle w:val="Heading1"/>
       </w:pPr>
       <w:r>
-        <w:t>4. pGen-SHM scatter仕様</w:t>
+        <w:t>1. 基本方針</w:t>
       </w:r>
     </w:p>
     <w:p>
-      <w:pPr>
-        <w:pStyle w:val="ListBullet"/>
-      </w:pPr>
       <w:r>
-        <w:t>x軸はlog10_pgen、y軸はshmとする。</w:t>
-      </w:r>
-    </w:p>
-    <w:p>
-      <w:pPr>
-        <w:pStyle w:val="ListBullet"/>
-      </w:pPr>
-      <w:r>
-        <w:t>基本的には採用AIRR 1行を1点として描画する。</w:t>
-      </w:r>
-    </w:p>
-    <w:p>
-      <w:pPr>
-        <w:pStyle w:val="ListBullet"/>
-      </w:pPr>
-      <w:r>
-        <w:t>同一のlog10_pgenとshmを持つ行が複数ある場合、Excelでは各sequence_id行を保持し、描画時だけ同一座標に集約する。</w:t>
-      </w:r>
-    </w:p>
-    <w:p>
-      <w:pPr>
-        <w:pStyle w:val="ListBullet"/>
-      </w:pPr>
-      <w:r>
-        <w:t>同一座標に集約された点は、same_xy_countまたはplot_weightに応じて点サイズを大きくする。</w:t>
-      </w:r>
-    </w:p>
-    <w:p>
-      <w:pPr>
-        <w:pStyle w:val="ListBullet"/>
-      </w:pPr>
-      <w:r>
-        <w:t>pGen=0の行はlog10_pgenが定義できないため、Excel/points TSVには残すがscatterからは除外する。</w:t>
-      </w:r>
-    </w:p>
-    <w:p>
-      <w:pPr>
-        <w:pStyle w:val="Heading1"/>
-      </w:pPr>
-      <w:r>
-        <w:t>5. pGen-SHM KDE仕様</w:t>
-      </w:r>
-    </w:p>
-    <w:p>
-      <w:pPr>
-        <w:pStyle w:val="ListBullet"/>
-      </w:pPr>
-      <w:r>
-        <w:t>KDEはscatterと同じrow-levelデータを用いる。</w:t>
-      </w:r>
-    </w:p>
-    <w:p>
-      <w:pPr>
-        <w:pStyle w:val="ListBullet"/>
-      </w:pPr>
-      <w:r>
-        <w:t>同一座標の点は、KDE計算時に同一座標の重みとして反映する。これにより、完全に重なった点も密度に反映される。</w:t>
-      </w:r>
-    </w:p>
-    <w:p>
-      <w:pPr>
-        <w:pStyle w:val="ListBullet"/>
-      </w:pPr>
-      <w:r>
-        <w:t>非重み付きKDEでは、各sequence_id行を1として扱う。exact duplicate座標はsame_xy_count分の重みとなる。</w:t>
-      </w:r>
-    </w:p>
-    <w:p>
-      <w:pPr>
-        <w:pStyle w:val="ListBullet"/>
-      </w:pPr>
-      <w:r>
-        <w:t>weighted KDEでは、plot_weightを重みに用いる。duplicate_countを使わない通常設定では非重み付きKDEと同じになる。</w:t>
-      </w:r>
-    </w:p>
-    <w:p>
-      <w:pPr>
-        <w:pStyle w:val="ListBullet"/>
-      </w:pPr>
-      <w:r>
-        <w:t>pGen=0、log10_pgen欠損、KDE xlim/ylim範囲外の行はKDEから除外する。</w:t>
-      </w:r>
-    </w:p>
-    <w:p>
-      <w:pPr>
-        <w:pStyle w:val="Heading1"/>
-      </w:pPr>
-      <w:r>
-        <w:t>6. 出力仕様</w:t>
+        <w:t>pGen-SHM plotは探索的な新しい解析であり、現時点で唯一の正解図を定めない。元データを潰さないrow-level Excel/TSVを中心データとして置き、そこからscatter、linear KDE、log-density KDE、weighted KDE、Beta1互換KDE、ROI summaryを出す。</w:t>
       </w:r>
     </w:p>
     <w:tbl>
       <w:tblPr>
         <w:tblStyle w:val="TableGrid"/>
-        <w:tblW w:type="auto" w:w="0"/>
+        <w:tblW w:type="dxa" w:w="9360"/>
+        <w:tblLayout w:type="fixed"/>
         <w:tblLook w:firstColumn="1" w:firstRow="1" w:lastColumn="0" w:lastRow="0" w:noHBand="0" w:noVBand="1" w:val="04A0"/>
+        <w:tblInd w:w="120" w:type="dxa"/>
+        <w:tblCellMar>
+          <w:top w:w="80" w:type="dxa"/>
+          <w:start w:w="120" w:type="dxa"/>
+          <w:bottom w:w="80" w:type="dxa"/>
+          <w:end w:w="120" w:type="dxa"/>
+        </w:tblCellMar>
       </w:tblPr>
       <w:tblGrid>
-        <w:gridCol w:w="4320"/>
-        <w:gridCol w:w="4320"/>
+        <w:gridCol w:w="1900"/>
+        <w:gridCol w:w="2200"/>
+        <w:gridCol w:w="3000"/>
+        <w:gridCol w:w="2260"/>
       </w:tblGrid>
       <w:tr>
+        <w:trPr>
+          <w:tblHeader w:val="true"/>
+        </w:trPr>
         <w:tc>
           <w:tcPr>
-            <w:tcW w:type="dxa" w:w="4320"/>
+            <w:tcW w:type="dxa" w:w="1900"/>
+            <w:vAlign w:val="center"/>
+            <w:shd w:fill="E8EEF5"/>
           </w:tcPr>
           <w:p>
+            <w:pPr>
+              <w:jc w:val="center"/>
+            </w:pPr>
             <w:r>
-              <w:t>出力</w:t>
+              <w:rPr>
+                <w:b/>
+                <w:color w:val="0B2545"/>
+              </w:rPr>
+              <w:t>視点</w:t>
             </w:r>
           </w:p>
         </w:tc>
         <w:tc>
           <w:tcPr>
-            <w:tcW w:type="dxa" w:w="4320"/>
+            <w:tcW w:type="dxa" w:w="2200"/>
+            <w:vAlign w:val="center"/>
+            <w:shd w:fill="E8EEF5"/>
           </w:tcPr>
           <w:p>
+            <w:pPr>
+              <w:jc w:val="center"/>
+            </w:pPr>
             <w:r>
-              <w:t>内容</w:t>
+              <w:rPr>
+                <w:b/>
+                <w:color w:val="0B2545"/>
+              </w:rPr>
+              <w:t>解析単位</w:t>
+            </w:r>
+          </w:p>
+        </w:tc>
+        <w:tc>
+          <w:tcPr>
+            <w:tcW w:type="dxa" w:w="3000"/>
+            <w:vAlign w:val="center"/>
+            <w:shd w:fill="E8EEF5"/>
+          </w:tcPr>
+          <w:p>
+            <w:pPr>
+              <w:jc w:val="center"/>
+            </w:pPr>
+            <w:r>
+              <w:rPr>
+                <w:b/>
+                <w:color w:val="0B2545"/>
+              </w:rPr>
+              <w:t>主に見るもの</w:t>
+            </w:r>
+          </w:p>
+        </w:tc>
+        <w:tc>
+          <w:tcPr>
+            <w:tcW w:type="dxa" w:w="2260"/>
+            <w:vAlign w:val="center"/>
+            <w:shd w:fill="E8EEF5"/>
+          </w:tcPr>
+          <w:p>
+            <w:pPr>
+              <w:jc w:val="center"/>
+            </w:pPr>
+            <w:r>
+              <w:rPr>
+                <w:b/>
+                <w:color w:val="0B2545"/>
+              </w:rPr>
+              <w:t>注意点</w:t>
             </w:r>
           </w:p>
         </w:tc>
@@ -693,21 +189,53 @@
       <w:tr>
         <w:tc>
           <w:tcPr>
-            <w:tcW w:type="dxa" w:w="4320"/>
+            <w:tcW w:type="dxa" w:w="1900"/>
           </w:tcPr>
           <w:p>
+            <w:pPr>
+              <w:spacing w:after="40"/>
+            </w:pPr>
             <w:r>
-              <w:t>&lt;sample&gt;_pgen_shm_rows.xlsx</w:t>
+              <w:t>row-level scatter</w:t>
             </w:r>
           </w:p>
         </w:tc>
         <w:tc>
           <w:tcPr>
-            <w:tcW w:type="dxa" w:w="4320"/>
+            <w:tcW w:type="dxa" w:w="2200"/>
           </w:tcPr>
           <w:p>
+            <w:pPr>
+              <w:spacing w:after="40"/>
+            </w:pPr>
             <w:r>
-              <w:t>採用AIRR行ごとの中間Excel。</w:t>
+              <w:t>フィルタ後AIRR 1行</w:t>
+            </w:r>
+          </w:p>
+        </w:tc>
+        <w:tc>
+          <w:tcPr>
+            <w:tcW w:type="dxa" w:w="3000"/>
+          </w:tcPr>
+          <w:p>
+            <w:pPr>
+              <w:spacing w:after="40"/>
+            </w:pPr>
+            <w:r>
+              <w:t>点が実在するか。低密度集団の存在確認。</w:t>
+            </w:r>
+          </w:p>
+        </w:tc>
+        <w:tc>
+          <w:tcPr>
+            <w:tcW w:type="dxa" w:w="2260"/>
+          </w:tcPr>
+          <w:p>
+            <w:pPr>
+              <w:spacing w:after="40"/>
+            </w:pPr>
+            <w:r>
+              <w:t>点が多いと重なりが強い。</w:t>
             </w:r>
           </w:p>
         </w:tc>
@@ -715,21 +243,53 @@
       <w:tr>
         <w:tc>
           <w:tcPr>
-            <w:tcW w:type="dxa" w:w="4320"/>
+            <w:tcW w:type="dxa" w:w="1900"/>
           </w:tcPr>
           <w:p>
+            <w:pPr>
+              <w:spacing w:after="40"/>
+            </w:pPr>
             <w:r>
-              <w:t>&lt;sample&gt;_pgen_shm_points.tsv</w:t>
+              <w:t>row-level linear KDE</w:t>
             </w:r>
           </w:p>
         </w:tc>
         <w:tc>
           <w:tcPr>
-            <w:tcW w:type="dxa" w:w="4320"/>
+            <w:tcW w:type="dxa" w:w="2200"/>
           </w:tcPr>
           <w:p>
+            <w:pPr>
+              <w:spacing w:after="40"/>
+            </w:pPr>
             <w:r>
-              <w:t>中間Excelと同じrow-level点データをTSVで出力。</w:t>
+              <w:t>同一x-y座標を圧縮しrow数で重み付け</w:t>
+            </w:r>
+          </w:p>
+        </w:tc>
+        <w:tc>
+          <w:tcPr>
+            <w:tcW w:type="dxa" w:w="3000"/>
+          </w:tcPr>
+          <w:p>
+            <w:pPr>
+              <w:spacing w:after="40"/>
+            </w:pPr>
+            <w:r>
+              <w:t>read densityの主集団。</w:t>
+            </w:r>
+          </w:p>
+        </w:tc>
+        <w:tc>
+          <w:tcPr>
+            <w:tcW w:type="dxa" w:w="2260"/>
+          </w:tcPr>
+          <w:p>
+            <w:pPr>
+              <w:spacing w:after="40"/>
+            </w:pPr>
+            <w:r>
+              <w:t>低密度だが重要な群が薄く見える。</w:t>
             </w:r>
           </w:p>
         </w:tc>
@@ -737,21 +297,53 @@
       <w:tr>
         <w:tc>
           <w:tcPr>
-            <w:tcW w:type="dxa" w:w="4320"/>
+            <w:tcW w:type="dxa" w:w="1900"/>
           </w:tcPr>
           <w:p>
+            <w:pPr>
+              <w:spacing w:after="40"/>
+            </w:pPr>
             <w:r>
-              <w:t>&lt;sample&gt;_pgen_shm_scatter_reads.png</w:t>
+              <w:t>row-level weighted KDE</w:t>
             </w:r>
           </w:p>
         </w:tc>
         <w:tc>
           <w:tcPr>
-            <w:tcW w:type="dxa" w:w="4320"/>
+            <w:tcW w:type="dxa" w:w="2200"/>
           </w:tcPr>
           <w:p>
+            <w:pPr>
+              <w:spacing w:after="40"/>
+            </w:pPr>
             <w:r>
-              <w:t>採用AIRR行を基本単位としたscatter plot。</w:t>
+              <w:t>plot_weightを使用</w:t>
+            </w:r>
+          </w:p>
+        </w:tc>
+        <w:tc>
+          <w:tcPr>
+            <w:tcW w:type="dxa" w:w="3000"/>
+          </w:tcPr>
+          <w:p>
+            <w:pPr>
+              <w:spacing w:after="40"/>
+            </w:pPr>
+            <w:r>
+              <w:t>観測read量・abundance寄りの生物学的主図候補。</w:t>
+            </w:r>
+          </w:p>
+        </w:tc>
+        <w:tc>
+          <w:tcPr>
+            <w:tcW w:type="dxa" w:w="2260"/>
+          </w:tcPr>
+          <w:p>
+            <w:pPr>
+              <w:spacing w:after="40"/>
+            </w:pPr>
+            <w:r>
+              <w:t>PCR・samplingの影響も受ける。</w:t>
             </w:r>
           </w:p>
         </w:tc>
@@ -759,21 +351,53 @@
       <w:tr>
         <w:tc>
           <w:tcPr>
-            <w:tcW w:type="dxa" w:w="4320"/>
+            <w:tcW w:type="dxa" w:w="1900"/>
           </w:tcPr>
           <w:p>
+            <w:pPr>
+              <w:spacing w:after="40"/>
+            </w:pPr>
             <w:r>
-              <w:t>&lt;sample&gt;_pgen_shm_kde_unweighted.png</w:t>
+              <w:t>row-level log-density KDE</w:t>
             </w:r>
           </w:p>
         </w:tc>
         <w:tc>
           <w:tcPr>
-            <w:tcW w:type="dxa" w:w="4320"/>
+            <w:tcW w:type="dxa" w:w="2200"/>
           </w:tcPr>
           <w:p>
+            <w:pPr>
+              <w:spacing w:after="40"/>
+            </w:pPr>
             <w:r>
-              <w:t>sequence_id単位のKDE plot。</w:t>
+              <w:t>row-level KDEをlog scaleで表示</w:t>
+            </w:r>
+          </w:p>
+        </w:tc>
+        <w:tc>
+          <w:tcPr>
+            <w:tcW w:type="dxa" w:w="3000"/>
+          </w:tcPr>
+          <w:p>
+            <w:pPr>
+              <w:spacing w:after="40"/>
+            </w:pPr>
+            <w:r>
+              <w:t>低密度集団を潰さず確認。</w:t>
+            </w:r>
+          </w:p>
+        </w:tc>
+        <w:tc>
+          <w:tcPr>
+            <w:tcW w:type="dxa" w:w="2260"/>
+          </w:tcPr>
+          <w:p>
+            <w:pPr>
+              <w:spacing w:after="40"/>
+            </w:pPr>
+            <w:r>
+              <w:t>全体が広く塗られ、主集団の強弱は読みづらい。</w:t>
             </w:r>
           </w:p>
         </w:tc>
@@ -781,21 +405,53 @@
       <w:tr>
         <w:tc>
           <w:tcPr>
-            <w:tcW w:type="dxa" w:w="4320"/>
+            <w:tcW w:type="dxa" w:w="1900"/>
           </w:tcPr>
           <w:p>
+            <w:pPr>
+              <w:spacing w:after="40"/>
+            </w:pPr>
             <w:r>
-              <w:t>&lt;sample&gt;_pgen_shm_kde_weighted.png</w:t>
+              <w:t>Beta1互換KDE</w:t>
             </w:r>
           </w:p>
         </w:tc>
         <w:tc>
           <w:tcPr>
-            <w:tcW w:type="dxa" w:w="4320"/>
+            <w:tcW w:type="dxa" w:w="2200"/>
           </w:tcPr>
           <w:p>
+            <w:pPr>
+              <w:spacing w:after="40"/>
+            </w:pPr>
             <w:r>
-              <w:t>plot_weightを重みにしたKDE plot。</w:t>
+              <w:t>unique junction(nt), SHM median</w:t>
+            </w:r>
+          </w:p>
+        </w:tc>
+        <w:tc>
+          <w:tcPr>
+            <w:tcW w:type="dxa" w:w="3000"/>
+          </w:tcPr>
+          <w:p>
+            <w:pPr>
+              <w:spacing w:after="40"/>
+            </w:pPr>
+            <w:r>
+              <w:t>旧解析比較、多様性寄りの見方。</w:t>
+            </w:r>
+          </w:p>
+        </w:tc>
+        <w:tc>
+          <w:tcPr>
+            <w:tcW w:type="dxa" w:w="2260"/>
+          </w:tcPr>
+          <w:p>
+            <w:pPr>
+              <w:spacing w:after="40"/>
+            </w:pPr>
+            <w:r>
+              <w:t>各sequence_idのSHMばらつきは失う。</w:t>
             </w:r>
           </w:p>
         </w:tc>
@@ -803,21 +459,53 @@
       <w:tr>
         <w:tc>
           <w:tcPr>
-            <w:tcW w:type="dxa" w:w="4320"/>
+            <w:tcW w:type="dxa" w:w="1900"/>
           </w:tcPr>
           <w:p>
+            <w:pPr>
+              <w:spacing w:after="40"/>
+            </w:pPr>
             <w:r>
-              <w:t>&lt;sample&gt;_pgen_shm_scatter_weighted.png</w:t>
+              <w:t>ROI summary</w:t>
             </w:r>
           </w:p>
         </w:tc>
         <w:tc>
           <w:tcPr>
-            <w:tcW w:type="dxa" w:w="4320"/>
+            <w:tcW w:type="dxa" w:w="2200"/>
           </w:tcPr>
           <w:p>
+            <w:pPr>
+              <w:spacing w:after="40"/>
+            </w:pPr>
             <w:r>
-              <w:t>plot_weightを点サイズに反映したscatter plot。</w:t>
+              <w:t>固定領域の件数表</w:t>
+            </w:r>
+          </w:p>
+        </w:tc>
+        <w:tc>
+          <w:tcPr>
+            <w:tcW w:type="dxa" w:w="3000"/>
+          </w:tcPr>
+          <w:p>
+            <w:pPr>
+              <w:spacing w:after="40"/>
+            </w:pPr>
+            <w:r>
+              <w:t>図の色に依存しない確認。</w:t>
+            </w:r>
+          </w:p>
+        </w:tc>
+        <w:tc>
+          <w:tcPr>
+            <w:tcW w:type="dxa" w:w="2260"/>
+          </w:tcPr>
+          <w:p>
+            <w:pPr>
+              <w:spacing w:after="40"/>
+            </w:pPr>
+            <w:r>
+              <w:t>ROI境界は仮設定であり、目的に応じて見直す。</w:t>
             </w:r>
           </w:p>
         </w:tc>
@@ -829,49 +517,1238 @@
         <w:pStyle w:val="Heading1"/>
       </w:pPr>
       <w:r>
-        <w:t>7. 解釈と確認ポイント</w:t>
+        <w:t>2. 中心データ: row-level Excel/TSV</w:t>
+      </w:r>
+    </w:p>
+    <w:p>
+      <w:r>
+        <w:t>中心データは、フィルタ後の採用AIRR各行をそのまま保持する。同じjunction_aaでもSHMが異なる可能性があるため、pGen-SHM解析ではまず各sequence_idを潰さない。</w:t>
+      </w:r>
+    </w:p>
+    <w:tbl>
+      <w:tblPr>
+        <w:tblStyle w:val="TableGrid"/>
+        <w:tblW w:type="dxa" w:w="9360"/>
+        <w:tblLayout w:type="fixed"/>
+        <w:tblLook w:firstColumn="1" w:firstRow="1" w:lastColumn="0" w:lastRow="0" w:noHBand="0" w:noVBand="1" w:val="04A0"/>
+        <w:tblInd w:w="120" w:type="dxa"/>
+        <w:tblCellMar>
+          <w:top w:w="80" w:type="dxa"/>
+          <w:start w:w="120" w:type="dxa"/>
+          <w:bottom w:w="80" w:type="dxa"/>
+          <w:end w:w="120" w:type="dxa"/>
+        </w:tblCellMar>
+      </w:tblPr>
+      <w:tblGrid>
+        <w:gridCol w:w="2400"/>
+        <w:gridCol w:w="6960"/>
+      </w:tblGrid>
+      <w:tr>
+        <w:trPr>
+          <w:tblHeader w:val="true"/>
+        </w:trPr>
+        <w:tc>
+          <w:tcPr>
+            <w:tcW w:type="dxa" w:w="2400"/>
+            <w:vAlign w:val="center"/>
+            <w:shd w:fill="E8EEF5"/>
+          </w:tcPr>
+          <w:p>
+            <w:pPr>
+              <w:jc w:val="center"/>
+            </w:pPr>
+            <w:r>
+              <w:rPr>
+                <w:b/>
+                <w:color w:val="0B2545"/>
+              </w:rPr>
+              <w:t>列</w:t>
+            </w:r>
+          </w:p>
+        </w:tc>
+        <w:tc>
+          <w:tcPr>
+            <w:tcW w:type="dxa" w:w="6960"/>
+            <w:vAlign w:val="center"/>
+            <w:shd w:fill="E8EEF5"/>
+          </w:tcPr>
+          <w:p>
+            <w:pPr>
+              <w:jc w:val="center"/>
+            </w:pPr>
+            <w:r>
+              <w:rPr>
+                <w:b/>
+                <w:color w:val="0B2545"/>
+              </w:rPr>
+              <w:t>説明</w:t>
+            </w:r>
+          </w:p>
+        </w:tc>
+      </w:tr>
+      <w:tr>
+        <w:tc>
+          <w:tcPr>
+            <w:tcW w:type="dxa" w:w="2400"/>
+          </w:tcPr>
+          <w:p>
+            <w:pPr>
+              <w:spacing w:after="40"/>
+            </w:pPr>
+            <w:r>
+              <w:t>sequence_id</w:t>
+            </w:r>
+          </w:p>
+        </w:tc>
+        <w:tc>
+          <w:tcPr>
+            <w:tcW w:type="dxa" w:w="6960"/>
+          </w:tcPr>
+          <w:p>
+            <w:pPr>
+              <w:spacing w:after="40"/>
+            </w:pPr>
+            <w:r>
+              <w:t>採用AIRR行の識別子。基本の点単位。</w:t>
+            </w:r>
+          </w:p>
+        </w:tc>
+      </w:tr>
+      <w:tr>
+        <w:tc>
+          <w:tcPr>
+            <w:tcW w:type="dxa" w:w="2400"/>
+          </w:tcPr>
+          <w:p>
+            <w:pPr>
+              <w:spacing w:after="40"/>
+            </w:pPr>
+            <w:r>
+              <w:t>junction_aa</w:t>
+            </w:r>
+          </w:p>
+        </w:tc>
+        <w:tc>
+          <w:tcPr>
+            <w:tcW w:type="dxa" w:w="6960"/>
+          </w:tcPr>
+          <w:p>
+            <w:pPr>
+              <w:spacing w:after="40"/>
+            </w:pPr>
+            <w:r>
+              <w:t>pGen計算に使うAA CDR3。</w:t>
+            </w:r>
+          </w:p>
+        </w:tc>
+      </w:tr>
+      <w:tr>
+        <w:tc>
+          <w:tcPr>
+            <w:tcW w:type="dxa" w:w="2400"/>
+          </w:tcPr>
+          <w:p>
+            <w:pPr>
+              <w:spacing w:after="40"/>
+            </w:pPr>
+            <w:r>
+              <w:t>shm</w:t>
+            </w:r>
+          </w:p>
+        </w:tc>
+        <w:tc>
+          <w:tcPr>
+            <w:tcW w:type="dxa" w:w="6960"/>
+          </w:tcPr>
+          <w:p>
+            <w:pPr>
+              <w:spacing w:after="40"/>
+            </w:pPr>
+            <w:r>
+              <w:t>v_identityから計算した%Mutation。</w:t>
+            </w:r>
+          </w:p>
+        </w:tc>
+      </w:tr>
+      <w:tr>
+        <w:tc>
+          <w:tcPr>
+            <w:tcW w:type="dxa" w:w="2400"/>
+          </w:tcPr>
+          <w:p>
+            <w:pPr>
+              <w:spacing w:after="40"/>
+            </w:pPr>
+            <w:r>
+              <w:t>pgen / log10_pgen</w:t>
+            </w:r>
+          </w:p>
+        </w:tc>
+        <w:tc>
+          <w:tcPr>
+            <w:tcW w:type="dxa" w:w="6960"/>
+          </w:tcPr>
+          <w:p>
+            <w:pPr>
+              <w:spacing w:after="40"/>
+            </w:pPr>
+            <w:r>
+              <w:t>junction_aaに対応するpGenとlog10変換値。pGen=0はplotから除外。</w:t>
+            </w:r>
+          </w:p>
+        </w:tc>
+      </w:tr>
+      <w:tr>
+        <w:tc>
+          <w:tcPr>
+            <w:tcW w:type="dxa" w:w="2400"/>
+          </w:tcPr>
+          <w:p>
+            <w:pPr>
+              <w:spacing w:after="40"/>
+            </w:pPr>
+            <w:r>
+              <w:t>junction</w:t>
+            </w:r>
+          </w:p>
+        </w:tc>
+        <w:tc>
+          <w:tcPr>
+            <w:tcW w:type="dxa" w:w="6960"/>
+          </w:tcPr>
+          <w:p>
+            <w:pPr>
+              <w:spacing w:after="40"/>
+            </w:pPr>
+            <w:r>
+              <w:t>CDR3 nt。Beta1互換集計とunique junction数の確認に使う。</w:t>
+            </w:r>
+          </w:p>
+        </w:tc>
+      </w:tr>
+      <w:tr>
+        <w:tc>
+          <w:tcPr>
+            <w:tcW w:type="dxa" w:w="2400"/>
+          </w:tcPr>
+          <w:p>
+            <w:pPr>
+              <w:spacing w:after="40"/>
+            </w:pPr>
+            <w:r>
+              <w:t>v_identity, locus, productive, v_call, j_call</w:t>
+            </w:r>
+          </w:p>
+        </w:tc>
+        <w:tc>
+          <w:tcPr>
+            <w:tcW w:type="dxa" w:w="6960"/>
+          </w:tcPr>
+          <w:p>
+            <w:pPr>
+              <w:spacing w:after="40"/>
+            </w:pPr>
+            <w:r>
+              <w:t>QCと生物学的解釈用の参考列。</w:t>
+            </w:r>
+          </w:p>
+        </w:tc>
+      </w:tr>
+      <w:tr>
+        <w:tc>
+          <w:tcPr>
+            <w:tcW w:type="dxa" w:w="2400"/>
+          </w:tcPr>
+          <w:p>
+            <w:pPr>
+              <w:spacing w:after="40"/>
+            </w:pPr>
+            <w:r>
+              <w:t>same_xy_count, plot_weight</w:t>
+            </w:r>
+          </w:p>
+        </w:tc>
+        <w:tc>
+          <w:tcPr>
+            <w:tcW w:type="dxa" w:w="6960"/>
+          </w:tcPr>
+          <w:p>
+            <w:pPr>
+              <w:spacing w:after="40"/>
+            </w:pPr>
+            <w:r>
+              <w:t>同一座標の重なり数と描画重み。</w:t>
+            </w:r>
+          </w:p>
+        </w:tc>
+      </w:tr>
+    </w:tbl>
+    <w:p/>
+    <w:p>
+      <w:pPr>
+        <w:pStyle w:val="Heading1"/>
+      </w:pPr>
+      <w:r>
+        <w:t>3. 出力ファイル</w:t>
+      </w:r>
+    </w:p>
+    <w:tbl>
+      <w:tblPr>
+        <w:tblStyle w:val="TableGrid"/>
+        <w:tblW w:type="dxa" w:w="9360"/>
+        <w:tblLayout w:type="fixed"/>
+        <w:tblLook w:firstColumn="1" w:firstRow="1" w:lastColumn="0" w:lastRow="0" w:noHBand="0" w:noVBand="1" w:val="04A0"/>
+        <w:tblInd w:w="120" w:type="dxa"/>
+        <w:tblCellMar>
+          <w:top w:w="80" w:type="dxa"/>
+          <w:start w:w="120" w:type="dxa"/>
+          <w:bottom w:w="80" w:type="dxa"/>
+          <w:end w:w="120" w:type="dxa"/>
+        </w:tblCellMar>
+      </w:tblPr>
+      <w:tblGrid>
+        <w:gridCol w:w="3900"/>
+        <w:gridCol w:w="5460"/>
+      </w:tblGrid>
+      <w:tr>
+        <w:trPr>
+          <w:tblHeader w:val="true"/>
+        </w:trPr>
+        <w:tc>
+          <w:tcPr>
+            <w:tcW w:type="dxa" w:w="3900"/>
+            <w:vAlign w:val="center"/>
+            <w:shd w:fill="E8EEF5"/>
+          </w:tcPr>
+          <w:p>
+            <w:pPr>
+              <w:jc w:val="center"/>
+            </w:pPr>
+            <w:r>
+              <w:rPr>
+                <w:b/>
+                <w:color w:val="0B2545"/>
+              </w:rPr>
+              <w:t>ファイル</w:t>
+            </w:r>
+          </w:p>
+        </w:tc>
+        <w:tc>
+          <w:tcPr>
+            <w:tcW w:type="dxa" w:w="5460"/>
+            <w:vAlign w:val="center"/>
+            <w:shd w:fill="E8EEF5"/>
+          </w:tcPr>
+          <w:p>
+            <w:pPr>
+              <w:jc w:val="center"/>
+            </w:pPr>
+            <w:r>
+              <w:rPr>
+                <w:b/>
+                <w:color w:val="0B2545"/>
+              </w:rPr>
+              <w:t>役割</w:t>
+            </w:r>
+          </w:p>
+        </w:tc>
+      </w:tr>
+      <w:tr>
+        <w:tc>
+          <w:tcPr>
+            <w:tcW w:type="dxa" w:w="3900"/>
+          </w:tcPr>
+          <w:p>
+            <w:pPr>
+              <w:spacing w:after="40"/>
+            </w:pPr>
+            <w:r>
+              <w:t>*_pgen_shm_rows.xlsx</w:t>
+            </w:r>
+          </w:p>
+        </w:tc>
+        <w:tc>
+          <w:tcPr>
+            <w:tcW w:type="dxa" w:w="5460"/>
+          </w:tcPr>
+          <w:p>
+            <w:pPr>
+              <w:spacing w:after="40"/>
+            </w:pPr>
+            <w:r>
+              <w:t>採用row-level中間Excel。最重要の中心データ。</w:t>
+            </w:r>
+          </w:p>
+        </w:tc>
+      </w:tr>
+      <w:tr>
+        <w:tc>
+          <w:tcPr>
+            <w:tcW w:type="dxa" w:w="3900"/>
+          </w:tcPr>
+          <w:p>
+            <w:pPr>
+              <w:spacing w:after="40"/>
+            </w:pPr>
+            <w:r>
+              <w:t>*_pgen_shm_points.tsv</w:t>
+            </w:r>
+          </w:p>
+        </w:tc>
+        <w:tc>
+          <w:tcPr>
+            <w:tcW w:type="dxa" w:w="5460"/>
+          </w:tcPr>
+          <w:p>
+            <w:pPr>
+              <w:spacing w:after="40"/>
+            </w:pPr>
+            <w:r>
+              <w:t>row-level中間TSV。Excelと同内容を機械処理向けに保存。</w:t>
+            </w:r>
+          </w:p>
+        </w:tc>
+      </w:tr>
+      <w:tr>
+        <w:tc>
+          <w:tcPr>
+            <w:tcW w:type="dxa" w:w="3900"/>
+          </w:tcPr>
+          <w:p>
+            <w:pPr>
+              <w:spacing w:after="40"/>
+            </w:pPr>
+            <w:r>
+              <w:t>*_pgen_shm_scatter_reads.png</w:t>
+            </w:r>
+          </w:p>
+        </w:tc>
+        <w:tc>
+          <w:tcPr>
+            <w:tcW w:type="dxa" w:w="5460"/>
+          </w:tcPr>
+          <w:p>
+            <w:pPr>
+              <w:spacing w:after="40"/>
+            </w:pPr>
+            <w:r>
+              <w:t>row-level scatter。点の存在確認。</w:t>
+            </w:r>
+          </w:p>
+        </w:tc>
+      </w:tr>
+      <w:tr>
+        <w:tc>
+          <w:tcPr>
+            <w:tcW w:type="dxa" w:w="3900"/>
+          </w:tcPr>
+          <w:p>
+            <w:pPr>
+              <w:spacing w:after="40"/>
+            </w:pPr>
+            <w:r>
+              <w:t>*_pgen_shm_kde_unweighted.png</w:t>
+            </w:r>
+          </w:p>
+        </w:tc>
+        <w:tc>
+          <w:tcPr>
+            <w:tcW w:type="dxa" w:w="5460"/>
+          </w:tcPr>
+          <w:p>
+            <w:pPr>
+              <w:spacing w:after="40"/>
+            </w:pPr>
+            <w:r>
+              <w:t>row-level linear KDE。主集団のread densityを見る。</w:t>
+            </w:r>
+          </w:p>
+        </w:tc>
+      </w:tr>
+      <w:tr>
+        <w:tc>
+          <w:tcPr>
+            <w:tcW w:type="dxa" w:w="3900"/>
+          </w:tcPr>
+          <w:p>
+            <w:pPr>
+              <w:spacing w:after="40"/>
+            </w:pPr>
+            <w:r>
+              <w:t>*_pgen_shm_kde_weighted.png</w:t>
+            </w:r>
+          </w:p>
+        </w:tc>
+        <w:tc>
+          <w:tcPr>
+            <w:tcW w:type="dxa" w:w="5460"/>
+          </w:tcPr>
+          <w:p>
+            <w:pPr>
+              <w:spacing w:after="40"/>
+            </w:pPr>
+            <w:r>
+              <w:t>row-level weighted KDE。生物学的主図候補。</w:t>
+            </w:r>
+          </w:p>
+        </w:tc>
+      </w:tr>
+      <w:tr>
+        <w:tc>
+          <w:tcPr>
+            <w:tcW w:type="dxa" w:w="3900"/>
+          </w:tcPr>
+          <w:p>
+            <w:pPr>
+              <w:spacing w:after="40"/>
+            </w:pPr>
+            <w:r>
+              <w:t>*_pgen_shm_kde_log_density.png</w:t>
+            </w:r>
+          </w:p>
+        </w:tc>
+        <w:tc>
+          <w:tcPr>
+            <w:tcW w:type="dxa" w:w="5460"/>
+          </w:tcPr>
+          <w:p>
+            <w:pPr>
+              <w:spacing w:after="40"/>
+            </w:pPr>
+            <w:r>
+              <w:t>低密度集団も見えるlog-density表示。</w:t>
+            </w:r>
+          </w:p>
+        </w:tc>
+      </w:tr>
+      <w:tr>
+        <w:tc>
+          <w:tcPr>
+            <w:tcW w:type="dxa" w:w="3900"/>
+          </w:tcPr>
+          <w:p>
+            <w:pPr>
+              <w:spacing w:after="40"/>
+            </w:pPr>
+            <w:r>
+              <w:t>*_pgen_shm_kde_weighted_log_density.png</w:t>
+            </w:r>
+          </w:p>
+        </w:tc>
+        <w:tc>
+          <w:tcPr>
+            <w:tcW w:type="dxa" w:w="5460"/>
+          </w:tcPr>
+          <w:p>
+            <w:pPr>
+              <w:spacing w:after="40"/>
+            </w:pPr>
+            <w:r>
+              <w:t>weighted KDEのlog-density表示。</w:t>
+            </w:r>
+          </w:p>
+        </w:tc>
+      </w:tr>
+      <w:tr>
+        <w:tc>
+          <w:tcPr>
+            <w:tcW w:type="dxa" w:w="3900"/>
+          </w:tcPr>
+          <w:p>
+            <w:pPr>
+              <w:spacing w:after="40"/>
+            </w:pPr>
+            <w:r>
+              <w:t>*_pgen_shm_beta1_unique_junction_points.tsv</w:t>
+            </w:r>
+          </w:p>
+        </w:tc>
+        <w:tc>
+          <w:tcPr>
+            <w:tcW w:type="dxa" w:w="5460"/>
+          </w:tcPr>
+          <w:p>
+            <w:pPr>
+              <w:spacing w:after="40"/>
+            </w:pPr>
+            <w:r>
+              <w:t>Beta1互換点表。unique junctionごとにSHM medianを保存。</w:t>
+            </w:r>
+          </w:p>
+        </w:tc>
+      </w:tr>
+      <w:tr>
+        <w:tc>
+          <w:tcPr>
+            <w:tcW w:type="dxa" w:w="3900"/>
+          </w:tcPr>
+          <w:p>
+            <w:pPr>
+              <w:spacing w:after="40"/>
+            </w:pPr>
+            <w:r>
+              <w:t>*_pgen_shm_kde_beta1_unique_junction_unweighted.png</w:t>
+            </w:r>
+          </w:p>
+        </w:tc>
+        <w:tc>
+          <w:tcPr>
+            <w:tcW w:type="dxa" w:w="5460"/>
+          </w:tcPr>
+          <w:p>
+            <w:pPr>
+              <w:spacing w:after="40"/>
+            </w:pPr>
+            <w:r>
+              <w:t>旧Beta1比較用のunweighted KDE。</w:t>
+            </w:r>
+          </w:p>
+        </w:tc>
+      </w:tr>
+      <w:tr>
+        <w:tc>
+          <w:tcPr>
+            <w:tcW w:type="dxa" w:w="3900"/>
+          </w:tcPr>
+          <w:p>
+            <w:pPr>
+              <w:spacing w:after="40"/>
+            </w:pPr>
+            <w:r>
+              <w:t>*_pgen_shm_kde_beta1_unique_junction_weighted.png</w:t>
+            </w:r>
+          </w:p>
+        </w:tc>
+        <w:tc>
+          <w:tcPr>
+            <w:tcW w:type="dxa" w:w="5460"/>
+          </w:tcPr>
+          <w:p>
+            <w:pPr>
+              <w:spacing w:after="40"/>
+            </w:pPr>
+            <w:r>
+              <w:t>Beta1互換点をread_countで重み付けしたKDE。</w:t>
+            </w:r>
+          </w:p>
+        </w:tc>
+      </w:tr>
+      <w:tr>
+        <w:tc>
+          <w:tcPr>
+            <w:tcW w:type="dxa" w:w="3900"/>
+          </w:tcPr>
+          <w:p>
+            <w:pPr>
+              <w:spacing w:after="40"/>
+            </w:pPr>
+            <w:r>
+              <w:t>*_pgen_shm_roi_summary.tsv</w:t>
+            </w:r>
+          </w:p>
+        </w:tc>
+        <w:tc>
+          <w:tcPr>
+            <w:tcW w:type="dxa" w:w="5460"/>
+          </w:tcPr>
+          <w:p>
+            <w:pPr>
+              <w:spacing w:after="40"/>
+            </w:pPr>
+            <w:r>
+              <w:t>低SHM・高pGenなどの固定ROIについて、row-levelとBeta1互換を数値比較。</w:t>
+            </w:r>
+          </w:p>
+        </w:tc>
+      </w:tr>
+    </w:tbl>
+    <w:p/>
+    <w:p>
+      <w:pPr>
+        <w:pStyle w:val="Heading1"/>
+      </w:pPr>
+      <w:r>
+        <w:t>4. Beta1方式を残す理由</w:t>
+      </w:r>
+    </w:p>
+    <w:p>
+      <w:r>
+        <w:t>前任者の図に近い見え方は、unique junction(nt)を1点とし、SHMをmedianにしたBeta1互換unweighted KDEで再現されることが多い。これは多様性寄りの視点であり、single/few-readの点群も山として見えやすい。一方、現在のrow-level方式は各sequence_idのSHM情報を保持するため、情報を潰さない探索に向く。</w:t>
+      </w:r>
+    </w:p>
+    <w:tbl>
+      <w:tblPr>
+        <w:tblStyle w:val="TableGrid"/>
+        <w:tblW w:type="dxa" w:w="9360"/>
+        <w:tblLayout w:type="fixed"/>
+        <w:tblLook w:firstColumn="1" w:firstRow="1" w:lastColumn="0" w:lastRow="0" w:noHBand="0" w:noVBand="1" w:val="04A0"/>
+        <w:tblInd w:w="120" w:type="dxa"/>
+        <w:tblCellMar>
+          <w:top w:w="80" w:type="dxa"/>
+          <w:start w:w="120" w:type="dxa"/>
+          <w:bottom w:w="80" w:type="dxa"/>
+          <w:end w:w="120" w:type="dxa"/>
+        </w:tblCellMar>
+      </w:tblPr>
+      <w:tblGrid>
+        <w:gridCol w:w="2500"/>
+        <w:gridCol w:w="6860"/>
+      </w:tblGrid>
+      <w:tr>
+        <w:trPr>
+          <w:tblHeader w:val="true"/>
+        </w:trPr>
+        <w:tc>
+          <w:tcPr>
+            <w:tcW w:type="dxa" w:w="2500"/>
+            <w:vAlign w:val="center"/>
+            <w:shd w:fill="E8EEF5"/>
+          </w:tcPr>
+          <w:p>
+            <w:pPr>
+              <w:jc w:val="center"/>
+            </w:pPr>
+            <w:r>
+              <w:rPr>
+                <w:b/>
+                <w:color w:val="0B2545"/>
+              </w:rPr>
+              <w:t>論点</w:t>
+            </w:r>
+          </w:p>
+        </w:tc>
+        <w:tc>
+          <w:tcPr>
+            <w:tcW w:type="dxa" w:w="6860"/>
+            <w:vAlign w:val="center"/>
+            <w:shd w:fill="E8EEF5"/>
+          </w:tcPr>
+          <w:p>
+            <w:pPr>
+              <w:jc w:val="center"/>
+            </w:pPr>
+            <w:r>
+              <w:rPr>
+                <w:b/>
+                <w:color w:val="0B2545"/>
+              </w:rPr>
+              <w:t>現在の判断</w:t>
+            </w:r>
+          </w:p>
+        </w:tc>
+      </w:tr>
+      <w:tr>
+        <w:tc>
+          <w:tcPr>
+            <w:tcW w:type="dxa" w:w="2500"/>
+          </w:tcPr>
+          <w:p>
+            <w:pPr>
+              <w:spacing w:after="40"/>
+            </w:pPr>
+            <w:r>
+              <w:t>medianにするか</w:t>
+            </w:r>
+          </w:p>
+        </w:tc>
+        <w:tc>
+          <w:tcPr>
+            <w:tcW w:type="dxa" w:w="6860"/>
+          </w:tcPr>
+          <w:p>
+            <w:pPr>
+              <w:spacing w:after="40"/>
+            </w:pPr>
+            <w:r>
+              <w:t>主解析ではmedianに潰さず各点を残す。Beta1互換では旧比較用にmedianを残す。</w:t>
+            </w:r>
+          </w:p>
+        </w:tc>
+      </w:tr>
+      <w:tr>
+        <w:tc>
+          <w:tcPr>
+            <w:tcW w:type="dxa" w:w="2500"/>
+          </w:tcPr>
+          <w:p>
+            <w:pPr>
+              <w:spacing w:after="40"/>
+            </w:pPr>
+            <w:r>
+              <w:t>scatterとKDEの差</w:t>
+            </w:r>
+          </w:p>
+        </w:tc>
+        <w:tc>
+          <w:tcPr>
+            <w:tcW w:type="dxa" w:w="6860"/>
+          </w:tcPr>
+          <w:p>
+            <w:pPr>
+              <w:spacing w:after="40"/>
+            </w:pPr>
+            <w:r>
+              <w:t>scatterは存在確認、KDEは密度表示。KDEで消えたように見える群もscatter/log-density/ROIで確認する。</w:t>
+            </w:r>
+          </w:p>
+        </w:tc>
+      </w:tr>
+      <w:tr>
+        <w:tc>
+          <w:tcPr>
+            <w:tcW w:type="dxa" w:w="2500"/>
+          </w:tcPr>
+          <w:p>
+            <w:pPr>
+              <w:spacing w:after="40"/>
+            </w:pPr>
+            <w:r>
+              <w:t>weightedを押すか</w:t>
+            </w:r>
+          </w:p>
+        </w:tc>
+        <w:tc>
+          <w:tcPr>
+            <w:tcW w:type="dxa" w:w="6860"/>
+          </w:tcPr>
+          <w:p>
+            <w:pPr>
+              <w:spacing w:after="40"/>
+            </w:pPr>
+            <w:r>
+              <w:t>生物学的に観測read量を重視する場合、row-level weighted KDEを主図候補にできる。</w:t>
+            </w:r>
+          </w:p>
+        </w:tc>
+      </w:tr>
+      <w:tr>
+        <w:tc>
+          <w:tcPr>
+            <w:tcW w:type="dxa" w:w="2500"/>
+          </w:tcPr>
+          <w:p>
+            <w:pPr>
+              <w:spacing w:after="40"/>
+            </w:pPr>
+            <w:r>
+              <w:t>前任者図との比較</w:t>
+            </w:r>
+          </w:p>
+        </w:tc>
+        <w:tc>
+          <w:tcPr>
+            <w:tcW w:type="dxa" w:w="6860"/>
+          </w:tcPr>
+          <w:p>
+            <w:pPr>
+              <w:spacing w:after="40"/>
+            </w:pPr>
+            <w:r>
+              <w:t>Beta1互換unweighted KDEが最も近い場合がある。主張図とは別に比較図として保持する。</w:t>
+            </w:r>
+          </w:p>
+        </w:tc>
+      </w:tr>
+    </w:tbl>
+    <w:p/>
+    <w:p>
+      <w:pPr>
+        <w:pStyle w:val="Heading1"/>
+      </w:pPr>
+      <w:r>
+        <w:t>5. ROI summaryの既定領域</w:t>
+      </w:r>
+    </w:p>
+    <w:tbl>
+      <w:tblPr>
+        <w:tblStyle w:val="TableGrid"/>
+        <w:tblW w:type="dxa" w:w="9360"/>
+        <w:tblLayout w:type="fixed"/>
+        <w:tblLook w:firstColumn="1" w:firstRow="1" w:lastColumn="0" w:lastRow="0" w:noHBand="0" w:noVBand="1" w:val="04A0"/>
+        <w:tblInd w:w="120" w:type="dxa"/>
+        <w:tblCellMar>
+          <w:top w:w="80" w:type="dxa"/>
+          <w:start w:w="120" w:type="dxa"/>
+          <w:bottom w:w="80" w:type="dxa"/>
+          <w:end w:w="120" w:type="dxa"/>
+        </w:tblCellMar>
+      </w:tblPr>
+      <w:tblGrid>
+        <w:gridCol w:w="2500"/>
+        <w:gridCol w:w="3500"/>
+        <w:gridCol w:w="3360"/>
+      </w:tblGrid>
+      <w:tr>
+        <w:trPr>
+          <w:tblHeader w:val="true"/>
+        </w:trPr>
+        <w:tc>
+          <w:tcPr>
+            <w:tcW w:type="dxa" w:w="2500"/>
+            <w:vAlign w:val="center"/>
+            <w:shd w:fill="E8EEF5"/>
+          </w:tcPr>
+          <w:p>
+            <w:pPr>
+              <w:jc w:val="center"/>
+            </w:pPr>
+            <w:r>
+              <w:rPr>
+                <w:b/>
+                <w:color w:val="0B2545"/>
+              </w:rPr>
+              <w:t>ROI名</w:t>
+            </w:r>
+          </w:p>
+        </w:tc>
+        <w:tc>
+          <w:tcPr>
+            <w:tcW w:type="dxa" w:w="3500"/>
+            <w:vAlign w:val="center"/>
+            <w:shd w:fill="E8EEF5"/>
+          </w:tcPr>
+          <w:p>
+            <w:pPr>
+              <w:jc w:val="center"/>
+            </w:pPr>
+            <w:r>
+              <w:rPr>
+                <w:b/>
+                <w:color w:val="0B2545"/>
+              </w:rPr>
+              <w:t>条件</w:t>
+            </w:r>
+          </w:p>
+        </w:tc>
+        <w:tc>
+          <w:tcPr>
+            <w:tcW w:type="dxa" w:w="3360"/>
+            <w:vAlign w:val="center"/>
+            <w:shd w:fill="E8EEF5"/>
+          </w:tcPr>
+          <w:p>
+            <w:pPr>
+              <w:jc w:val="center"/>
+            </w:pPr>
+            <w:r>
+              <w:rPr>
+                <w:b/>
+                <w:color w:val="0B2545"/>
+              </w:rPr>
+              <w:t>目的</w:t>
+            </w:r>
+          </w:p>
+        </w:tc>
+      </w:tr>
+      <w:tr>
+        <w:tc>
+          <w:tcPr>
+            <w:tcW w:type="dxa" w:w="2500"/>
+          </w:tcPr>
+          <w:p>
+            <w:pPr>
+              <w:spacing w:after="40"/>
+            </w:pPr>
+            <w:r>
+              <w:t>beta1_low_shm_high_pgen</w:t>
+            </w:r>
+          </w:p>
+        </w:tc>
+        <w:tc>
+          <w:tcPr>
+            <w:tcW w:type="dxa" w:w="3500"/>
+          </w:tcPr>
+          <w:p>
+            <w:pPr>
+              <w:spacing w:after="40"/>
+            </w:pPr>
+            <w:r>
+              <w:t>-16 &lt; log10_pgen &lt; -9 and 0 &lt;= SHM &lt; 2</w:t>
+            </w:r>
+          </w:p>
+        </w:tc>
+        <w:tc>
+          <w:tcPr>
+            <w:tcW w:type="dxa" w:w="3360"/>
+          </w:tcPr>
+          <w:p>
+            <w:pPr>
+              <w:spacing w:after="40"/>
+            </w:pPr>
+            <w:r>
+              <w:t>旧Beta1資料で注目した低SHM・高pGen領域。</w:t>
+            </w:r>
+          </w:p>
+        </w:tc>
+      </w:tr>
+      <w:tr>
+        <w:tc>
+          <w:tcPr>
+            <w:tcW w:type="dxa" w:w="2500"/>
+          </w:tcPr>
+          <w:p>
+            <w:pPr>
+              <w:spacing w:after="40"/>
+            </w:pPr>
+            <w:r>
+              <w:t>low_shm_core</w:t>
+            </w:r>
+          </w:p>
+        </w:tc>
+        <w:tc>
+          <w:tcPr>
+            <w:tcW w:type="dxa" w:w="3500"/>
+          </w:tcPr>
+          <w:p>
+            <w:pPr>
+              <w:spacing w:after="40"/>
+            </w:pPr>
+            <w:r>
+              <w:t>-15 &lt;= log10_pgen &lt; -10 and 0 &lt;= SHM &lt; 2</w:t>
+            </w:r>
+          </w:p>
+        </w:tc>
+        <w:tc>
+          <w:tcPr>
+            <w:tcW w:type="dxa" w:w="3360"/>
+          </w:tcPr>
+          <w:p>
+            <w:pPr>
+              <w:spacing w:after="40"/>
+            </w:pPr>
+            <w:r>
+              <w:t>右下集団のコア領域確認。</w:t>
+            </w:r>
+          </w:p>
+        </w:tc>
+      </w:tr>
+      <w:tr>
+        <w:tc>
+          <w:tcPr>
+            <w:tcW w:type="dxa" w:w="2500"/>
+          </w:tcPr>
+          <w:p>
+            <w:pPr>
+              <w:spacing w:after="40"/>
+            </w:pPr>
+            <w:r>
+              <w:t>low_shm_broad</w:t>
+            </w:r>
+          </w:p>
+        </w:tc>
+        <w:tc>
+          <w:tcPr>
+            <w:tcW w:type="dxa" w:w="3500"/>
+          </w:tcPr>
+          <w:p>
+            <w:pPr>
+              <w:spacing w:after="40"/>
+            </w:pPr>
+            <w:r>
+              <w:t>-16 &lt;= log10_pgen &lt; -5 and 0 &lt;= SHM &lt; 3</w:t>
+            </w:r>
+          </w:p>
+        </w:tc>
+        <w:tc>
+          <w:tcPr>
+            <w:tcW w:type="dxa" w:w="3360"/>
+          </w:tcPr>
+          <w:p>
+            <w:pPr>
+              <w:spacing w:after="40"/>
+            </w:pPr>
+            <w:r>
+              <w:t>低SHM側を広めに拾う確認領域。</w:t>
+            </w:r>
+          </w:p>
+        </w:tc>
+      </w:tr>
+      <w:tr>
+        <w:tc>
+          <w:tcPr>
+            <w:tcW w:type="dxa" w:w="2500"/>
+          </w:tcPr>
+          <w:p>
+            <w:pPr>
+              <w:spacing w:after="40"/>
+            </w:pPr>
+            <w:r>
+              <w:t>main_mid_high_shm_reference</w:t>
+            </w:r>
+          </w:p>
+        </w:tc>
+        <w:tc>
+          <w:tcPr>
+            <w:tcW w:type="dxa" w:w="3500"/>
+          </w:tcPr>
+          <w:p>
+            <w:pPr>
+              <w:spacing w:after="40"/>
+            </w:pPr>
+            <w:r>
+              <w:t>-21 &lt;= log10_pgen &lt; -10 and 5 &lt;= SHM &lt; 15</w:t>
+            </w:r>
+          </w:p>
+        </w:tc>
+        <w:tc>
+          <w:tcPr>
+            <w:tcW w:type="dxa" w:w="3360"/>
+          </w:tcPr>
+          <w:p>
+            <w:pPr>
+              <w:spacing w:after="40"/>
+            </w:pPr>
+            <w:r>
+              <w:t>主集団との比較用。</w:t>
+            </w:r>
+          </w:p>
+        </w:tc>
+      </w:tr>
+    </w:tbl>
+    <w:p/>
+    <w:p>
+      <w:pPr>
+        <w:pStyle w:val="Heading1"/>
+      </w:pPr>
+      <w:r>
+        <w:t>6. 推奨する見方</w:t>
+      </w:r>
+    </w:p>
+    <w:p>
+      <w:pPr>
+        <w:pStyle w:val="ListNumber"/>
+        <w:spacing w:after="80" w:line="300" w:lineRule="auto"/>
+        <w:ind w:left="540" w:hanging="271"/>
+      </w:pPr>
+      <w:r>
+        <w:t>まずrow-level Excel/TSVとQC summaryで、採用行数、pGen=0、locus除外、V alignment情報を確認する。</w:t>
+      </w:r>
+    </w:p>
+    <w:p>
+      <w:pPr>
+        <w:pStyle w:val="ListNumber"/>
+        <w:spacing w:after="80" w:line="300" w:lineRule="auto"/>
+        <w:ind w:left="540" w:hanging="271"/>
+      </w:pPr>
+      <w:r>
+        <w:t>scatterで低SHM・高pGenなどの点が存在するか確認する。</w:t>
+      </w:r>
+    </w:p>
+    <w:p>
+      <w:pPr>
+        <w:pStyle w:val="ListNumber"/>
+        <w:spacing w:after="80" w:line="300" w:lineRule="auto"/>
+        <w:ind w:left="540" w:hanging="271"/>
+      </w:pPr>
+      <w:r>
+        <w:t>row-level weighted KDEを観測read量を反映した主図候補として見る。</w:t>
+      </w:r>
+    </w:p>
+    <w:p>
+      <w:pPr>
+        <w:pStyle w:val="ListNumber"/>
+        <w:spacing w:after="80" w:line="300" w:lineRule="auto"/>
+        <w:ind w:left="540" w:hanging="271"/>
+      </w:pPr>
+      <w:r>
+        <w:t>linear KDEで見えない低密度群はlog-density KDEとROI summaryで確認する。</w:t>
+      </w:r>
+    </w:p>
+    <w:p>
+      <w:pPr>
+        <w:pStyle w:val="ListNumber"/>
+        <w:spacing w:after="80" w:line="300" w:lineRule="auto"/>
+        <w:ind w:left="540" w:hanging="271"/>
+      </w:pPr>
+      <w:r>
+        <w:t>前任者図や旧解析との比較にはBeta1互換unweighted KDEを使う。</w:t>
+      </w:r>
+    </w:p>
+    <w:p>
+      <w:pPr>
+        <w:pStyle w:val="Heading1"/>
+      </w:pPr>
+      <w:r>
+        <w:t>7. 議論点と今後の改善案</w:t>
       </w:r>
     </w:p>
     <w:p>
       <w:pPr>
         <w:pStyle w:val="ListBullet"/>
+        <w:spacing w:after="80" w:line="300" w:lineRule="auto"/>
+        <w:ind w:left="540" w:hanging="271"/>
       </w:pPr>
       <w:r>
-        <w:t>同じjunction_aaの点が縦に並ぶ場合、pGenは同じだがSHMがsequence_idごとに異なることを示す。</w:t>
+        <w:t>pGen-SHM plotは探索的解析であり、現時点で唯一の正解はない。複数の見方を残す方針が妥当。</w:t>
       </w:r>
     </w:p>
     <w:p>
       <w:pPr>
         <w:pStyle w:val="ListBullet"/>
+        <w:spacing w:after="80" w:line="300" w:lineRule="auto"/>
+        <w:ind w:left="540" w:hanging="271"/>
       </w:pPr>
       <w:r>
-        <w:t>v_identityが小数3桁で出力される場合、SHMの完全一致は限定的と考えられるが、完全一致時はsame_xy_countで確認できる。</w:t>
+        <w:t>row-level weighted KDEは生物学的な存在量を反映しやすいが、PCR増幅やsamplingの影響も併せて考える。</w:t>
       </w:r>
     </w:p>
     <w:p>
       <w:pPr>
         <w:pStyle w:val="ListBullet"/>
+        <w:spacing w:after="80" w:line="300" w:lineRule="auto"/>
+        <w:ind w:left="540" w:hanging="271"/>
       </w:pPr>
       <w:r>
-        <w:t>高SHM・低pGen領域は、変異蓄積が大きく生成確率が低い配列群として解釈できる可能性がある。</w:t>
+        <w:t>Beta1互換unweighted KDEは多様性寄りで、少数readの集団を見つけやすい。</w:t>
       </w:r>
     </w:p>
     <w:p>
       <w:pPr>
         <w:pStyle w:val="ListBullet"/>
+        <w:spacing w:after="80" w:line="300" w:lineRule="auto"/>
+        <w:ind w:left="540" w:hanging="271"/>
       </w:pPr>
       <w:r>
-        <w:t>低SHM・高pGen領域は、germlineに近い配列、V alignmentが短い点、または入力/アノテーション条件の影響を確認する。</w:t>
+        <w:t>log-density KDEは低密度群の見落としを避ける確認図であり、主図としては広がりすぎる場合がある。</w:t>
+      </w:r>
+    </w:p>
+    <w:p>
+      <w:pPr>
+        <w:pStyle w:val="ListBullet"/>
+        <w:spacing w:after="80" w:line="300" w:lineRule="auto"/>
+        <w:ind w:left="540" w:hanging="271"/>
+      </w:pPr>
+      <w:r>
+        <w:t>将来的にはROIをGUIで設定可能にする、KDE bandwidthを複数出力する、V alignment length別の感度解析を追加する余地がある。</w:t>
       </w:r>
     </w:p>
     <w:sectPr>
+      <w:footerReference w:type="default" r:id="rId9"/>
       <w:pgSz w:w="12240" w:h="15840"/>
-      <w:pgMar w:top="1440" w:right="1800" w:bottom="1440" w:left="1800" w:header="720" w:footer="720" w:gutter="0"/>
+      <w:pgMar w:top="1440" w:right="1440" w:bottom="1440" w:left="1440" w:header="708" w:footer="708" w:gutter="0"/>
       <w:cols w:space="720"/>
       <w:docGrid w:linePitch="360"/>
     </w:sectPr>
   </w:body>
 </w:document>
+</file>
+
+<file path=word/footer1.xml><?xml version="1.0" encoding="utf-8"?>
+<w:ftr xmlns:m="http://schemas.openxmlformats.org/officeDocument/2006/math" xmlns:mc="http://schemas.openxmlformats.org/markup-compatibility/2006" xmlns:mo="http://schemas.microsoft.com/office/mac/office/2008/main" xmlns:mv="urn:schemas-microsoft-com:mac:vml" xmlns:o="urn:schemas-microsoft-com:office:office" xmlns:r="http://schemas.openxmlformats.org/officeDocument/2006/relationships" xmlns:v="urn:schemas-microsoft-com:vml" xmlns:w10="urn:schemas-microsoft-com:office:word" xmlns:w14="http://schemas.microsoft.com/office/word/2010/wordml" xmlns:w="http://schemas.openxmlformats.org/wordprocessingml/2006/main" xmlns:wne="http://schemas.microsoft.com/office/word/2006/wordml" xmlns:wp14="http://schemas.microsoft.com/office/word/2010/wordprocessingDrawing" xmlns:wp="http://schemas.openxmlformats.org/drawingml/2006/wordprocessingDrawing" xmlns:wpc="http://schemas.microsoft.com/office/word/2010/wordprocessingCanvas" xmlns:wpg="http://schemas.microsoft.com/office/word/2010/wordprocessingGroup" xmlns:wpi="http://schemas.microsoft.com/office/word/2010/wordprocessingInk" xmlns:wps="http://schemas.microsoft.com/office/word/2010/wordprocessingShape" mc:Ignorable="w14 wp14">
+  <w:p>
+    <w:pPr>
+      <w:pStyle w:val="Footer"/>
+      <w:jc w:val="right"/>
+    </w:pPr>
+    <w:r>
+      <w:rPr>
+        <w:color w:val="555555"/>
+        <w:sz w:val="16"/>
+      </w:rPr>
+      <w:t>pGen-SHM specification / row-level center and beta1-compatible views</w:t>
+    </w:r>
+  </w:p>
+</w:ftr>
 </file>
 
 <file path=word/numbering.xml><?xml version="1.0" encoding="utf-8"?>
@@ -1237,9 +2114,12 @@
     <w:name w:val="Normal"/>
     <w:qFormat/>
     <w:rsid w:val="00FC693F"/>
+    <w:pPr>
+      <w:spacing w:after="120" w:line="300" w:lineRule="auto"/>
+    </w:pPr>
     <w:rPr>
-      <w:rFonts w:ascii="Yu Gothic" w:hAnsi="Yu Gothic"/>
-      <w:sz w:val="21"/>
+      <w:rFonts w:ascii="Calibri" w:hAnsi="Calibri"/>
+      <w:sz w:val="22"/>
     </w:rPr>
   </w:style>
   <w:style w:type="paragraph" w:styleId="Header">
@@ -1297,15 +2177,15 @@
     <w:pPr>
       <w:keepNext/>
       <w:keepLines/>
-      <w:spacing w:before="480" w:after="0"/>
+      <w:spacing w:before="360" w:after="200"/>
       <w:outlineLvl w:val="0"/>
     </w:pPr>
     <w:rPr>
-      <w:rFonts w:asciiTheme="majorHAnsi" w:eastAsiaTheme="majorEastAsia" w:hAnsiTheme="majorHAnsi" w:cstheme="majorBidi" w:ascii="Yu Gothic" w:hAnsi="Yu Gothic"/>
+      <w:rFonts w:asciiTheme="majorHAnsi" w:eastAsiaTheme="majorEastAsia" w:hAnsiTheme="majorHAnsi" w:cstheme="majorBidi" w:ascii="Calibri" w:hAnsi="Calibri"/>
       <w:b/>
       <w:bCs/>
-      <w:color w:val="365F91" w:themeColor="accent1" w:themeShade="BF"/>
-      <w:sz w:val="28"/>
+      <w:color w:val="2E74B5"/>
+      <w:sz w:val="32"/>
       <w:szCs w:val="28"/>
     </w:rPr>
   </w:style>
@@ -1321,14 +2201,14 @@
     <w:pPr>
       <w:keepNext/>
       <w:keepLines/>
-      <w:spacing w:before="200" w:after="0"/>
+      <w:spacing w:before="280" w:after="140"/>
       <w:outlineLvl w:val="1"/>
     </w:pPr>
     <w:rPr>
-      <w:rFonts w:asciiTheme="majorHAnsi" w:eastAsiaTheme="majorEastAsia" w:hAnsiTheme="majorHAnsi" w:cstheme="majorBidi" w:ascii="Yu Gothic" w:hAnsi="Yu Gothic"/>
+      <w:rFonts w:asciiTheme="majorHAnsi" w:eastAsiaTheme="majorEastAsia" w:hAnsiTheme="majorHAnsi" w:cstheme="majorBidi" w:ascii="Calibri" w:hAnsi="Calibri"/>
       <w:b/>
       <w:bCs/>
-      <w:color w:val="4F81BD" w:themeColor="accent1"/>
+      <w:color w:val="2E74B5"/>
       <w:sz w:val="26"/>
       <w:szCs w:val="26"/>
     </w:rPr>
@@ -1345,14 +2225,15 @@
     <w:pPr>
       <w:keepNext/>
       <w:keepLines/>
-      <w:spacing w:before="200" w:after="0"/>
+      <w:spacing w:before="200" w:after="100"/>
       <w:outlineLvl w:val="2"/>
     </w:pPr>
     <w:rPr>
-      <w:rFonts w:asciiTheme="majorHAnsi" w:eastAsiaTheme="majorEastAsia" w:hAnsiTheme="majorHAnsi" w:cstheme="majorBidi" w:ascii="Yu Gothic" w:hAnsi="Yu Gothic"/>
+      <w:rFonts w:asciiTheme="majorHAnsi" w:eastAsiaTheme="majorEastAsia" w:hAnsiTheme="majorHAnsi" w:cstheme="majorBidi" w:ascii="Calibri" w:hAnsi="Calibri"/>
       <w:b/>
       <w:bCs/>
-      <w:color w:val="4F81BD" w:themeColor="accent1"/>
+      <w:color w:val="1F4D78"/>
+      <w:sz w:val="24"/>
     </w:rPr>
   </w:style>
   <w:style w:type="paragraph" w:styleId="Heading4">

--- a/TSVからpGen-SHMデータ作成仕様書_20260607.docx
+++ b/TSVからpGen-SHMデータ作成仕様書_20260607.docx
@@ -1722,6 +1722,776 @@
         <w:t>将来的にはROIをGUIで設定可能にする、KDE bandwidthを複数出力する、V alignment length別の感度解析を追加する余地がある。</w:t>
       </w:r>
     </w:p>
+    <w:p>
+      <w:pPr>
+        <w:pStyle w:val="Heading1"/>
+      </w:pPr>
+      <w:r>
+        <w:rPr>
+          <w:color w:val="2E74B5"/>
+        </w:rPr>
+        <w:t>8. 解析フローと採用フィルタ</w:t>
+      </w:r>
+    </w:p>
+    <w:p>
+      <w:r>
+        <w:t>現在の解析フローは、マージした配列からIgBLAST AIRR TSVを作成し、そのAIRR TSVにフィルタを適用した後、採用row-level Excel/TSVを中心データとして保存する流れである。FASTAを本GUIへ直接入れるのではなく、前段でAIRR TSV化済みのデータを入力する。</w:t>
+      </w:r>
+    </w:p>
+    <w:tbl>
+      <w:tblPr>
+        <w:tblStyle w:val="TableGrid"/>
+        <w:tblW w:type="dxa" w:w="9360"/>
+        <w:tblLayout w:type="fixed"/>
+        <w:tblLook w:firstColumn="1" w:firstRow="1" w:lastColumn="0" w:lastRow="0" w:noHBand="0" w:noVBand="1" w:val="04A0"/>
+        <w:tblInd w:w="120" w:type="dxa"/>
+        <w:tblCellMar>
+          <w:top w:w="80" w:type="dxa"/>
+          <w:start w:w="120" w:type="dxa"/>
+          <w:bottom w:w="80" w:type="dxa"/>
+          <w:end w:w="120" w:type="dxa"/>
+        </w:tblCellMar>
+      </w:tblPr>
+      <w:tblGrid>
+        <w:gridCol w:w="1900"/>
+        <w:gridCol w:w="4200"/>
+        <w:gridCol w:w="3260"/>
+      </w:tblGrid>
+      <w:tr>
+        <w:tc>
+          <w:tcPr>
+            <w:tcW w:type="dxa" w:w="1900"/>
+            <w:vAlign w:val="center"/>
+            <w:shd w:fill="E8EEF5"/>
+          </w:tcPr>
+          <w:p>
+            <w:pPr>
+              <w:jc w:val="center"/>
+            </w:pPr>
+            <w:r>
+              <w:rPr>
+                <w:b/>
+                <w:color w:val="0B2545"/>
+              </w:rPr>
+              <w:t>段階</w:t>
+            </w:r>
+          </w:p>
+        </w:tc>
+        <w:tc>
+          <w:tcPr>
+            <w:tcW w:type="dxa" w:w="4200"/>
+            <w:vAlign w:val="center"/>
+            <w:shd w:fill="E8EEF5"/>
+          </w:tcPr>
+          <w:p>
+            <w:pPr>
+              <w:jc w:val="center"/>
+            </w:pPr>
+            <w:r>
+              <w:rPr>
+                <w:b/>
+                <w:color w:val="0B2545"/>
+              </w:rPr>
+              <w:t>処理内容</w:t>
+            </w:r>
+          </w:p>
+        </w:tc>
+        <w:tc>
+          <w:tcPr>
+            <w:tcW w:type="dxa" w:w="3260"/>
+            <w:vAlign w:val="center"/>
+            <w:shd w:fill="E8EEF5"/>
+          </w:tcPr>
+          <w:p>
+            <w:pPr>
+              <w:jc w:val="center"/>
+            </w:pPr>
+            <w:r>
+              <w:rPr>
+                <w:b/>
+                <w:color w:val="0B2545"/>
+              </w:rPr>
+              <w:t>主な出力・確認点</w:t>
+            </w:r>
+          </w:p>
+        </w:tc>
+      </w:tr>
+      <w:tr>
+        <w:tc>
+          <w:tcPr>
+            <w:tcW w:type="dxa" w:w="1900"/>
+          </w:tcPr>
+          <w:p>
+            <w:pPr>
+              <w:spacing w:after="40"/>
+            </w:pPr>
+            <w:r>
+              <w:t>1. merged sequence</w:t>
+            </w:r>
+          </w:p>
+        </w:tc>
+        <w:tc>
+          <w:tcPr>
+            <w:tcW w:type="dxa" w:w="4200"/>
+          </w:tcPr>
+          <w:p>
+            <w:pPr>
+              <w:spacing w:after="40"/>
+            </w:pPr>
+            <w:r>
+              <w:t>前段GUIまたは別工程でマージ済み配列を作成する。</w:t>
+            </w:r>
+          </w:p>
+        </w:tc>
+        <w:tc>
+          <w:tcPr>
+            <w:tcW w:type="dxa" w:w="3260"/>
+          </w:tcPr>
+          <w:p>
+            <w:pPr>
+              <w:spacing w:after="40"/>
+            </w:pPr>
+            <w:r>
+              <w:t>このGUIの直接入力ではない。</w:t>
+            </w:r>
+          </w:p>
+        </w:tc>
+      </w:tr>
+      <w:tr>
+        <w:tc>
+          <w:tcPr>
+            <w:tcW w:type="dxa" w:w="1900"/>
+          </w:tcPr>
+          <w:p>
+            <w:pPr>
+              <w:spacing w:after="40"/>
+            </w:pPr>
+            <w:r>
+              <w:t>2. IgBLAST AIRR</w:t>
+            </w:r>
+          </w:p>
+        </w:tc>
+        <w:tc>
+          <w:tcPr>
+            <w:tcW w:type="dxa" w:w="4200"/>
+          </w:tcPr>
+          <w:p>
+            <w:pPr>
+              <w:spacing w:after="40"/>
+            </w:pPr>
+            <w:r>
+              <w:t>マージ済み配列をIgBLAST -outfmt 19でAIRR TSVにする。</w:t>
+            </w:r>
+          </w:p>
+        </w:tc>
+        <w:tc>
+          <w:tcPr>
+            <w:tcW w:type="dxa" w:w="3260"/>
+          </w:tcPr>
+          <w:p>
+            <w:pPr>
+              <w:spacing w:after="40"/>
+            </w:pPr>
+            <w:r>
+              <w:t>*.igblast.airr.tsv</w:t>
+            </w:r>
+          </w:p>
+        </w:tc>
+      </w:tr>
+      <w:tr>
+        <w:tc>
+          <w:tcPr>
+            <w:tcW w:type="dxa" w:w="1900"/>
+          </w:tcPr>
+          <w:p>
+            <w:pPr>
+              <w:spacing w:after="40"/>
+            </w:pPr>
+            <w:r>
+              <w:t>3. filter</w:t>
+            </w:r>
+          </w:p>
+        </w:tc>
+        <w:tc>
+          <w:tcPr>
+            <w:tcW w:type="dxa" w:w="4200"/>
+          </w:tcPr>
+          <w:p>
+            <w:pPr>
+              <w:spacing w:after="40"/>
+            </w:pPr>
+            <w:r>
+              <w:t>productive, locus, junction, junction_aa等で採用行を決める。</w:t>
+            </w:r>
+          </w:p>
+        </w:tc>
+        <w:tc>
+          <w:tcPr>
+            <w:tcW w:type="dxa" w:w="3260"/>
+          </w:tcPr>
+          <w:p>
+            <w:pPr>
+              <w:spacing w:after="40"/>
+            </w:pPr>
+            <w:r>
+              <w:t>QC summaryに除外件数を記録。</w:t>
+            </w:r>
+          </w:p>
+        </w:tc>
+      </w:tr>
+      <w:tr>
+        <w:tc>
+          <w:tcPr>
+            <w:tcW w:type="dxa" w:w="1900"/>
+          </w:tcPr>
+          <w:p>
+            <w:pPr>
+              <w:spacing w:after="40"/>
+            </w:pPr>
+            <w:r>
+              <w:t>4. row-level Excel/TSV</w:t>
+            </w:r>
+          </w:p>
+        </w:tc>
+        <w:tc>
+          <w:tcPr>
+            <w:tcW w:type="dxa" w:w="4200"/>
+          </w:tcPr>
+          <w:p>
+            <w:pPr>
+              <w:spacing w:after="40"/>
+            </w:pPr>
+            <w:r>
+              <w:t>採用AIRR各行を潰さず、sequence_idごとにpGenとSHMを付与する。</w:t>
+            </w:r>
+          </w:p>
+        </w:tc>
+        <w:tc>
+          <w:tcPr>
+            <w:tcW w:type="dxa" w:w="3260"/>
+          </w:tcPr>
+          <w:p>
+            <w:pPr>
+              <w:spacing w:after="40"/>
+            </w:pPr>
+            <w:r>
+              <w:t>*_pgen_shm_rows.xlsx / *_pgen_shm_points.tsv</w:t>
+            </w:r>
+          </w:p>
+        </w:tc>
+      </w:tr>
+      <w:tr>
+        <w:tc>
+          <w:tcPr>
+            <w:tcW w:type="dxa" w:w="1900"/>
+          </w:tcPr>
+          <w:p>
+            <w:pPr>
+              <w:spacing w:after="40"/>
+            </w:pPr>
+            <w:r>
+              <w:t>5. plots/tables</w:t>
+            </w:r>
+          </w:p>
+        </w:tc>
+        <w:tc>
+          <w:tcPr>
+            <w:tcW w:type="dxa" w:w="4200"/>
+          </w:tcPr>
+          <w:p>
+            <w:pPr>
+              <w:spacing w:after="40"/>
+            </w:pPr>
+            <w:r>
+              <w:t>中心データからscatter, KDE, log-density, Beta1互換, ROI summaryを作る。</w:t>
+            </w:r>
+          </w:p>
+        </w:tc>
+        <w:tc>
+          <w:tcPr>
+            <w:tcW w:type="dxa" w:w="3260"/>
+          </w:tcPr>
+          <w:p>
+            <w:pPr>
+              <w:spacing w:after="40"/>
+            </w:pPr>
+            <w:r>
+              <w:t>複数の見方を併用して解釈。</w:t>
+            </w:r>
+          </w:p>
+        </w:tc>
+      </w:tr>
+    </w:tbl>
+    <w:p/>
+    <w:tbl>
+      <w:tblPr>
+        <w:tblStyle w:val="TableGrid"/>
+        <w:tblW w:type="dxa" w:w="9360"/>
+        <w:tblLayout w:type="fixed"/>
+        <w:tblLook w:firstColumn="1" w:firstRow="1" w:lastColumn="0" w:lastRow="0" w:noHBand="0" w:noVBand="1" w:val="04A0"/>
+        <w:tblInd w:w="120" w:type="dxa"/>
+        <w:tblCellMar>
+          <w:top w:w="80" w:type="dxa"/>
+          <w:start w:w="120" w:type="dxa"/>
+          <w:bottom w:w="80" w:type="dxa"/>
+          <w:end w:w="120" w:type="dxa"/>
+        </w:tblCellMar>
+      </w:tblPr>
+      <w:tblGrid>
+        <w:gridCol w:w="1900"/>
+        <w:gridCol w:w="4300"/>
+        <w:gridCol w:w="3160"/>
+      </w:tblGrid>
+      <w:tr>
+        <w:tc>
+          <w:tcPr>
+            <w:tcW w:type="dxa" w:w="1900"/>
+            <w:vAlign w:val="center"/>
+            <w:shd w:fill="E8EEF5"/>
+          </w:tcPr>
+          <w:p>
+            <w:pPr>
+              <w:jc w:val="center"/>
+            </w:pPr>
+            <w:r>
+              <w:rPr>
+                <w:b/>
+                <w:color w:val="0B2545"/>
+              </w:rPr>
+              <w:t>フィルタ</w:t>
+            </w:r>
+          </w:p>
+        </w:tc>
+        <w:tc>
+          <w:tcPr>
+            <w:tcW w:type="dxa" w:w="4300"/>
+            <w:vAlign w:val="center"/>
+            <w:shd w:fill="E8EEF5"/>
+          </w:tcPr>
+          <w:p>
+            <w:pPr>
+              <w:jc w:val="center"/>
+            </w:pPr>
+            <w:r>
+              <w:rPr>
+                <w:b/>
+                <w:color w:val="0B2545"/>
+              </w:rPr>
+              <w:t>採用条件</w:t>
+            </w:r>
+          </w:p>
+        </w:tc>
+        <w:tc>
+          <w:tcPr>
+            <w:tcW w:type="dxa" w:w="3160"/>
+            <w:vAlign w:val="center"/>
+            <w:shd w:fill="E8EEF5"/>
+          </w:tcPr>
+          <w:p>
+            <w:pPr>
+              <w:jc w:val="center"/>
+            </w:pPr>
+            <w:r>
+              <w:rPr>
+                <w:b/>
+                <w:color w:val="0B2545"/>
+              </w:rPr>
+              <w:t>補足</w:t>
+            </w:r>
+          </w:p>
+        </w:tc>
+      </w:tr>
+      <w:tr>
+        <w:tc>
+          <w:tcPr>
+            <w:tcW w:type="dxa" w:w="1900"/>
+          </w:tcPr>
+          <w:p>
+            <w:pPr>
+              <w:spacing w:after="40"/>
+            </w:pPr>
+            <w:r>
+              <w:t>locus</w:t>
+            </w:r>
+          </w:p>
+        </w:tc>
+        <w:tc>
+          <w:tcPr>
+            <w:tcW w:type="dxa" w:w="4300"/>
+          </w:tcPr>
+          <w:p>
+            <w:pPr>
+              <w:spacing w:after="40"/>
+            </w:pPr>
+            <w:r>
+              <w:t>基本はIGH。locus列がありIGH以外なら除外。空欄locusは保持しQCに記録。</w:t>
+            </w:r>
+          </w:p>
+        </w:tc>
+        <w:tc>
+          <w:tcPr>
+            <w:tcW w:type="dxa" w:w="3160"/>
+          </w:tcPr>
+          <w:p>
+            <w:pPr>
+              <w:spacing w:after="40"/>
+            </w:pPr>
+            <w:r>
+              <w:t>OLGA human_B_heavyを使うため。</w:t>
+            </w:r>
+          </w:p>
+        </w:tc>
+      </w:tr>
+      <w:tr>
+        <w:tc>
+          <w:tcPr>
+            <w:tcW w:type="dxa" w:w="1900"/>
+          </w:tcPr>
+          <w:p>
+            <w:pPr>
+              <w:spacing w:after="40"/>
+            </w:pPr>
+            <w:r>
+              <w:t>productive</w:t>
+            </w:r>
+          </w:p>
+        </w:tc>
+        <w:tc>
+          <w:tcPr>
+            <w:tcW w:type="dxa" w:w="4300"/>
+          </w:tcPr>
+          <w:p>
+            <w:pPr>
+              <w:spacing w:after="40"/>
+            </w:pPr>
+            <w:r>
+              <w:t>productive == Tを採用。</w:t>
+            </w:r>
+          </w:p>
+        </w:tc>
+        <w:tc>
+          <w:tcPr>
+            <w:tcW w:type="dxa" w:w="3160"/>
+          </w:tcPr>
+          <w:p>
+            <w:pPr>
+              <w:spacing w:after="40"/>
+            </w:pPr>
+            <w:r>
+              <w:t>非productive配列を除外。</w:t>
+            </w:r>
+          </w:p>
+        </w:tc>
+      </w:tr>
+      <w:tr>
+        <w:tc>
+          <w:tcPr>
+            <w:tcW w:type="dxa" w:w="1900"/>
+          </w:tcPr>
+          <w:p>
+            <w:pPr>
+              <w:spacing w:after="40"/>
+            </w:pPr>
+            <w:r>
+              <w:t>vj_in_frame</w:t>
+            </w:r>
+          </w:p>
+        </w:tc>
+        <w:tc>
+          <w:tcPr>
+            <w:tcW w:type="dxa" w:w="4300"/>
+          </w:tcPr>
+          <w:p>
+            <w:pPr>
+              <w:spacing w:after="40"/>
+            </w:pPr>
+            <w:r>
+              <w:t>列がある場合はTを採用。</w:t>
+            </w:r>
+          </w:p>
+        </w:tc>
+        <w:tc>
+          <w:tcPr>
+            <w:tcW w:type="dxa" w:w="3160"/>
+          </w:tcPr>
+          <w:p>
+            <w:pPr>
+              <w:spacing w:after="40"/>
+            </w:pPr>
+            <w:r>
+              <w:t>列がない場合はこの条件は適用しない。</w:t>
+            </w:r>
+          </w:p>
+        </w:tc>
+      </w:tr>
+      <w:tr>
+        <w:tc>
+          <w:tcPr>
+            <w:tcW w:type="dxa" w:w="1900"/>
+          </w:tcPr>
+          <w:p>
+            <w:pPr>
+              <w:spacing w:after="40"/>
+            </w:pPr>
+            <w:r>
+              <w:t>stop_codon</w:t>
+            </w:r>
+          </w:p>
+        </w:tc>
+        <w:tc>
+          <w:tcPr>
+            <w:tcW w:type="dxa" w:w="4300"/>
+          </w:tcPr>
+          <w:p>
+            <w:pPr>
+              <w:spacing w:after="40"/>
+            </w:pPr>
+            <w:r>
+              <w:t>列がある場合はFを採用。</w:t>
+            </w:r>
+          </w:p>
+        </w:tc>
+        <w:tc>
+          <w:tcPr>
+            <w:tcW w:type="dxa" w:w="3160"/>
+          </w:tcPr>
+          <w:p>
+            <w:pPr>
+              <w:spacing w:after="40"/>
+            </w:pPr>
+            <w:r>
+              <w:t>停止コドンを持つ配列を除外。</w:t>
+            </w:r>
+          </w:p>
+        </w:tc>
+      </w:tr>
+      <w:tr>
+        <w:tc>
+          <w:tcPr>
+            <w:tcW w:type="dxa" w:w="1900"/>
+          </w:tcPr>
+          <w:p>
+            <w:pPr>
+              <w:spacing w:after="40"/>
+            </w:pPr>
+            <w:r>
+              <w:t>junction nt</w:t>
+            </w:r>
+          </w:p>
+        </w:tc>
+        <w:tc>
+          <w:tcPr>
+            <w:tcW w:type="dxa" w:w="4300"/>
+          </w:tcPr>
+          <w:p>
+            <w:pPr>
+              <w:spacing w:after="40"/>
+            </w:pPr>
+            <w:r>
+              <w:t>空欄でなくA/C/G/Tのみ。Nや記号を含むものは除外。</w:t>
+            </w:r>
+          </w:p>
+        </w:tc>
+        <w:tc>
+          <w:tcPr>
+            <w:tcW w:type="dxa" w:w="3160"/>
+          </w:tcPr>
+          <w:p>
+            <w:pPr>
+              <w:spacing w:after="40"/>
+            </w:pPr>
+            <w:r>
+              <w:t>Beta1互換集計とjunction品質確認のため。</w:t>
+            </w:r>
+          </w:p>
+        </w:tc>
+      </w:tr>
+      <w:tr>
+        <w:tc>
+          <w:tcPr>
+            <w:tcW w:type="dxa" w:w="1900"/>
+          </w:tcPr>
+          <w:p>
+            <w:pPr>
+              <w:spacing w:after="40"/>
+            </w:pPr>
+            <w:r>
+              <w:t>junction_aa</w:t>
+            </w:r>
+          </w:p>
+        </w:tc>
+        <w:tc>
+          <w:tcPr>
+            <w:tcW w:type="dxa" w:w="4300"/>
+          </w:tcPr>
+          <w:p>
+            <w:pPr>
+              <w:spacing w:after="40"/>
+            </w:pPr>
+            <w:r>
+              <w:t>空欄でなく、*やXを含まない英字。</w:t>
+            </w:r>
+          </w:p>
+        </w:tc>
+        <w:tc>
+          <w:tcPr>
+            <w:tcW w:type="dxa" w:w="3160"/>
+          </w:tcPr>
+          <w:p>
+            <w:pPr>
+              <w:spacing w:after="40"/>
+            </w:pPr>
+            <w:r>
+              <w:t>pGen計算に不適なAAを除外。</w:t>
+            </w:r>
+          </w:p>
+        </w:tc>
+      </w:tr>
+      <w:tr>
+        <w:tc>
+          <w:tcPr>
+            <w:tcW w:type="dxa" w:w="1900"/>
+          </w:tcPr>
+          <w:p>
+            <w:pPr>
+              <w:spacing w:after="40"/>
+            </w:pPr>
+            <w:r>
+              <w:t>junction_aa canonical</w:t>
+            </w:r>
+          </w:p>
+        </w:tc>
+        <w:tc>
+          <w:tcPr>
+            <w:tcW w:type="dxa" w:w="4300"/>
+          </w:tcPr>
+          <w:p>
+            <w:pPr>
+              <w:spacing w:after="40"/>
+            </w:pPr>
+            <w:r>
+              <w:t>先頭C、末尾W/Fは現行の必須条件ではない。</w:t>
+            </w:r>
+          </w:p>
+        </w:tc>
+        <w:tc>
+          <w:tcPr>
+            <w:tcW w:type="dxa" w:w="3160"/>
+          </w:tcPr>
+          <w:p>
+            <w:pPr>
+              <w:spacing w:after="40"/>
+            </w:pPr>
+            <w:r>
+              <w:t>マージ済み配列由来AIRRでは非canonicalも残し、pGen=0等として確認する。</w:t>
+            </w:r>
+          </w:p>
+        </w:tc>
+      </w:tr>
+      <w:tr>
+        <w:tc>
+          <w:tcPr>
+            <w:tcW w:type="dxa" w:w="1900"/>
+          </w:tcPr>
+          <w:p>
+            <w:pPr>
+              <w:spacing w:after="40"/>
+            </w:pPr>
+            <w:r>
+              <w:t>V alignment length</w:t>
+            </w:r>
+          </w:p>
+        </w:tc>
+        <w:tc>
+          <w:tcPr>
+            <w:tcW w:type="dxa" w:w="4300"/>
+          </w:tcPr>
+          <w:p>
+            <w:pPr>
+              <w:spacing w:after="40"/>
+            </w:pPr>
+            <w:r>
+              <w:t>既定では下限0。GUIでMin V alignment lengthを設定した場合のみ除外。</w:t>
+            </w:r>
+          </w:p>
+        </w:tc>
+        <w:tc>
+          <w:tcPr>
+            <w:tcW w:type="dxa" w:w="3160"/>
+          </w:tcPr>
+          <w:p>
+            <w:pPr>
+              <w:spacing w:after="40"/>
+            </w:pPr>
+            <w:r>
+              <w:t>短いV alignment由来SHMの感度解析用。</w:t>
+            </w:r>
+          </w:p>
+        </w:tc>
+      </w:tr>
+    </w:tbl>
+    <w:p/>
+    <w:p>
+      <w:pPr>
+        <w:pStyle w:val="Heading1"/>
+      </w:pPr>
+      <w:r>
+        <w:rPr>
+          <w:color w:val="2E74B5"/>
+        </w:rPr>
+        <w:t>9. pGen=0の扱いと意味</w:t>
+      </w:r>
+    </w:p>
+    <w:p>
+      <w:r>
+        <w:t>pGen=0は、OLGA human_B_heavyモデル上でそのjunction_aaの生成確率が0、またはモデル外として扱われることを意味する。これは「生成されやすい」方向ではなく、最も生成されにくい側である。log10(pGen)が計算できないためplotからは除外するが、採用row-level Excel/TSVには残し、件数をrun logやQCで確認できるようにする。</w:t>
+      </w:r>
+    </w:p>
+    <w:p>
+      <w:pPr>
+        <w:pStyle w:val="ListBullet"/>
+        <w:spacing w:after="80"/>
+      </w:pPr>
+      <w:r>
+        <w:t>pGenは大きいほど生成されやすい。例: 1e-10は1e-20より生成されやすい。</w:t>
+      </w:r>
+    </w:p>
+    <w:p>
+      <w:pPr>
+        <w:pStyle w:val="ListBullet"/>
+        <w:spacing w:after="80"/>
+      </w:pPr>
+      <w:r>
+        <w:t>pGen=0は概念的にはlog10(pGen) = -infinity側であり、2D plotのx軸に置けない。</w:t>
+      </w:r>
+    </w:p>
+    <w:p>
+      <w:pPr>
+        <w:pStyle w:val="ListBullet"/>
+        <w:spacing w:after="80"/>
+      </w:pPr>
+      <w:r>
+        <w:t>我々の出力済みデータではrow-levelで約0.27%がpGen=0であり、plot全体への影響は小さい。</w:t>
+      </w:r>
+    </w:p>
+    <w:p>
+      <w:pPr>
+        <w:pStyle w:val="ListBullet"/>
+        <w:spacing w:after="80"/>
+      </w:pPr>
+      <w:r>
+        <w:t>pGen=0例には、junction_aaの先頭がCでない、末尾がW/Fでない、または極端に長い配列が多い。</w:t>
+      </w:r>
+    </w:p>
+    <w:p>
+      <w:pPr>
+        <w:pStyle w:val="ListBullet"/>
+        <w:spacing w:after="80"/>
+      </w:pPr>
+      <w:r>
+        <w:t>非canonical junction_aaは直ちに削除せず、探索段階では中間表に残して後から確認できるようにする。</w:t>
+      </w:r>
+    </w:p>
     <w:sectPr>
       <w:footerReference w:type="default" r:id="rId9"/>
       <w:pgSz w:w="12240" w:h="15840"/>

--- a/TSVからpGen-SHMデータ作成仕様書_20260607.docx
+++ b/TSVからpGen-SHMデータ作成仕様書_20260607.docx
@@ -1738,6 +1738,11 @@
         <w:t>現在の解析フローは、マージした配列からIgBLAST AIRR TSVを作成し、そのAIRR TSVにフィルタを適用した後、採用row-level Excel/TSVを中心データとして保存する流れである。FASTAを本GUIへ直接入れるのではなく、前段でAIRR TSV化済みのデータを入力する。</w:t>
       </w:r>
     </w:p>
+    <w:p>
+      <w:r>
+        <w:t>productiveはIgBLAST/AIRRの総合判定であり、V-Jがin-frameであること、stop codonを含まないこと等を反映する。したがって、vj_in_frameとstop_codonはproductiveとは独立した別概念の主フィルタではなく、AIRR TSVに列がある場合だけproductive判定の内訳を補助確認し、矛盾行を除くための安全確認として扱う。</w:t>
+      </w:r>
+    </w:p>
     <w:tbl>
       <w:tblPr>
         <w:tblStyle w:val="TableGrid"/>
@@ -2161,11 +2166,8 @@
             <w:tcW w:type="dxa" w:w="4300"/>
           </w:tcPr>
           <w:p>
-            <w:pPr>
-              <w:spacing w:after="40"/>
-            </w:pPr>
             <w:r>
-              <w:t>productive == Tを採用。</w:t>
+              <w:t>productive == Tを主条件として採用。</w:t>
             </w:r>
           </w:p>
         </w:tc>
@@ -2174,11 +2176,8 @@
             <w:tcW w:type="dxa" w:w="3160"/>
           </w:tcPr>
           <w:p>
-            <w:pPr>
-              <w:spacing w:after="40"/>
-            </w:pPr>
             <w:r>
-              <w:t>非productive配列を除外。</w:t>
+              <w:t>IgBLAST/AIRRの総合判定。V-J in-frame、stop codonなし等を反映するため、下記2条件は補助確認として扱う。</w:t>
             </w:r>
           </w:p>
         </w:tc>
@@ -2202,11 +2201,8 @@
             <w:tcW w:type="dxa" w:w="4300"/>
           </w:tcPr>
           <w:p>
-            <w:pPr>
-              <w:spacing w:after="40"/>
-            </w:pPr>
             <w:r>
-              <w:t>列がある場合はTを採用。</w:t>
+              <w:t>列がある場合のみTを採用。</w:t>
             </w:r>
           </w:p>
         </w:tc>
@@ -2215,11 +2211,8 @@
             <w:tcW w:type="dxa" w:w="3160"/>
           </w:tcPr>
           <w:p>
-            <w:pPr>
-              <w:spacing w:after="40"/>
-            </w:pPr>
             <w:r>
-              <w:t>列がない場合はこの条件は適用しない。</w:t>
+              <w:t>productive判定の内訳確認。列がない場合はこの条件を適用しない。</w:t>
             </w:r>
           </w:p>
         </w:tc>
@@ -2243,11 +2236,8 @@
             <w:tcW w:type="dxa" w:w="4300"/>
           </w:tcPr>
           <w:p>
-            <w:pPr>
-              <w:spacing w:after="40"/>
-            </w:pPr>
             <w:r>
-              <w:t>列がある場合はFを採用。</w:t>
+              <w:t>列がある場合のみFまたはFalseを採用。</w:t>
             </w:r>
           </w:p>
         </w:tc>
@@ -2256,11 +2246,8 @@
             <w:tcW w:type="dxa" w:w="3160"/>
           </w:tcPr>
           <w:p>
-            <w:pPr>
-              <w:spacing w:after="40"/>
-            </w:pPr>
             <w:r>
-              <w:t>停止コドンを持つ配列を除外。</w:t>
+              <w:t>productive判定の内訳確認。列がない場合はこの条件を適用しない。</w:t>
             </w:r>
           </w:p>
         </w:tc>

--- a/TSVからpGen-SHMデータ作成仕様書_20260607.docx
+++ b/TSVからpGen-SHMデータ作成仕様書_20260607.docx
@@ -4,13 +4,13 @@
   <w:body>
     <w:p>
       <w:pPr>
-        <w:spacing w:after="80"/>
+        <w:spacing w:after="60"/>
       </w:pPr>
       <w:r>
         <w:rPr>
-          <w:rFonts w:ascii="Calibri" w:hAnsi="Calibri"/>
+          <w:rFonts w:ascii="Yu Gothic" w:hAnsi="Yu Gothic" w:eastAsia="Yu Gothic"/>
           <w:b/>
-          <w:color w:val="0B2545"/>
+          <w:color w:val="000000"/>
           <w:sz w:val="40"/>
         </w:rPr>
         <w:t>TSVからpGen-SHMデータ作成仕様書</w:t>
@@ -18,28 +18,29 @@
     </w:p>
     <w:p>
       <w:pPr>
-        <w:spacing w:after="240"/>
+        <w:spacing w:after="200"/>
       </w:pPr>
       <w:r>
         <w:rPr>
-          <w:rFonts w:ascii="Calibri" w:hAnsi="Calibri"/>
+          <w:rFonts w:ascii="Yu Gothic" w:hAnsi="Yu Gothic" w:eastAsia="Yu Gothic"/>
           <w:color w:val="555555"/>
           <w:sz w:val="20"/>
         </w:rPr>
-        <w:t>対象: IgBLAST AIRR outfmt 19 TSV / 更新日: 2026-06-08 / 目的: pGen-SHM plotと複数視点出力の引継ぎ</w:t>
+        <w:t>対象: IgBLAST AIRR outfmt 19 TSV / 更新日: 2026-06-09 / 目的: 3仕様書だけで再現可能な引継ぎ</w:t>
       </w:r>
     </w:p>
     <w:tbl>
       <w:tblPr>
         <w:tblStyle w:val="TableGrid"/>
         <w:tblW w:type="dxa" w:w="9360"/>
+        <w:jc w:val="left"/>
         <w:tblLayout w:type="fixed"/>
         <w:tblLook w:firstColumn="1" w:firstRow="1" w:lastColumn="0" w:lastRow="0" w:noHBand="0" w:noVBand="1" w:val="04A0"/>
         <w:tblInd w:w="120" w:type="dxa"/>
         <w:tblCellMar>
           <w:top w:w="80" w:type="dxa"/>
+          <w:bottom w:w="80" w:type="dxa"/>
           <w:start w:w="120" w:type="dxa"/>
-          <w:bottom w:w="80" w:type="dxa"/>
           <w:end w:w="120" w:type="dxa"/>
         </w:tblCellMar>
       </w:tblPr>
@@ -55,17 +56,272 @@
           </w:tcPr>
           <w:p>
             <w:pPr>
-              <w:spacing w:after="60"/>
+              <w:spacing w:after="0"/>
             </w:pPr>
+            <w:r/>
             <w:r>
               <w:rPr>
+                <w:rFonts w:ascii="Yu Gothic" w:hAnsi="Yu Gothic" w:eastAsia="Yu Gothic"/>
                 <w:b/>
-                <w:color w:val="1F4D78"/>
               </w:rPr>
-              <w:t>引継ぎ上の要点</w:t>
+              <w:t>本書は全体フローと統合出力の仕様を扱う。pGen計算の詳細はpGen仕様書、SHM計算の詳細はSHM仕様書に分ける。マージ工程の詳細は別フォルダの資料を参照する。</w:t>
             </w:r>
+          </w:p>
+        </w:tc>
+      </w:tr>
+    </w:tbl>
+    <w:p>
+      <w:pPr>
+        <w:pStyle w:val="Heading1"/>
+      </w:pPr>
+      <w:r>
+        <w:t>1. 目的と文書の役割</w:t>
+      </w:r>
+    </w:p>
+    <w:p>
+      <w:pPr>
+        <w:spacing w:after="120"/>
+      </w:pPr>
+      <w:r>
+        <w:t>本GUIの直接入力はFASTAではなく、前段で作成済みのIgBLAST AIRR outfmt 19 TSVである。本書では、AIRR TSVを出発点として、採用フィルタ、row-level Excel/TSV、pGen-SHM plotを再現するための全体仕様を定義する。</w:t>
+      </w:r>
+    </w:p>
+    <w:p>
+      <w:pPr>
+        <w:spacing w:after="120"/>
+      </w:pPr>
+      <w:r>
+        <w:t>中心データは、フィルタ後のAIRR各行を原則sequence_id単位で保持するrow-level Excel/TSVである。同じjunction_aaでもSHMが異なる可能性があるため、主解析ではmedianに潰さず、まず各行を残す。</w:t>
+      </w:r>
+    </w:p>
+    <w:tbl>
+      <w:tblPr>
+        <w:tblStyle w:val="TableGrid"/>
+        <w:tblW w:type="dxa" w:w="9360"/>
+        <w:jc w:val="left"/>
+        <w:tblLayout w:type="fixed"/>
+        <w:tblLook w:firstColumn="1" w:firstRow="1" w:lastColumn="0" w:lastRow="0" w:noHBand="0" w:noVBand="1" w:val="04A0"/>
+        <w:tblInd w:w="120" w:type="dxa"/>
+        <w:tblCellMar>
+          <w:top w:w="80" w:type="dxa"/>
+          <w:bottom w:w="80" w:type="dxa"/>
+          <w:start w:w="120" w:type="dxa"/>
+          <w:end w:w="120" w:type="dxa"/>
+        </w:tblCellMar>
+      </w:tblPr>
+      <w:tblGrid>
+        <w:gridCol w:w="2500"/>
+        <w:gridCol w:w="4300"/>
+        <w:gridCol w:w="2560"/>
+      </w:tblGrid>
+      <w:tr>
+        <w:tc>
+          <w:tcPr>
+            <w:tcW w:type="dxa" w:w="2500"/>
+            <w:vAlign w:val="center"/>
+            <w:shd w:fill="E8EEF5"/>
+          </w:tcPr>
+          <w:p>
+            <w:r/>
             <w:r>
-              <w:t xml:space="preserve">  元データを潰さない row-level Excel/TSV を中心データとして保存し、目的に応じて複数の図表を出力する方針とする。</w:t>
+              <w:rPr>
+                <w:rFonts w:ascii="Yu Gothic" w:hAnsi="Yu Gothic" w:eastAsia="Yu Gothic"/>
+                <w:b/>
+              </w:rPr>
+              <w:t>文書</w:t>
+            </w:r>
+          </w:p>
+        </w:tc>
+        <w:tc>
+          <w:tcPr>
+            <w:tcW w:type="dxa" w:w="4300"/>
+            <w:vAlign w:val="center"/>
+            <w:shd w:fill="E8EEF5"/>
+          </w:tcPr>
+          <w:p>
+            <w:r/>
+            <w:r>
+              <w:rPr>
+                <w:rFonts w:ascii="Yu Gothic" w:hAnsi="Yu Gothic" w:eastAsia="Yu Gothic"/>
+                <w:b/>
+              </w:rPr>
+              <w:t>主な役割</w:t>
+            </w:r>
+          </w:p>
+        </w:tc>
+        <w:tc>
+          <w:tcPr>
+            <w:tcW w:type="dxa" w:w="2560"/>
+            <w:vAlign w:val="center"/>
+            <w:shd w:fill="E8EEF5"/>
+          </w:tcPr>
+          <w:p>
+            <w:r/>
+            <w:r>
+              <w:rPr>
+                <w:rFonts w:ascii="Yu Gothic" w:hAnsi="Yu Gothic" w:eastAsia="Yu Gothic"/>
+                <w:b/>
+              </w:rPr>
+              <w:t>この文書との関係</w:t>
+            </w:r>
+          </w:p>
+        </w:tc>
+      </w:tr>
+      <w:tr>
+        <w:tc>
+          <w:tcPr>
+            <w:tcW w:type="dxa" w:w="2500"/>
+          </w:tcPr>
+          <w:p>
+            <w:pPr>
+              <w:spacing w:after="0"/>
+            </w:pPr>
+            <w:r/>
+            <w:r>
+              <w:rPr>
+                <w:rFonts w:ascii="Yu Gothic" w:hAnsi="Yu Gothic" w:eastAsia="Yu Gothic"/>
+              </w:rPr>
+              <w:t>TSVからpGen-SHMデータ作成仕様書</w:t>
+            </w:r>
+          </w:p>
+        </w:tc>
+        <w:tc>
+          <w:tcPr>
+            <w:tcW w:type="dxa" w:w="4300"/>
+          </w:tcPr>
+          <w:p>
+            <w:pPr>
+              <w:spacing w:after="0"/>
+            </w:pPr>
+            <w:r/>
+            <w:r>
+              <w:rPr>
+                <w:rFonts w:ascii="Yu Gothic" w:hAnsi="Yu Gothic" w:eastAsia="Yu Gothic"/>
+              </w:rPr>
+              <w:t>全体フロー、採用フィルタ、row-level中心データ、pGen-SHM図表、議論点を記載する。</w:t>
+            </w:r>
+          </w:p>
+        </w:tc>
+        <w:tc>
+          <w:tcPr>
+            <w:tcW w:type="dxa" w:w="2560"/>
+          </w:tcPr>
+          <w:p>
+            <w:pPr>
+              <w:spacing w:after="0"/>
+            </w:pPr>
+            <w:r/>
+            <w:r>
+              <w:rPr>
+                <w:rFonts w:ascii="Yu Gothic" w:hAnsi="Yu Gothic" w:eastAsia="Yu Gothic"/>
+              </w:rPr>
+              <w:t>本書。</w:t>
+            </w:r>
+          </w:p>
+        </w:tc>
+      </w:tr>
+      <w:tr>
+        <w:tc>
+          <w:tcPr>
+            <w:tcW w:type="dxa" w:w="2500"/>
+          </w:tcPr>
+          <w:p>
+            <w:pPr>
+              <w:spacing w:after="0"/>
+            </w:pPr>
+            <w:r/>
+            <w:r>
+              <w:rPr>
+                <w:rFonts w:ascii="Yu Gothic" w:hAnsi="Yu Gothic" w:eastAsia="Yu Gothic"/>
+              </w:rPr>
+              <w:t>TSVからpGenデータ作成仕様書</w:t>
+            </w:r>
+          </w:p>
+        </w:tc>
+        <w:tc>
+          <w:tcPr>
+            <w:tcW w:type="dxa" w:w="4300"/>
+          </w:tcPr>
+          <w:p>
+            <w:pPr>
+              <w:spacing w:after="0"/>
+            </w:pPr>
+            <w:r/>
+            <w:r>
+              <w:rPr>
+                <w:rFonts w:ascii="Yu Gothic" w:hAnsi="Yu Gothic" w:eastAsia="Yu Gothic"/>
+              </w:rPr>
+              <w:t>junction_aaからOLGA human_B_heavyでpGenを計算する詳細を記載する。</w:t>
+            </w:r>
+          </w:p>
+        </w:tc>
+        <w:tc>
+          <w:tcPr>
+            <w:tcW w:type="dxa" w:w="2560"/>
+          </w:tcPr>
+          <w:p>
+            <w:pPr>
+              <w:spacing w:after="0"/>
+            </w:pPr>
+            <w:r/>
+            <w:r>
+              <w:rPr>
+                <w:rFonts w:ascii="Yu Gothic" w:hAnsi="Yu Gothic" w:eastAsia="Yu Gothic"/>
+              </w:rPr>
+              <w:t>pGen列、log10_pGen列、pGen bins、pGen=0の意味を参照する。</w:t>
+            </w:r>
+          </w:p>
+        </w:tc>
+      </w:tr>
+      <w:tr>
+        <w:tc>
+          <w:tcPr>
+            <w:tcW w:type="dxa" w:w="2500"/>
+          </w:tcPr>
+          <w:p>
+            <w:pPr>
+              <w:spacing w:after="0"/>
+            </w:pPr>
+            <w:r/>
+            <w:r>
+              <w:rPr>
+                <w:rFonts w:ascii="Yu Gothic" w:hAnsi="Yu Gothic" w:eastAsia="Yu Gothic"/>
+              </w:rPr>
+              <w:t>TSVからSHMデータ作成仕様書</w:t>
+            </w:r>
+          </w:p>
+        </w:tc>
+        <w:tc>
+          <w:tcPr>
+            <w:tcW w:type="dxa" w:w="4300"/>
+          </w:tcPr>
+          <w:p>
+            <w:pPr>
+              <w:spacing w:after="0"/>
+            </w:pPr>
+            <w:r/>
+            <w:r>
+              <w:rPr>
+                <w:rFonts w:ascii="Yu Gothic" w:hAnsi="Yu Gothic" w:eastAsia="Yu Gothic"/>
+              </w:rPr>
+              <w:t>v_identityからSHMを計算する詳細を記載する。</w:t>
+            </w:r>
+          </w:p>
+        </w:tc>
+        <w:tc>
+          <w:tcPr>
+            <w:tcW w:type="dxa" w:w="2560"/>
+          </w:tcPr>
+          <w:p>
+            <w:pPr>
+              <w:spacing w:after="0"/>
+            </w:pPr>
+            <w:r/>
+            <w:r>
+              <w:rPr>
+                <w:rFonts w:ascii="Yu Gothic" w:hAnsi="Yu Gothic" w:eastAsia="Yu Gothic"/>
+              </w:rPr>
+              <w:t>SHM列、SHM histogram、V alignment lengthの扱いを参照する。</w:t>
             </w:r>
           </w:p>
         </w:tc>
@@ -77,73 +333,635 @@
         <w:pStyle w:val="Heading1"/>
       </w:pPr>
       <w:r>
-        <w:t>1. 基本方針</w:t>
-      </w:r>
-    </w:p>
-    <w:p>
-      <w:r>
-        <w:t>pGen-SHM plotは探索的な新しい解析であり、現時点で唯一の正解図を定めない。元データを潰さないrow-level Excel/TSVを中心データとして置き、そこからscatter、linear KDE、log-density KDE、weighted KDE、Beta1互換KDE、ROI summaryを出す。</w:t>
+        <w:t>2. 全体フロー</w:t>
       </w:r>
     </w:p>
     <w:tbl>
       <w:tblPr>
         <w:tblStyle w:val="TableGrid"/>
         <w:tblW w:type="dxa" w:w="9360"/>
+        <w:jc w:val="left"/>
         <w:tblLayout w:type="fixed"/>
         <w:tblLook w:firstColumn="1" w:firstRow="1" w:lastColumn="0" w:lastRow="0" w:noHBand="0" w:noVBand="1" w:val="04A0"/>
         <w:tblInd w:w="120" w:type="dxa"/>
         <w:tblCellMar>
           <w:top w:w="80" w:type="dxa"/>
+          <w:bottom w:w="80" w:type="dxa"/>
           <w:start w:w="120" w:type="dxa"/>
-          <w:bottom w:w="80" w:type="dxa"/>
           <w:end w:w="120" w:type="dxa"/>
         </w:tblCellMar>
       </w:tblPr>
       <w:tblGrid>
-        <w:gridCol w:w="1900"/>
-        <w:gridCol w:w="2200"/>
-        <w:gridCol w:w="3000"/>
-        <w:gridCol w:w="2260"/>
+        <w:gridCol w:w="900"/>
+        <w:gridCol w:w="2500"/>
+        <w:gridCol w:w="3100"/>
+        <w:gridCol w:w="2860"/>
       </w:tblGrid>
       <w:tr>
-        <w:trPr>
-          <w:tblHeader w:val="true"/>
-        </w:trPr>
         <w:tc>
           <w:tcPr>
-            <w:tcW w:type="dxa" w:w="1900"/>
+            <w:tcW w:type="dxa" w:w="900"/>
             <w:vAlign w:val="center"/>
             <w:shd w:fill="E8EEF5"/>
           </w:tcPr>
           <w:p>
-            <w:pPr>
-              <w:jc w:val="center"/>
-            </w:pPr>
+            <w:r/>
             <w:r>
               <w:rPr>
+                <w:rFonts w:ascii="Yu Gothic" w:hAnsi="Yu Gothic" w:eastAsia="Yu Gothic"/>
                 <w:b/>
-                <w:color w:val="0B2545"/>
               </w:rPr>
-              <w:t>視点</w:t>
+              <w:t>段階</w:t>
             </w:r>
           </w:p>
         </w:tc>
         <w:tc>
           <w:tcPr>
-            <w:tcW w:type="dxa" w:w="2200"/>
+            <w:tcW w:type="dxa" w:w="2500"/>
             <w:vAlign w:val="center"/>
             <w:shd w:fill="E8EEF5"/>
           </w:tcPr>
           <w:p>
-            <w:pPr>
-              <w:jc w:val="center"/>
-            </w:pPr>
+            <w:r/>
             <w:r>
               <w:rPr>
+                <w:rFonts w:ascii="Yu Gothic" w:hAnsi="Yu Gothic" w:eastAsia="Yu Gothic"/>
                 <w:b/>
-                <w:color w:val="0B2545"/>
               </w:rPr>
-              <w:t>解析単位</w:t>
+              <w:t>処理</w:t>
+            </w:r>
+          </w:p>
+        </w:tc>
+        <w:tc>
+          <w:tcPr>
+            <w:tcW w:type="dxa" w:w="3100"/>
+            <w:vAlign w:val="center"/>
+            <w:shd w:fill="E8EEF5"/>
+          </w:tcPr>
+          <w:p>
+            <w:r/>
+            <w:r>
+              <w:rPr>
+                <w:rFonts w:ascii="Yu Gothic" w:hAnsi="Yu Gothic" w:eastAsia="Yu Gothic"/>
+                <w:b/>
+              </w:rPr>
+              <w:t>本仕様での位置づけ</w:t>
+            </w:r>
+          </w:p>
+        </w:tc>
+        <w:tc>
+          <w:tcPr>
+            <w:tcW w:type="dxa" w:w="2860"/>
+            <w:vAlign w:val="center"/>
+            <w:shd w:fill="E8EEF5"/>
+          </w:tcPr>
+          <w:p>
+            <w:r/>
+            <w:r>
+              <w:rPr>
+                <w:rFonts w:ascii="Yu Gothic" w:hAnsi="Yu Gothic" w:eastAsia="Yu Gothic"/>
+                <w:b/>
+              </w:rPr>
+              <w:t>主な出力・確認点</w:t>
+            </w:r>
+          </w:p>
+        </w:tc>
+      </w:tr>
+      <w:tr>
+        <w:tc>
+          <w:tcPr>
+            <w:tcW w:type="dxa" w:w="900"/>
+          </w:tcPr>
+          <w:p>
+            <w:pPr>
+              <w:spacing w:after="0"/>
+            </w:pPr>
+            <w:r/>
+            <w:r>
+              <w:rPr>
+                <w:rFonts w:ascii="Yu Gothic" w:hAnsi="Yu Gothic" w:eastAsia="Yu Gothic"/>
+              </w:rPr>
+              <w:t>0</w:t>
+            </w:r>
+          </w:p>
+        </w:tc>
+        <w:tc>
+          <w:tcPr>
+            <w:tcW w:type="dxa" w:w="2500"/>
+          </w:tcPr>
+          <w:p>
+            <w:pPr>
+              <w:spacing w:after="0"/>
+            </w:pPr>
+            <w:r/>
+            <w:r>
+              <w:rPr>
+                <w:rFonts w:ascii="Yu Gothic" w:hAnsi="Yu Gothic" w:eastAsia="Yu Gothic"/>
+              </w:rPr>
+              <w:t>マージした配列を作成する。</w:t>
+            </w:r>
+          </w:p>
+        </w:tc>
+        <w:tc>
+          <w:tcPr>
+            <w:tcW w:type="dxa" w:w="3100"/>
+          </w:tcPr>
+          <w:p>
+            <w:pPr>
+              <w:spacing w:after="0"/>
+            </w:pPr>
+            <w:r/>
+            <w:r>
+              <w:rPr>
+                <w:rFonts w:ascii="Yu Gothic" w:hAnsi="Yu Gothic" w:eastAsia="Yu Gothic"/>
+              </w:rPr>
+              <w:t>本GUIの前段。ここでは詳細を扱わない。</w:t>
+            </w:r>
+          </w:p>
+        </w:tc>
+        <w:tc>
+          <w:tcPr>
+            <w:tcW w:type="dxa" w:w="2860"/>
+          </w:tcPr>
+          <w:p>
+            <w:pPr>
+              <w:spacing w:after="0"/>
+            </w:pPr>
+            <w:r/>
+            <w:r>
+              <w:rPr>
+                <w:rFonts w:ascii="Yu Gothic" w:hAnsi="Yu Gothic" w:eastAsia="Yu Gothic"/>
+              </w:rPr>
+              <w:t>別フォルダ資料を参照。</w:t>
+            </w:r>
+          </w:p>
+        </w:tc>
+      </w:tr>
+      <w:tr>
+        <w:tc>
+          <w:tcPr>
+            <w:tcW w:type="dxa" w:w="900"/>
+          </w:tcPr>
+          <w:p>
+            <w:pPr>
+              <w:spacing w:after="0"/>
+            </w:pPr>
+            <w:r/>
+            <w:r>
+              <w:rPr>
+                <w:rFonts w:ascii="Yu Gothic" w:hAnsi="Yu Gothic" w:eastAsia="Yu Gothic"/>
+              </w:rPr>
+              <w:t>1</w:t>
+            </w:r>
+          </w:p>
+        </w:tc>
+        <w:tc>
+          <w:tcPr>
+            <w:tcW w:type="dxa" w:w="2500"/>
+          </w:tcPr>
+          <w:p>
+            <w:pPr>
+              <w:spacing w:after="0"/>
+            </w:pPr>
+            <w:r/>
+            <w:r>
+              <w:rPr>
+                <w:rFonts w:ascii="Yu Gothic" w:hAnsi="Yu Gothic" w:eastAsia="Yu Gothic"/>
+              </w:rPr>
+              <w:t>マージ済み配列をIgBLAST AIRR outfmt 19 TSVにする。</w:t>
+            </w:r>
+          </w:p>
+        </w:tc>
+        <w:tc>
+          <w:tcPr>
+            <w:tcW w:type="dxa" w:w="3100"/>
+          </w:tcPr>
+          <w:p>
+            <w:pPr>
+              <w:spacing w:after="0"/>
+            </w:pPr>
+            <w:r/>
+            <w:r>
+              <w:rPr>
+                <w:rFonts w:ascii="Yu Gothic" w:hAnsi="Yu Gothic" w:eastAsia="Yu Gothic"/>
+              </w:rPr>
+              <w:t>本GUIの入力データを準備する段階。</w:t>
+            </w:r>
+          </w:p>
+        </w:tc>
+        <w:tc>
+          <w:tcPr>
+            <w:tcW w:type="dxa" w:w="2860"/>
+          </w:tcPr>
+          <w:p>
+            <w:pPr>
+              <w:spacing w:after="0"/>
+            </w:pPr>
+            <w:r/>
+            <w:r>
+              <w:rPr>
+                <w:rFonts w:ascii="Yu Gothic" w:hAnsi="Yu Gothic" w:eastAsia="Yu Gothic"/>
+              </w:rPr>
+              <w:t>*.igblast.airr.tsv</w:t>
+            </w:r>
+          </w:p>
+        </w:tc>
+      </w:tr>
+      <w:tr>
+        <w:tc>
+          <w:tcPr>
+            <w:tcW w:type="dxa" w:w="900"/>
+          </w:tcPr>
+          <w:p>
+            <w:pPr>
+              <w:spacing w:after="0"/>
+            </w:pPr>
+            <w:r/>
+            <w:r>
+              <w:rPr>
+                <w:rFonts w:ascii="Yu Gothic" w:hAnsi="Yu Gothic" w:eastAsia="Yu Gothic"/>
+              </w:rPr>
+              <w:t>2</w:t>
+            </w:r>
+          </w:p>
+        </w:tc>
+        <w:tc>
+          <w:tcPr>
+            <w:tcW w:type="dxa" w:w="2500"/>
+          </w:tcPr>
+          <w:p>
+            <w:pPr>
+              <w:spacing w:after="0"/>
+            </w:pPr>
+            <w:r/>
+            <w:r>
+              <w:rPr>
+                <w:rFonts w:ascii="Yu Gothic" w:hAnsi="Yu Gothic" w:eastAsia="Yu Gothic"/>
+              </w:rPr>
+              <w:t>AIRR TSVをGUIで選ぶ。</w:t>
+            </w:r>
+          </w:p>
+        </w:tc>
+        <w:tc>
+          <w:tcPr>
+            <w:tcW w:type="dxa" w:w="3100"/>
+          </w:tcPr>
+          <w:p>
+            <w:pPr>
+              <w:spacing w:after="0"/>
+            </w:pPr>
+            <w:r/>
+            <w:r>
+              <w:rPr>
+                <w:rFonts w:ascii="Yu Gothic" w:hAnsi="Yu Gothic" w:eastAsia="Yu Gothic"/>
+              </w:rPr>
+              <w:t>本GUI解析の出発点。</w:t>
+            </w:r>
+          </w:p>
+        </w:tc>
+        <w:tc>
+          <w:tcPr>
+            <w:tcW w:type="dxa" w:w="2860"/>
+          </w:tcPr>
+          <w:p>
+            <w:pPr>
+              <w:spacing w:after="0"/>
+            </w:pPr>
+            <w:r/>
+            <w:r>
+              <w:rPr>
+                <w:rFonts w:ascii="Yu Gothic" w:hAnsi="Yu Gothic" w:eastAsia="Yu Gothic"/>
+              </w:rPr>
+              <w:t>sample名、output folder、pGen cache、workers等を確認。</w:t>
+            </w:r>
+          </w:p>
+        </w:tc>
+      </w:tr>
+      <w:tr>
+        <w:tc>
+          <w:tcPr>
+            <w:tcW w:type="dxa" w:w="900"/>
+          </w:tcPr>
+          <w:p>
+            <w:pPr>
+              <w:spacing w:after="0"/>
+            </w:pPr>
+            <w:r/>
+            <w:r>
+              <w:rPr>
+                <w:rFonts w:ascii="Yu Gothic" w:hAnsi="Yu Gothic" w:eastAsia="Yu Gothic"/>
+              </w:rPr>
+              <w:t>3</w:t>
+            </w:r>
+          </w:p>
+        </w:tc>
+        <w:tc>
+          <w:tcPr>
+            <w:tcW w:type="dxa" w:w="2500"/>
+          </w:tcPr>
+          <w:p>
+            <w:pPr>
+              <w:spacing w:after="0"/>
+            </w:pPr>
+            <w:r/>
+            <w:r>
+              <w:rPr>
+                <w:rFonts w:ascii="Yu Gothic" w:hAnsi="Yu Gothic" w:eastAsia="Yu Gothic"/>
+              </w:rPr>
+              <w:t>採用フィルタを適用する。</w:t>
+            </w:r>
+          </w:p>
+        </w:tc>
+        <w:tc>
+          <w:tcPr>
+            <w:tcW w:type="dxa" w:w="3100"/>
+          </w:tcPr>
+          <w:p>
+            <w:pPr>
+              <w:spacing w:after="0"/>
+            </w:pPr>
+            <w:r/>
+            <w:r>
+              <w:rPr>
+                <w:rFonts w:ascii="Yu Gothic" w:hAnsi="Yu Gothic" w:eastAsia="Yu Gothic"/>
+              </w:rPr>
+              <w:t>pGen/SHM計算に使うAIRR行を決める。</w:t>
+            </w:r>
+          </w:p>
+        </w:tc>
+        <w:tc>
+          <w:tcPr>
+            <w:tcW w:type="dxa" w:w="2860"/>
+          </w:tcPr>
+          <w:p>
+            <w:pPr>
+              <w:spacing w:after="0"/>
+            </w:pPr>
+            <w:r/>
+            <w:r>
+              <w:rPr>
+                <w:rFonts w:ascii="Yu Gothic" w:hAnsi="Yu Gothic" w:eastAsia="Yu Gothic"/>
+              </w:rPr>
+              <w:t>*_qc_summary.tsv と run logに件数を記録。</w:t>
+            </w:r>
+          </w:p>
+        </w:tc>
+      </w:tr>
+      <w:tr>
+        <w:tc>
+          <w:tcPr>
+            <w:tcW w:type="dxa" w:w="900"/>
+          </w:tcPr>
+          <w:p>
+            <w:pPr>
+              <w:spacing w:after="0"/>
+            </w:pPr>
+            <w:r/>
+            <w:r>
+              <w:rPr>
+                <w:rFonts w:ascii="Yu Gothic" w:hAnsi="Yu Gothic" w:eastAsia="Yu Gothic"/>
+              </w:rPr>
+              <w:t>4</w:t>
+            </w:r>
+          </w:p>
+        </w:tc>
+        <w:tc>
+          <w:tcPr>
+            <w:tcW w:type="dxa" w:w="2500"/>
+          </w:tcPr>
+          <w:p>
+            <w:pPr>
+              <w:spacing w:after="0"/>
+            </w:pPr>
+            <w:r/>
+            <w:r>
+              <w:rPr>
+                <w:rFonts w:ascii="Yu Gothic" w:hAnsi="Yu Gothic" w:eastAsia="Yu Gothic"/>
+              </w:rPr>
+              <w:t>pGenとSHMを計算する。</w:t>
+            </w:r>
+          </w:p>
+        </w:tc>
+        <w:tc>
+          <w:tcPr>
+            <w:tcW w:type="dxa" w:w="3100"/>
+          </w:tcPr>
+          <w:p>
+            <w:pPr>
+              <w:spacing w:after="0"/>
+            </w:pPr>
+            <w:r/>
+            <w:r>
+              <w:rPr>
+                <w:rFonts w:ascii="Yu Gothic" w:hAnsi="Yu Gothic" w:eastAsia="Yu Gothic"/>
+              </w:rPr>
+              <w:t>pGenはjunction_aa、SHMはv_identityから計算する。</w:t>
+            </w:r>
+          </w:p>
+        </w:tc>
+        <w:tc>
+          <w:tcPr>
+            <w:tcW w:type="dxa" w:w="2860"/>
+          </w:tcPr>
+          <w:p>
+            <w:pPr>
+              <w:spacing w:after="0"/>
+            </w:pPr>
+            <w:r/>
+            <w:r>
+              <w:rPr>
+                <w:rFonts w:ascii="Yu Gothic" w:hAnsi="Yu Gothic" w:eastAsia="Yu Gothic"/>
+              </w:rPr>
+              <w:t>詳細は別2文書。</w:t>
+            </w:r>
+          </w:p>
+        </w:tc>
+      </w:tr>
+      <w:tr>
+        <w:tc>
+          <w:tcPr>
+            <w:tcW w:type="dxa" w:w="900"/>
+          </w:tcPr>
+          <w:p>
+            <w:pPr>
+              <w:spacing w:after="0"/>
+            </w:pPr>
+            <w:r/>
+            <w:r>
+              <w:rPr>
+                <w:rFonts w:ascii="Yu Gothic" w:hAnsi="Yu Gothic" w:eastAsia="Yu Gothic"/>
+              </w:rPr>
+              <w:t>5</w:t>
+            </w:r>
+          </w:p>
+        </w:tc>
+        <w:tc>
+          <w:tcPr>
+            <w:tcW w:type="dxa" w:w="2500"/>
+          </w:tcPr>
+          <w:p>
+            <w:pPr>
+              <w:spacing w:after="0"/>
+            </w:pPr>
+            <w:r/>
+            <w:r>
+              <w:rPr>
+                <w:rFonts w:ascii="Yu Gothic" w:hAnsi="Yu Gothic" w:eastAsia="Yu Gothic"/>
+              </w:rPr>
+              <w:t>row-level Excel/TSVを作成する。</w:t>
+            </w:r>
+          </w:p>
+        </w:tc>
+        <w:tc>
+          <w:tcPr>
+            <w:tcW w:type="dxa" w:w="3100"/>
+          </w:tcPr>
+          <w:p>
+            <w:pPr>
+              <w:spacing w:after="0"/>
+            </w:pPr>
+            <w:r/>
+            <w:r>
+              <w:rPr>
+                <w:rFonts w:ascii="Yu Gothic" w:hAnsi="Yu Gothic" w:eastAsia="Yu Gothic"/>
+              </w:rPr>
+              <w:t>中心データ。フィルタ後の採用AIRR各行を潰さず保持する。</w:t>
+            </w:r>
+          </w:p>
+        </w:tc>
+        <w:tc>
+          <w:tcPr>
+            <w:tcW w:type="dxa" w:w="2860"/>
+          </w:tcPr>
+          <w:p>
+            <w:pPr>
+              <w:spacing w:after="0"/>
+            </w:pPr>
+            <w:r/>
+            <w:r>
+              <w:rPr>
+                <w:rFonts w:ascii="Yu Gothic" w:hAnsi="Yu Gothic" w:eastAsia="Yu Gothic"/>
+              </w:rPr>
+              <w:t>*_pgen_shm_rows.xlsx, *_pgen_shm_points.tsv</w:t>
+            </w:r>
+          </w:p>
+        </w:tc>
+      </w:tr>
+      <w:tr>
+        <w:tc>
+          <w:tcPr>
+            <w:tcW w:type="dxa" w:w="900"/>
+          </w:tcPr>
+          <w:p>
+            <w:pPr>
+              <w:spacing w:after="0"/>
+            </w:pPr>
+            <w:r/>
+            <w:r>
+              <w:rPr>
+                <w:rFonts w:ascii="Yu Gothic" w:hAnsi="Yu Gothic" w:eastAsia="Yu Gothic"/>
+              </w:rPr>
+              <w:t>6</w:t>
+            </w:r>
+          </w:p>
+        </w:tc>
+        <w:tc>
+          <w:tcPr>
+            <w:tcW w:type="dxa" w:w="2500"/>
+          </w:tcPr>
+          <w:p>
+            <w:pPr>
+              <w:spacing w:after="0"/>
+            </w:pPr>
+            <w:r/>
+            <w:r>
+              <w:rPr>
+                <w:rFonts w:ascii="Yu Gothic" w:hAnsi="Yu Gothic" w:eastAsia="Yu Gothic"/>
+              </w:rPr>
+              <w:t>pGen、SHM、pGen-SHM図表を作成する。</w:t>
+            </w:r>
+          </w:p>
+        </w:tc>
+        <w:tc>
+          <w:tcPr>
+            <w:tcW w:type="dxa" w:w="3100"/>
+          </w:tcPr>
+          <w:p>
+            <w:pPr>
+              <w:spacing w:after="0"/>
+            </w:pPr>
+            <w:r/>
+            <w:r>
+              <w:rPr>
+                <w:rFonts w:ascii="Yu Gothic" w:hAnsi="Yu Gothic" w:eastAsia="Yu Gothic"/>
+              </w:rPr>
+              <w:t>中心データから複数の見方を出す。</w:t>
+            </w:r>
+          </w:p>
+        </w:tc>
+        <w:tc>
+          <w:tcPr>
+            <w:tcW w:type="dxa" w:w="2860"/>
+          </w:tcPr>
+          <w:p>
+            <w:pPr>
+              <w:spacing w:after="0"/>
+            </w:pPr>
+            <w:r/>
+            <w:r>
+              <w:rPr>
+                <w:rFonts w:ascii="Yu Gothic" w:hAnsi="Yu Gothic" w:eastAsia="Yu Gothic"/>
+              </w:rPr>
+              <w:t>scatter、KDE、weighted、log-density、Beta1互換、ROI summary。</w:t>
+            </w:r>
+          </w:p>
+        </w:tc>
+      </w:tr>
+    </w:tbl>
+    <w:p/>
+    <w:p>
+      <w:pPr>
+        <w:pStyle w:val="Heading1"/>
+      </w:pPr>
+      <w:r>
+        <w:t>3. 入力AIRR TSV</w:t>
+      </w:r>
+    </w:p>
+    <w:tbl>
+      <w:tblPr>
+        <w:tblStyle w:val="TableGrid"/>
+        <w:tblW w:type="dxa" w:w="9360"/>
+        <w:jc w:val="left"/>
+        <w:tblLayout w:type="fixed"/>
+        <w:tblLook w:firstColumn="1" w:firstRow="1" w:lastColumn="0" w:lastRow="0" w:noHBand="0" w:noVBand="1" w:val="04A0"/>
+        <w:tblInd w:w="120" w:type="dxa"/>
+        <w:tblCellMar>
+          <w:top w:w="80" w:type="dxa"/>
+          <w:bottom w:w="80" w:type="dxa"/>
+          <w:start w:w="120" w:type="dxa"/>
+          <w:end w:w="120" w:type="dxa"/>
+        </w:tblCellMar>
+      </w:tblPr>
+      <w:tblGrid>
+        <w:gridCol w:w="1300"/>
+        <w:gridCol w:w="3000"/>
+        <w:gridCol w:w="5060"/>
+      </w:tblGrid>
+      <w:tr>
+        <w:tc>
+          <w:tcPr>
+            <w:tcW w:type="dxa" w:w="1300"/>
+            <w:vAlign w:val="center"/>
+            <w:shd w:fill="E8EEF5"/>
+          </w:tcPr>
+          <w:p>
+            <w:r/>
+            <w:r>
+              <w:rPr>
+                <w:rFonts w:ascii="Yu Gothic" w:hAnsi="Yu Gothic" w:eastAsia="Yu Gothic"/>
+                <w:b/>
+              </w:rPr>
+              <w:t>区分</w:t>
             </w:r>
           </w:p>
         </w:tc>
@@ -154,34 +972,1160 @@
             <w:shd w:fill="E8EEF5"/>
           </w:tcPr>
           <w:p>
-            <w:pPr>
-              <w:jc w:val="center"/>
-            </w:pPr>
+            <w:r/>
             <w:r>
               <w:rPr>
+                <w:rFonts w:ascii="Yu Gothic" w:hAnsi="Yu Gothic" w:eastAsia="Yu Gothic"/>
                 <w:b/>
-                <w:color w:val="0B2545"/>
               </w:rPr>
-              <w:t>主に見るもの</w:t>
+              <w:t>列名</w:t>
             </w:r>
           </w:p>
         </w:tc>
         <w:tc>
           <w:tcPr>
-            <w:tcW w:type="dxa" w:w="2260"/>
+            <w:tcW w:type="dxa" w:w="5060"/>
             <w:vAlign w:val="center"/>
             <w:shd w:fill="E8EEF5"/>
           </w:tcPr>
           <w:p>
-            <w:pPr>
-              <w:jc w:val="center"/>
-            </w:pPr>
+            <w:r/>
             <w:r>
               <w:rPr>
+                <w:rFonts w:ascii="Yu Gothic" w:hAnsi="Yu Gothic" w:eastAsia="Yu Gothic"/>
                 <w:b/>
-                <w:color w:val="0B2545"/>
               </w:rPr>
-              <w:t>注意点</w:t>
+              <w:t>用途</w:t>
+            </w:r>
+          </w:p>
+        </w:tc>
+      </w:tr>
+      <w:tr>
+        <w:tc>
+          <w:tcPr>
+            <w:tcW w:type="dxa" w:w="1300"/>
+          </w:tcPr>
+          <w:p>
+            <w:pPr>
+              <w:spacing w:after="0"/>
+            </w:pPr>
+            <w:r/>
+            <w:r>
+              <w:rPr>
+                <w:rFonts w:ascii="Yu Gothic" w:hAnsi="Yu Gothic" w:eastAsia="Yu Gothic"/>
+              </w:rPr>
+              <w:t>必須</w:t>
+            </w:r>
+          </w:p>
+        </w:tc>
+        <w:tc>
+          <w:tcPr>
+            <w:tcW w:type="dxa" w:w="3000"/>
+          </w:tcPr>
+          <w:p>
+            <w:pPr>
+              <w:spacing w:after="0"/>
+            </w:pPr>
+            <w:r/>
+            <w:r>
+              <w:rPr>
+                <w:rFonts w:ascii="Yu Gothic" w:hAnsi="Yu Gothic" w:eastAsia="Yu Gothic"/>
+              </w:rPr>
+              <w:t>productive</w:t>
+            </w:r>
+          </w:p>
+        </w:tc>
+        <w:tc>
+          <w:tcPr>
+            <w:tcW w:type="dxa" w:w="5060"/>
+          </w:tcPr>
+          <w:p>
+            <w:pPr>
+              <w:spacing w:after="0"/>
+            </w:pPr>
+            <w:r/>
+            <w:r>
+              <w:rPr>
+                <w:rFonts w:ascii="Yu Gothic" w:hAnsi="Yu Gothic" w:eastAsia="Yu Gothic"/>
+              </w:rPr>
+              <w:t>採用対象の主判定。</w:t>
+            </w:r>
+          </w:p>
+        </w:tc>
+      </w:tr>
+      <w:tr>
+        <w:tc>
+          <w:tcPr>
+            <w:tcW w:type="dxa" w:w="1300"/>
+          </w:tcPr>
+          <w:p>
+            <w:pPr>
+              <w:spacing w:after="0"/>
+            </w:pPr>
+            <w:r/>
+            <w:r>
+              <w:rPr>
+                <w:rFonts w:ascii="Yu Gothic" w:hAnsi="Yu Gothic" w:eastAsia="Yu Gothic"/>
+              </w:rPr>
+              <w:t>必須</w:t>
+            </w:r>
+          </w:p>
+        </w:tc>
+        <w:tc>
+          <w:tcPr>
+            <w:tcW w:type="dxa" w:w="3000"/>
+          </w:tcPr>
+          <w:p>
+            <w:pPr>
+              <w:spacing w:after="0"/>
+            </w:pPr>
+            <w:r/>
+            <w:r>
+              <w:rPr>
+                <w:rFonts w:ascii="Yu Gothic" w:hAnsi="Yu Gothic" w:eastAsia="Yu Gothic"/>
+              </w:rPr>
+              <w:t>junction</w:t>
+            </w:r>
+          </w:p>
+        </w:tc>
+        <w:tc>
+          <w:tcPr>
+            <w:tcW w:type="dxa" w:w="5060"/>
+          </w:tcPr>
+          <w:p>
+            <w:pPr>
+              <w:spacing w:after="0"/>
+            </w:pPr>
+            <w:r/>
+            <w:r>
+              <w:rPr>
+                <w:rFonts w:ascii="Yu Gothic" w:hAnsi="Yu Gothic" w:eastAsia="Yu Gothic"/>
+              </w:rPr>
+              <w:t>CDR3 nucleotide配列。塩基配列として妥当かを確認し、Beta1互換点の単位にも使う。</w:t>
+            </w:r>
+          </w:p>
+        </w:tc>
+      </w:tr>
+      <w:tr>
+        <w:tc>
+          <w:tcPr>
+            <w:tcW w:type="dxa" w:w="1300"/>
+          </w:tcPr>
+          <w:p>
+            <w:pPr>
+              <w:spacing w:after="0"/>
+            </w:pPr>
+            <w:r/>
+            <w:r>
+              <w:rPr>
+                <w:rFonts w:ascii="Yu Gothic" w:hAnsi="Yu Gothic" w:eastAsia="Yu Gothic"/>
+              </w:rPr>
+              <w:t>必須</w:t>
+            </w:r>
+          </w:p>
+        </w:tc>
+        <w:tc>
+          <w:tcPr>
+            <w:tcW w:type="dxa" w:w="3000"/>
+          </w:tcPr>
+          <w:p>
+            <w:pPr>
+              <w:spacing w:after="0"/>
+            </w:pPr>
+            <w:r/>
+            <w:r>
+              <w:rPr>
+                <w:rFonts w:ascii="Yu Gothic" w:hAnsi="Yu Gothic" w:eastAsia="Yu Gothic"/>
+              </w:rPr>
+              <w:t>junction_aa</w:t>
+            </w:r>
+          </w:p>
+        </w:tc>
+        <w:tc>
+          <w:tcPr>
+            <w:tcW w:type="dxa" w:w="5060"/>
+          </w:tcPr>
+          <w:p>
+            <w:pPr>
+              <w:spacing w:after="0"/>
+            </w:pPr>
+            <w:r/>
+            <w:r>
+              <w:rPr>
+                <w:rFonts w:ascii="Yu Gothic" w:hAnsi="Yu Gothic" w:eastAsia="Yu Gothic"/>
+              </w:rPr>
+              <w:t>pGen計算に使うCDR3 amino acid配列。</w:t>
+            </w:r>
+          </w:p>
+        </w:tc>
+      </w:tr>
+      <w:tr>
+        <w:tc>
+          <w:tcPr>
+            <w:tcW w:type="dxa" w:w="1300"/>
+          </w:tcPr>
+          <w:p>
+            <w:pPr>
+              <w:spacing w:after="0"/>
+            </w:pPr>
+            <w:r/>
+            <w:r>
+              <w:rPr>
+                <w:rFonts w:ascii="Yu Gothic" w:hAnsi="Yu Gothic" w:eastAsia="Yu Gothic"/>
+              </w:rPr>
+              <w:t>必須</w:t>
+            </w:r>
+          </w:p>
+        </w:tc>
+        <w:tc>
+          <w:tcPr>
+            <w:tcW w:type="dxa" w:w="3000"/>
+          </w:tcPr>
+          <w:p>
+            <w:pPr>
+              <w:spacing w:after="0"/>
+            </w:pPr>
+            <w:r/>
+            <w:r>
+              <w:rPr>
+                <w:rFonts w:ascii="Yu Gothic" w:hAnsi="Yu Gothic" w:eastAsia="Yu Gothic"/>
+              </w:rPr>
+              <w:t>v_identity</w:t>
+            </w:r>
+          </w:p>
+        </w:tc>
+        <w:tc>
+          <w:tcPr>
+            <w:tcW w:type="dxa" w:w="5060"/>
+          </w:tcPr>
+          <w:p>
+            <w:pPr>
+              <w:spacing w:after="0"/>
+            </w:pPr>
+            <w:r/>
+            <w:r>
+              <w:rPr>
+                <w:rFonts w:ascii="Yu Gothic" w:hAnsi="Yu Gothic" w:eastAsia="Yu Gothic"/>
+              </w:rPr>
+              <w:t>SHM計算に使うV領域identity。</w:t>
+            </w:r>
+          </w:p>
+        </w:tc>
+      </w:tr>
+      <w:tr>
+        <w:tc>
+          <w:tcPr>
+            <w:tcW w:type="dxa" w:w="1300"/>
+          </w:tcPr>
+          <w:p>
+            <w:pPr>
+              <w:spacing w:after="0"/>
+            </w:pPr>
+            <w:r/>
+            <w:r>
+              <w:rPr>
+                <w:rFonts w:ascii="Yu Gothic" w:hAnsi="Yu Gothic" w:eastAsia="Yu Gothic"/>
+              </w:rPr>
+              <w:t>任意</w:t>
+            </w:r>
+          </w:p>
+        </w:tc>
+        <w:tc>
+          <w:tcPr>
+            <w:tcW w:type="dxa" w:w="3000"/>
+          </w:tcPr>
+          <w:p>
+            <w:pPr>
+              <w:spacing w:after="0"/>
+            </w:pPr>
+            <w:r/>
+            <w:r>
+              <w:rPr>
+                <w:rFonts w:ascii="Yu Gothic" w:hAnsi="Yu Gothic" w:eastAsia="Yu Gothic"/>
+              </w:rPr>
+              <w:t>locus</w:t>
+            </w:r>
+          </w:p>
+        </w:tc>
+        <w:tc>
+          <w:tcPr>
+            <w:tcW w:type="dxa" w:w="5060"/>
+          </w:tcPr>
+          <w:p>
+            <w:pPr>
+              <w:spacing w:after="0"/>
+            </w:pPr>
+            <w:r/>
+            <w:r>
+              <w:rPr>
+                <w:rFonts w:ascii="Yu Gothic" w:hAnsi="Yu Gothic" w:eastAsia="Yu Gothic"/>
+              </w:rPr>
+              <w:t>IGH以外の除外、空欄locusのQC記録に使う。</w:t>
+            </w:r>
+          </w:p>
+        </w:tc>
+      </w:tr>
+      <w:tr>
+        <w:tc>
+          <w:tcPr>
+            <w:tcW w:type="dxa" w:w="1300"/>
+          </w:tcPr>
+          <w:p>
+            <w:pPr>
+              <w:spacing w:after="0"/>
+            </w:pPr>
+            <w:r/>
+            <w:r>
+              <w:rPr>
+                <w:rFonts w:ascii="Yu Gothic" w:hAnsi="Yu Gothic" w:eastAsia="Yu Gothic"/>
+              </w:rPr>
+              <w:t>任意</w:t>
+            </w:r>
+          </w:p>
+        </w:tc>
+        <w:tc>
+          <w:tcPr>
+            <w:tcW w:type="dxa" w:w="3000"/>
+          </w:tcPr>
+          <w:p>
+            <w:pPr>
+              <w:spacing w:after="0"/>
+            </w:pPr>
+            <w:r/>
+            <w:r>
+              <w:rPr>
+                <w:rFonts w:ascii="Yu Gothic" w:hAnsi="Yu Gothic" w:eastAsia="Yu Gothic"/>
+              </w:rPr>
+              <w:t>vj_in_frame</w:t>
+            </w:r>
+          </w:p>
+        </w:tc>
+        <w:tc>
+          <w:tcPr>
+            <w:tcW w:type="dxa" w:w="5060"/>
+          </w:tcPr>
+          <w:p>
+            <w:pPr>
+              <w:spacing w:after="0"/>
+            </w:pPr>
+            <w:r/>
+            <w:r>
+              <w:rPr>
+                <w:rFonts w:ascii="Yu Gothic" w:hAnsi="Yu Gothic" w:eastAsia="Yu Gothic"/>
+              </w:rPr>
+              <w:t>productive判定の内訳確認。列がある場合だけ使う。</w:t>
+            </w:r>
+          </w:p>
+        </w:tc>
+      </w:tr>
+      <w:tr>
+        <w:tc>
+          <w:tcPr>
+            <w:tcW w:type="dxa" w:w="1300"/>
+          </w:tcPr>
+          <w:p>
+            <w:pPr>
+              <w:spacing w:after="0"/>
+            </w:pPr>
+            <w:r/>
+            <w:r>
+              <w:rPr>
+                <w:rFonts w:ascii="Yu Gothic" w:hAnsi="Yu Gothic" w:eastAsia="Yu Gothic"/>
+              </w:rPr>
+              <w:t>任意</w:t>
+            </w:r>
+          </w:p>
+        </w:tc>
+        <w:tc>
+          <w:tcPr>
+            <w:tcW w:type="dxa" w:w="3000"/>
+          </w:tcPr>
+          <w:p>
+            <w:pPr>
+              <w:spacing w:after="0"/>
+            </w:pPr>
+            <w:r/>
+            <w:r>
+              <w:rPr>
+                <w:rFonts w:ascii="Yu Gothic" w:hAnsi="Yu Gothic" w:eastAsia="Yu Gothic"/>
+              </w:rPr>
+              <w:t>stop_codon</w:t>
+            </w:r>
+          </w:p>
+        </w:tc>
+        <w:tc>
+          <w:tcPr>
+            <w:tcW w:type="dxa" w:w="5060"/>
+          </w:tcPr>
+          <w:p>
+            <w:pPr>
+              <w:spacing w:after="0"/>
+            </w:pPr>
+            <w:r/>
+            <w:r>
+              <w:rPr>
+                <w:rFonts w:ascii="Yu Gothic" w:hAnsi="Yu Gothic" w:eastAsia="Yu Gothic"/>
+              </w:rPr>
+              <w:t>productive判定の内訳確認。列がある場合だけ使う。</w:t>
+            </w:r>
+          </w:p>
+        </w:tc>
+      </w:tr>
+      <w:tr>
+        <w:tc>
+          <w:tcPr>
+            <w:tcW w:type="dxa" w:w="1300"/>
+          </w:tcPr>
+          <w:p>
+            <w:pPr>
+              <w:spacing w:after="0"/>
+            </w:pPr>
+            <w:r/>
+            <w:r>
+              <w:rPr>
+                <w:rFonts w:ascii="Yu Gothic" w:hAnsi="Yu Gothic" w:eastAsia="Yu Gothic"/>
+              </w:rPr>
+              <w:t>任意</w:t>
+            </w:r>
+          </w:p>
+        </w:tc>
+        <w:tc>
+          <w:tcPr>
+            <w:tcW w:type="dxa" w:w="3000"/>
+          </w:tcPr>
+          <w:p>
+            <w:pPr>
+              <w:spacing w:after="0"/>
+            </w:pPr>
+            <w:r/>
+            <w:r>
+              <w:rPr>
+                <w:rFonts w:ascii="Yu Gothic" w:hAnsi="Yu Gothic" w:eastAsia="Yu Gothic"/>
+              </w:rPr>
+              <w:t>v_sequence_alignment / v_alignment_start / v_alignment_end</w:t>
+            </w:r>
+          </w:p>
+        </w:tc>
+        <w:tc>
+          <w:tcPr>
+            <w:tcW w:type="dxa" w:w="5060"/>
+          </w:tcPr>
+          <w:p>
+            <w:pPr>
+              <w:spacing w:after="0"/>
+            </w:pPr>
+            <w:r/>
+            <w:r>
+              <w:rPr>
+                <w:rFonts w:ascii="Yu Gothic" w:hAnsi="Yu Gothic" w:eastAsia="Yu Gothic"/>
+              </w:rPr>
+              <w:t>V alignment lengthの算出に使う。Min V alignment lengthが0なら除外条件にはしない。</w:t>
+            </w:r>
+          </w:p>
+        </w:tc>
+      </w:tr>
+      <w:tr>
+        <w:tc>
+          <w:tcPr>
+            <w:tcW w:type="dxa" w:w="1300"/>
+          </w:tcPr>
+          <w:p>
+            <w:pPr>
+              <w:spacing w:after="0"/>
+            </w:pPr>
+            <w:r/>
+            <w:r>
+              <w:rPr>
+                <w:rFonts w:ascii="Yu Gothic" w:hAnsi="Yu Gothic" w:eastAsia="Yu Gothic"/>
+              </w:rPr>
+              <w:t>任意</w:t>
+            </w:r>
+          </w:p>
+        </w:tc>
+        <w:tc>
+          <w:tcPr>
+            <w:tcW w:type="dxa" w:w="3000"/>
+          </w:tcPr>
+          <w:p>
+            <w:pPr>
+              <w:spacing w:after="0"/>
+            </w:pPr>
+            <w:r/>
+            <w:r>
+              <w:rPr>
+                <w:rFonts w:ascii="Yu Gothic" w:hAnsi="Yu Gothic" w:eastAsia="Yu Gothic"/>
+              </w:rPr>
+              <w:t>duplicate_count</w:t>
+            </w:r>
+          </w:p>
+        </w:tc>
+        <w:tc>
+          <w:tcPr>
+            <w:tcW w:type="dxa" w:w="5060"/>
+          </w:tcPr>
+          <w:p>
+            <w:pPr>
+              <w:spacing w:after="0"/>
+            </w:pPr>
+            <w:r/>
+            <w:r>
+              <w:rPr>
+                <w:rFonts w:ascii="Yu Gothic" w:hAnsi="Yu Gothic" w:eastAsia="Yu Gothic"/>
+              </w:rPr>
+              <w:t>GUIで指定した場合のみweighted出力の重みに使う。</w:t>
+            </w:r>
+          </w:p>
+        </w:tc>
+      </w:tr>
+      <w:tr>
+        <w:tc>
+          <w:tcPr>
+            <w:tcW w:type="dxa" w:w="1300"/>
+          </w:tcPr>
+          <w:p>
+            <w:pPr>
+              <w:spacing w:after="0"/>
+            </w:pPr>
+            <w:r/>
+            <w:r>
+              <w:rPr>
+                <w:rFonts w:ascii="Yu Gothic" w:hAnsi="Yu Gothic" w:eastAsia="Yu Gothic"/>
+              </w:rPr>
+              <w:t>任意</w:t>
+            </w:r>
+          </w:p>
+        </w:tc>
+        <w:tc>
+          <w:tcPr>
+            <w:tcW w:type="dxa" w:w="3000"/>
+          </w:tcPr>
+          <w:p>
+            <w:pPr>
+              <w:spacing w:after="0"/>
+            </w:pPr>
+            <w:r/>
+            <w:r>
+              <w:rPr>
+                <w:rFonts w:ascii="Yu Gothic" w:hAnsi="Yu Gothic" w:eastAsia="Yu Gothic"/>
+              </w:rPr>
+              <w:t>sequence_id, v_call, j_call</w:t>
+            </w:r>
+          </w:p>
+        </w:tc>
+        <w:tc>
+          <w:tcPr>
+            <w:tcW w:type="dxa" w:w="5060"/>
+          </w:tcPr>
+          <w:p>
+            <w:pPr>
+              <w:spacing w:after="0"/>
+            </w:pPr>
+            <w:r/>
+            <w:r>
+              <w:rPr>
+                <w:rFonts w:ascii="Yu Gothic" w:hAnsi="Yu Gothic" w:eastAsia="Yu Gothic"/>
+              </w:rPr>
+              <w:t>row-level Excel/TSVに参考情報として残す。sequence_id欠損時はrow番号由来IDを補う。</w:t>
+            </w:r>
+          </w:p>
+        </w:tc>
+      </w:tr>
+    </w:tbl>
+    <w:p/>
+    <w:p>
+      <w:pPr>
+        <w:pStyle w:val="Heading1"/>
+      </w:pPr>
+      <w:r>
+        <w:t>4. 採用フィルタ</w:t>
+      </w:r>
+    </w:p>
+    <w:p>
+      <w:r>
+        <w:t>フィルタは、IgBLAST AIRR TSVの行を、pGen/SHM計算に使えるIGH productive行へ絞るための条件である。pGen=0はこの採用フィルタではなく、計算後のplot除外条件である。</w:t>
+      </w:r>
+    </w:p>
+    <w:tbl>
+      <w:tblPr>
+        <w:tblStyle w:val="TableGrid"/>
+        <w:tblW w:type="dxa" w:w="9360"/>
+        <w:jc w:val="left"/>
+        <w:tblLayout w:type="fixed"/>
+        <w:tblLook w:firstColumn="1" w:firstRow="1" w:lastColumn="0" w:lastRow="0" w:noHBand="0" w:noVBand="1" w:val="04A0"/>
+        <w:tblInd w:w="120" w:type="dxa"/>
+        <w:tblCellMar>
+          <w:top w:w="80" w:type="dxa"/>
+          <w:bottom w:w="80" w:type="dxa"/>
+          <w:start w:w="120" w:type="dxa"/>
+          <w:end w:w="120" w:type="dxa"/>
+        </w:tblCellMar>
+      </w:tblPr>
+      <w:tblGrid>
+        <w:gridCol w:w="1700"/>
+        <w:gridCol w:w="3900"/>
+        <w:gridCol w:w="3760"/>
+      </w:tblGrid>
+      <w:tr>
+        <w:tc>
+          <w:tcPr>
+            <w:tcW w:type="dxa" w:w="1700"/>
+            <w:vAlign w:val="center"/>
+            <w:shd w:fill="E8EEF5"/>
+          </w:tcPr>
+          <w:p>
+            <w:r/>
+            <w:r>
+              <w:rPr>
+                <w:rFonts w:ascii="Yu Gothic" w:hAnsi="Yu Gothic" w:eastAsia="Yu Gothic"/>
+                <w:b/>
+              </w:rPr>
+              <w:t>フィルタ</w:t>
+            </w:r>
+          </w:p>
+        </w:tc>
+        <w:tc>
+          <w:tcPr>
+            <w:tcW w:type="dxa" w:w="3900"/>
+            <w:vAlign w:val="center"/>
+            <w:shd w:fill="E8EEF5"/>
+          </w:tcPr>
+          <w:p>
+            <w:r/>
+            <w:r>
+              <w:rPr>
+                <w:rFonts w:ascii="Yu Gothic" w:hAnsi="Yu Gothic" w:eastAsia="Yu Gothic"/>
+                <w:b/>
+              </w:rPr>
+              <w:t>採用条件</w:t>
+            </w:r>
+          </w:p>
+        </w:tc>
+        <w:tc>
+          <w:tcPr>
+            <w:tcW w:type="dxa" w:w="3760"/>
+            <w:vAlign w:val="center"/>
+            <w:shd w:fill="E8EEF5"/>
+          </w:tcPr>
+          <w:p>
+            <w:r/>
+            <w:r>
+              <w:rPr>
+                <w:rFonts w:ascii="Yu Gothic" w:hAnsi="Yu Gothic" w:eastAsia="Yu Gothic"/>
+                <w:b/>
+              </w:rPr>
+              <w:t>補足</w:t>
+            </w:r>
+          </w:p>
+        </w:tc>
+      </w:tr>
+      <w:tr>
+        <w:tc>
+          <w:tcPr>
+            <w:tcW w:type="dxa" w:w="1700"/>
+          </w:tcPr>
+          <w:p>
+            <w:pPr>
+              <w:spacing w:after="0"/>
+            </w:pPr>
+            <w:r/>
+            <w:r>
+              <w:rPr>
+                <w:rFonts w:ascii="Yu Gothic" w:hAnsi="Yu Gothic" w:eastAsia="Yu Gothic"/>
+              </w:rPr>
+              <w:t>locus</w:t>
+            </w:r>
+          </w:p>
+        </w:tc>
+        <w:tc>
+          <w:tcPr>
+            <w:tcW w:type="dxa" w:w="3900"/>
+          </w:tcPr>
+          <w:p>
+            <w:pPr>
+              <w:spacing w:after="0"/>
+            </w:pPr>
+            <w:r/>
+            <w:r>
+              <w:rPr>
+                <w:rFonts w:ascii="Yu Gothic" w:hAnsi="Yu Gothic" w:eastAsia="Yu Gothic"/>
+              </w:rPr>
+              <w:t>基本はIGH。locus列があり値がIGH以外なら除外。空欄locusは保持しQCに記録。</w:t>
+            </w:r>
+          </w:p>
+        </w:tc>
+        <w:tc>
+          <w:tcPr>
+            <w:tcW w:type="dxa" w:w="3760"/>
+          </w:tcPr>
+          <w:p>
+            <w:pPr>
+              <w:spacing w:after="0"/>
+            </w:pPr>
+            <w:r/>
+            <w:r>
+              <w:rPr>
+                <w:rFonts w:ascii="Yu Gothic" w:hAnsi="Yu Gothic" w:eastAsia="Yu Gothic"/>
+              </w:rPr>
+              <w:t>OLGA human_B_heavyを使うため、IGK/IGL混在は警告・除外対象。</w:t>
+            </w:r>
+          </w:p>
+        </w:tc>
+      </w:tr>
+      <w:tr>
+        <w:tc>
+          <w:tcPr>
+            <w:tcW w:type="dxa" w:w="1700"/>
+          </w:tcPr>
+          <w:p>
+            <w:pPr>
+              <w:spacing w:after="0"/>
+            </w:pPr>
+            <w:r/>
+            <w:r>
+              <w:rPr>
+                <w:rFonts w:ascii="Yu Gothic" w:hAnsi="Yu Gothic" w:eastAsia="Yu Gothic"/>
+              </w:rPr>
+              <w:t>productive</w:t>
+            </w:r>
+          </w:p>
+        </w:tc>
+        <w:tc>
+          <w:tcPr>
+            <w:tcW w:type="dxa" w:w="3900"/>
+          </w:tcPr>
+          <w:p>
+            <w:pPr>
+              <w:spacing w:after="0"/>
+            </w:pPr>
+            <w:r/>
+            <w:r>
+              <w:rPr>
+                <w:rFonts w:ascii="Yu Gothic" w:hAnsi="Yu Gothic" w:eastAsia="Yu Gothic"/>
+              </w:rPr>
+              <w:t>productive == Tを主条件として採用。</w:t>
+            </w:r>
+          </w:p>
+        </w:tc>
+        <w:tc>
+          <w:tcPr>
+            <w:tcW w:type="dxa" w:w="3760"/>
+          </w:tcPr>
+          <w:p>
+            <w:pPr>
+              <w:spacing w:after="0"/>
+            </w:pPr>
+            <w:r/>
+            <w:r>
+              <w:rPr>
+                <w:rFonts w:ascii="Yu Gothic" w:hAnsi="Yu Gothic" w:eastAsia="Yu Gothic"/>
+              </w:rPr>
+              <w:t>IgBLAST/AIRRの総合判定。V-J in-frame、stop codonなし等を反映する。</w:t>
+            </w:r>
+          </w:p>
+        </w:tc>
+      </w:tr>
+      <w:tr>
+        <w:tc>
+          <w:tcPr>
+            <w:tcW w:type="dxa" w:w="1700"/>
+          </w:tcPr>
+          <w:p>
+            <w:pPr>
+              <w:spacing w:after="0"/>
+            </w:pPr>
+            <w:r/>
+            <w:r>
+              <w:rPr>
+                <w:rFonts w:ascii="Yu Gothic" w:hAnsi="Yu Gothic" w:eastAsia="Yu Gothic"/>
+              </w:rPr>
+              <w:t>vj_in_frame</w:t>
+            </w:r>
+          </w:p>
+        </w:tc>
+        <w:tc>
+          <w:tcPr>
+            <w:tcW w:type="dxa" w:w="3900"/>
+          </w:tcPr>
+          <w:p>
+            <w:pPr>
+              <w:spacing w:after="0"/>
+            </w:pPr>
+            <w:r/>
+            <w:r>
+              <w:rPr>
+                <w:rFonts w:ascii="Yu Gothic" w:hAnsi="Yu Gothic" w:eastAsia="Yu Gothic"/>
+              </w:rPr>
+              <w:t>列がある場合のみTを採用。</w:t>
+            </w:r>
+          </w:p>
+        </w:tc>
+        <w:tc>
+          <w:tcPr>
+            <w:tcW w:type="dxa" w:w="3760"/>
+          </w:tcPr>
+          <w:p>
+            <w:pPr>
+              <w:spacing w:after="0"/>
+            </w:pPr>
+            <w:r/>
+            <w:r>
+              <w:rPr>
+                <w:rFonts w:ascii="Yu Gothic" w:hAnsi="Yu Gothic" w:eastAsia="Yu Gothic"/>
+              </w:rPr>
+              <w:t>productive判定の内訳確認。独立した主フィルタではなく、矛盾行を除く補助確認。</w:t>
+            </w:r>
+          </w:p>
+        </w:tc>
+      </w:tr>
+      <w:tr>
+        <w:tc>
+          <w:tcPr>
+            <w:tcW w:type="dxa" w:w="1700"/>
+          </w:tcPr>
+          <w:p>
+            <w:pPr>
+              <w:spacing w:after="0"/>
+            </w:pPr>
+            <w:r/>
+            <w:r>
+              <w:rPr>
+                <w:rFonts w:ascii="Yu Gothic" w:hAnsi="Yu Gothic" w:eastAsia="Yu Gothic"/>
+              </w:rPr>
+              <w:t>stop_codon</w:t>
+            </w:r>
+          </w:p>
+        </w:tc>
+        <w:tc>
+          <w:tcPr>
+            <w:tcW w:type="dxa" w:w="3900"/>
+          </w:tcPr>
+          <w:p>
+            <w:pPr>
+              <w:spacing w:after="0"/>
+            </w:pPr>
+            <w:r/>
+            <w:r>
+              <w:rPr>
+                <w:rFonts w:ascii="Yu Gothic" w:hAnsi="Yu Gothic" w:eastAsia="Yu Gothic"/>
+              </w:rPr>
+              <w:t>列がある場合のみFまたはFalseを採用。</w:t>
+            </w:r>
+          </w:p>
+        </w:tc>
+        <w:tc>
+          <w:tcPr>
+            <w:tcW w:type="dxa" w:w="3760"/>
+          </w:tcPr>
+          <w:p>
+            <w:pPr>
+              <w:spacing w:after="0"/>
+            </w:pPr>
+            <w:r/>
+            <w:r>
+              <w:rPr>
+                <w:rFonts w:ascii="Yu Gothic" w:hAnsi="Yu Gothic" w:eastAsia="Yu Gothic"/>
+              </w:rPr>
+              <w:t>productive判定の内訳確認。独立した主フィルタではなく、矛盾行を除く補助確認。</w:t>
+            </w:r>
+          </w:p>
+        </w:tc>
+      </w:tr>
+      <w:tr>
+        <w:tc>
+          <w:tcPr>
+            <w:tcW w:type="dxa" w:w="1700"/>
+          </w:tcPr>
+          <w:p>
+            <w:pPr>
+              <w:spacing w:after="0"/>
+            </w:pPr>
+            <w:r/>
+            <w:r>
+              <w:rPr>
+                <w:rFonts w:ascii="Yu Gothic" w:hAnsi="Yu Gothic" w:eastAsia="Yu Gothic"/>
+              </w:rPr>
+              <w:t>junction</w:t>
+            </w:r>
+          </w:p>
+        </w:tc>
+        <w:tc>
+          <w:tcPr>
+            <w:tcW w:type="dxa" w:w="3900"/>
+          </w:tcPr>
+          <w:p>
+            <w:pPr>
+              <w:spacing w:after="0"/>
+            </w:pPr>
+            <w:r/>
+            <w:r>
+              <w:rPr>
+                <w:rFonts w:ascii="Yu Gothic" w:hAnsi="Yu Gothic" w:eastAsia="Yu Gothic"/>
+              </w:rPr>
+              <w:t>空欄不可。A/C/G/Tのみの配列を採用。</w:t>
+            </w:r>
+          </w:p>
+        </w:tc>
+        <w:tc>
+          <w:tcPr>
+            <w:tcW w:type="dxa" w:w="3760"/>
+          </w:tcPr>
+          <w:p>
+            <w:pPr>
+              <w:spacing w:after="0"/>
+            </w:pPr>
+            <w:r/>
+            <w:r>
+              <w:rPr>
+                <w:rFonts w:ascii="Yu Gothic" w:hAnsi="Yu Gothic" w:eastAsia="Yu Gothic"/>
+              </w:rPr>
+              <w:t>Nや不明文字を含むjunctionは除外。</w:t>
+            </w:r>
+          </w:p>
+        </w:tc>
+      </w:tr>
+      <w:tr>
+        <w:tc>
+          <w:tcPr>
+            <w:tcW w:type="dxa" w:w="1700"/>
+          </w:tcPr>
+          <w:p>
+            <w:pPr>
+              <w:spacing w:after="0"/>
+            </w:pPr>
+            <w:r/>
+            <w:r>
+              <w:rPr>
+                <w:rFonts w:ascii="Yu Gothic" w:hAnsi="Yu Gothic" w:eastAsia="Yu Gothic"/>
+              </w:rPr>
+              <w:t>junction_aa</w:t>
+            </w:r>
+          </w:p>
+        </w:tc>
+        <w:tc>
+          <w:tcPr>
+            <w:tcW w:type="dxa" w:w="3900"/>
+          </w:tcPr>
+          <w:p>
+            <w:pPr>
+              <w:spacing w:after="0"/>
+            </w:pPr>
+            <w:r/>
+            <w:r>
+              <w:rPr>
+                <w:rFonts w:ascii="Yu Gothic" w:hAnsi="Yu Gothic" w:eastAsia="Yu Gothic"/>
+              </w:rPr>
+              <w:t>空欄不可。*、Xを含まず、アルファベットのみの配列を採用。</w:t>
+            </w:r>
+          </w:p>
+        </w:tc>
+        <w:tc>
+          <w:tcPr>
+            <w:tcW w:type="dxa" w:w="3760"/>
+          </w:tcPr>
+          <w:p>
+            <w:pPr>
+              <w:spacing w:after="0"/>
+            </w:pPr>
+            <w:r/>
+            <w:r>
+              <w:rPr>
+                <w:rFonts w:ascii="Yu Gothic" w:hAnsi="Yu Gothic" w:eastAsia="Yu Gothic"/>
+              </w:rPr>
+              <w:t>現行では先頭C・末尾W/Fを必須条件にしない。非canonical配列は探索段階では残す。</w:t>
+            </w:r>
+          </w:p>
+        </w:tc>
+      </w:tr>
+      <w:tr>
+        <w:tc>
+          <w:tcPr>
+            <w:tcW w:type="dxa" w:w="1700"/>
+          </w:tcPr>
+          <w:p>
+            <w:pPr>
+              <w:spacing w:after="0"/>
+            </w:pPr>
+            <w:r/>
+            <w:r>
+              <w:rPr>
+                <w:rFonts w:ascii="Yu Gothic" w:hAnsi="Yu Gothic" w:eastAsia="Yu Gothic"/>
+              </w:rPr>
+              <w:t>v_identity</w:t>
+            </w:r>
+          </w:p>
+        </w:tc>
+        <w:tc>
+          <w:tcPr>
+            <w:tcW w:type="dxa" w:w="3900"/>
+          </w:tcPr>
+          <w:p>
+            <w:pPr>
+              <w:spacing w:after="0"/>
+            </w:pPr>
+            <w:r/>
+            <w:r>
+              <w:rPr>
+                <w:rFonts w:ascii="Yu Gothic" w:hAnsi="Yu Gothic" w:eastAsia="Yu Gothic"/>
+              </w:rPr>
+              <w:t>数値として読める行を採用。</w:t>
+            </w:r>
+          </w:p>
+        </w:tc>
+        <w:tc>
+          <w:tcPr>
+            <w:tcW w:type="dxa" w:w="3760"/>
+          </w:tcPr>
+          <w:p>
+            <w:pPr>
+              <w:spacing w:after="0"/>
+            </w:pPr>
+            <w:r/>
+            <w:r>
+              <w:rPr>
+                <w:rFonts w:ascii="Yu Gothic" w:hAnsi="Yu Gothic" w:eastAsia="Yu Gothic"/>
+              </w:rPr>
+              <w:t>SHM計算の必須列。欠損・非数値は除外。</w:t>
+            </w:r>
+          </w:p>
+        </w:tc>
+      </w:tr>
+      <w:tr>
+        <w:tc>
+          <w:tcPr>
+            <w:tcW w:type="dxa" w:w="1700"/>
+          </w:tcPr>
+          <w:p>
+            <w:pPr>
+              <w:spacing w:after="0"/>
+            </w:pPr>
+            <w:r/>
+            <w:r>
+              <w:rPr>
+                <w:rFonts w:ascii="Yu Gothic" w:hAnsi="Yu Gothic" w:eastAsia="Yu Gothic"/>
+              </w:rPr>
+              <w:t>V alignment length</w:t>
+            </w:r>
+          </w:p>
+        </w:tc>
+        <w:tc>
+          <w:tcPr>
+            <w:tcW w:type="dxa" w:w="3900"/>
+          </w:tcPr>
+          <w:p>
+            <w:pPr>
+              <w:spacing w:after="0"/>
+            </w:pPr>
+            <w:r/>
+            <w:r>
+              <w:rPr>
+                <w:rFonts w:ascii="Yu Gothic" w:hAnsi="Yu Gothic" w:eastAsia="Yu Gothic"/>
+              </w:rPr>
+              <w:t>GUIのMin V alignment lengthが0より大きい場合のみ適用。</w:t>
+            </w:r>
+          </w:p>
+        </w:tc>
+        <w:tc>
+          <w:tcPr>
+            <w:tcW w:type="dxa" w:w="3760"/>
+          </w:tcPr>
+          <w:p>
+            <w:pPr>
+              <w:spacing w:after="0"/>
+            </w:pPr>
+            <w:r/>
+            <w:r>
+              <w:rPr>
+                <w:rFonts w:ascii="Yu Gothic" w:hAnsi="Yu Gothic" w:eastAsia="Yu Gothic"/>
+              </w:rPr>
+              <w:t>デフォルト0では除外しない。短いV alignmentはSHMの不安定要因として後で判断する。</w:t>
+            </w:r>
+          </w:p>
+        </w:tc>
+      </w:tr>
+    </w:tbl>
+    <w:p/>
+    <w:p>
+      <w:pPr>
+        <w:pStyle w:val="Heading1"/>
+      </w:pPr>
+      <w:r>
+        <w:t>5. row-level Excel/TSV</w:t>
+      </w:r>
+    </w:p>
+    <w:p>
+      <w:r>
+        <w:t>row-level Excel/TSVは本解析の中心データである。内部ではunique junction_aaごとにpGenをまとめて計算しても、出力ではフィルタ後のAIRR各行をsequence_id単位で保持する。</w:t>
+      </w:r>
+    </w:p>
+    <w:tbl>
+      <w:tblPr>
+        <w:tblStyle w:val="TableGrid"/>
+        <w:tblW w:type="dxa" w:w="9360"/>
+        <w:jc w:val="left"/>
+        <w:tblLayout w:type="fixed"/>
+        <w:tblLook w:firstColumn="1" w:firstRow="1" w:lastColumn="0" w:lastRow="0" w:noHBand="0" w:noVBand="1" w:val="04A0"/>
+        <w:tblInd w:w="120" w:type="dxa"/>
+        <w:tblCellMar>
+          <w:top w:w="80" w:type="dxa"/>
+          <w:bottom w:w="80" w:type="dxa"/>
+          <w:start w:w="120" w:type="dxa"/>
+          <w:end w:w="120" w:type="dxa"/>
+        </w:tblCellMar>
+      </w:tblPr>
+      <w:tblGrid>
+        <w:gridCol w:w="1900"/>
+        <w:gridCol w:w="3600"/>
+        <w:gridCol w:w="3860"/>
+      </w:tblGrid>
+      <w:tr>
+        <w:tc>
+          <w:tcPr>
+            <w:tcW w:type="dxa" w:w="1900"/>
+            <w:vAlign w:val="center"/>
+            <w:shd w:fill="E8EEF5"/>
+          </w:tcPr>
+          <w:p>
+            <w:r/>
+            <w:r>
+              <w:rPr>
+                <w:rFonts w:ascii="Yu Gothic" w:hAnsi="Yu Gothic" w:eastAsia="Yu Gothic"/>
+                <w:b/>
+              </w:rPr>
+              <w:t>列</w:t>
+            </w:r>
+          </w:p>
+        </w:tc>
+        <w:tc>
+          <w:tcPr>
+            <w:tcW w:type="dxa" w:w="3600"/>
+            <w:vAlign w:val="center"/>
+            <w:shd w:fill="E8EEF5"/>
+          </w:tcPr>
+          <w:p>
+            <w:r/>
+            <w:r>
+              <w:rPr>
+                <w:rFonts w:ascii="Yu Gothic" w:hAnsi="Yu Gothic" w:eastAsia="Yu Gothic"/>
+                <w:b/>
+              </w:rPr>
+              <w:t>意味</w:t>
+            </w:r>
+          </w:p>
+        </w:tc>
+        <w:tc>
+          <w:tcPr>
+            <w:tcW w:type="dxa" w:w="3860"/>
+            <w:vAlign w:val="center"/>
+            <w:shd w:fill="E8EEF5"/>
+          </w:tcPr>
+          <w:p>
+            <w:r/>
+            <w:r>
+              <w:rPr>
+                <w:rFonts w:ascii="Yu Gothic" w:hAnsi="Yu Gothic" w:eastAsia="Yu Gothic"/>
+                <w:b/>
+              </w:rPr>
+              <w:t>再現上の注意</w:t>
             </w:r>
           </w:p>
         </w:tc>
@@ -193,49 +2137,48 @@
           </w:tcPr>
           <w:p>
             <w:pPr>
-              <w:spacing w:after="40"/>
+              <w:spacing w:after="0"/>
             </w:pPr>
+            <w:r/>
             <w:r>
-              <w:t>row-level scatter</w:t>
+              <w:rPr>
+                <w:rFonts w:ascii="Yu Gothic" w:hAnsi="Yu Gothic" w:eastAsia="Yu Gothic"/>
+              </w:rPr>
+              <w:t>sequence_id</w:t>
             </w:r>
           </w:p>
         </w:tc>
         <w:tc>
           <w:tcPr>
-            <w:tcW w:type="dxa" w:w="2200"/>
+            <w:tcW w:type="dxa" w:w="3600"/>
           </w:tcPr>
           <w:p>
             <w:pPr>
-              <w:spacing w:after="40"/>
+              <w:spacing w:after="0"/>
             </w:pPr>
+            <w:r/>
             <w:r>
-              <w:t>フィルタ後AIRR 1行</w:t>
+              <w:rPr>
+                <w:rFonts w:ascii="Yu Gothic" w:hAnsi="Yu Gothic" w:eastAsia="Yu Gothic"/>
+              </w:rPr>
+              <w:t>採用AIRR行のID。欠損時はrow番号由来IDを補う。</w:t>
             </w:r>
           </w:p>
         </w:tc>
         <w:tc>
           <w:tcPr>
-            <w:tcW w:type="dxa" w:w="3000"/>
+            <w:tcW w:type="dxa" w:w="3860"/>
           </w:tcPr>
           <w:p>
             <w:pPr>
-              <w:spacing w:after="40"/>
+              <w:spacing w:after="0"/>
             </w:pPr>
+            <w:r/>
             <w:r>
-              <w:t>点が実在するか。低密度集団の存在確認。</w:t>
-            </w:r>
-          </w:p>
-        </w:tc>
-        <w:tc>
-          <w:tcPr>
-            <w:tcW w:type="dxa" w:w="2260"/>
-          </w:tcPr>
-          <w:p>
-            <w:pPr>
-              <w:spacing w:after="40"/>
-            </w:pPr>
-            <w:r>
-              <w:t>点が多いと重なりが強い。</w:t>
+              <w:rPr>
+                <w:rFonts w:ascii="Yu Gothic" w:hAnsi="Yu Gothic" w:eastAsia="Yu Gothic"/>
+              </w:rPr>
+              <w:t>1行=原則1 sequence_id。</w:t>
             </w:r>
           </w:p>
         </w:tc>
@@ -247,49 +2190,48 @@
           </w:tcPr>
           <w:p>
             <w:pPr>
-              <w:spacing w:after="40"/>
+              <w:spacing w:after="0"/>
             </w:pPr>
+            <w:r/>
             <w:r>
-              <w:t>row-level linear KDE</w:t>
+              <w:rPr>
+                <w:rFonts w:ascii="Yu Gothic" w:hAnsi="Yu Gothic" w:eastAsia="Yu Gothic"/>
+              </w:rPr>
+              <w:t>junction_aa</w:t>
             </w:r>
           </w:p>
         </w:tc>
         <w:tc>
           <w:tcPr>
-            <w:tcW w:type="dxa" w:w="2200"/>
+            <w:tcW w:type="dxa" w:w="3600"/>
           </w:tcPr>
           <w:p>
             <w:pPr>
-              <w:spacing w:after="40"/>
+              <w:spacing w:after="0"/>
             </w:pPr>
+            <w:r/>
             <w:r>
-              <w:t>同一x-y座標を圧縮しrow数で重み付け</w:t>
+              <w:rPr>
+                <w:rFonts w:ascii="Yu Gothic" w:hAnsi="Yu Gothic" w:eastAsia="Yu Gothic"/>
+              </w:rPr>
+              <w:t>pGen計算に使うCDR3 AA配列。</w:t>
             </w:r>
           </w:p>
         </w:tc>
         <w:tc>
           <w:tcPr>
-            <w:tcW w:type="dxa" w:w="3000"/>
+            <w:tcW w:type="dxa" w:w="3860"/>
           </w:tcPr>
           <w:p>
             <w:pPr>
-              <w:spacing w:after="40"/>
+              <w:spacing w:after="0"/>
             </w:pPr>
+            <w:r/>
             <w:r>
-              <w:t>read densityの主集団。</w:t>
-            </w:r>
-          </w:p>
-        </w:tc>
-        <w:tc>
-          <w:tcPr>
-            <w:tcW w:type="dxa" w:w="2260"/>
-          </w:tcPr>
-          <w:p>
-            <w:pPr>
-              <w:spacing w:after="40"/>
-            </w:pPr>
-            <w:r>
-              <w:t>低密度だが重要な群が薄く見える。</w:t>
+              <w:rPr>
+                <w:rFonts w:ascii="Yu Gothic" w:hAnsi="Yu Gothic" w:eastAsia="Yu Gothic"/>
+              </w:rPr>
+              <w:t>同じjunction_aaでも別行として残す。</w:t>
             </w:r>
           </w:p>
         </w:tc>
@@ -301,49 +2243,48 @@
           </w:tcPr>
           <w:p>
             <w:pPr>
-              <w:spacing w:after="40"/>
+              <w:spacing w:after="0"/>
             </w:pPr>
+            <w:r/>
             <w:r>
-              <w:t>row-level weighted KDE</w:t>
+              <w:rPr>
+                <w:rFonts w:ascii="Yu Gothic" w:hAnsi="Yu Gothic" w:eastAsia="Yu Gothic"/>
+              </w:rPr>
+              <w:t>shm</w:t>
             </w:r>
           </w:p>
         </w:tc>
         <w:tc>
           <w:tcPr>
-            <w:tcW w:type="dxa" w:w="2200"/>
+            <w:tcW w:type="dxa" w:w="3600"/>
           </w:tcPr>
           <w:p>
             <w:pPr>
-              <w:spacing w:after="40"/>
+              <w:spacing w:after="0"/>
             </w:pPr>
+            <w:r/>
             <w:r>
-              <w:t>plot_weightを使用</w:t>
+              <w:rPr>
+                <w:rFonts w:ascii="Yu Gothic" w:hAnsi="Yu Gothic" w:eastAsia="Yu Gothic"/>
+              </w:rPr>
+              <w:t>v_identityから計算した%Mutation。</w:t>
             </w:r>
           </w:p>
         </w:tc>
         <w:tc>
           <w:tcPr>
-            <w:tcW w:type="dxa" w:w="3000"/>
+            <w:tcW w:type="dxa" w:w="3860"/>
           </w:tcPr>
           <w:p>
             <w:pPr>
-              <w:spacing w:after="40"/>
+              <w:spacing w:after="0"/>
             </w:pPr>
+            <w:r/>
             <w:r>
-              <w:t>観測read量・abundance寄りの生物学的主図候補。</w:t>
-            </w:r>
-          </w:p>
-        </w:tc>
-        <w:tc>
-          <w:tcPr>
-            <w:tcW w:type="dxa" w:w="2260"/>
-          </w:tcPr>
-          <w:p>
-            <w:pPr>
-              <w:spacing w:after="40"/>
-            </w:pPr>
-            <w:r>
-              <w:t>PCR・samplingの影響も受ける。</w:t>
+              <w:rPr>
+                <w:rFonts w:ascii="Yu Gothic" w:hAnsi="Yu Gothic" w:eastAsia="Yu Gothic"/>
+              </w:rPr>
+              <w:t>同じjunction_aaでもSHMは異なり得る。</w:t>
             </w:r>
           </w:p>
         </w:tc>
@@ -355,49 +2296,48 @@
           </w:tcPr>
           <w:p>
             <w:pPr>
-              <w:spacing w:after="40"/>
+              <w:spacing w:after="0"/>
             </w:pPr>
+            <w:r/>
             <w:r>
-              <w:t>row-level log-density KDE</w:t>
+              <w:rPr>
+                <w:rFonts w:ascii="Yu Gothic" w:hAnsi="Yu Gothic" w:eastAsia="Yu Gothic"/>
+              </w:rPr>
+              <w:t>pgen</w:t>
             </w:r>
           </w:p>
         </w:tc>
         <w:tc>
           <w:tcPr>
-            <w:tcW w:type="dxa" w:w="2200"/>
+            <w:tcW w:type="dxa" w:w="3600"/>
           </w:tcPr>
           <w:p>
             <w:pPr>
-              <w:spacing w:after="40"/>
+              <w:spacing w:after="0"/>
             </w:pPr>
+            <w:r/>
             <w:r>
-              <w:t>row-level KDEをlog scaleで表示</w:t>
+              <w:rPr>
+                <w:rFonts w:ascii="Yu Gothic" w:hAnsi="Yu Gothic" w:eastAsia="Yu Gothic"/>
+              </w:rPr>
+              <w:t>OLGA human_B_heavyで計算したpGen。</w:t>
             </w:r>
           </w:p>
         </w:tc>
         <w:tc>
           <w:tcPr>
-            <w:tcW w:type="dxa" w:w="3000"/>
+            <w:tcW w:type="dxa" w:w="3860"/>
           </w:tcPr>
           <w:p>
             <w:pPr>
-              <w:spacing w:after="40"/>
+              <w:spacing w:after="0"/>
             </w:pPr>
+            <w:r/>
             <w:r>
-              <w:t>低密度集団を潰さず確認。</w:t>
-            </w:r>
-          </w:p>
-        </w:tc>
-        <w:tc>
-          <w:tcPr>
-            <w:tcW w:type="dxa" w:w="2260"/>
-          </w:tcPr>
-          <w:p>
-            <w:pPr>
-              <w:spacing w:after="40"/>
-            </w:pPr>
-            <w:r>
-              <w:t>全体が広く塗られ、主集団の強弱は読みづらい。</w:t>
+              <w:rPr>
+                <w:rFonts w:ascii="Yu Gothic" w:hAnsi="Yu Gothic" w:eastAsia="Yu Gothic"/>
+              </w:rPr>
+              <w:t>同じjunction_aaは同じpGen。</w:t>
             </w:r>
           </w:p>
         </w:tc>
@@ -409,49 +2349,48 @@
           </w:tcPr>
           <w:p>
             <w:pPr>
-              <w:spacing w:after="40"/>
+              <w:spacing w:after="0"/>
             </w:pPr>
+            <w:r/>
             <w:r>
-              <w:t>Beta1互換KDE</w:t>
+              <w:rPr>
+                <w:rFonts w:ascii="Yu Gothic" w:hAnsi="Yu Gothic" w:eastAsia="Yu Gothic"/>
+              </w:rPr>
+              <w:t>log10_pgen</w:t>
             </w:r>
           </w:p>
         </w:tc>
         <w:tc>
           <w:tcPr>
-            <w:tcW w:type="dxa" w:w="2200"/>
+            <w:tcW w:type="dxa" w:w="3600"/>
           </w:tcPr>
           <w:p>
             <w:pPr>
-              <w:spacing w:after="40"/>
+              <w:spacing w:after="0"/>
             </w:pPr>
+            <w:r/>
             <w:r>
-              <w:t>unique junction(nt), SHM median</w:t>
+              <w:rPr>
+                <w:rFonts w:ascii="Yu Gothic" w:hAnsi="Yu Gothic" w:eastAsia="Yu Gothic"/>
+              </w:rPr>
+              <w:t>pGenの常用対数。</w:t>
             </w:r>
           </w:p>
         </w:tc>
         <w:tc>
           <w:tcPr>
-            <w:tcW w:type="dxa" w:w="3000"/>
+            <w:tcW w:type="dxa" w:w="3860"/>
           </w:tcPr>
           <w:p>
             <w:pPr>
-              <w:spacing w:after="40"/>
+              <w:spacing w:after="0"/>
             </w:pPr>
+            <w:r/>
             <w:r>
-              <w:t>旧解析比較、多様性寄りの見方。</w:t>
-            </w:r>
-          </w:p>
-        </w:tc>
-        <w:tc>
-          <w:tcPr>
-            <w:tcW w:type="dxa" w:w="2260"/>
-          </w:tcPr>
-          <w:p>
-            <w:pPr>
-              <w:spacing w:after="40"/>
-            </w:pPr>
-            <w:r>
-              <w:t>各sequence_idのSHMばらつきは失う。</w:t>
+              <w:rPr>
+                <w:rFonts w:ascii="Yu Gothic" w:hAnsi="Yu Gothic" w:eastAsia="Yu Gothic"/>
+              </w:rPr>
+              <w:t>pGen=0では空欄/NaNとなりplotから除外。</w:t>
             </w:r>
           </w:p>
         </w:tc>
@@ -463,49 +2402,207 @@
           </w:tcPr>
           <w:p>
             <w:pPr>
-              <w:spacing w:after="40"/>
+              <w:spacing w:after="0"/>
             </w:pPr>
+            <w:r/>
             <w:r>
-              <w:t>ROI summary</w:t>
+              <w:rPr>
+                <w:rFonts w:ascii="Yu Gothic" w:hAnsi="Yu Gothic" w:eastAsia="Yu Gothic"/>
+              </w:rPr>
+              <w:t>junction</w:t>
             </w:r>
           </w:p>
         </w:tc>
         <w:tc>
           <w:tcPr>
-            <w:tcW w:type="dxa" w:w="2200"/>
+            <w:tcW w:type="dxa" w:w="3600"/>
           </w:tcPr>
           <w:p>
             <w:pPr>
-              <w:spacing w:after="40"/>
+              <w:spacing w:after="0"/>
             </w:pPr>
+            <w:r/>
             <w:r>
-              <w:t>固定領域の件数表</w:t>
+              <w:rPr>
+                <w:rFonts w:ascii="Yu Gothic" w:hAnsi="Yu Gothic" w:eastAsia="Yu Gothic"/>
+              </w:rPr>
+              <w:t>CDR3 nucleotide配列。</w:t>
             </w:r>
           </w:p>
         </w:tc>
         <w:tc>
           <w:tcPr>
-            <w:tcW w:type="dxa" w:w="3000"/>
+            <w:tcW w:type="dxa" w:w="3860"/>
           </w:tcPr>
           <w:p>
             <w:pPr>
-              <w:spacing w:after="40"/>
+              <w:spacing w:after="0"/>
             </w:pPr>
+            <w:r/>
             <w:r>
-              <w:t>図の色に依存しない確認。</w:t>
+              <w:rPr>
+                <w:rFonts w:ascii="Yu Gothic" w:hAnsi="Yu Gothic" w:eastAsia="Yu Gothic"/>
+              </w:rPr>
+              <w:t>Beta1互換出力ではunique junction単位の集約に使う。</w:t>
+            </w:r>
+          </w:p>
+        </w:tc>
+      </w:tr>
+      <w:tr>
+        <w:tc>
+          <w:tcPr>
+            <w:tcW w:type="dxa" w:w="1900"/>
+          </w:tcPr>
+          <w:p>
+            <w:pPr>
+              <w:spacing w:after="0"/>
+            </w:pPr>
+            <w:r/>
+            <w:r>
+              <w:rPr>
+                <w:rFonts w:ascii="Yu Gothic" w:hAnsi="Yu Gothic" w:eastAsia="Yu Gothic"/>
+              </w:rPr>
+              <w:t>v_identity, locus, productive, v_call, j_call</w:t>
             </w:r>
           </w:p>
         </w:tc>
         <w:tc>
           <w:tcPr>
-            <w:tcW w:type="dxa" w:w="2260"/>
+            <w:tcW w:type="dxa" w:w="3600"/>
           </w:tcPr>
           <w:p>
             <w:pPr>
-              <w:spacing w:after="40"/>
+              <w:spacing w:after="0"/>
             </w:pPr>
+            <w:r/>
             <w:r>
-              <w:t>ROI境界は仮設定であり、目的に応じて見直す。</w:t>
+              <w:rPr>
+                <w:rFonts w:ascii="Yu Gothic" w:hAnsi="Yu Gothic" w:eastAsia="Yu Gothic"/>
+              </w:rPr>
+              <w:t>AIRR由来の参考列。</w:t>
+            </w:r>
+          </w:p>
+        </w:tc>
+        <w:tc>
+          <w:tcPr>
+            <w:tcW w:type="dxa" w:w="3860"/>
+          </w:tcPr>
+          <w:p>
+            <w:pPr>
+              <w:spacing w:after="0"/>
+            </w:pPr>
+            <w:r/>
+            <w:r>
+              <w:rPr>
+                <w:rFonts w:ascii="Yu Gothic" w:hAnsi="Yu Gothic" w:eastAsia="Yu Gothic"/>
+              </w:rPr>
+              <w:t>後からフィルタ妥当性や生物学的解釈を確認するため残す。</w:t>
+            </w:r>
+          </w:p>
+        </w:tc>
+      </w:tr>
+      <w:tr>
+        <w:tc>
+          <w:tcPr>
+            <w:tcW w:type="dxa" w:w="1900"/>
+          </w:tcPr>
+          <w:p>
+            <w:pPr>
+              <w:spacing w:after="0"/>
+            </w:pPr>
+            <w:r/>
+            <w:r>
+              <w:rPr>
+                <w:rFonts w:ascii="Yu Gothic" w:hAnsi="Yu Gothic" w:eastAsia="Yu Gothic"/>
+              </w:rPr>
+              <w:t>same_xy_count</w:t>
+            </w:r>
+          </w:p>
+        </w:tc>
+        <w:tc>
+          <w:tcPr>
+            <w:tcW w:type="dxa" w:w="3600"/>
+          </w:tcPr>
+          <w:p>
+            <w:pPr>
+              <w:spacing w:after="0"/>
+            </w:pPr>
+            <w:r/>
+            <w:r>
+              <w:rPr>
+                <w:rFonts w:ascii="Yu Gothic" w:hAnsi="Yu Gothic" w:eastAsia="Yu Gothic"/>
+              </w:rPr>
+              <w:t>同一log10_pgenとSHM座標を持つrow数。</w:t>
+            </w:r>
+          </w:p>
+        </w:tc>
+        <w:tc>
+          <w:tcPr>
+            <w:tcW w:type="dxa" w:w="3860"/>
+          </w:tcPr>
+          <w:p>
+            <w:pPr>
+              <w:spacing w:after="0"/>
+            </w:pPr>
+            <w:r/>
+            <w:r>
+              <w:rPr>
+                <w:rFonts w:ascii="Yu Gothic" w:hAnsi="Yu Gothic" w:eastAsia="Yu Gothic"/>
+              </w:rPr>
+              <w:t>完全同一座標の重なり確認用。</w:t>
+            </w:r>
+          </w:p>
+        </w:tc>
+      </w:tr>
+      <w:tr>
+        <w:tc>
+          <w:tcPr>
+            <w:tcW w:type="dxa" w:w="1900"/>
+          </w:tcPr>
+          <w:p>
+            <w:pPr>
+              <w:spacing w:after="0"/>
+            </w:pPr>
+            <w:r/>
+            <w:r>
+              <w:rPr>
+                <w:rFonts w:ascii="Yu Gothic" w:hAnsi="Yu Gothic" w:eastAsia="Yu Gothic"/>
+              </w:rPr>
+              <w:t>plot_weight</w:t>
+            </w:r>
+          </w:p>
+        </w:tc>
+        <w:tc>
+          <w:tcPr>
+            <w:tcW w:type="dxa" w:w="3600"/>
+          </w:tcPr>
+          <w:p>
+            <w:pPr>
+              <w:spacing w:after="0"/>
+            </w:pPr>
+            <w:r/>
+            <w:r>
+              <w:rPr>
+                <w:rFonts w:ascii="Yu Gothic" w:hAnsi="Yu Gothic" w:eastAsia="Yu Gothic"/>
+              </w:rPr>
+              <w:t>plotで使う重み。通常は1、duplicate_count使用時はその値。</w:t>
+            </w:r>
+          </w:p>
+        </w:tc>
+        <w:tc>
+          <w:tcPr>
+            <w:tcW w:type="dxa" w:w="3860"/>
+          </w:tcPr>
+          <w:p>
+            <w:pPr>
+              <w:spacing w:after="0"/>
+            </w:pPr>
+            <w:r/>
+            <w:r>
+              <w:rPr>
+                <w:rFonts w:ascii="Yu Gothic" w:hAnsi="Yu Gothic" w:eastAsia="Yu Gothic"/>
+              </w:rPr>
+              <w:t>weighted KDEやweighted scatterに反映。</w:t>
             </w:r>
           </w:p>
         </w:tc>
@@ -517,71 +2614,60 @@
         <w:pStyle w:val="Heading1"/>
       </w:pPr>
       <w:r>
-        <w:t>2. 中心データ: row-level Excel/TSV</w:t>
-      </w:r>
-    </w:p>
-    <w:p>
-      <w:r>
-        <w:t>中心データは、フィルタ後の採用AIRR各行をそのまま保持する。同じjunction_aaでもSHMが異なる可能性があるため、pGen-SHM解析ではまず各sequence_idを潰さない。</w:t>
+        <w:t>6. pGen-SHM plotの作成</w:t>
       </w:r>
     </w:p>
     <w:tbl>
       <w:tblPr>
         <w:tblStyle w:val="TableGrid"/>
         <w:tblW w:type="dxa" w:w="9360"/>
+        <w:jc w:val="left"/>
         <w:tblLayout w:type="fixed"/>
         <w:tblLook w:firstColumn="1" w:firstRow="1" w:lastColumn="0" w:lastRow="0" w:noHBand="0" w:noVBand="1" w:val="04A0"/>
         <w:tblInd w:w="120" w:type="dxa"/>
         <w:tblCellMar>
           <w:top w:w="80" w:type="dxa"/>
+          <w:bottom w:w="80" w:type="dxa"/>
           <w:start w:w="120" w:type="dxa"/>
-          <w:bottom w:w="80" w:type="dxa"/>
           <w:end w:w="120" w:type="dxa"/>
         </w:tblCellMar>
       </w:tblPr>
       <w:tblGrid>
-        <w:gridCol w:w="2400"/>
-        <w:gridCol w:w="6960"/>
+        <w:gridCol w:w="1900"/>
+        <w:gridCol w:w="7460"/>
       </w:tblGrid>
       <w:tr>
-        <w:trPr>
-          <w:tblHeader w:val="true"/>
-        </w:trPr>
         <w:tc>
           <w:tcPr>
-            <w:tcW w:type="dxa" w:w="2400"/>
+            <w:tcW w:type="dxa" w:w="1900"/>
             <w:vAlign w:val="center"/>
             <w:shd w:fill="E8EEF5"/>
           </w:tcPr>
           <w:p>
-            <w:pPr>
-              <w:jc w:val="center"/>
-            </w:pPr>
+            <w:r/>
             <w:r>
               <w:rPr>
+                <w:rFonts w:ascii="Yu Gothic" w:hAnsi="Yu Gothic" w:eastAsia="Yu Gothic"/>
                 <w:b/>
-                <w:color w:val="0B2545"/>
               </w:rPr>
-              <w:t>列</w:t>
+              <w:t>項目</w:t>
             </w:r>
           </w:p>
         </w:tc>
         <w:tc>
           <w:tcPr>
-            <w:tcW w:type="dxa" w:w="6960"/>
+            <w:tcW w:type="dxa" w:w="7460"/>
             <w:vAlign w:val="center"/>
             <w:shd w:fill="E8EEF5"/>
           </w:tcPr>
           <w:p>
-            <w:pPr>
-              <w:jc w:val="center"/>
-            </w:pPr>
+            <w:r/>
             <w:r>
               <w:rPr>
+                <w:rFonts w:ascii="Yu Gothic" w:hAnsi="Yu Gothic" w:eastAsia="Yu Gothic"/>
                 <w:b/>
-                <w:color w:val="0B2545"/>
               </w:rPr>
-              <w:t>説明</w:t>
+              <w:t>仕様</w:t>
             </w:r>
           </w:p>
         </w:tc>
@@ -589,27 +2675,35 @@
       <w:tr>
         <w:tc>
           <w:tcPr>
-            <w:tcW w:type="dxa" w:w="2400"/>
+            <w:tcW w:type="dxa" w:w="1900"/>
           </w:tcPr>
           <w:p>
             <w:pPr>
-              <w:spacing w:after="40"/>
+              <w:spacing w:after="0"/>
             </w:pPr>
+            <w:r/>
             <w:r>
-              <w:t>sequence_id</w:t>
+              <w:rPr>
+                <w:rFonts w:ascii="Yu Gothic" w:hAnsi="Yu Gothic" w:eastAsia="Yu Gothic"/>
+              </w:rPr>
+              <w:t>x軸</w:t>
             </w:r>
           </w:p>
         </w:tc>
         <w:tc>
           <w:tcPr>
-            <w:tcW w:type="dxa" w:w="6960"/>
+            <w:tcW w:type="dxa" w:w="7460"/>
           </w:tcPr>
           <w:p>
             <w:pPr>
-              <w:spacing w:after="40"/>
+              <w:spacing w:after="0"/>
             </w:pPr>
+            <w:r/>
             <w:r>
-              <w:t>採用AIRR行の識別子。基本の点単位。</w:t>
+              <w:rPr>
+                <w:rFonts w:ascii="Yu Gothic" w:hAnsi="Yu Gothic" w:eastAsia="Yu Gothic"/>
+              </w:rPr>
+              <w:t>log10(pGen)。デフォルト表示範囲は-30から-5。</w:t>
             </w:r>
           </w:p>
         </w:tc>
@@ -617,27 +2711,35 @@
       <w:tr>
         <w:tc>
           <w:tcPr>
-            <w:tcW w:type="dxa" w:w="2400"/>
+            <w:tcW w:type="dxa" w:w="1900"/>
           </w:tcPr>
           <w:p>
             <w:pPr>
-              <w:spacing w:after="40"/>
+              <w:spacing w:after="0"/>
             </w:pPr>
+            <w:r/>
             <w:r>
-              <w:t>junction_aa</w:t>
+              <w:rPr>
+                <w:rFonts w:ascii="Yu Gothic" w:hAnsi="Yu Gothic" w:eastAsia="Yu Gothic"/>
+              </w:rPr>
+              <w:t>y軸</w:t>
             </w:r>
           </w:p>
         </w:tc>
         <w:tc>
           <w:tcPr>
-            <w:tcW w:type="dxa" w:w="6960"/>
+            <w:tcW w:type="dxa" w:w="7460"/>
           </w:tcPr>
           <w:p>
             <w:pPr>
-              <w:spacing w:after="40"/>
+              <w:spacing w:after="0"/>
             </w:pPr>
+            <w:r/>
             <w:r>
-              <w:t>pGen計算に使うAA CDR3。</w:t>
+              <w:rPr>
+                <w:rFonts w:ascii="Yu Gothic" w:hAnsi="Yu Gothic" w:eastAsia="Yu Gothic"/>
+              </w:rPr>
+              <w:t>SHM(%Mutation)。デフォルト表示範囲は0から15。</w:t>
             </w:r>
           </w:p>
         </w:tc>
@@ -645,27 +2747,35 @@
       <w:tr>
         <w:tc>
           <w:tcPr>
-            <w:tcW w:type="dxa" w:w="2400"/>
+            <w:tcW w:type="dxa" w:w="1900"/>
           </w:tcPr>
           <w:p>
             <w:pPr>
-              <w:spacing w:after="40"/>
+              <w:spacing w:after="0"/>
             </w:pPr>
+            <w:r/>
             <w:r>
-              <w:t>shm</w:t>
+              <w:rPr>
+                <w:rFonts w:ascii="Yu Gothic" w:hAnsi="Yu Gothic" w:eastAsia="Yu Gothic"/>
+              </w:rPr>
+              <w:t>主データ</w:t>
             </w:r>
           </w:p>
         </w:tc>
         <w:tc>
           <w:tcPr>
-            <w:tcW w:type="dxa" w:w="6960"/>
+            <w:tcW w:type="dxa" w:w="7460"/>
           </w:tcPr>
           <w:p>
             <w:pPr>
-              <w:spacing w:after="40"/>
+              <w:spacing w:after="0"/>
             </w:pPr>
+            <w:r/>
             <w:r>
-              <w:t>v_identityから計算した%Mutation。</w:t>
+              <w:rPr>
+                <w:rFonts w:ascii="Yu Gothic" w:hAnsi="Yu Gothic" w:eastAsia="Yu Gothic"/>
+              </w:rPr>
+              <w:t>row-level Excel/TSVの採用行。pGen&gt;0かつ表示範囲内の点を描画対象にする。</w:t>
             </w:r>
           </w:p>
         </w:tc>
@@ -673,27 +2783,35 @@
       <w:tr>
         <w:tc>
           <w:tcPr>
-            <w:tcW w:type="dxa" w:w="2400"/>
+            <w:tcW w:type="dxa" w:w="1900"/>
           </w:tcPr>
           <w:p>
             <w:pPr>
-              <w:spacing w:after="40"/>
+              <w:spacing w:after="0"/>
             </w:pPr>
+            <w:r/>
             <w:r>
-              <w:t>pgen / log10_pgen</w:t>
+              <w:rPr>
+                <w:rFonts w:ascii="Yu Gothic" w:hAnsi="Yu Gothic" w:eastAsia="Yu Gothic"/>
+              </w:rPr>
+              <w:t>pGen=0</w:t>
             </w:r>
           </w:p>
         </w:tc>
         <w:tc>
           <w:tcPr>
-            <w:tcW w:type="dxa" w:w="6960"/>
+            <w:tcW w:type="dxa" w:w="7460"/>
           </w:tcPr>
           <w:p>
             <w:pPr>
-              <w:spacing w:after="40"/>
+              <w:spacing w:after="0"/>
             </w:pPr>
+            <w:r/>
             <w:r>
-              <w:t>junction_aaに対応するpGenとlog10変換値。pGen=0はplotから除外。</w:t>
+              <w:rPr>
+                <w:rFonts w:ascii="Yu Gothic" w:hAnsi="Yu Gothic" w:eastAsia="Yu Gothic"/>
+              </w:rPr>
+              <w:t>row-level Excel/TSVには残すが、log10(0)が定義できないためscatter/KDE plotから除外する。</w:t>
             </w:r>
           </w:p>
         </w:tc>
@@ -701,27 +2819,35 @@
       <w:tr>
         <w:tc>
           <w:tcPr>
-            <w:tcW w:type="dxa" w:w="2400"/>
+            <w:tcW w:type="dxa" w:w="1900"/>
           </w:tcPr>
           <w:p>
             <w:pPr>
-              <w:spacing w:after="40"/>
+              <w:spacing w:after="0"/>
             </w:pPr>
+            <w:r/>
             <w:r>
-              <w:t>junction</w:t>
+              <w:rPr>
+                <w:rFonts w:ascii="Yu Gothic" w:hAnsi="Yu Gothic" w:eastAsia="Yu Gothic"/>
+              </w:rPr>
+              <w:t>KDE</w:t>
             </w:r>
           </w:p>
         </w:tc>
         <w:tc>
           <w:tcPr>
-            <w:tcW w:type="dxa" w:w="6960"/>
+            <w:tcW w:type="dxa" w:w="7460"/>
           </w:tcPr>
           <w:p>
             <w:pPr>
-              <w:spacing w:after="40"/>
+              <w:spacing w:after="0"/>
             </w:pPr>
+            <w:r/>
             <w:r>
-              <w:t>CDR3 nt。Beta1互換集計とunique junction数の確認に使う。</w:t>
+              <w:rPr>
+                <w:rFonts w:ascii="Yu Gothic" w:hAnsi="Yu Gothic" w:eastAsia="Yu Gothic"/>
+              </w:rPr>
+              <w:t>SciPy gaussian_kdeを使用し、bandwidthはScott factor x GUI指定値。デフォルト0.8。</w:t>
             </w:r>
           </w:p>
         </w:tc>
@@ -729,27 +2855,35 @@
       <w:tr>
         <w:tc>
           <w:tcPr>
-            <w:tcW w:type="dxa" w:w="2400"/>
+            <w:tcW w:type="dxa" w:w="1900"/>
           </w:tcPr>
           <w:p>
             <w:pPr>
-              <w:spacing w:after="40"/>
+              <w:spacing w:after="0"/>
             </w:pPr>
+            <w:r/>
             <w:r>
-              <w:t>v_identity, locus, productive, v_call, j_call</w:t>
+              <w:rPr>
+                <w:rFonts w:ascii="Yu Gothic" w:hAnsi="Yu Gothic" w:eastAsia="Yu Gothic"/>
+              </w:rPr>
+              <w:t>weighted</w:t>
             </w:r>
           </w:p>
         </w:tc>
         <w:tc>
           <w:tcPr>
-            <w:tcW w:type="dxa" w:w="6960"/>
+            <w:tcW w:type="dxa" w:w="7460"/>
           </w:tcPr>
           <w:p>
             <w:pPr>
-              <w:spacing w:after="40"/>
+              <w:spacing w:after="0"/>
             </w:pPr>
+            <w:r/>
             <w:r>
-              <w:t>QCと生物学的解釈用の参考列。</w:t>
+              <w:rPr>
+                <w:rFonts w:ascii="Yu Gothic" w:hAnsi="Yu Gothic" w:eastAsia="Yu Gothic"/>
+              </w:rPr>
+              <w:t>通常はrow数を重みとし、duplicate_count使用時はduplicate_countを重みにできる。</w:t>
             </w:r>
           </w:p>
         </w:tc>
@@ -757,27 +2891,71 @@
       <w:tr>
         <w:tc>
           <w:tcPr>
-            <w:tcW w:type="dxa" w:w="2400"/>
+            <w:tcW w:type="dxa" w:w="1900"/>
           </w:tcPr>
           <w:p>
             <w:pPr>
-              <w:spacing w:after="40"/>
+              <w:spacing w:after="0"/>
             </w:pPr>
+            <w:r/>
             <w:r>
-              <w:t>same_xy_count, plot_weight</w:t>
+              <w:rPr>
+                <w:rFonts w:ascii="Yu Gothic" w:hAnsi="Yu Gothic" w:eastAsia="Yu Gothic"/>
+              </w:rPr>
+              <w:t>log-density KDE</w:t>
             </w:r>
           </w:p>
         </w:tc>
         <w:tc>
           <w:tcPr>
-            <w:tcW w:type="dxa" w:w="6960"/>
+            <w:tcW w:type="dxa" w:w="7460"/>
           </w:tcPr>
           <w:p>
             <w:pPr>
-              <w:spacing w:after="40"/>
+              <w:spacing w:after="0"/>
             </w:pPr>
+            <w:r/>
             <w:r>
-              <w:t>同一座標の重なり数と描画重み。</w:t>
+              <w:rPr>
+                <w:rFonts w:ascii="Yu Gothic" w:hAnsi="Yu Gothic" w:eastAsia="Yu Gothic"/>
+              </w:rPr>
+              <w:t>低密度だが意味のある集団を見落とさないための補助図。主図候補は通常KDEやweighted KDEと併用して判断する。</w:t>
+            </w:r>
+          </w:p>
+        </w:tc>
+      </w:tr>
+      <w:tr>
+        <w:tc>
+          <w:tcPr>
+            <w:tcW w:type="dxa" w:w="1900"/>
+          </w:tcPr>
+          <w:p>
+            <w:pPr>
+              <w:spacing w:after="0"/>
+            </w:pPr>
+            <w:r/>
+            <w:r>
+              <w:rPr>
+                <w:rFonts w:ascii="Yu Gothic" w:hAnsi="Yu Gothic" w:eastAsia="Yu Gothic"/>
+              </w:rPr>
+              <w:t>scatter</w:t>
+            </w:r>
+          </w:p>
+        </w:tc>
+        <w:tc>
+          <w:tcPr>
+            <w:tcW w:type="dxa" w:w="7460"/>
+          </w:tcPr>
+          <w:p>
+            <w:pPr>
+              <w:spacing w:after="0"/>
+            </w:pPr>
+            <w:r/>
+            <w:r>
+              <w:rPr>
+                <w:rFonts w:ascii="Yu Gothic" w:hAnsi="Yu Gothic" w:eastAsia="Yu Gothic"/>
+              </w:rPr>
+              <w:t>KDEで消えやすい低密度点や、同一座標の重なりを確認するために使う。</w:t>
             </w:r>
           </w:p>
         </w:tc>
@@ -789,45 +2967,42 @@
         <w:pStyle w:val="Heading1"/>
       </w:pPr>
       <w:r>
-        <w:t>3. 出力ファイル</w:t>
+        <w:t>7. 出力ファイル</w:t>
       </w:r>
     </w:p>
     <w:tbl>
       <w:tblPr>
         <w:tblStyle w:val="TableGrid"/>
         <w:tblW w:type="dxa" w:w="9360"/>
+        <w:jc w:val="left"/>
         <w:tblLayout w:type="fixed"/>
         <w:tblLook w:firstColumn="1" w:firstRow="1" w:lastColumn="0" w:lastRow="0" w:noHBand="0" w:noVBand="1" w:val="04A0"/>
         <w:tblInd w:w="120" w:type="dxa"/>
         <w:tblCellMar>
           <w:top w:w="80" w:type="dxa"/>
+          <w:bottom w:w="80" w:type="dxa"/>
           <w:start w:w="120" w:type="dxa"/>
-          <w:bottom w:w="80" w:type="dxa"/>
           <w:end w:w="120" w:type="dxa"/>
         </w:tblCellMar>
       </w:tblPr>
       <w:tblGrid>
-        <w:gridCol w:w="3900"/>
-        <w:gridCol w:w="5460"/>
+        <w:gridCol w:w="3300"/>
+        <w:gridCol w:w="3400"/>
+        <w:gridCol w:w="2660"/>
       </w:tblGrid>
       <w:tr>
-        <w:trPr>
-          <w:tblHeader w:val="true"/>
-        </w:trPr>
         <w:tc>
           <w:tcPr>
-            <w:tcW w:type="dxa" w:w="3900"/>
+            <w:tcW w:type="dxa" w:w="3300"/>
             <w:vAlign w:val="center"/>
             <w:shd w:fill="E8EEF5"/>
           </w:tcPr>
           <w:p>
-            <w:pPr>
-              <w:jc w:val="center"/>
-            </w:pPr>
+            <w:r/>
             <w:r>
               <w:rPr>
+                <w:rFonts w:ascii="Yu Gothic" w:hAnsi="Yu Gothic" w:eastAsia="Yu Gothic"/>
                 <w:b/>
-                <w:color w:val="0B2545"/>
               </w:rPr>
               <w:t>ファイル</w:t>
             </w:r>
@@ -835,20 +3010,35 @@
         </w:tc>
         <w:tc>
           <w:tcPr>
-            <w:tcW w:type="dxa" w:w="5460"/>
+            <w:tcW w:type="dxa" w:w="3400"/>
             <w:vAlign w:val="center"/>
             <w:shd w:fill="E8EEF5"/>
           </w:tcPr>
           <w:p>
-            <w:pPr>
-              <w:jc w:val="center"/>
-            </w:pPr>
+            <w:r/>
             <w:r>
               <w:rPr>
+                <w:rFonts w:ascii="Yu Gothic" w:hAnsi="Yu Gothic" w:eastAsia="Yu Gothic"/>
                 <w:b/>
-                <w:color w:val="0B2545"/>
               </w:rPr>
-              <w:t>役割</w:t>
+              <w:t>内容</w:t>
+            </w:r>
+          </w:p>
+        </w:tc>
+        <w:tc>
+          <w:tcPr>
+            <w:tcW w:type="dxa" w:w="2660"/>
+            <w:vAlign w:val="center"/>
+            <w:shd w:fill="E8EEF5"/>
+          </w:tcPr>
+          <w:p>
+            <w:r/>
+            <w:r>
+              <w:rPr>
+                <w:rFonts w:ascii="Yu Gothic" w:hAnsi="Yu Gothic" w:eastAsia="Yu Gothic"/>
+                <w:b/>
+              </w:rPr>
+              <w:t>確認目的</w:t>
             </w:r>
           </w:p>
         </w:tc>
@@ -856,27 +3046,52 @@
       <w:tr>
         <w:tc>
           <w:tcPr>
-            <w:tcW w:type="dxa" w:w="3900"/>
+            <w:tcW w:type="dxa" w:w="3300"/>
           </w:tcPr>
           <w:p>
             <w:pPr>
-              <w:spacing w:after="40"/>
+              <w:spacing w:after="0"/>
             </w:pPr>
+            <w:r/>
             <w:r>
-              <w:t>*_pgen_shm_rows.xlsx</w:t>
+              <w:rPr>
+                <w:rFonts w:ascii="Yu Gothic" w:hAnsi="Yu Gothic" w:eastAsia="Yu Gothic"/>
+              </w:rPr>
+              <w:t>*_qc_summary.tsv</w:t>
             </w:r>
           </w:p>
         </w:tc>
         <w:tc>
           <w:tcPr>
-            <w:tcW w:type="dxa" w:w="5460"/>
+            <w:tcW w:type="dxa" w:w="3400"/>
           </w:tcPr>
           <w:p>
             <w:pPr>
-              <w:spacing w:after="40"/>
+              <w:spacing w:after="0"/>
             </w:pPr>
+            <w:r/>
             <w:r>
-              <w:t>採用row-level中間Excel。最重要の中心データ。</w:t>
+              <w:rPr>
+                <w:rFonts w:ascii="Yu Gothic" w:hAnsi="Yu Gothic" w:eastAsia="Yu Gothic"/>
+              </w:rPr>
+              <w:t>総行数、除外数、採用数、列の有無など。</w:t>
+            </w:r>
+          </w:p>
+        </w:tc>
+        <w:tc>
+          <w:tcPr>
+            <w:tcW w:type="dxa" w:w="2660"/>
+          </w:tcPr>
+          <w:p>
+            <w:pPr>
+              <w:spacing w:after="0"/>
+            </w:pPr>
+            <w:r/>
+            <w:r>
+              <w:rPr>
+                <w:rFonts w:ascii="Yu Gothic" w:hAnsi="Yu Gothic" w:eastAsia="Yu Gothic"/>
+              </w:rPr>
+              <w:t>フィルタが想定通りか確認する。</w:t>
             </w:r>
           </w:p>
         </w:tc>
@@ -884,27 +3099,52 @@
       <w:tr>
         <w:tc>
           <w:tcPr>
-            <w:tcW w:type="dxa" w:w="3900"/>
+            <w:tcW w:type="dxa" w:w="3300"/>
           </w:tcPr>
           <w:p>
             <w:pPr>
-              <w:spacing w:after="40"/>
+              <w:spacing w:after="0"/>
             </w:pPr>
+            <w:r/>
             <w:r>
-              <w:t>*_pgen_shm_points.tsv</w:t>
+              <w:rPr>
+                <w:rFonts w:ascii="Yu Gothic" w:hAnsi="Yu Gothic" w:eastAsia="Yu Gothic"/>
+              </w:rPr>
+              <w:t>*_pgen_shm_rows.xlsx</w:t>
             </w:r>
           </w:p>
         </w:tc>
         <w:tc>
           <w:tcPr>
-            <w:tcW w:type="dxa" w:w="5460"/>
+            <w:tcW w:type="dxa" w:w="3400"/>
           </w:tcPr>
           <w:p>
             <w:pPr>
-              <w:spacing w:after="40"/>
+              <w:spacing w:after="0"/>
             </w:pPr>
+            <w:r/>
             <w:r>
-              <w:t>row-level中間TSV。Excelと同内容を機械処理向けに保存。</w:t>
+              <w:rPr>
+                <w:rFonts w:ascii="Yu Gothic" w:hAnsi="Yu Gothic" w:eastAsia="Yu Gothic"/>
+              </w:rPr>
+              <w:t>row-level中心データ。</w:t>
+            </w:r>
+          </w:p>
+        </w:tc>
+        <w:tc>
+          <w:tcPr>
+            <w:tcW w:type="dxa" w:w="2660"/>
+          </w:tcPr>
+          <w:p>
+            <w:pPr>
+              <w:spacing w:after="0"/>
+            </w:pPr>
+            <w:r/>
+            <w:r>
+              <w:rPr>
+                <w:rFonts w:ascii="Yu Gothic" w:hAnsi="Yu Gothic" w:eastAsia="Yu Gothic"/>
+              </w:rPr>
+              <w:t>Excelで各sequence_idを確認する。</w:t>
             </w:r>
           </w:p>
         </w:tc>
@@ -912,27 +3152,52 @@
       <w:tr>
         <w:tc>
           <w:tcPr>
-            <w:tcW w:type="dxa" w:w="3900"/>
+            <w:tcW w:type="dxa" w:w="3300"/>
           </w:tcPr>
           <w:p>
             <w:pPr>
-              <w:spacing w:after="40"/>
+              <w:spacing w:after="0"/>
             </w:pPr>
+            <w:r/>
             <w:r>
-              <w:t>*_pgen_shm_scatter_reads.png</w:t>
+              <w:rPr>
+                <w:rFonts w:ascii="Yu Gothic" w:hAnsi="Yu Gothic" w:eastAsia="Yu Gothic"/>
+              </w:rPr>
+              <w:t>*_pgen_shm_points.tsv</w:t>
             </w:r>
           </w:p>
         </w:tc>
         <w:tc>
           <w:tcPr>
-            <w:tcW w:type="dxa" w:w="5460"/>
+            <w:tcW w:type="dxa" w:w="3400"/>
           </w:tcPr>
           <w:p>
             <w:pPr>
-              <w:spacing w:after="40"/>
+              <w:spacing w:after="0"/>
             </w:pPr>
+            <w:r/>
             <w:r>
-              <w:t>row-level scatter。点の存在確認。</w:t>
+              <w:rPr>
+                <w:rFonts w:ascii="Yu Gothic" w:hAnsi="Yu Gothic" w:eastAsia="Yu Gothic"/>
+              </w:rPr>
+              <w:t>row-level中心データのTSV版。</w:t>
+            </w:r>
+          </w:p>
+        </w:tc>
+        <w:tc>
+          <w:tcPr>
+            <w:tcW w:type="dxa" w:w="2660"/>
+          </w:tcPr>
+          <w:p>
+            <w:pPr>
+              <w:spacing w:after="0"/>
+            </w:pPr>
+            <w:r/>
+            <w:r>
+              <w:rPr>
+                <w:rFonts w:ascii="Yu Gothic" w:hAnsi="Yu Gothic" w:eastAsia="Yu Gothic"/>
+              </w:rPr>
+              <w:t>再解析・外部解析用。</w:t>
             </w:r>
           </w:p>
         </w:tc>
@@ -940,27 +3205,52 @@
       <w:tr>
         <w:tc>
           <w:tcPr>
-            <w:tcW w:type="dxa" w:w="3900"/>
+            <w:tcW w:type="dxa" w:w="3300"/>
           </w:tcPr>
           <w:p>
             <w:pPr>
-              <w:spacing w:after="40"/>
+              <w:spacing w:after="0"/>
             </w:pPr>
+            <w:r/>
             <w:r>
-              <w:t>*_pgen_shm_kde_unweighted.png</w:t>
+              <w:rPr>
+                <w:rFonts w:ascii="Yu Gothic" w:hAnsi="Yu Gothic" w:eastAsia="Yu Gothic"/>
+              </w:rPr>
+              <w:t>*_pgen_bins.tsv / *_pgen_bins_*.png</w:t>
             </w:r>
           </w:p>
         </w:tc>
         <w:tc>
           <w:tcPr>
-            <w:tcW w:type="dxa" w:w="5460"/>
+            <w:tcW w:type="dxa" w:w="3400"/>
           </w:tcPr>
           <w:p>
             <w:pPr>
-              <w:spacing w:after="40"/>
+              <w:spacing w:after="0"/>
             </w:pPr>
+            <w:r/>
             <w:r>
-              <w:t>row-level linear KDE。主集団のread densityを見る。</w:t>
+              <w:rPr>
+                <w:rFonts w:ascii="Yu Gothic" w:hAnsi="Yu Gothic" w:eastAsia="Yu Gothic"/>
+              </w:rPr>
+              <w:t>pGen binごとのunique AA数とweighted read数。</w:t>
+            </w:r>
+          </w:p>
+        </w:tc>
+        <w:tc>
+          <w:tcPr>
+            <w:tcW w:type="dxa" w:w="2660"/>
+          </w:tcPr>
+          <w:p>
+            <w:pPr>
+              <w:spacing w:after="0"/>
+            </w:pPr>
+            <w:r/>
+            <w:r>
+              <w:rPr>
+                <w:rFonts w:ascii="Yu Gothic" w:hAnsi="Yu Gothic" w:eastAsia="Yu Gothic"/>
+              </w:rPr>
+              <w:t>pGen分布の確認。</w:t>
             </w:r>
           </w:p>
         </w:tc>
@@ -968,27 +3258,52 @@
       <w:tr>
         <w:tc>
           <w:tcPr>
-            <w:tcW w:type="dxa" w:w="3900"/>
+            <w:tcW w:type="dxa" w:w="3300"/>
           </w:tcPr>
           <w:p>
             <w:pPr>
-              <w:spacing w:after="40"/>
+              <w:spacing w:after="0"/>
             </w:pPr>
+            <w:r/>
             <w:r>
-              <w:t>*_pgen_shm_kde_weighted.png</w:t>
+              <w:rPr>
+                <w:rFonts w:ascii="Yu Gothic" w:hAnsi="Yu Gothic" w:eastAsia="Yu Gothic"/>
+              </w:rPr>
+              <w:t>*_shm_hist.tsv / *_shm_hist*.png</w:t>
             </w:r>
           </w:p>
         </w:tc>
         <w:tc>
           <w:tcPr>
-            <w:tcW w:type="dxa" w:w="5460"/>
+            <w:tcW w:type="dxa" w:w="3400"/>
           </w:tcPr>
           <w:p>
             <w:pPr>
-              <w:spacing w:after="40"/>
+              <w:spacing w:after="0"/>
             </w:pPr>
+            <w:r/>
             <w:r>
-              <w:t>row-level weighted KDE。生物学的主図候補。</w:t>
+              <w:rPr>
+                <w:rFonts w:ascii="Yu Gothic" w:hAnsi="Yu Gothic" w:eastAsia="Yu Gothic"/>
+              </w:rPr>
+              <w:t>SHM binごとの分布。</w:t>
+            </w:r>
+          </w:p>
+        </w:tc>
+        <w:tc>
+          <w:tcPr>
+            <w:tcW w:type="dxa" w:w="2660"/>
+          </w:tcPr>
+          <w:p>
+            <w:pPr>
+              <w:spacing w:after="0"/>
+            </w:pPr>
+            <w:r/>
+            <w:r>
+              <w:rPr>
+                <w:rFonts w:ascii="Yu Gothic" w:hAnsi="Yu Gothic" w:eastAsia="Yu Gothic"/>
+              </w:rPr>
+              <w:t>SHM単独分布の確認。</w:t>
             </w:r>
           </w:p>
         </w:tc>
@@ -996,27 +3311,52 @@
       <w:tr>
         <w:tc>
           <w:tcPr>
-            <w:tcW w:type="dxa" w:w="3900"/>
+            <w:tcW w:type="dxa" w:w="3300"/>
           </w:tcPr>
           <w:p>
             <w:pPr>
-              <w:spacing w:after="40"/>
+              <w:spacing w:after="0"/>
             </w:pPr>
+            <w:r/>
             <w:r>
-              <w:t>*_pgen_shm_kde_log_density.png</w:t>
+              <w:rPr>
+                <w:rFonts w:ascii="Yu Gothic" w:hAnsi="Yu Gothic" w:eastAsia="Yu Gothic"/>
+              </w:rPr>
+              <w:t>*_pgen_shm_scatter_reads.png</w:t>
             </w:r>
           </w:p>
         </w:tc>
         <w:tc>
           <w:tcPr>
-            <w:tcW w:type="dxa" w:w="5460"/>
+            <w:tcW w:type="dxa" w:w="3400"/>
           </w:tcPr>
           <w:p>
             <w:pPr>
-              <w:spacing w:after="40"/>
+              <w:spacing w:after="0"/>
             </w:pPr>
+            <w:r/>
             <w:r>
-              <w:t>低密度集団も見えるlog-density表示。</w:t>
+              <w:rPr>
+                <w:rFonts w:ascii="Yu Gothic" w:hAnsi="Yu Gothic" w:eastAsia="Yu Gothic"/>
+              </w:rPr>
+              <w:t>row-level scatter。</w:t>
+            </w:r>
+          </w:p>
+        </w:tc>
+        <w:tc>
+          <w:tcPr>
+            <w:tcW w:type="dxa" w:w="2660"/>
+          </w:tcPr>
+          <w:p>
+            <w:pPr>
+              <w:spacing w:after="0"/>
+            </w:pPr>
+            <w:r/>
+            <w:r>
+              <w:rPr>
+                <w:rFonts w:ascii="Yu Gothic" w:hAnsi="Yu Gothic" w:eastAsia="Yu Gothic"/>
+              </w:rPr>
+              <w:t>点の存在確認。</w:t>
             </w:r>
           </w:p>
         </w:tc>
@@ -1024,27 +3364,52 @@
       <w:tr>
         <w:tc>
           <w:tcPr>
-            <w:tcW w:type="dxa" w:w="3900"/>
+            <w:tcW w:type="dxa" w:w="3300"/>
           </w:tcPr>
           <w:p>
             <w:pPr>
-              <w:spacing w:after="40"/>
+              <w:spacing w:after="0"/>
             </w:pPr>
+            <w:r/>
             <w:r>
-              <w:t>*_pgen_shm_kde_weighted_log_density.png</w:t>
+              <w:rPr>
+                <w:rFonts w:ascii="Yu Gothic" w:hAnsi="Yu Gothic" w:eastAsia="Yu Gothic"/>
+              </w:rPr>
+              <w:t>*_pgen_shm_kde_unweighted.png</w:t>
             </w:r>
           </w:p>
         </w:tc>
         <w:tc>
           <w:tcPr>
-            <w:tcW w:type="dxa" w:w="5460"/>
+            <w:tcW w:type="dxa" w:w="3400"/>
           </w:tcPr>
           <w:p>
             <w:pPr>
-              <w:spacing w:after="40"/>
+              <w:spacing w:after="0"/>
             </w:pPr>
+            <w:r/>
             <w:r>
-              <w:t>weighted KDEのlog-density表示。</w:t>
+              <w:rPr>
+                <w:rFonts w:ascii="Yu Gothic" w:hAnsi="Yu Gothic" w:eastAsia="Yu Gothic"/>
+              </w:rPr>
+              <w:t>row-level KDE。</w:t>
+            </w:r>
+          </w:p>
+        </w:tc>
+        <w:tc>
+          <w:tcPr>
+            <w:tcW w:type="dxa" w:w="2660"/>
+          </w:tcPr>
+          <w:p>
+            <w:pPr>
+              <w:spacing w:after="0"/>
+            </w:pPr>
+            <w:r/>
+            <w:r>
+              <w:rPr>
+                <w:rFonts w:ascii="Yu Gothic" w:hAnsi="Yu Gothic" w:eastAsia="Yu Gothic"/>
+              </w:rPr>
+              <w:t>通常の密度分布確認。</w:t>
             </w:r>
           </w:p>
         </w:tc>
@@ -1052,27 +3417,52 @@
       <w:tr>
         <w:tc>
           <w:tcPr>
-            <w:tcW w:type="dxa" w:w="3900"/>
+            <w:tcW w:type="dxa" w:w="3300"/>
           </w:tcPr>
           <w:p>
             <w:pPr>
-              <w:spacing w:after="40"/>
+              <w:spacing w:after="0"/>
             </w:pPr>
+            <w:r/>
             <w:r>
-              <w:t>*_pgen_shm_beta1_unique_junction_points.tsv</w:t>
+              <w:rPr>
+                <w:rFonts w:ascii="Yu Gothic" w:hAnsi="Yu Gothic" w:eastAsia="Yu Gothic"/>
+              </w:rPr>
+              <w:t>*_pgen_shm_kde_weighted.png</w:t>
             </w:r>
           </w:p>
         </w:tc>
         <w:tc>
           <w:tcPr>
-            <w:tcW w:type="dxa" w:w="5460"/>
+            <w:tcW w:type="dxa" w:w="3400"/>
           </w:tcPr>
           <w:p>
             <w:pPr>
-              <w:spacing w:after="40"/>
+              <w:spacing w:after="0"/>
             </w:pPr>
+            <w:r/>
             <w:r>
-              <w:t>Beta1互換点表。unique junctionごとにSHM medianを保存。</w:t>
+              <w:rPr>
+                <w:rFonts w:ascii="Yu Gothic" w:hAnsi="Yu Gothic" w:eastAsia="Yu Gothic"/>
+              </w:rPr>
+              <w:t>row-level weighted KDE。</w:t>
+            </w:r>
+          </w:p>
+        </w:tc>
+        <w:tc>
+          <w:tcPr>
+            <w:tcW w:type="dxa" w:w="2660"/>
+          </w:tcPr>
+          <w:p>
+            <w:pPr>
+              <w:spacing w:after="0"/>
+            </w:pPr>
+            <w:r/>
+            <w:r>
+              <w:rPr>
+                <w:rFonts w:ascii="Yu Gothic" w:hAnsi="Yu Gothic" w:eastAsia="Yu Gothic"/>
+              </w:rPr>
+              <w:t>観測read量を反映した主図候補。</w:t>
             </w:r>
           </w:p>
         </w:tc>
@@ -1080,27 +3470,52 @@
       <w:tr>
         <w:tc>
           <w:tcPr>
-            <w:tcW w:type="dxa" w:w="3900"/>
+            <w:tcW w:type="dxa" w:w="3300"/>
           </w:tcPr>
           <w:p>
             <w:pPr>
-              <w:spacing w:after="40"/>
+              <w:spacing w:after="0"/>
             </w:pPr>
+            <w:r/>
             <w:r>
-              <w:t>*_pgen_shm_kde_beta1_unique_junction_unweighted.png</w:t>
+              <w:rPr>
+                <w:rFonts w:ascii="Yu Gothic" w:hAnsi="Yu Gothic" w:eastAsia="Yu Gothic"/>
+              </w:rPr>
+              <w:t>*_pgen_shm_kde_log_density.png / *_weighted_log_density.png</w:t>
             </w:r>
           </w:p>
         </w:tc>
         <w:tc>
           <w:tcPr>
-            <w:tcW w:type="dxa" w:w="5460"/>
+            <w:tcW w:type="dxa" w:w="3400"/>
           </w:tcPr>
           <w:p>
             <w:pPr>
-              <w:spacing w:after="40"/>
+              <w:spacing w:after="0"/>
             </w:pPr>
+            <w:r/>
             <w:r>
-              <w:t>旧Beta1比較用のunweighted KDE。</w:t>
+              <w:rPr>
+                <w:rFonts w:ascii="Yu Gothic" w:hAnsi="Yu Gothic" w:eastAsia="Yu Gothic"/>
+              </w:rPr>
+              <w:t>log-density KDE。</w:t>
+            </w:r>
+          </w:p>
+        </w:tc>
+        <w:tc>
+          <w:tcPr>
+            <w:tcW w:type="dxa" w:w="2660"/>
+          </w:tcPr>
+          <w:p>
+            <w:pPr>
+              <w:spacing w:after="0"/>
+            </w:pPr>
+            <w:r/>
+            <w:r>
+              <w:rPr>
+                <w:rFonts w:ascii="Yu Gothic" w:hAnsi="Yu Gothic" w:eastAsia="Yu Gothic"/>
+              </w:rPr>
+              <w:t>低密度集団の確認。</w:t>
             </w:r>
           </w:p>
         </w:tc>
@@ -1108,27 +3523,52 @@
       <w:tr>
         <w:tc>
           <w:tcPr>
-            <w:tcW w:type="dxa" w:w="3900"/>
+            <w:tcW w:type="dxa" w:w="3300"/>
           </w:tcPr>
           <w:p>
             <w:pPr>
-              <w:spacing w:after="40"/>
+              <w:spacing w:after="0"/>
             </w:pPr>
+            <w:r/>
             <w:r>
-              <w:t>*_pgen_shm_kde_beta1_unique_junction_weighted.png</w:t>
+              <w:rPr>
+                <w:rFonts w:ascii="Yu Gothic" w:hAnsi="Yu Gothic" w:eastAsia="Yu Gothic"/>
+              </w:rPr>
+              <w:t>*_pgen_shm_beta1_unique_junction_points.tsv</w:t>
             </w:r>
           </w:p>
         </w:tc>
         <w:tc>
           <w:tcPr>
-            <w:tcW w:type="dxa" w:w="5460"/>
+            <w:tcW w:type="dxa" w:w="3400"/>
           </w:tcPr>
           <w:p>
             <w:pPr>
-              <w:spacing w:after="40"/>
+              <w:spacing w:after="0"/>
             </w:pPr>
+            <w:r/>
             <w:r>
-              <w:t>Beta1互換点をread_countで重み付けしたKDE。</w:t>
+              <w:rPr>
+                <w:rFonts w:ascii="Yu Gothic" w:hAnsi="Yu Gothic" w:eastAsia="Yu Gothic"/>
+              </w:rPr>
+              <w:t>unique junction単位、SHM medianのBeta1互換点。</w:t>
+            </w:r>
+          </w:p>
+        </w:tc>
+        <w:tc>
+          <w:tcPr>
+            <w:tcW w:type="dxa" w:w="2660"/>
+          </w:tcPr>
+          <w:p>
+            <w:pPr>
+              <w:spacing w:after="0"/>
+            </w:pPr>
+            <w:r/>
+            <w:r>
+              <w:rPr>
+                <w:rFonts w:ascii="Yu Gothic" w:hAnsi="Yu Gothic" w:eastAsia="Yu Gothic"/>
+              </w:rPr>
+              <w:t>前任者法・旧Beta1との比較。</w:t>
             </w:r>
           </w:p>
         </w:tc>
@@ -1136,27 +3576,158 @@
       <w:tr>
         <w:tc>
           <w:tcPr>
-            <w:tcW w:type="dxa" w:w="3900"/>
+            <w:tcW w:type="dxa" w:w="3300"/>
           </w:tcPr>
           <w:p>
             <w:pPr>
-              <w:spacing w:after="40"/>
+              <w:spacing w:after="0"/>
             </w:pPr>
+            <w:r/>
             <w:r>
+              <w:rPr>
+                <w:rFonts w:ascii="Yu Gothic" w:hAnsi="Yu Gothic" w:eastAsia="Yu Gothic"/>
+              </w:rPr>
+              <w:t>*_pgen_shm_kde_beta1_unique_junction_*.png</w:t>
+            </w:r>
+          </w:p>
+        </w:tc>
+        <w:tc>
+          <w:tcPr>
+            <w:tcW w:type="dxa" w:w="3400"/>
+          </w:tcPr>
+          <w:p>
+            <w:pPr>
+              <w:spacing w:after="0"/>
+            </w:pPr>
+            <w:r/>
+            <w:r>
+              <w:rPr>
+                <w:rFonts w:ascii="Yu Gothic" w:hAnsi="Yu Gothic" w:eastAsia="Yu Gothic"/>
+              </w:rPr>
+              <w:t>Beta1互換KDE。</w:t>
+            </w:r>
+          </w:p>
+        </w:tc>
+        <w:tc>
+          <w:tcPr>
+            <w:tcW w:type="dxa" w:w="2660"/>
+          </w:tcPr>
+          <w:p>
+            <w:pPr>
+              <w:spacing w:after="0"/>
+            </w:pPr>
+            <w:r/>
+            <w:r>
+              <w:rPr>
+                <w:rFonts w:ascii="Yu Gothic" w:hAnsi="Yu Gothic" w:eastAsia="Yu Gothic"/>
+              </w:rPr>
+              <w:t>多様性寄りの見え方との比較。</w:t>
+            </w:r>
+          </w:p>
+        </w:tc>
+      </w:tr>
+      <w:tr>
+        <w:tc>
+          <w:tcPr>
+            <w:tcW w:type="dxa" w:w="3300"/>
+          </w:tcPr>
+          <w:p>
+            <w:pPr>
+              <w:spacing w:after="0"/>
+            </w:pPr>
+            <w:r/>
+            <w:r>
+              <w:rPr>
+                <w:rFonts w:ascii="Yu Gothic" w:hAnsi="Yu Gothic" w:eastAsia="Yu Gothic"/>
+              </w:rPr>
               <w:t>*_pgen_shm_roi_summary.tsv</w:t>
             </w:r>
           </w:p>
         </w:tc>
         <w:tc>
           <w:tcPr>
-            <w:tcW w:type="dxa" w:w="5460"/>
+            <w:tcW w:type="dxa" w:w="3400"/>
           </w:tcPr>
           <w:p>
             <w:pPr>
-              <w:spacing w:after="40"/>
+              <w:spacing w:after="0"/>
             </w:pPr>
+            <w:r/>
             <w:r>
-              <w:t>低SHM・高pGenなどの固定ROIについて、row-levelとBeta1互換を数値比較。</w:t>
+              <w:rPr>
+                <w:rFonts w:ascii="Yu Gothic" w:hAnsi="Yu Gothic" w:eastAsia="Yu Gothic"/>
+              </w:rPr>
+              <w:t>既定ROIごとの件数・割合・中央値など。</w:t>
+            </w:r>
+          </w:p>
+        </w:tc>
+        <w:tc>
+          <w:tcPr>
+            <w:tcW w:type="dxa" w:w="2660"/>
+          </w:tcPr>
+          <w:p>
+            <w:pPr>
+              <w:spacing w:after="0"/>
+            </w:pPr>
+            <w:r/>
+            <w:r>
+              <w:rPr>
+                <w:rFonts w:ascii="Yu Gothic" w:hAnsi="Yu Gothic" w:eastAsia="Yu Gothic"/>
+              </w:rPr>
+              <w:t>図の色だけでなく数値で領域を確認する。</w:t>
+            </w:r>
+          </w:p>
+        </w:tc>
+      </w:tr>
+      <w:tr>
+        <w:tc>
+          <w:tcPr>
+            <w:tcW w:type="dxa" w:w="3300"/>
+          </w:tcPr>
+          <w:p>
+            <w:pPr>
+              <w:spacing w:after="0"/>
+            </w:pPr>
+            <w:r/>
+            <w:r>
+              <w:rPr>
+                <w:rFonts w:ascii="Yu Gothic" w:hAnsi="Yu Gothic" w:eastAsia="Yu Gothic"/>
+              </w:rPr>
+              <w:t>*_run_log.txt</w:t>
+            </w:r>
+          </w:p>
+        </w:tc>
+        <w:tc>
+          <w:tcPr>
+            <w:tcW w:type="dxa" w:w="3400"/>
+          </w:tcPr>
+          <w:p>
+            <w:pPr>
+              <w:spacing w:after="0"/>
+            </w:pPr>
+            <w:r/>
+            <w:r>
+              <w:rPr>
+                <w:rFonts w:ascii="Yu Gothic" w:hAnsi="Yu Gothic" w:eastAsia="Yu Gothic"/>
+              </w:rPr>
+              <w:t>実行ログ。</w:t>
+            </w:r>
+          </w:p>
+        </w:tc>
+        <w:tc>
+          <w:tcPr>
+            <w:tcW w:type="dxa" w:w="2660"/>
+          </w:tcPr>
+          <w:p>
+            <w:pPr>
+              <w:spacing w:after="0"/>
+            </w:pPr>
+            <w:r/>
+            <w:r>
+              <w:rPr>
+                <w:rFonts w:ascii="Yu Gothic" w:hAnsi="Yu Gothic" w:eastAsia="Yu Gothic"/>
+              </w:rPr>
+              <w:t>pGen計算件数、pGen=0件数、出力先の確認。</w:t>
             </w:r>
           </w:p>
         </w:tc>
@@ -1168,25 +3739,316 @@
         <w:pStyle w:val="Heading1"/>
       </w:pPr>
       <w:r>
-        <w:t>4. Beta1方式を残す理由</w:t>
-      </w:r>
-    </w:p>
-    <w:p>
-      <w:r>
-        <w:t>前任者の図に近い見え方は、unique junction(nt)を1点とし、SHMをmedianにしたBeta1互換unweighted KDEで再現されることが多い。これは多様性寄りの視点であり、single/few-readの点群も山として見えやすい。一方、現在のrow-level方式は各sequence_idのSHM情報を保持するため、情報を潰さない探索に向く。</w:t>
+        <w:t>8. 既定ROI</w:t>
       </w:r>
     </w:p>
     <w:tbl>
       <w:tblPr>
         <w:tblStyle w:val="TableGrid"/>
         <w:tblW w:type="dxa" w:w="9360"/>
+        <w:jc w:val="left"/>
         <w:tblLayout w:type="fixed"/>
         <w:tblLook w:firstColumn="1" w:firstRow="1" w:lastColumn="0" w:lastRow="0" w:noHBand="0" w:noVBand="1" w:val="04A0"/>
         <w:tblInd w:w="120" w:type="dxa"/>
         <w:tblCellMar>
           <w:top w:w="80" w:type="dxa"/>
+          <w:bottom w:w="80" w:type="dxa"/>
           <w:start w:w="120" w:type="dxa"/>
+          <w:end w:w="120" w:type="dxa"/>
+        </w:tblCellMar>
+      </w:tblPr>
+      <w:tblGrid>
+        <w:gridCol w:w="2800"/>
+        <w:gridCol w:w="3500"/>
+        <w:gridCol w:w="3060"/>
+      </w:tblGrid>
+      <w:tr>
+        <w:tc>
+          <w:tcPr>
+            <w:tcW w:type="dxa" w:w="2800"/>
+            <w:vAlign w:val="center"/>
+            <w:shd w:fill="E8EEF5"/>
+          </w:tcPr>
+          <w:p>
+            <w:r/>
+            <w:r>
+              <w:rPr>
+                <w:rFonts w:ascii="Yu Gothic" w:hAnsi="Yu Gothic" w:eastAsia="Yu Gothic"/>
+                <w:b/>
+              </w:rPr>
+              <w:t>ROI名</w:t>
+            </w:r>
+          </w:p>
+        </w:tc>
+        <w:tc>
+          <w:tcPr>
+            <w:tcW w:type="dxa" w:w="3500"/>
+            <w:vAlign w:val="center"/>
+            <w:shd w:fill="E8EEF5"/>
+          </w:tcPr>
+          <w:p>
+            <w:r/>
+            <w:r>
+              <w:rPr>
+                <w:rFonts w:ascii="Yu Gothic" w:hAnsi="Yu Gothic" w:eastAsia="Yu Gothic"/>
+                <w:b/>
+              </w:rPr>
+              <w:t>条件</w:t>
+            </w:r>
+          </w:p>
+        </w:tc>
+        <w:tc>
+          <w:tcPr>
+            <w:tcW w:type="dxa" w:w="3060"/>
+            <w:vAlign w:val="center"/>
+            <w:shd w:fill="E8EEF5"/>
+          </w:tcPr>
+          <w:p>
+            <w:r/>
+            <w:r>
+              <w:rPr>
+                <w:rFonts w:ascii="Yu Gothic" w:hAnsi="Yu Gothic" w:eastAsia="Yu Gothic"/>
+                <w:b/>
+              </w:rPr>
+              <w:t>意図</w:t>
+            </w:r>
+          </w:p>
+        </w:tc>
+      </w:tr>
+      <w:tr>
+        <w:tc>
+          <w:tcPr>
+            <w:tcW w:type="dxa" w:w="2800"/>
+          </w:tcPr>
+          <w:p>
+            <w:pPr>
+              <w:spacing w:after="0"/>
+            </w:pPr>
+            <w:r/>
+            <w:r>
+              <w:rPr>
+                <w:rFonts w:ascii="Yu Gothic" w:hAnsi="Yu Gothic" w:eastAsia="Yu Gothic"/>
+              </w:rPr>
+              <w:t>beta1_low_shm_high_pgen</w:t>
+            </w:r>
+          </w:p>
+        </w:tc>
+        <w:tc>
+          <w:tcPr>
+            <w:tcW w:type="dxa" w:w="3500"/>
+          </w:tcPr>
+          <w:p>
+            <w:pPr>
+              <w:spacing w:after="0"/>
+            </w:pPr>
+            <w:r/>
+            <w:r>
+              <w:rPr>
+                <w:rFonts w:ascii="Yu Gothic" w:hAnsi="Yu Gothic" w:eastAsia="Yu Gothic"/>
+              </w:rPr>
+              <w:t>-16 &lt; log10_pgen &lt; -9 and 0 &lt;= SHM &lt; 2</w:t>
+            </w:r>
+          </w:p>
+        </w:tc>
+        <w:tc>
+          <w:tcPr>
+            <w:tcW w:type="dxa" w:w="3060"/>
+          </w:tcPr>
+          <w:p>
+            <w:pPr>
+              <w:spacing w:after="0"/>
+            </w:pPr>
+            <w:r/>
+            <w:r>
+              <w:rPr>
+                <w:rFonts w:ascii="Yu Gothic" w:hAnsi="Yu Gothic" w:eastAsia="Yu Gothic"/>
+              </w:rPr>
+              <w:t>旧Beta1資料で議論した低SHM・高pGen領域。</w:t>
+            </w:r>
+          </w:p>
+        </w:tc>
+      </w:tr>
+      <w:tr>
+        <w:tc>
+          <w:tcPr>
+            <w:tcW w:type="dxa" w:w="2800"/>
+          </w:tcPr>
+          <w:p>
+            <w:pPr>
+              <w:spacing w:after="0"/>
+            </w:pPr>
+            <w:r/>
+            <w:r>
+              <w:rPr>
+                <w:rFonts w:ascii="Yu Gothic" w:hAnsi="Yu Gothic" w:eastAsia="Yu Gothic"/>
+              </w:rPr>
+              <w:t>low_shm_core</w:t>
+            </w:r>
+          </w:p>
+        </w:tc>
+        <w:tc>
+          <w:tcPr>
+            <w:tcW w:type="dxa" w:w="3500"/>
+          </w:tcPr>
+          <w:p>
+            <w:pPr>
+              <w:spacing w:after="0"/>
+            </w:pPr>
+            <w:r/>
+            <w:r>
+              <w:rPr>
+                <w:rFonts w:ascii="Yu Gothic" w:hAnsi="Yu Gothic" w:eastAsia="Yu Gothic"/>
+              </w:rPr>
+              <w:t>-15 &lt;= log10_pgen &lt; -10 and 0 &lt;= SHM &lt; 2</w:t>
+            </w:r>
+          </w:p>
+        </w:tc>
+        <w:tc>
+          <w:tcPr>
+            <w:tcW w:type="dxa" w:w="3060"/>
+          </w:tcPr>
+          <w:p>
+            <w:pPr>
+              <w:spacing w:after="0"/>
+            </w:pPr>
+            <w:r/>
+            <w:r>
+              <w:rPr>
+                <w:rFonts w:ascii="Yu Gothic" w:hAnsi="Yu Gothic" w:eastAsia="Yu Gothic"/>
+              </w:rPr>
+              <w:t>より保守的な低SHM中心領域。</w:t>
+            </w:r>
+          </w:p>
+        </w:tc>
+      </w:tr>
+      <w:tr>
+        <w:tc>
+          <w:tcPr>
+            <w:tcW w:type="dxa" w:w="2800"/>
+          </w:tcPr>
+          <w:p>
+            <w:pPr>
+              <w:spacing w:after="0"/>
+            </w:pPr>
+            <w:r/>
+            <w:r>
+              <w:rPr>
+                <w:rFonts w:ascii="Yu Gothic" w:hAnsi="Yu Gothic" w:eastAsia="Yu Gothic"/>
+              </w:rPr>
+              <w:t>low_shm_broad</w:t>
+            </w:r>
+          </w:p>
+        </w:tc>
+        <w:tc>
+          <w:tcPr>
+            <w:tcW w:type="dxa" w:w="3500"/>
+          </w:tcPr>
+          <w:p>
+            <w:pPr>
+              <w:spacing w:after="0"/>
+            </w:pPr>
+            <w:r/>
+            <w:r>
+              <w:rPr>
+                <w:rFonts w:ascii="Yu Gothic" w:hAnsi="Yu Gothic" w:eastAsia="Yu Gothic"/>
+              </w:rPr>
+              <w:t>-16 &lt;= log10_pgen &lt; -5 and 0 &lt;= SHM &lt; 3</w:t>
+            </w:r>
+          </w:p>
+        </w:tc>
+        <w:tc>
+          <w:tcPr>
+            <w:tcW w:type="dxa" w:w="3060"/>
+          </w:tcPr>
+          <w:p>
+            <w:pPr>
+              <w:spacing w:after="0"/>
+            </w:pPr>
+            <w:r/>
+            <w:r>
+              <w:rPr>
+                <w:rFonts w:ascii="Yu Gothic" w:hAnsi="Yu Gothic" w:eastAsia="Yu Gothic"/>
+              </w:rPr>
+              <w:t>低SHM領域を広めに確認する補助領域。</w:t>
+            </w:r>
+          </w:p>
+        </w:tc>
+      </w:tr>
+      <w:tr>
+        <w:tc>
+          <w:tcPr>
+            <w:tcW w:type="dxa" w:w="2800"/>
+          </w:tcPr>
+          <w:p>
+            <w:pPr>
+              <w:spacing w:after="0"/>
+            </w:pPr>
+            <w:r/>
+            <w:r>
+              <w:rPr>
+                <w:rFonts w:ascii="Yu Gothic" w:hAnsi="Yu Gothic" w:eastAsia="Yu Gothic"/>
+              </w:rPr>
+              <w:t>main_mid_high_shm_reference</w:t>
+            </w:r>
+          </w:p>
+        </w:tc>
+        <w:tc>
+          <w:tcPr>
+            <w:tcW w:type="dxa" w:w="3500"/>
+          </w:tcPr>
+          <w:p>
+            <w:pPr>
+              <w:spacing w:after="0"/>
+            </w:pPr>
+            <w:r/>
+            <w:r>
+              <w:rPr>
+                <w:rFonts w:ascii="Yu Gothic" w:hAnsi="Yu Gothic" w:eastAsia="Yu Gothic"/>
+              </w:rPr>
+              <w:t>-21 &lt;= log10_pgen &lt; -10 and 5 &lt;= SHM &lt; 15</w:t>
+            </w:r>
+          </w:p>
+        </w:tc>
+        <w:tc>
+          <w:tcPr>
+            <w:tcW w:type="dxa" w:w="3060"/>
+          </w:tcPr>
+          <w:p>
+            <w:pPr>
+              <w:spacing w:after="0"/>
+            </w:pPr>
+            <w:r/>
+            <w:r>
+              <w:rPr>
+                <w:rFonts w:ascii="Yu Gothic" w:hAnsi="Yu Gothic" w:eastAsia="Yu Gothic"/>
+              </w:rPr>
+              <w:t>中から高SHMの主集団参照。</w:t>
+            </w:r>
+          </w:p>
+        </w:tc>
+      </w:tr>
+    </w:tbl>
+    <w:p/>
+    <w:p>
+      <w:pPr>
+        <w:pStyle w:val="Heading1"/>
+      </w:pPr>
+      <w:r>
+        <w:t>9. 議論したポイントと現行判断</w:t>
+      </w:r>
+    </w:p>
+    <w:tbl>
+      <w:tblPr>
+        <w:tblStyle w:val="TableGrid"/>
+        <w:tblW w:type="dxa" w:w="9360"/>
+        <w:jc w:val="left"/>
+        <w:tblLayout w:type="fixed"/>
+        <w:tblLook w:firstColumn="1" w:firstRow="1" w:lastColumn="0" w:lastRow="0" w:noHBand="0" w:noVBand="1" w:val="04A0"/>
+        <w:tblInd w:w="120" w:type="dxa"/>
+        <w:tblCellMar>
+          <w:top w:w="80" w:type="dxa"/>
           <w:bottom w:w="80" w:type="dxa"/>
+          <w:start w:w="120" w:type="dxa"/>
           <w:end w:w="120" w:type="dxa"/>
         </w:tblCellMar>
       </w:tblPr>
@@ -1195,9 +4057,6 @@
         <w:gridCol w:w="6860"/>
       </w:tblGrid>
       <w:tr>
-        <w:trPr>
-          <w:tblHeader w:val="true"/>
-        </w:trPr>
         <w:tc>
           <w:tcPr>
             <w:tcW w:type="dxa" w:w="2500"/>
@@ -1205,13 +4064,11 @@
             <w:shd w:fill="E8EEF5"/>
           </w:tcPr>
           <w:p>
-            <w:pPr>
-              <w:jc w:val="center"/>
-            </w:pPr>
+            <w:r/>
             <w:r>
               <w:rPr>
+                <w:rFonts w:ascii="Yu Gothic" w:hAnsi="Yu Gothic" w:eastAsia="Yu Gothic"/>
                 <w:b/>
-                <w:color w:val="0B2545"/>
               </w:rPr>
               <w:t>論点</w:t>
             </w:r>
@@ -1224,15 +4081,13 @@
             <w:shd w:fill="E8EEF5"/>
           </w:tcPr>
           <w:p>
-            <w:pPr>
-              <w:jc w:val="center"/>
-            </w:pPr>
+            <w:r/>
             <w:r>
               <w:rPr>
+                <w:rFonts w:ascii="Yu Gothic" w:hAnsi="Yu Gothic" w:eastAsia="Yu Gothic"/>
                 <w:b/>
-                <w:color w:val="0B2545"/>
               </w:rPr>
-              <w:t>現在の判断</w:t>
+              <w:t>現行判断</w:t>
             </w:r>
           </w:p>
         </w:tc>
@@ -1244,10 +4099,14 @@
           </w:tcPr>
           <w:p>
             <w:pPr>
-              <w:spacing w:after="40"/>
+              <w:spacing w:after="0"/>
             </w:pPr>
+            <w:r/>
             <w:r>
-              <w:t>medianにするか</w:t>
+              <w:rPr>
+                <w:rFonts w:ascii="Yu Gothic" w:hAnsi="Yu Gothic" w:eastAsia="Yu Gothic"/>
+              </w:rPr>
+              <w:t>各sequence_idを潰すか</w:t>
             </w:r>
           </w:p>
         </w:tc>
@@ -1257,10 +4116,14 @@
           </w:tcPr>
           <w:p>
             <w:pPr>
-              <w:spacing w:after="40"/>
+              <w:spacing w:after="0"/>
             </w:pPr>
+            <w:r/>
             <w:r>
-              <w:t>主解析ではmedianに潰さず各点を残す。Beta1互換では旧比較用にmedianを残す。</w:t>
+              <w:rPr>
+                <w:rFonts w:ascii="Yu Gothic" w:hAnsi="Yu Gothic" w:eastAsia="Yu Gothic"/>
+              </w:rPr>
+              <w:t>主解析はrow-levelで保持する。同じjunction_aaでもSHMが異なるため、median化は主解析では行わない。</w:t>
             </w:r>
           </w:p>
         </w:tc>
@@ -1272,10 +4135,14 @@
           </w:tcPr>
           <w:p>
             <w:pPr>
-              <w:spacing w:after="40"/>
+              <w:spacing w:after="0"/>
             </w:pPr>
+            <w:r/>
             <w:r>
-              <w:t>scatterとKDEの差</w:t>
+              <w:rPr>
+                <w:rFonts w:ascii="Yu Gothic" w:hAnsi="Yu Gothic" w:eastAsia="Yu Gothic"/>
+              </w:rPr>
+              <w:t>同一座標が複数ある場合</w:t>
             </w:r>
           </w:p>
         </w:tc>
@@ -1285,10 +4152,14 @@
           </w:tcPr>
           <w:p>
             <w:pPr>
-              <w:spacing w:after="40"/>
+              <w:spacing w:after="0"/>
             </w:pPr>
+            <w:r/>
             <w:r>
-              <w:t>scatterは存在確認、KDEは密度表示。KDEで消えたように見える群もscatter/log-density/ROIで確認する。</w:t>
+              <w:rPr>
+                <w:rFonts w:ascii="Yu Gothic" w:hAnsi="Yu Gothic" w:eastAsia="Yu Gothic"/>
+              </w:rPr>
+              <w:t>row-level Excel/TSVでは各行を保持し、描画時はsame_xy_count/plot_weightで重なりや重みを表す。</w:t>
             </w:r>
           </w:p>
         </w:tc>
@@ -1300,10 +4171,14 @@
           </w:tcPr>
           <w:p>
             <w:pPr>
-              <w:spacing w:after="40"/>
+              <w:spacing w:after="0"/>
             </w:pPr>
+            <w:r/>
             <w:r>
-              <w:t>weightedを押すか</w:t>
+              <w:rPr>
+                <w:rFonts w:ascii="Yu Gothic" w:hAnsi="Yu Gothic" w:eastAsia="Yu Gothic"/>
+              </w:rPr>
+              <w:t>Beta1互換出力</w:t>
             </w:r>
           </w:p>
         </w:tc>
@@ -1313,10 +4188,14 @@
           </w:tcPr>
           <w:p>
             <w:pPr>
-              <w:spacing w:after="40"/>
+              <w:spacing w:after="0"/>
             </w:pPr>
+            <w:r/>
             <w:r>
-              <w:t>生物学的に観測read量を重視する場合、row-level weighted KDEを主図候補にできる。</w:t>
+              <w:rPr>
+                <w:rFonts w:ascii="Yu Gothic" w:hAnsi="Yu Gothic" w:eastAsia="Yu Gothic"/>
+              </w:rPr>
+              <w:t>前任者法との比較用に残す。unique junction単位、SHM medianであり、主解析とは区別する。</w:t>
             </w:r>
           </w:p>
         </w:tc>
@@ -1328,10 +4207,14 @@
           </w:tcPr>
           <w:p>
             <w:pPr>
-              <w:spacing w:after="40"/>
+              <w:spacing w:after="0"/>
             </w:pPr>
+            <w:r/>
             <w:r>
-              <w:t>前任者図との比較</w:t>
+              <w:rPr>
+                <w:rFonts w:ascii="Yu Gothic" w:hAnsi="Yu Gothic" w:eastAsia="Yu Gothic"/>
+              </w:rPr>
+              <w:t>KDEの見え方</w:t>
             </w:r>
           </w:p>
         </w:tc>
@@ -1341,10 +4224,122 @@
           </w:tcPr>
           <w:p>
             <w:pPr>
-              <w:spacing w:after="40"/>
+              <w:spacing w:after="0"/>
             </w:pPr>
+            <w:r/>
             <w:r>
-              <w:t>Beta1互換unweighted KDEが最も近い場合がある。主張図とは別に比較図として保持する。</w:t>
+              <w:rPr>
+                <w:rFonts w:ascii="Yu Gothic" w:hAnsi="Yu Gothic" w:eastAsia="Yu Gothic"/>
+              </w:rPr>
+              <w:t>linear KDEは主集団を強調し低密度集団が見えにくいことがある。scatterとlog-density KDEを併用する。</w:t>
+            </w:r>
+          </w:p>
+        </w:tc>
+      </w:tr>
+      <w:tr>
+        <w:tc>
+          <w:tcPr>
+            <w:tcW w:type="dxa" w:w="2500"/>
+          </w:tcPr>
+          <w:p>
+            <w:pPr>
+              <w:spacing w:after="0"/>
+            </w:pPr>
+            <w:r/>
+            <w:r>
+              <w:rPr>
+                <w:rFonts w:ascii="Yu Gothic" w:hAnsi="Yu Gothic" w:eastAsia="Yu Gothic"/>
+              </w:rPr>
+              <w:t>weighted KDE</w:t>
+            </w:r>
+          </w:p>
+        </w:tc>
+        <w:tc>
+          <w:tcPr>
+            <w:tcW w:type="dxa" w:w="6860"/>
+          </w:tcPr>
+          <w:p>
+            <w:pPr>
+              <w:spacing w:after="0"/>
+            </w:pPr>
+            <w:r/>
+            <w:r>
+              <w:rPr>
+                <w:rFonts w:ascii="Yu Gothic" w:hAnsi="Yu Gothic" w:eastAsia="Yu Gothic"/>
+              </w:rPr>
+              <w:t>観測read量を反映するため生物学的主図候補になり得るが、PCR増幅やsamplingの影響も受ける。</w:t>
+            </w:r>
+          </w:p>
+        </w:tc>
+      </w:tr>
+      <w:tr>
+        <w:tc>
+          <w:tcPr>
+            <w:tcW w:type="dxa" w:w="2500"/>
+          </w:tcPr>
+          <w:p>
+            <w:pPr>
+              <w:spacing w:after="0"/>
+            </w:pPr>
+            <w:r/>
+            <w:r>
+              <w:rPr>
+                <w:rFonts w:ascii="Yu Gothic" w:hAnsi="Yu Gothic" w:eastAsia="Yu Gothic"/>
+              </w:rPr>
+              <w:t>pGen=0</w:t>
+            </w:r>
+          </w:p>
+        </w:tc>
+        <w:tc>
+          <w:tcPr>
+            <w:tcW w:type="dxa" w:w="6860"/>
+          </w:tcPr>
+          <w:p>
+            <w:pPr>
+              <w:spacing w:after="0"/>
+            </w:pPr>
+            <w:r/>
+            <w:r>
+              <w:rPr>
+                <w:rFonts w:ascii="Yu Gothic" w:hAnsi="Yu Gothic" w:eastAsia="Yu Gothic"/>
+              </w:rPr>
+              <w:t>生成されやすい方向ではなく、OLGA上0またはモデル外。plotから除外し、row-level表には残す。</w:t>
+            </w:r>
+          </w:p>
+        </w:tc>
+      </w:tr>
+      <w:tr>
+        <w:tc>
+          <w:tcPr>
+            <w:tcW w:type="dxa" w:w="2500"/>
+          </w:tcPr>
+          <w:p>
+            <w:pPr>
+              <w:spacing w:after="0"/>
+            </w:pPr>
+            <w:r/>
+            <w:r>
+              <w:rPr>
+                <w:rFonts w:ascii="Yu Gothic" w:hAnsi="Yu Gothic" w:eastAsia="Yu Gothic"/>
+              </w:rPr>
+              <w:t>junction_aaの先頭C/末尾W/F</w:t>
+            </w:r>
+          </w:p>
+        </w:tc>
+        <w:tc>
+          <w:tcPr>
+            <w:tcW w:type="dxa" w:w="6860"/>
+          </w:tcPr>
+          <w:p>
+            <w:pPr>
+              <w:spacing w:after="0"/>
+            </w:pPr>
+            <w:r/>
+            <w:r>
+              <w:rPr>
+                <w:rFonts w:ascii="Yu Gothic" w:hAnsi="Yu Gothic" w:eastAsia="Yu Gothic"/>
+              </w:rPr>
+              <w:t>現行では必須条件にしない。マージ済み配列由来AIRRでは非canonicalな配列も探索対象として残す。</w:t>
             </w:r>
           </w:p>
         </w:tc>
@@ -1356,86 +4351,60 @@
         <w:pStyle w:val="Heading1"/>
       </w:pPr>
       <w:r>
-        <w:t>5. ROI summaryの既定領域</w:t>
+        <w:t>10. 再現チェックリスト</w:t>
       </w:r>
     </w:p>
     <w:tbl>
       <w:tblPr>
         <w:tblStyle w:val="TableGrid"/>
         <w:tblW w:type="dxa" w:w="9360"/>
+        <w:jc w:val="left"/>
         <w:tblLayout w:type="fixed"/>
         <w:tblLook w:firstColumn="1" w:firstRow="1" w:lastColumn="0" w:lastRow="0" w:noHBand="0" w:noVBand="1" w:val="04A0"/>
         <w:tblInd w:w="120" w:type="dxa"/>
         <w:tblCellMar>
           <w:top w:w="80" w:type="dxa"/>
+          <w:bottom w:w="80" w:type="dxa"/>
           <w:start w:w="120" w:type="dxa"/>
-          <w:bottom w:w="80" w:type="dxa"/>
           <w:end w:w="120" w:type="dxa"/>
         </w:tblCellMar>
       </w:tblPr>
       <w:tblGrid>
-        <w:gridCol w:w="2500"/>
-        <w:gridCol w:w="3500"/>
-        <w:gridCol w:w="3360"/>
+        <w:gridCol w:w="2200"/>
+        <w:gridCol w:w="7160"/>
       </w:tblGrid>
       <w:tr>
-        <w:trPr>
-          <w:tblHeader w:val="true"/>
-        </w:trPr>
         <w:tc>
           <w:tcPr>
-            <w:tcW w:type="dxa" w:w="2500"/>
+            <w:tcW w:type="dxa" w:w="2200"/>
             <w:vAlign w:val="center"/>
             <w:shd w:fill="E8EEF5"/>
           </w:tcPr>
           <w:p>
-            <w:pPr>
-              <w:jc w:val="center"/>
-            </w:pPr>
+            <w:r/>
             <w:r>
               <w:rPr>
+                <w:rFonts w:ascii="Yu Gothic" w:hAnsi="Yu Gothic" w:eastAsia="Yu Gothic"/>
                 <w:b/>
-                <w:color w:val="0B2545"/>
               </w:rPr>
-              <w:t>ROI名</w:t>
+              <w:t>確認</w:t>
             </w:r>
           </w:p>
         </w:tc>
         <w:tc>
           <w:tcPr>
-            <w:tcW w:type="dxa" w:w="3500"/>
+            <w:tcW w:type="dxa" w:w="7160"/>
             <w:vAlign w:val="center"/>
             <w:shd w:fill="E8EEF5"/>
           </w:tcPr>
           <w:p>
-            <w:pPr>
-              <w:jc w:val="center"/>
-            </w:pPr>
+            <w:r/>
             <w:r>
               <w:rPr>
+                <w:rFonts w:ascii="Yu Gothic" w:hAnsi="Yu Gothic" w:eastAsia="Yu Gothic"/>
                 <w:b/>
-                <w:color w:val="0B2545"/>
               </w:rPr>
-              <w:t>条件</w:t>
-            </w:r>
-          </w:p>
-        </w:tc>
-        <w:tc>
-          <w:tcPr>
-            <w:tcW w:type="dxa" w:w="3360"/>
-            <w:vAlign w:val="center"/>
-            <w:shd w:fill="E8EEF5"/>
-          </w:tcPr>
-          <w:p>
-            <w:pPr>
-              <w:jc w:val="center"/>
-            </w:pPr>
-            <w:r>
-              <w:rPr>
-                <w:b/>
-                <w:color w:val="0B2545"/>
-              </w:rPr>
-              <w:t>目的</w:t>
+              <w:t>期待される状態</w:t>
             </w:r>
           </w:p>
         </w:tc>
@@ -1443,40 +4412,35 @@
       <w:tr>
         <w:tc>
           <w:tcPr>
-            <w:tcW w:type="dxa" w:w="2500"/>
+            <w:tcW w:type="dxa" w:w="2200"/>
           </w:tcPr>
           <w:p>
             <w:pPr>
-              <w:spacing w:after="40"/>
+              <w:spacing w:after="0"/>
             </w:pPr>
+            <w:r/>
             <w:r>
-              <w:t>beta1_low_shm_high_pgen</w:t>
+              <w:rPr>
+                <w:rFonts w:ascii="Yu Gothic" w:hAnsi="Yu Gothic" w:eastAsia="Yu Gothic"/>
+              </w:rPr>
+              <w:t>入力</w:t>
             </w:r>
           </w:p>
         </w:tc>
         <w:tc>
           <w:tcPr>
-            <w:tcW w:type="dxa" w:w="3500"/>
+            <w:tcW w:type="dxa" w:w="7160"/>
           </w:tcPr>
           <w:p>
             <w:pPr>
-              <w:spacing w:after="40"/>
+              <w:spacing w:after="0"/>
             </w:pPr>
+            <w:r/>
             <w:r>
-              <w:t>-16 &lt; log10_pgen &lt; -9 and 0 &lt;= SHM &lt; 2</w:t>
-            </w:r>
-          </w:p>
-        </w:tc>
-        <w:tc>
-          <w:tcPr>
-            <w:tcW w:type="dxa" w:w="3360"/>
-          </w:tcPr>
-          <w:p>
-            <w:pPr>
-              <w:spacing w:after="40"/>
-            </w:pPr>
-            <w:r>
-              <w:t>旧Beta1資料で注目した低SHM・高pGen領域。</w:t>
+              <w:rPr>
+                <w:rFonts w:ascii="Yu Gothic" w:hAnsi="Yu Gothic" w:eastAsia="Yu Gothic"/>
+              </w:rPr>
+              <w:t>IgBLAST AIRR outfmt 19 TSVを選んでいる。FASTAを直接入力していない。</w:t>
             </w:r>
           </w:p>
         </w:tc>
@@ -1484,40 +4448,35 @@
       <w:tr>
         <w:tc>
           <w:tcPr>
-            <w:tcW w:type="dxa" w:w="2500"/>
+            <w:tcW w:type="dxa" w:w="2200"/>
           </w:tcPr>
           <w:p>
             <w:pPr>
-              <w:spacing w:after="40"/>
+              <w:spacing w:after="0"/>
             </w:pPr>
+            <w:r/>
             <w:r>
-              <w:t>low_shm_core</w:t>
+              <w:rPr>
+                <w:rFonts w:ascii="Yu Gothic" w:hAnsi="Yu Gothic" w:eastAsia="Yu Gothic"/>
+              </w:rPr>
+              <w:t>Check setup</w:t>
             </w:r>
           </w:p>
         </w:tc>
         <w:tc>
           <w:tcPr>
-            <w:tcW w:type="dxa" w:w="3500"/>
+            <w:tcW w:type="dxa" w:w="7160"/>
           </w:tcPr>
           <w:p>
             <w:pPr>
-              <w:spacing w:after="40"/>
+              <w:spacing w:after="0"/>
             </w:pPr>
+            <w:r/>
             <w:r>
-              <w:t>-15 &lt;= log10_pgen &lt; -10 and 0 &lt;= SHM &lt; 2</w:t>
-            </w:r>
-          </w:p>
-        </w:tc>
-        <w:tc>
-          <w:tcPr>
-            <w:tcW w:type="dxa" w:w="3360"/>
-          </w:tcPr>
-          <w:p>
-            <w:pPr>
-              <w:spacing w:after="40"/>
-            </w:pPr>
-            <w:r>
-              <w:t>右下集団のコア領域確認。</w:t>
+              <w:rPr>
+                <w:rFonts w:ascii="Yu Gothic" w:hAnsi="Yu Gothic" w:eastAsia="Yu Gothic"/>
+              </w:rPr>
+              <w:t>numpy, matplotlib, scipy, olga, openpyxlとOLGA human_B_heavyが利用可能。</w:t>
             </w:r>
           </w:p>
         </w:tc>
@@ -1525,40 +4484,35 @@
       <w:tr>
         <w:tc>
           <w:tcPr>
-            <w:tcW w:type="dxa" w:w="2500"/>
+            <w:tcW w:type="dxa" w:w="2200"/>
           </w:tcPr>
           <w:p>
             <w:pPr>
-              <w:spacing w:after="40"/>
+              <w:spacing w:after="0"/>
             </w:pPr>
+            <w:r/>
             <w:r>
-              <w:t>low_shm_broad</w:t>
+              <w:rPr>
+                <w:rFonts w:ascii="Yu Gothic" w:hAnsi="Yu Gothic" w:eastAsia="Yu Gothic"/>
+              </w:rPr>
+              <w:t>pGen cache</w:t>
             </w:r>
           </w:p>
         </w:tc>
         <w:tc>
           <w:tcPr>
-            <w:tcW w:type="dxa" w:w="3500"/>
+            <w:tcW w:type="dxa" w:w="7160"/>
           </w:tcPr>
           <w:p>
             <w:pPr>
-              <w:spacing w:after="40"/>
+              <w:spacing w:after="0"/>
             </w:pPr>
+            <w:r/>
             <w:r>
-              <w:t>-16 &lt;= log10_pgen &lt; -5 and 0 &lt;= SHM &lt; 3</w:t>
-            </w:r>
-          </w:p>
-        </w:tc>
-        <w:tc>
-          <w:tcPr>
-            <w:tcW w:type="dxa" w:w="3360"/>
-          </w:tcPr>
-          <w:p>
-            <w:pPr>
-              <w:spacing w:after="40"/>
-            </w:pPr>
-            <w:r>
-              <w:t>低SHM側を広めに拾う確認領域。</w:t>
+              <w:rPr>
+                <w:rFonts w:ascii="Yu Gothic" w:hAnsi="Yu Gothic" w:eastAsia="Yu Gothic"/>
+              </w:rPr>
+              <w:t>デフォルトはRecalculate all pGen ON。既存cacheを信用せず再計算する。</w:t>
             </w:r>
           </w:p>
         </w:tc>
@@ -1566,257 +4520,35 @@
       <w:tr>
         <w:tc>
           <w:tcPr>
-            <w:tcW w:type="dxa" w:w="2500"/>
+            <w:tcW w:type="dxa" w:w="2200"/>
           </w:tcPr>
           <w:p>
             <w:pPr>
-              <w:spacing w:after="40"/>
+              <w:spacing w:after="0"/>
             </w:pPr>
+            <w:r/>
             <w:r>
-              <w:t>main_mid_high_shm_reference</w:t>
+              <w:rPr>
+                <w:rFonts w:ascii="Yu Gothic" w:hAnsi="Yu Gothic" w:eastAsia="Yu Gothic"/>
+              </w:rPr>
+              <w:t>pGen workers</w:t>
             </w:r>
           </w:p>
         </w:tc>
         <w:tc>
           <w:tcPr>
-            <w:tcW w:type="dxa" w:w="3500"/>
+            <w:tcW w:type="dxa" w:w="7160"/>
           </w:tcPr>
           <w:p>
             <w:pPr>
-              <w:spacing w:after="40"/>
+              <w:spacing w:after="0"/>
             </w:pPr>
-            <w:r>
-              <w:t>-21 &lt;= log10_pgen &lt; -10 and 5 &lt;= SHM &lt; 15</w:t>
-            </w:r>
-          </w:p>
-        </w:tc>
-        <w:tc>
-          <w:tcPr>
-            <w:tcW w:type="dxa" w:w="3360"/>
-          </w:tcPr>
-          <w:p>
-            <w:pPr>
-              <w:spacing w:after="40"/>
-            </w:pPr>
-            <w:r>
-              <w:t>主集団との比較用。</w:t>
-            </w:r>
-          </w:p>
-        </w:tc>
-      </w:tr>
-    </w:tbl>
-    <w:p/>
-    <w:p>
-      <w:pPr>
-        <w:pStyle w:val="Heading1"/>
-      </w:pPr>
-      <w:r>
-        <w:t>6. 推奨する見方</w:t>
-      </w:r>
-    </w:p>
-    <w:p>
-      <w:pPr>
-        <w:pStyle w:val="ListNumber"/>
-        <w:spacing w:after="80" w:line="300" w:lineRule="auto"/>
-        <w:ind w:left="540" w:hanging="271"/>
-      </w:pPr>
-      <w:r>
-        <w:t>まずrow-level Excel/TSVとQC summaryで、採用行数、pGen=0、locus除外、V alignment情報を確認する。</w:t>
-      </w:r>
-    </w:p>
-    <w:p>
-      <w:pPr>
-        <w:pStyle w:val="ListNumber"/>
-        <w:spacing w:after="80" w:line="300" w:lineRule="auto"/>
-        <w:ind w:left="540" w:hanging="271"/>
-      </w:pPr>
-      <w:r>
-        <w:t>scatterで低SHM・高pGenなどの点が存在するか確認する。</w:t>
-      </w:r>
-    </w:p>
-    <w:p>
-      <w:pPr>
-        <w:pStyle w:val="ListNumber"/>
-        <w:spacing w:after="80" w:line="300" w:lineRule="auto"/>
-        <w:ind w:left="540" w:hanging="271"/>
-      </w:pPr>
-      <w:r>
-        <w:t>row-level weighted KDEを観測read量を反映した主図候補として見る。</w:t>
-      </w:r>
-    </w:p>
-    <w:p>
-      <w:pPr>
-        <w:pStyle w:val="ListNumber"/>
-        <w:spacing w:after="80" w:line="300" w:lineRule="auto"/>
-        <w:ind w:left="540" w:hanging="271"/>
-      </w:pPr>
-      <w:r>
-        <w:t>linear KDEで見えない低密度群はlog-density KDEとROI summaryで確認する。</w:t>
-      </w:r>
-    </w:p>
-    <w:p>
-      <w:pPr>
-        <w:pStyle w:val="ListNumber"/>
-        <w:spacing w:after="80" w:line="300" w:lineRule="auto"/>
-        <w:ind w:left="540" w:hanging="271"/>
-      </w:pPr>
-      <w:r>
-        <w:t>前任者図や旧解析との比較にはBeta1互換unweighted KDEを使う。</w:t>
-      </w:r>
-    </w:p>
-    <w:p>
-      <w:pPr>
-        <w:pStyle w:val="Heading1"/>
-      </w:pPr>
-      <w:r>
-        <w:t>7. 議論点と今後の改善案</w:t>
-      </w:r>
-    </w:p>
-    <w:p>
-      <w:pPr>
-        <w:pStyle w:val="ListBullet"/>
-        <w:spacing w:after="80" w:line="300" w:lineRule="auto"/>
-        <w:ind w:left="540" w:hanging="271"/>
-      </w:pPr>
-      <w:r>
-        <w:t>pGen-SHM plotは探索的解析であり、現時点で唯一の正解はない。複数の見方を残す方針が妥当。</w:t>
-      </w:r>
-    </w:p>
-    <w:p>
-      <w:pPr>
-        <w:pStyle w:val="ListBullet"/>
-        <w:spacing w:after="80" w:line="300" w:lineRule="auto"/>
-        <w:ind w:left="540" w:hanging="271"/>
-      </w:pPr>
-      <w:r>
-        <w:t>row-level weighted KDEは生物学的な存在量を反映しやすいが、PCR増幅やsamplingの影響も併せて考える。</w:t>
-      </w:r>
-    </w:p>
-    <w:p>
-      <w:pPr>
-        <w:pStyle w:val="ListBullet"/>
-        <w:spacing w:after="80" w:line="300" w:lineRule="auto"/>
-        <w:ind w:left="540" w:hanging="271"/>
-      </w:pPr>
-      <w:r>
-        <w:t>Beta1互換unweighted KDEは多様性寄りで、少数readの集団を見つけやすい。</w:t>
-      </w:r>
-    </w:p>
-    <w:p>
-      <w:pPr>
-        <w:pStyle w:val="ListBullet"/>
-        <w:spacing w:after="80" w:line="300" w:lineRule="auto"/>
-        <w:ind w:left="540" w:hanging="271"/>
-      </w:pPr>
-      <w:r>
-        <w:t>log-density KDEは低密度群の見落としを避ける確認図であり、主図としては広がりすぎる場合がある。</w:t>
-      </w:r>
-    </w:p>
-    <w:p>
-      <w:pPr>
-        <w:pStyle w:val="ListBullet"/>
-        <w:spacing w:after="80" w:line="300" w:lineRule="auto"/>
-        <w:ind w:left="540" w:hanging="271"/>
-      </w:pPr>
-      <w:r>
-        <w:t>将来的にはROIをGUIで設定可能にする、KDE bandwidthを複数出力する、V alignment length別の感度解析を追加する余地がある。</w:t>
-      </w:r>
-    </w:p>
-    <w:p>
-      <w:pPr>
-        <w:pStyle w:val="Heading1"/>
-      </w:pPr>
-      <w:r>
-        <w:rPr>
-          <w:color w:val="2E74B5"/>
-        </w:rPr>
-        <w:t>8. 解析フローと採用フィルタ</w:t>
-      </w:r>
-    </w:p>
-    <w:p>
-      <w:r>
-        <w:t>現在の解析フローは、マージした配列からIgBLAST AIRR TSVを作成し、そのAIRR TSVにフィルタを適用した後、採用row-level Excel/TSVを中心データとして保存する流れである。FASTAを本GUIへ直接入れるのではなく、前段でAIRR TSV化済みのデータを入力する。</w:t>
-      </w:r>
-    </w:p>
-    <w:p>
-      <w:r>
-        <w:t>productiveはIgBLAST/AIRRの総合判定であり、V-Jがin-frameであること、stop codonを含まないこと等を反映する。したがって、vj_in_frameとstop_codonはproductiveとは独立した別概念の主フィルタではなく、AIRR TSVに列がある場合だけproductive判定の内訳を補助確認し、矛盾行を除くための安全確認として扱う。</w:t>
-      </w:r>
-    </w:p>
-    <w:tbl>
-      <w:tblPr>
-        <w:tblStyle w:val="TableGrid"/>
-        <w:tblW w:type="dxa" w:w="9360"/>
-        <w:tblLayout w:type="fixed"/>
-        <w:tblLook w:firstColumn="1" w:firstRow="1" w:lastColumn="0" w:lastRow="0" w:noHBand="0" w:noVBand="1" w:val="04A0"/>
-        <w:tblInd w:w="120" w:type="dxa"/>
-        <w:tblCellMar>
-          <w:top w:w="80" w:type="dxa"/>
-          <w:start w:w="120" w:type="dxa"/>
-          <w:bottom w:w="80" w:type="dxa"/>
-          <w:end w:w="120" w:type="dxa"/>
-        </w:tblCellMar>
-      </w:tblPr>
-      <w:tblGrid>
-        <w:gridCol w:w="1900"/>
-        <w:gridCol w:w="4200"/>
-        <w:gridCol w:w="3260"/>
-      </w:tblGrid>
-      <w:tr>
-        <w:tc>
-          <w:tcPr>
-            <w:tcW w:type="dxa" w:w="1900"/>
-            <w:vAlign w:val="center"/>
-            <w:shd w:fill="E8EEF5"/>
-          </w:tcPr>
-          <w:p>
-            <w:pPr>
-              <w:jc w:val="center"/>
-            </w:pPr>
+            <w:r/>
             <w:r>
               <w:rPr>
-                <w:b/>
-                <w:color w:val="0B2545"/>
+                <w:rFonts w:ascii="Yu Gothic" w:hAnsi="Yu Gothic" w:eastAsia="Yu Gothic"/>
               </w:rPr>
-              <w:t>段階</w:t>
-            </w:r>
-          </w:p>
-        </w:tc>
-        <w:tc>
-          <w:tcPr>
-            <w:tcW w:type="dxa" w:w="4200"/>
-            <w:vAlign w:val="center"/>
-            <w:shd w:fill="E8EEF5"/>
-          </w:tcPr>
-          <w:p>
-            <w:pPr>
-              <w:jc w:val="center"/>
-            </w:pPr>
-            <w:r>
-              <w:rPr>
-                <w:b/>
-                <w:color w:val="0B2545"/>
-              </w:rPr>
-              <w:t>処理内容</w:t>
-            </w:r>
-          </w:p>
-        </w:tc>
-        <w:tc>
-          <w:tcPr>
-            <w:tcW w:type="dxa" w:w="3260"/>
-            <w:vAlign w:val="center"/>
-            <w:shd w:fill="E8EEF5"/>
-          </w:tcPr>
-          <w:p>
-            <w:pPr>
-              <w:jc w:val="center"/>
-            </w:pPr>
-            <w:r>
-              <w:rPr>
-                <w:b/>
-                <w:color w:val="0B2545"/>
-              </w:rPr>
-              <w:t>主な出力・確認点</w:t>
+              <w:t>通常は6。10など高い値は環境によって停止する可能性がある。</w:t>
             </w:r>
           </w:p>
         </w:tc>
@@ -1824,40 +4556,35 @@
       <w:tr>
         <w:tc>
           <w:tcPr>
-            <w:tcW w:type="dxa" w:w="1900"/>
+            <w:tcW w:type="dxa" w:w="2200"/>
           </w:tcPr>
           <w:p>
             <w:pPr>
-              <w:spacing w:after="40"/>
+              <w:spacing w:after="0"/>
             </w:pPr>
+            <w:r/>
             <w:r>
-              <w:t>1. merged sequence</w:t>
+              <w:rPr>
+                <w:rFonts w:ascii="Yu Gothic" w:hAnsi="Yu Gothic" w:eastAsia="Yu Gothic"/>
+              </w:rPr>
+              <w:t>フィルタ</w:t>
             </w:r>
           </w:p>
         </w:tc>
         <w:tc>
           <w:tcPr>
-            <w:tcW w:type="dxa" w:w="4200"/>
+            <w:tcW w:type="dxa" w:w="7160"/>
           </w:tcPr>
           <w:p>
             <w:pPr>
-              <w:spacing w:after="40"/>
+              <w:spacing w:after="0"/>
             </w:pPr>
+            <w:r/>
             <w:r>
-              <w:t>前段GUIまたは別工程でマージ済み配列を作成する。</w:t>
-            </w:r>
-          </w:p>
-        </w:tc>
-        <w:tc>
-          <w:tcPr>
-            <w:tcW w:type="dxa" w:w="3260"/>
-          </w:tcPr>
-          <w:p>
-            <w:pPr>
-              <w:spacing w:after="40"/>
-            </w:pPr>
-            <w:r>
-              <w:t>このGUIの直接入力ではない。</w:t>
+              <w:rPr>
+                <w:rFonts w:ascii="Yu Gothic" w:hAnsi="Yu Gothic" w:eastAsia="Yu Gothic"/>
+              </w:rPr>
+              <w:t>*_qc_summary.tsvとrun logで除外件数と採用件数を確認する。</w:t>
             </w:r>
           </w:p>
         </w:tc>
@@ -1865,40 +4592,35 @@
       <w:tr>
         <w:tc>
           <w:tcPr>
-            <w:tcW w:type="dxa" w:w="1900"/>
+            <w:tcW w:type="dxa" w:w="2200"/>
           </w:tcPr>
           <w:p>
             <w:pPr>
-              <w:spacing w:after="40"/>
+              <w:spacing w:after="0"/>
             </w:pPr>
+            <w:r/>
             <w:r>
-              <w:t>2. IgBLAST AIRR</w:t>
+              <w:rPr>
+                <w:rFonts w:ascii="Yu Gothic" w:hAnsi="Yu Gothic" w:eastAsia="Yu Gothic"/>
+              </w:rPr>
+              <w:t>中心データ</w:t>
             </w:r>
           </w:p>
         </w:tc>
         <w:tc>
           <w:tcPr>
-            <w:tcW w:type="dxa" w:w="4200"/>
+            <w:tcW w:type="dxa" w:w="7160"/>
           </w:tcPr>
           <w:p>
             <w:pPr>
-              <w:spacing w:after="40"/>
+              <w:spacing w:after="0"/>
             </w:pPr>
+            <w:r/>
             <w:r>
-              <w:t>マージ済み配列をIgBLAST -outfmt 19でAIRR TSVにする。</w:t>
-            </w:r>
-          </w:p>
-        </w:tc>
-        <w:tc>
-          <w:tcPr>
-            <w:tcW w:type="dxa" w:w="3260"/>
-          </w:tcPr>
-          <w:p>
-            <w:pPr>
-              <w:spacing w:after="40"/>
-            </w:pPr>
-            <w:r>
-              <w:t>*.igblast.airr.tsv</w:t>
+              <w:rPr>
+                <w:rFonts w:ascii="Yu Gothic" w:hAnsi="Yu Gothic" w:eastAsia="Yu Gothic"/>
+              </w:rPr>
+              <w:t>*_pgen_shm_rows.xlsxの行数がフィルタ後採用行数と一致する。</w:t>
             </w:r>
           </w:p>
         </w:tc>
@@ -1906,40 +4628,35 @@
       <w:tr>
         <w:tc>
           <w:tcPr>
-            <w:tcW w:type="dxa" w:w="1900"/>
+            <w:tcW w:type="dxa" w:w="2200"/>
           </w:tcPr>
           <w:p>
             <w:pPr>
-              <w:spacing w:after="40"/>
+              <w:spacing w:after="0"/>
             </w:pPr>
+            <w:r/>
             <w:r>
-              <w:t>3. filter</w:t>
+              <w:rPr>
+                <w:rFonts w:ascii="Yu Gothic" w:hAnsi="Yu Gothic" w:eastAsia="Yu Gothic"/>
+              </w:rPr>
+              <w:t>plot</w:t>
             </w:r>
           </w:p>
         </w:tc>
         <w:tc>
           <w:tcPr>
-            <w:tcW w:type="dxa" w:w="4200"/>
+            <w:tcW w:type="dxa" w:w="7160"/>
           </w:tcPr>
           <w:p>
             <w:pPr>
-              <w:spacing w:after="40"/>
+              <w:spacing w:after="0"/>
             </w:pPr>
+            <w:r/>
             <w:r>
-              <w:t>productive, locus, junction, junction_aa等で採用行を決める。</w:t>
-            </w:r>
-          </w:p>
-        </w:tc>
-        <w:tc>
-          <w:tcPr>
-            <w:tcW w:type="dxa" w:w="3260"/>
-          </w:tcPr>
-          <w:p>
-            <w:pPr>
-              <w:spacing w:after="40"/>
-            </w:pPr>
-            <w:r>
-              <w:t>QC summaryに除外件数を記録。</w:t>
+              <w:rPr>
+                <w:rFonts w:ascii="Yu Gothic" w:hAnsi="Yu Gothic" w:eastAsia="Yu Gothic"/>
+              </w:rPr>
+              <w:t>pGen=0行は表に残るが、pGen-SHM plotには出ない。</w:t>
             </w:r>
           </w:p>
         </w:tc>
@@ -1947,538 +4664,41 @@
       <w:tr>
         <w:tc>
           <w:tcPr>
-            <w:tcW w:type="dxa" w:w="1900"/>
+            <w:tcW w:type="dxa" w:w="2200"/>
           </w:tcPr>
           <w:p>
             <w:pPr>
-              <w:spacing w:after="40"/>
+              <w:spacing w:after="0"/>
             </w:pPr>
+            <w:r/>
             <w:r>
-              <w:t>4. row-level Excel/TSV</w:t>
+              <w:rPr>
+                <w:rFonts w:ascii="Yu Gothic" w:hAnsi="Yu Gothic" w:eastAsia="Yu Gothic"/>
+              </w:rPr>
+              <w:t>解釈</w:t>
             </w:r>
           </w:p>
         </w:tc>
         <w:tc>
           <w:tcPr>
-            <w:tcW w:type="dxa" w:w="4200"/>
+            <w:tcW w:type="dxa" w:w="7160"/>
           </w:tcPr>
           <w:p>
             <w:pPr>
-              <w:spacing w:after="40"/>
+              <w:spacing w:after="0"/>
             </w:pPr>
+            <w:r/>
             <w:r>
-              <w:t>採用AIRR各行を潰さず、sequence_idごとにpGenとSHMを付与する。</w:t>
-            </w:r>
-          </w:p>
-        </w:tc>
-        <w:tc>
-          <w:tcPr>
-            <w:tcW w:type="dxa" w:w="3260"/>
-          </w:tcPr>
-          <w:p>
-            <w:pPr>
-              <w:spacing w:after="40"/>
-            </w:pPr>
-            <w:r>
-              <w:t>*_pgen_shm_rows.xlsx / *_pgen_shm_points.tsv</w:t>
-            </w:r>
-          </w:p>
-        </w:tc>
-      </w:tr>
-      <w:tr>
-        <w:tc>
-          <w:tcPr>
-            <w:tcW w:type="dxa" w:w="1900"/>
-          </w:tcPr>
-          <w:p>
-            <w:pPr>
-              <w:spacing w:after="40"/>
-            </w:pPr>
-            <w:r>
-              <w:t>5. plots/tables</w:t>
-            </w:r>
-          </w:p>
-        </w:tc>
-        <w:tc>
-          <w:tcPr>
-            <w:tcW w:type="dxa" w:w="4200"/>
-          </w:tcPr>
-          <w:p>
-            <w:pPr>
-              <w:spacing w:after="40"/>
-            </w:pPr>
-            <w:r>
-              <w:t>中心データからscatter, KDE, log-density, Beta1互換, ROI summaryを作る。</w:t>
-            </w:r>
-          </w:p>
-        </w:tc>
-        <w:tc>
-          <w:tcPr>
-            <w:tcW w:type="dxa" w:w="3260"/>
-          </w:tcPr>
-          <w:p>
-            <w:pPr>
-              <w:spacing w:after="40"/>
-            </w:pPr>
-            <w:r>
-              <w:t>複数の見方を併用して解釈。</w:t>
+              <w:rPr>
+                <w:rFonts w:ascii="Yu Gothic" w:hAnsi="Yu Gothic" w:eastAsia="Yu Gothic"/>
+              </w:rPr>
+              <w:t>主図だけで判断せず、scatter、weighted KDE、log-density KDE、ROI summaryを併用する。</w:t>
             </w:r>
           </w:p>
         </w:tc>
       </w:tr>
     </w:tbl>
     <w:p/>
-    <w:tbl>
-      <w:tblPr>
-        <w:tblStyle w:val="TableGrid"/>
-        <w:tblW w:type="dxa" w:w="9360"/>
-        <w:tblLayout w:type="fixed"/>
-        <w:tblLook w:firstColumn="1" w:firstRow="1" w:lastColumn="0" w:lastRow="0" w:noHBand="0" w:noVBand="1" w:val="04A0"/>
-        <w:tblInd w:w="120" w:type="dxa"/>
-        <w:tblCellMar>
-          <w:top w:w="80" w:type="dxa"/>
-          <w:start w:w="120" w:type="dxa"/>
-          <w:bottom w:w="80" w:type="dxa"/>
-          <w:end w:w="120" w:type="dxa"/>
-        </w:tblCellMar>
-      </w:tblPr>
-      <w:tblGrid>
-        <w:gridCol w:w="1900"/>
-        <w:gridCol w:w="4300"/>
-        <w:gridCol w:w="3160"/>
-      </w:tblGrid>
-      <w:tr>
-        <w:tc>
-          <w:tcPr>
-            <w:tcW w:type="dxa" w:w="1900"/>
-            <w:vAlign w:val="center"/>
-            <w:shd w:fill="E8EEF5"/>
-          </w:tcPr>
-          <w:p>
-            <w:pPr>
-              <w:jc w:val="center"/>
-            </w:pPr>
-            <w:r>
-              <w:rPr>
-                <w:b/>
-                <w:color w:val="0B2545"/>
-              </w:rPr>
-              <w:t>フィルタ</w:t>
-            </w:r>
-          </w:p>
-        </w:tc>
-        <w:tc>
-          <w:tcPr>
-            <w:tcW w:type="dxa" w:w="4300"/>
-            <w:vAlign w:val="center"/>
-            <w:shd w:fill="E8EEF5"/>
-          </w:tcPr>
-          <w:p>
-            <w:pPr>
-              <w:jc w:val="center"/>
-            </w:pPr>
-            <w:r>
-              <w:rPr>
-                <w:b/>
-                <w:color w:val="0B2545"/>
-              </w:rPr>
-              <w:t>採用条件</w:t>
-            </w:r>
-          </w:p>
-        </w:tc>
-        <w:tc>
-          <w:tcPr>
-            <w:tcW w:type="dxa" w:w="3160"/>
-            <w:vAlign w:val="center"/>
-            <w:shd w:fill="E8EEF5"/>
-          </w:tcPr>
-          <w:p>
-            <w:pPr>
-              <w:jc w:val="center"/>
-            </w:pPr>
-            <w:r>
-              <w:rPr>
-                <w:b/>
-                <w:color w:val="0B2545"/>
-              </w:rPr>
-              <w:t>補足</w:t>
-            </w:r>
-          </w:p>
-        </w:tc>
-      </w:tr>
-      <w:tr>
-        <w:tc>
-          <w:tcPr>
-            <w:tcW w:type="dxa" w:w="1900"/>
-          </w:tcPr>
-          <w:p>
-            <w:pPr>
-              <w:spacing w:after="40"/>
-            </w:pPr>
-            <w:r>
-              <w:t>locus</w:t>
-            </w:r>
-          </w:p>
-        </w:tc>
-        <w:tc>
-          <w:tcPr>
-            <w:tcW w:type="dxa" w:w="4300"/>
-          </w:tcPr>
-          <w:p>
-            <w:pPr>
-              <w:spacing w:after="40"/>
-            </w:pPr>
-            <w:r>
-              <w:t>基本はIGH。locus列がありIGH以外なら除外。空欄locusは保持しQCに記録。</w:t>
-            </w:r>
-          </w:p>
-        </w:tc>
-        <w:tc>
-          <w:tcPr>
-            <w:tcW w:type="dxa" w:w="3160"/>
-          </w:tcPr>
-          <w:p>
-            <w:pPr>
-              <w:spacing w:after="40"/>
-            </w:pPr>
-            <w:r>
-              <w:t>OLGA human_B_heavyを使うため。</w:t>
-            </w:r>
-          </w:p>
-        </w:tc>
-      </w:tr>
-      <w:tr>
-        <w:tc>
-          <w:tcPr>
-            <w:tcW w:type="dxa" w:w="1900"/>
-          </w:tcPr>
-          <w:p>
-            <w:pPr>
-              <w:spacing w:after="40"/>
-            </w:pPr>
-            <w:r>
-              <w:t>productive</w:t>
-            </w:r>
-          </w:p>
-        </w:tc>
-        <w:tc>
-          <w:tcPr>
-            <w:tcW w:type="dxa" w:w="4300"/>
-          </w:tcPr>
-          <w:p>
-            <w:r>
-              <w:t>productive == Tを主条件として採用。</w:t>
-            </w:r>
-          </w:p>
-        </w:tc>
-        <w:tc>
-          <w:tcPr>
-            <w:tcW w:type="dxa" w:w="3160"/>
-          </w:tcPr>
-          <w:p>
-            <w:r>
-              <w:t>IgBLAST/AIRRの総合判定。V-J in-frame、stop codonなし等を反映するため、下記2条件は補助確認として扱う。</w:t>
-            </w:r>
-          </w:p>
-        </w:tc>
-      </w:tr>
-      <w:tr>
-        <w:tc>
-          <w:tcPr>
-            <w:tcW w:type="dxa" w:w="1900"/>
-          </w:tcPr>
-          <w:p>
-            <w:pPr>
-              <w:spacing w:after="40"/>
-            </w:pPr>
-            <w:r>
-              <w:t>vj_in_frame</w:t>
-            </w:r>
-          </w:p>
-        </w:tc>
-        <w:tc>
-          <w:tcPr>
-            <w:tcW w:type="dxa" w:w="4300"/>
-          </w:tcPr>
-          <w:p>
-            <w:r>
-              <w:t>列がある場合のみTを採用。</w:t>
-            </w:r>
-          </w:p>
-        </w:tc>
-        <w:tc>
-          <w:tcPr>
-            <w:tcW w:type="dxa" w:w="3160"/>
-          </w:tcPr>
-          <w:p>
-            <w:r>
-              <w:t>productive判定の内訳確認。列がない場合はこの条件を適用しない。</w:t>
-            </w:r>
-          </w:p>
-        </w:tc>
-      </w:tr>
-      <w:tr>
-        <w:tc>
-          <w:tcPr>
-            <w:tcW w:type="dxa" w:w="1900"/>
-          </w:tcPr>
-          <w:p>
-            <w:pPr>
-              <w:spacing w:after="40"/>
-            </w:pPr>
-            <w:r>
-              <w:t>stop_codon</w:t>
-            </w:r>
-          </w:p>
-        </w:tc>
-        <w:tc>
-          <w:tcPr>
-            <w:tcW w:type="dxa" w:w="4300"/>
-          </w:tcPr>
-          <w:p>
-            <w:r>
-              <w:t>列がある場合のみFまたはFalseを採用。</w:t>
-            </w:r>
-          </w:p>
-        </w:tc>
-        <w:tc>
-          <w:tcPr>
-            <w:tcW w:type="dxa" w:w="3160"/>
-          </w:tcPr>
-          <w:p>
-            <w:r>
-              <w:t>productive判定の内訳確認。列がない場合はこの条件を適用しない。</w:t>
-            </w:r>
-          </w:p>
-        </w:tc>
-      </w:tr>
-      <w:tr>
-        <w:tc>
-          <w:tcPr>
-            <w:tcW w:type="dxa" w:w="1900"/>
-          </w:tcPr>
-          <w:p>
-            <w:pPr>
-              <w:spacing w:after="40"/>
-            </w:pPr>
-            <w:r>
-              <w:t>junction nt</w:t>
-            </w:r>
-          </w:p>
-        </w:tc>
-        <w:tc>
-          <w:tcPr>
-            <w:tcW w:type="dxa" w:w="4300"/>
-          </w:tcPr>
-          <w:p>
-            <w:pPr>
-              <w:spacing w:after="40"/>
-            </w:pPr>
-            <w:r>
-              <w:t>空欄でなくA/C/G/Tのみ。Nや記号を含むものは除外。</w:t>
-            </w:r>
-          </w:p>
-        </w:tc>
-        <w:tc>
-          <w:tcPr>
-            <w:tcW w:type="dxa" w:w="3160"/>
-          </w:tcPr>
-          <w:p>
-            <w:pPr>
-              <w:spacing w:after="40"/>
-            </w:pPr>
-            <w:r>
-              <w:t>Beta1互換集計とjunction品質確認のため。</w:t>
-            </w:r>
-          </w:p>
-        </w:tc>
-      </w:tr>
-      <w:tr>
-        <w:tc>
-          <w:tcPr>
-            <w:tcW w:type="dxa" w:w="1900"/>
-          </w:tcPr>
-          <w:p>
-            <w:pPr>
-              <w:spacing w:after="40"/>
-            </w:pPr>
-            <w:r>
-              <w:t>junction_aa</w:t>
-            </w:r>
-          </w:p>
-        </w:tc>
-        <w:tc>
-          <w:tcPr>
-            <w:tcW w:type="dxa" w:w="4300"/>
-          </w:tcPr>
-          <w:p>
-            <w:pPr>
-              <w:spacing w:after="40"/>
-            </w:pPr>
-            <w:r>
-              <w:t>空欄でなく、*やXを含まない英字。</w:t>
-            </w:r>
-          </w:p>
-        </w:tc>
-        <w:tc>
-          <w:tcPr>
-            <w:tcW w:type="dxa" w:w="3160"/>
-          </w:tcPr>
-          <w:p>
-            <w:pPr>
-              <w:spacing w:after="40"/>
-            </w:pPr>
-            <w:r>
-              <w:t>pGen計算に不適なAAを除外。</w:t>
-            </w:r>
-          </w:p>
-        </w:tc>
-      </w:tr>
-      <w:tr>
-        <w:tc>
-          <w:tcPr>
-            <w:tcW w:type="dxa" w:w="1900"/>
-          </w:tcPr>
-          <w:p>
-            <w:pPr>
-              <w:spacing w:after="40"/>
-            </w:pPr>
-            <w:r>
-              <w:t>junction_aa canonical</w:t>
-            </w:r>
-          </w:p>
-        </w:tc>
-        <w:tc>
-          <w:tcPr>
-            <w:tcW w:type="dxa" w:w="4300"/>
-          </w:tcPr>
-          <w:p>
-            <w:pPr>
-              <w:spacing w:after="40"/>
-            </w:pPr>
-            <w:r>
-              <w:t>先頭C、末尾W/Fは現行の必須条件ではない。</w:t>
-            </w:r>
-          </w:p>
-        </w:tc>
-        <w:tc>
-          <w:tcPr>
-            <w:tcW w:type="dxa" w:w="3160"/>
-          </w:tcPr>
-          <w:p>
-            <w:pPr>
-              <w:spacing w:after="40"/>
-            </w:pPr>
-            <w:r>
-              <w:t>マージ済み配列由来AIRRでは非canonicalも残し、pGen=0等として確認する。</w:t>
-            </w:r>
-          </w:p>
-        </w:tc>
-      </w:tr>
-      <w:tr>
-        <w:tc>
-          <w:tcPr>
-            <w:tcW w:type="dxa" w:w="1900"/>
-          </w:tcPr>
-          <w:p>
-            <w:pPr>
-              <w:spacing w:after="40"/>
-            </w:pPr>
-            <w:r>
-              <w:t>V alignment length</w:t>
-            </w:r>
-          </w:p>
-        </w:tc>
-        <w:tc>
-          <w:tcPr>
-            <w:tcW w:type="dxa" w:w="4300"/>
-          </w:tcPr>
-          <w:p>
-            <w:pPr>
-              <w:spacing w:after="40"/>
-            </w:pPr>
-            <w:r>
-              <w:t>既定では下限0。GUIでMin V alignment lengthを設定した場合のみ除外。</w:t>
-            </w:r>
-          </w:p>
-        </w:tc>
-        <w:tc>
-          <w:tcPr>
-            <w:tcW w:type="dxa" w:w="3160"/>
-          </w:tcPr>
-          <w:p>
-            <w:pPr>
-              <w:spacing w:after="40"/>
-            </w:pPr>
-            <w:r>
-              <w:t>短いV alignment由来SHMの感度解析用。</w:t>
-            </w:r>
-          </w:p>
-        </w:tc>
-      </w:tr>
-    </w:tbl>
-    <w:p/>
-    <w:p>
-      <w:pPr>
-        <w:pStyle w:val="Heading1"/>
-      </w:pPr>
-      <w:r>
-        <w:rPr>
-          <w:color w:val="2E74B5"/>
-        </w:rPr>
-        <w:t>9. pGen=0の扱いと意味</w:t>
-      </w:r>
-    </w:p>
-    <w:p>
-      <w:r>
-        <w:t>pGen=0は、OLGA human_B_heavyモデル上でそのjunction_aaの生成確率が0、またはモデル外として扱われることを意味する。これは「生成されやすい」方向ではなく、最も生成されにくい側である。log10(pGen)が計算できないためplotからは除外するが、採用row-level Excel/TSVには残し、件数をrun logやQCで確認できるようにする。</w:t>
-      </w:r>
-    </w:p>
-    <w:p>
-      <w:pPr>
-        <w:pStyle w:val="ListBullet"/>
-        <w:spacing w:after="80"/>
-      </w:pPr>
-      <w:r>
-        <w:t>pGenは大きいほど生成されやすい。例: 1e-10は1e-20より生成されやすい。</w:t>
-      </w:r>
-    </w:p>
-    <w:p>
-      <w:pPr>
-        <w:pStyle w:val="ListBullet"/>
-        <w:spacing w:after="80"/>
-      </w:pPr>
-      <w:r>
-        <w:t>pGen=0は概念的にはlog10(pGen) = -infinity側であり、2D plotのx軸に置けない。</w:t>
-      </w:r>
-    </w:p>
-    <w:p>
-      <w:pPr>
-        <w:pStyle w:val="ListBullet"/>
-        <w:spacing w:after="80"/>
-      </w:pPr>
-      <w:r>
-        <w:t>我々の出力済みデータではrow-levelで約0.27%がpGen=0であり、plot全体への影響は小さい。</w:t>
-      </w:r>
-    </w:p>
-    <w:p>
-      <w:pPr>
-        <w:pStyle w:val="ListBullet"/>
-        <w:spacing w:after="80"/>
-      </w:pPr>
-      <w:r>
-        <w:t>pGen=0例には、junction_aaの先頭がCでない、末尾がW/Fでない、または極端に長い配列が多い。</w:t>
-      </w:r>
-    </w:p>
-    <w:p>
-      <w:pPr>
-        <w:pStyle w:val="ListBullet"/>
-        <w:spacing w:after="80"/>
-      </w:pPr>
-      <w:r>
-        <w:t>非canonical junction_aaは直ちに削除せず、探索段階では中間表に残して後から確認できるようにする。</w:t>
-      </w:r>
-    </w:p>
     <w:sectPr>
       <w:footerReference w:type="default" r:id="rId9"/>
       <w:pgSz w:w="12240" w:h="15840"/>
@@ -2499,10 +4719,11 @@
     </w:pPr>
     <w:r>
       <w:rPr>
-        <w:color w:val="555555"/>
-        <w:sz w:val="16"/>
-      </w:rPr>
-      <w:t>pGen-SHM specification / row-level center and beta1-compatible views</w:t>
+        <w:rFonts w:ascii="Yu Gothic" w:hAnsi="Yu Gothic" w:eastAsia="Yu Gothic"/>
+        <w:color w:val="666666"/>
+        <w:sz w:val="18"/>
+      </w:rPr>
+      <w:t>pGen-SHM workflow specification</w:t>
     </w:r>
   </w:p>
 </w:ftr>
@@ -2875,7 +5096,7 @@
       <w:spacing w:after="120" w:line="300" w:lineRule="auto"/>
     </w:pPr>
     <w:rPr>
-      <w:rFonts w:ascii="Calibri" w:hAnsi="Calibri"/>
+      <w:rFonts w:ascii="Yu Gothic" w:hAnsi="Yu Gothic" w:eastAsia="Yu Gothic"/>
       <w:sz w:val="22"/>
     </w:rPr>
   </w:style>
@@ -2934,11 +5155,11 @@
     <w:pPr>
       <w:keepNext/>
       <w:keepLines/>
-      <w:spacing w:before="360" w:after="200"/>
+      <w:spacing w:before="360" w:after="200" w:line="300" w:lineRule="auto"/>
       <w:outlineLvl w:val="0"/>
     </w:pPr>
     <w:rPr>
-      <w:rFonts w:asciiTheme="majorHAnsi" w:eastAsiaTheme="majorEastAsia" w:hAnsiTheme="majorHAnsi" w:cstheme="majorBidi" w:ascii="Calibri" w:hAnsi="Calibri"/>
+      <w:rFonts w:asciiTheme="majorHAnsi" w:eastAsiaTheme="majorEastAsia" w:hAnsiTheme="majorHAnsi" w:cstheme="majorBidi" w:ascii="Yu Gothic" w:hAnsi="Yu Gothic" w:eastAsia="Yu Gothic"/>
       <w:b/>
       <w:bCs/>
       <w:color w:val="2E74B5"/>
@@ -2958,11 +5179,11 @@
     <w:pPr>
       <w:keepNext/>
       <w:keepLines/>
-      <w:spacing w:before="280" w:after="140"/>
+      <w:spacing w:before="280" w:after="140" w:line="300" w:lineRule="auto"/>
       <w:outlineLvl w:val="1"/>
     </w:pPr>
     <w:rPr>
-      <w:rFonts w:asciiTheme="majorHAnsi" w:eastAsiaTheme="majorEastAsia" w:hAnsiTheme="majorHAnsi" w:cstheme="majorBidi" w:ascii="Calibri" w:hAnsi="Calibri"/>
+      <w:rFonts w:asciiTheme="majorHAnsi" w:eastAsiaTheme="majorEastAsia" w:hAnsiTheme="majorHAnsi" w:cstheme="majorBidi" w:ascii="Yu Gothic" w:hAnsi="Yu Gothic" w:eastAsia="Yu Gothic"/>
       <w:b/>
       <w:bCs/>
       <w:color w:val="2E74B5"/>
@@ -2982,11 +5203,11 @@
     <w:pPr>
       <w:keepNext/>
       <w:keepLines/>
-      <w:spacing w:before="200" w:after="100"/>
+      <w:spacing w:before="200" w:after="100" w:line="300" w:lineRule="auto"/>
       <w:outlineLvl w:val="2"/>
     </w:pPr>
     <w:rPr>
-      <w:rFonts w:asciiTheme="majorHAnsi" w:eastAsiaTheme="majorEastAsia" w:hAnsiTheme="majorHAnsi" w:cstheme="majorBidi" w:ascii="Calibri" w:hAnsi="Calibri"/>
+      <w:rFonts w:asciiTheme="majorHAnsi" w:eastAsiaTheme="majorEastAsia" w:hAnsiTheme="majorHAnsi" w:cstheme="majorBidi" w:ascii="Yu Gothic" w:hAnsi="Yu Gothic" w:eastAsia="Yu Gothic"/>
       <w:b/>
       <w:bCs/>
       <w:color w:val="1F4D78"/>

--- a/TSVからpGen-SHMデータ作成仕様書_20260607.docx
+++ b/TSVからpGen-SHMデータ作成仕様書_20260607.docx
@@ -92,6 +92,16 @@
       </w:pPr>
       <w:r>
         <w:t>中心データは、フィルタ後のAIRR各行を原則sequence_id単位で保持するrow-level Excel/TSVである。同じjunction_aaでもSHMが異なる可能性があるため、主解析ではmedianに潰さず、まず各行を残す。</w:t>
+      </w:r>
+    </w:p>
+    <w:p>
+      <w:r>
+        <w:t>この解析の基本思想は、必要な情報を1行に揃えたrow-levelデータをまず作ることである。ここでいう必要な情報とは、sequence_id、junction、junction_aa、SHM、pGen、log10_pGen、重み、参考AIRR列である。以後のpGen分布、SHM分布、pGen-SHM scatter、KDE、ROI summaryは、この中心データから派生して作成する。</w:t>
+      </w:r>
+    </w:p>
+    <w:p>
+      <w:r>
+        <w:t>この構成にすると、図の見え方に疑問が出た場合でも、必ずrow-level Excel/TSVに戻って、どのsequence_idがどのpGen・SHMを持っていたかを確認できる。したがって、図を先に作るのではなく、まず検証可能な中間データを固定し、そこから複数の表示を作る方針とする。</w:t>
       </w:r>
     </w:p>
     <w:tbl>
@@ -334,6 +344,16 @@
       </w:pPr>
       <w:r>
         <w:t>2. 全体フロー</w:t>
+      </w:r>
+    </w:p>
+    <w:p>
+      <w:r>
+        <w:t>全体フローの中では、段階5のrow-level Excel/TSVが最も重要なチェックポイントである。AIRR TSVから直接図を作るのではなく、採用フィルタを通過した行にpGenとSHMを付与した表を作り、その表を解析の中心に置く。</w:t>
+      </w:r>
+    </w:p>
+    <w:p>
+      <w:r>
+        <w:t>このため、再現時にはまずrun logとQC summaryで採用行数を確認し、次にrow-level Excel/TSVで列と値を確認し、その後に各図表を確認する順番がよい。</w:t>
       </w:r>
     </w:p>
     <w:tbl>
@@ -2054,6 +2074,16 @@
     </w:p>
     <w:p>
       <w:r>
+        <w:t>row-level Excel/TSVは、解析結果であると同時に監査用データである。フィルタ後のAIRR 1行を原則1行として保持し、そこへpGenとSHMを付与する。したがって、入力AIRRで採用されたsequence_idが10,000行なら、基本的にはrow-level表にも10,000行が残る。</w:t>
+      </w:r>
+    </w:p>
+    <w:p>
+      <w:r>
+        <w:t>同じjunction_aaが複数行に出ても、それらを1行にまとめない。同じjunction_aaは同じpGenを持つが、V領域のv_identityが違えばSHMは変わるためである。ここをmedianで潰すと、pGen-SHM上の縦方向のばらつきや、低SHM集団の存在を見落とす可能性がある。</w:t>
+      </w:r>
+    </w:p>
+    <w:p>
+      <w:r>
         <w:t>row-level Excel/TSVは本解析の中心データである。内部ではunique junction_aaごとにpGenをまとめて計算しても、出力ではフィルタ後のAIRR各行をsequence_id単位で保持する。</w:t>
       </w:r>
     </w:p>
@@ -2615,6 +2645,31 @@
       </w:pPr>
       <w:r>
         <w:t>6. pGen-SHM plotの作成</w:t>
+      </w:r>
+    </w:p>
+    <w:p>
+      <w:r>
+        <w:t>pGen-SHM plotでは、横軸をlog10_pGen、縦軸をSHM(%Mutation)とする。主解析ではrow-level表の1行、すなわちフィルタ後のAIRR 1行を1点の候補とする。pGenはその行のjunction_aaから計算し、SHMは同じ行のv_identityから計算する。</w:t>
+      </w:r>
+    </w:p>
+    <w:p>
+      <w:r>
+        <w:t>同じjunction_aaが複数行に存在する場合、それらは同じx座標を共有する。一方でSHMが異なればy座標が異なるため、縦方向に別々の点として残る。これは、同じCDR3 AAでもV領域のmutation状態が異なることを保持するためである。</w:t>
+      </w:r>
+    </w:p>
+    <w:p>
+      <w:r>
+        <w:t>同じjunction_aaかつ同じSHMになり、log10_pGenとSHMが完全に同じ座標になる行も理論上はあり得る。この場合でもrow-level Excel/TSVでは各sequence_id行を削除しない。描画時だけ同一座標をまとめ、same_xy_countやplot_weightとして点サイズやKDE重みに反映する。v_identityは小数を含むため完全一致は多くない想定だが、一致した場合も情報を失わない設計である。</w:t>
+      </w:r>
+    </w:p>
+    <w:p>
+      <w:r>
+        <w:t>pGen=0の行はrow-level表には残すが、log10(0)が定義できないためpGen-SHM plotには描画しない。pGen=0がどの程度あるか、どのjunction_aaで起きたかは、row-level表とrun logで確認する。</w:t>
+      </w:r>
+    </w:p>
+    <w:p>
+      <w:r>
+        <w:t>KDEは点の密度を滑らかに表示する補助図である。linear KDEは主集団を見やすくする一方で低密度集団が目立ちにくいことがあるため、scatter、weighted KDE、log-density KDE、ROI summaryを併用して判断する。</w:t>
       </w:r>
     </w:p>
     <w:tbl>
